--- a/results.docx
+++ b/results.docx
@@ -147,6 +147,174 @@
           <w:lang w:val="en-US"/>
         </w:rPr>
         <w:t>Mean reward per env (averaged over episodes): 14.528</w:t>
+      </w:r>
+    </w:p>
+    <w:p>
+      <w:pPr>
+        <w:pStyle w:val="Normal"/>
+        <w:rPr>
+          <w:b w:val="false"/>
+          <w:b w:val="false"/>
+          <w:bCs w:val="false"/>
+          <w:sz w:val="24"/>
+          <w:szCs w:val="24"/>
+          <w:highlight w:val="none"/>
+          <w:shd w:fill="auto" w:val="clear"/>
+        </w:rPr>
+      </w:pPr>
+      <w:r>
+        <w:rPr>
+          <w:b w:val="false"/>
+          <w:bCs w:val="false"/>
+          <w:sz w:val="24"/>
+          <w:szCs w:val="24"/>
+          <w:shd w:fill="auto" w:val="clear"/>
+        </w:rPr>
+      </w:r>
+    </w:p>
+    <w:p>
+      <w:pPr>
+        <w:pStyle w:val="Normal"/>
+        <w:rPr>
+          <w:b w:val="false"/>
+          <w:b w:val="false"/>
+          <w:bCs w:val="false"/>
+          <w:sz w:val="30"/>
+          <w:szCs w:val="30"/>
+          <w:highlight w:val="none"/>
+          <w:shd w:fill="auto" w:val="clear"/>
+        </w:rPr>
+      </w:pPr>
+      <w:r>
+        <w:rPr>
+          <w:b/>
+          <w:bCs/>
+          <w:sz w:val="30"/>
+          <w:szCs w:val="30"/>
+          <w:shd w:fill="auto" w:val="clear"/>
+          <w:lang w:val="en-US"/>
+        </w:rPr>
+        <w:t>Audio two sounds</w:t>
+      </w:r>
+    </w:p>
+    <w:p>
+      <w:pPr>
+        <w:pStyle w:val="Normal"/>
+        <w:rPr>
+          <w:b w:val="false"/>
+          <w:b w:val="false"/>
+          <w:bCs w:val="false"/>
+          <w:sz w:val="24"/>
+          <w:szCs w:val="24"/>
+          <w:highlight w:val="none"/>
+          <w:shd w:fill="auto" w:val="clear"/>
+        </w:rPr>
+      </w:pPr>
+      <w:r>
+        <w:rPr>
+          <w:b w:val="false"/>
+          <w:bCs w:val="false"/>
+          <w:sz w:val="24"/>
+          <w:szCs w:val="24"/>
+          <w:shd w:fill="auto" w:val="clear"/>
+        </w:rPr>
+        <w:t>=== Inference Summary ===</w:t>
+      </w:r>
+    </w:p>
+    <w:p>
+      <w:pPr>
+        <w:pStyle w:val="Normal"/>
+        <w:rPr>
+          <w:b w:val="false"/>
+          <w:b w:val="false"/>
+          <w:bCs w:val="false"/>
+          <w:sz w:val="24"/>
+          <w:szCs w:val="24"/>
+          <w:highlight w:val="none"/>
+          <w:shd w:fill="auto" w:val="clear"/>
+        </w:rPr>
+      </w:pPr>
+      <w:r>
+        <w:rPr>
+          <w:b w:val="false"/>
+          <w:bCs w:val="false"/>
+          <w:sz w:val="24"/>
+          <w:szCs w:val="24"/>
+          <w:shd w:fill="auto" w:val="clear"/>
+        </w:rPr>
+        <w:t>Episodes: 100 | Envs: 1 | Attempts: 100</w:t>
+      </w:r>
+    </w:p>
+    <w:p>
+      <w:pPr>
+        <w:pStyle w:val="Normal"/>
+        <w:rPr>
+          <w:b w:val="false"/>
+          <w:b w:val="false"/>
+          <w:bCs w:val="false"/>
+          <w:sz w:val="24"/>
+          <w:szCs w:val="24"/>
+          <w:highlight w:val="none"/>
+          <w:shd w:fill="auto" w:val="clear"/>
+        </w:rPr>
+      </w:pPr>
+      <w:r>
+        <w:rPr>
+          <w:b w:val="false"/>
+          <w:bCs w:val="false"/>
+          <w:sz w:val="24"/>
+          <w:szCs w:val="24"/>
+          <w:shd w:fill="auto" w:val="clear"/>
+        </w:rPr>
+        <w:t>Reached 30cm: 43/100 (43.0%)</w:t>
+      </w:r>
+    </w:p>
+    <w:p>
+      <w:pPr>
+        <w:pStyle w:val="Normal"/>
+        <w:rPr>
+          <w:b w:val="false"/>
+          <w:b w:val="false"/>
+          <w:bCs w:val="false"/>
+          <w:sz w:val="24"/>
+          <w:szCs w:val="24"/>
+          <w:highlight w:val="none"/>
+          <w:shd w:fill="auto" w:val="clear"/>
+        </w:rPr>
+      </w:pPr>
+      <w:r>
+        <w:rPr>
+          <w:b w:val="false"/>
+          <w:bCs w:val="false"/>
+          <w:sz w:val="24"/>
+          <w:szCs w:val="24"/>
+          <w:shd w:fill="auto" w:val="clear"/>
+        </w:rPr>
+        <w:t>Avg steps-to-30cm over all successes: 41.8</w:t>
+      </w:r>
+    </w:p>
+    <w:p>
+      <w:pPr>
+        <w:pStyle w:val="Normal"/>
+        <w:rPr>
+          <w:b w:val="false"/>
+          <w:b w:val="false"/>
+          <w:bCs w:val="false"/>
+          <w:sz w:val="24"/>
+          <w:szCs w:val="24"/>
+          <w:highlight w:val="none"/>
+          <w:shd w:fill="auto" w:val="clear"/>
+        </w:rPr>
+      </w:pPr>
+      <w:r>
+        <w:rPr>
+          <w:b w:val="false"/>
+          <w:bCs w:val="false"/>
+          <w:sz w:val="24"/>
+          <w:szCs w:val="24"/>
+          <w:shd w:fill="auto" w:val="clear"/>
+        </w:rPr>
+        <w:t>Mean reward per env (averaged over episodes): 17.434</w:t>
       </w:r>
     </w:p>
     <w:p>

--- a/results.docx
+++ b/results.docx
@@ -6,181 +6,28 @@
       <w:pPr>
         <w:pStyle w:val="Normal"/>
         <w:rPr>
-          <w:sz w:val="30"/>
-          <w:szCs w:val="30"/>
-          <w:highlight w:val="none"/>
-          <w:shd w:fill="auto" w:val="clear"/>
-        </w:rPr>
-      </w:pPr>
-      <w:r>
-        <w:rPr>
+          <w:lang w:val="en-US"/>
+        </w:rPr>
+      </w:pPr>
+      <w:r>
+        <w:rPr>
+          <w:b w:val="false"/>
+          <w:bCs w:val="false"/>
+          <w:sz w:val="24"/>
+          <w:szCs w:val="24"/>
+          <w:shd w:fill="auto" w:val="clear"/>
+        </w:rPr>
+      </w:r>
+    </w:p>
+    <w:p>
+      <w:pPr>
+        <w:pStyle w:val="Normal"/>
+        <w:rPr>
+          <w:b/>
           <w:b/>
           <w:bCs/>
           <w:sz w:val="30"/>
           <w:szCs w:val="30"/>
-          <w:shd w:fill="auto" w:val="clear"/>
-          <w:lang w:val="en-US"/>
-        </w:rPr>
-        <w:t>Audio one sound</w:t>
-      </w:r>
-    </w:p>
-    <w:p>
-      <w:pPr>
-        <w:pStyle w:val="Normal"/>
-        <w:rPr>
-          <w:b w:val="false"/>
-          <w:b w:val="false"/>
-          <w:bCs w:val="false"/>
-          <w:sz w:val="24"/>
-          <w:szCs w:val="24"/>
-          <w:highlight w:val="none"/>
-          <w:shd w:fill="auto" w:val="clear"/>
-        </w:rPr>
-      </w:pPr>
-      <w:r>
-        <w:rPr>
-          <w:b w:val="false"/>
-          <w:bCs w:val="false"/>
-          <w:sz w:val="24"/>
-          <w:szCs w:val="24"/>
-          <w:shd w:fill="auto" w:val="clear"/>
-          <w:lang w:val="en-US"/>
-        </w:rPr>
-        <w:t>=== Inference Summary ===</w:t>
-      </w:r>
-    </w:p>
-    <w:p>
-      <w:pPr>
-        <w:pStyle w:val="Normal"/>
-        <w:rPr>
-          <w:b w:val="false"/>
-          <w:b w:val="false"/>
-          <w:bCs w:val="false"/>
-          <w:sz w:val="24"/>
-          <w:szCs w:val="24"/>
-          <w:highlight w:val="none"/>
-          <w:shd w:fill="auto" w:val="clear"/>
-        </w:rPr>
-      </w:pPr>
-      <w:r>
-        <w:rPr>
-          <w:b w:val="false"/>
-          <w:bCs w:val="false"/>
-          <w:sz w:val="24"/>
-          <w:szCs w:val="24"/>
-          <w:shd w:fill="auto" w:val="clear"/>
-          <w:lang w:val="en-US"/>
-        </w:rPr>
-        <w:t>Episodes: 100 | Envs: 1 | Attempts: 100</w:t>
-      </w:r>
-    </w:p>
-    <w:p>
-      <w:pPr>
-        <w:pStyle w:val="Normal"/>
-        <w:rPr>
-          <w:b w:val="false"/>
-          <w:b w:val="false"/>
-          <w:bCs w:val="false"/>
-          <w:sz w:val="24"/>
-          <w:szCs w:val="24"/>
-          <w:highlight w:val="none"/>
-          <w:shd w:fill="auto" w:val="clear"/>
-        </w:rPr>
-      </w:pPr>
-      <w:r>
-        <w:rPr>
-          <w:b w:val="false"/>
-          <w:bCs w:val="false"/>
-          <w:sz w:val="24"/>
-          <w:szCs w:val="24"/>
-          <w:shd w:fill="auto" w:val="clear"/>
-          <w:lang w:val="en-US"/>
-        </w:rPr>
-        <w:t>Reached 30cm: 29/100 (29.0%)</w:t>
-      </w:r>
-    </w:p>
-    <w:p>
-      <w:pPr>
-        <w:pStyle w:val="Normal"/>
-        <w:rPr>
-          <w:b w:val="false"/>
-          <w:b w:val="false"/>
-          <w:bCs w:val="false"/>
-          <w:sz w:val="24"/>
-          <w:szCs w:val="24"/>
-          <w:highlight w:val="none"/>
-          <w:shd w:fill="auto" w:val="clear"/>
-        </w:rPr>
-      </w:pPr>
-      <w:r>
-        <w:rPr>
-          <w:b w:val="false"/>
-          <w:bCs w:val="false"/>
-          <w:sz w:val="24"/>
-          <w:szCs w:val="24"/>
-          <w:shd w:fill="auto" w:val="clear"/>
-          <w:lang w:val="en-US"/>
-        </w:rPr>
-        <w:t>Avg steps-to-30cm over all successes: 36.0</w:t>
-      </w:r>
-    </w:p>
-    <w:p>
-      <w:pPr>
-        <w:pStyle w:val="Normal"/>
-        <w:rPr>
-          <w:b w:val="false"/>
-          <w:b w:val="false"/>
-          <w:bCs w:val="false"/>
-          <w:sz w:val="24"/>
-          <w:szCs w:val="24"/>
-          <w:highlight w:val="none"/>
-          <w:shd w:fill="auto" w:val="clear"/>
-        </w:rPr>
-      </w:pPr>
-      <w:r>
-        <w:rPr>
-          <w:b w:val="false"/>
-          <w:bCs w:val="false"/>
-          <w:sz w:val="24"/>
-          <w:szCs w:val="24"/>
-          <w:shd w:fill="auto" w:val="clear"/>
-          <w:lang w:val="en-US"/>
-        </w:rPr>
-        <w:t>Mean reward per env (averaged over episodes): 14.528</w:t>
-      </w:r>
-    </w:p>
-    <w:p>
-      <w:pPr>
-        <w:pStyle w:val="Normal"/>
-        <w:rPr>
-          <w:b w:val="false"/>
-          <w:b w:val="false"/>
-          <w:bCs w:val="false"/>
-          <w:sz w:val="24"/>
-          <w:szCs w:val="24"/>
-          <w:highlight w:val="none"/>
-          <w:shd w:fill="auto" w:val="clear"/>
-        </w:rPr>
-      </w:pPr>
-      <w:r>
-        <w:rPr>
-          <w:b w:val="false"/>
-          <w:bCs w:val="false"/>
-          <w:sz w:val="24"/>
-          <w:szCs w:val="24"/>
-          <w:shd w:fill="auto" w:val="clear"/>
-        </w:rPr>
-      </w:r>
-    </w:p>
-    <w:p>
-      <w:pPr>
-        <w:pStyle w:val="Normal"/>
-        <w:rPr>
-          <w:b w:val="false"/>
-          <w:b w:val="false"/>
-          <w:bCs w:val="false"/>
-          <w:sz w:val="30"/>
-          <w:szCs w:val="30"/>
           <w:highlight w:val="none"/>
           <w:shd w:fill="auto" w:val="clear"/>
         </w:rPr>
@@ -194,16 +41,16 @@
           <w:shd w:fill="auto" w:val="clear"/>
           <w:lang w:val="en-US"/>
         </w:rPr>
-        <w:t>Audio two sounds</w:t>
+        <w:t>Random agent</w:t>
       </w:r>
     </w:p>
     <w:p>
       <w:pPr>
         <w:pStyle w:val="Normal"/>
         <w:rPr>
-          <w:b w:val="false"/>
-          <w:b w:val="false"/>
-          <w:bCs w:val="false"/>
+          <w:b/>
+          <w:b/>
+          <w:bCs/>
           <w:sz w:val="24"/>
           <w:szCs w:val="24"/>
           <w:highlight w:val="none"/>
@@ -212,11 +59,12 @@
       </w:pPr>
       <w:r>
         <w:rPr>
-          <w:b w:val="false"/>
-          <w:bCs w:val="false"/>
-          <w:sz w:val="24"/>
-          <w:szCs w:val="24"/>
-          <w:shd w:fill="auto" w:val="clear"/>
+          <w:b/>
+          <w:bCs/>
+          <w:sz w:val="24"/>
+          <w:szCs w:val="24"/>
+          <w:shd w:fill="auto" w:val="clear"/>
+          <w:lang w:val="en-US"/>
         </w:rPr>
         <w:t>=== Inference Summary ===</w:t>
       </w:r>
@@ -241,6 +89,7 @@
           <w:sz w:val="24"/>
           <w:szCs w:val="24"/>
           <w:shd w:fill="auto" w:val="clear"/>
+          <w:lang w:val="en-US"/>
         </w:rPr>
         <w:t>Episodes: 100 | Envs: 1 | Attempts: 100</w:t>
       </w:r>
@@ -265,6 +114,366 @@
           <w:sz w:val="24"/>
           <w:szCs w:val="24"/>
           <w:shd w:fill="auto" w:val="clear"/>
+          <w:lang w:val="en-US"/>
+        </w:rPr>
+        <w:t xml:space="preserve">Reached 30cm: 16/100 (16.0%)  </w:t>
+      </w:r>
+    </w:p>
+    <w:p>
+      <w:pPr>
+        <w:pStyle w:val="Normal"/>
+        <w:rPr>
+          <w:b w:val="false"/>
+          <w:b w:val="false"/>
+          <w:bCs w:val="false"/>
+          <w:sz w:val="24"/>
+          <w:szCs w:val="24"/>
+          <w:highlight w:val="none"/>
+          <w:shd w:fill="auto" w:val="clear"/>
+        </w:rPr>
+      </w:pPr>
+      <w:r>
+        <w:rPr>
+          <w:b w:val="false"/>
+          <w:bCs w:val="false"/>
+          <w:sz w:val="24"/>
+          <w:szCs w:val="24"/>
+          <w:shd w:fill="auto" w:val="clear"/>
+          <w:lang w:val="en-US"/>
+        </w:rPr>
+        <w:t xml:space="preserve">--- </w:t>
+      </w:r>
+      <w:r>
+        <w:rPr>
+          <w:b w:val="false"/>
+          <w:bCs w:val="false"/>
+          <w:sz w:val="24"/>
+          <w:szCs w:val="24"/>
+          <w:shd w:fill="auto" w:val="clear"/>
+          <w:lang w:val="en-US"/>
+        </w:rPr>
+        <w:t>second run 7%</w:t>
+      </w:r>
+    </w:p>
+    <w:p>
+      <w:pPr>
+        <w:pStyle w:val="Normal"/>
+        <w:rPr>
+          <w:b w:val="false"/>
+          <w:b w:val="false"/>
+          <w:bCs w:val="false"/>
+          <w:sz w:val="24"/>
+          <w:szCs w:val="24"/>
+          <w:highlight w:val="none"/>
+          <w:shd w:fill="auto" w:val="clear"/>
+        </w:rPr>
+      </w:pPr>
+      <w:r>
+        <w:rPr>
+          <w:b w:val="false"/>
+          <w:bCs w:val="false"/>
+          <w:sz w:val="24"/>
+          <w:szCs w:val="24"/>
+          <w:shd w:fill="auto" w:val="clear"/>
+          <w:lang w:val="en-US"/>
+        </w:rPr>
+        <w:t>Avg steps-to-30cm over all successes: 71.4</w:t>
+      </w:r>
+    </w:p>
+    <w:p>
+      <w:pPr>
+        <w:pStyle w:val="Normal"/>
+        <w:rPr>
+          <w:b w:val="false"/>
+          <w:b w:val="false"/>
+          <w:bCs w:val="false"/>
+          <w:sz w:val="24"/>
+          <w:szCs w:val="24"/>
+          <w:highlight w:val="none"/>
+          <w:shd w:fill="auto" w:val="clear"/>
+        </w:rPr>
+      </w:pPr>
+      <w:r>
+        <w:rPr>
+          <w:b w:val="false"/>
+          <w:bCs w:val="false"/>
+          <w:sz w:val="24"/>
+          <w:szCs w:val="24"/>
+          <w:shd w:fill="auto" w:val="clear"/>
+          <w:lang w:val="en-US"/>
+        </w:rPr>
+        <w:t>Mean reward per env (averaged over episodes): 9.584</w:t>
+      </w:r>
+    </w:p>
+    <w:p>
+      <w:pPr>
+        <w:pStyle w:val="Normal"/>
+        <w:rPr>
+          <w:b/>
+          <w:b/>
+          <w:bCs/>
+          <w:lang w:val="en-US"/>
+        </w:rPr>
+      </w:pPr>
+      <w:r>
+        <w:rPr>
+          <w:sz w:val="30"/>
+          <w:szCs w:val="30"/>
+          <w:shd w:fill="auto" w:val="clear"/>
+        </w:rPr>
+      </w:r>
+    </w:p>
+    <w:p>
+      <w:pPr>
+        <w:pStyle w:val="Normal"/>
+        <w:rPr>
+          <w:b/>
+          <w:b/>
+          <w:bCs/>
+          <w:lang w:val="en-US"/>
+        </w:rPr>
+      </w:pPr>
+      <w:r>
+        <w:rPr>
+          <w:sz w:val="30"/>
+          <w:szCs w:val="30"/>
+          <w:shd w:fill="auto" w:val="clear"/>
+        </w:rPr>
+      </w:r>
+    </w:p>
+    <w:p>
+      <w:pPr>
+        <w:pStyle w:val="Normal"/>
+        <w:rPr>
+          <w:sz w:val="30"/>
+          <w:szCs w:val="30"/>
+          <w:highlight w:val="none"/>
+          <w:shd w:fill="auto" w:val="clear"/>
+        </w:rPr>
+      </w:pPr>
+      <w:r>
+        <w:rPr>
+          <w:b/>
+          <w:bCs/>
+          <w:sz w:val="30"/>
+          <w:szCs w:val="30"/>
+          <w:shd w:fill="auto" w:val="clear"/>
+          <w:lang w:val="en-US"/>
+        </w:rPr>
+        <w:t xml:space="preserve">Audio </w:t>
+      </w:r>
+    </w:p>
+    <w:p>
+      <w:pPr>
+        <w:pStyle w:val="Normal"/>
+        <w:rPr>
+          <w:sz w:val="24"/>
+          <w:szCs w:val="24"/>
+          <w:highlight w:val="none"/>
+          <w:shd w:fill="auto" w:val="clear"/>
+        </w:rPr>
+      </w:pPr>
+      <w:r>
+        <w:rPr>
+          <w:b/>
+          <w:bCs/>
+          <w:sz w:val="24"/>
+          <w:szCs w:val="24"/>
+          <w:shd w:fill="auto" w:val="clear"/>
+          <w:lang w:val="en-US"/>
+        </w:rPr>
+        <w:t>O</w:t>
+      </w:r>
+      <w:r>
+        <w:rPr>
+          <w:b/>
+          <w:bCs/>
+          <w:sz w:val="24"/>
+          <w:szCs w:val="24"/>
+          <w:shd w:fill="auto" w:val="clear"/>
+          <w:lang w:val="en-US"/>
+        </w:rPr>
+        <w:t>ne sound</w:t>
+      </w:r>
+    </w:p>
+    <w:p>
+      <w:pPr>
+        <w:pStyle w:val="Normal"/>
+        <w:rPr>
+          <w:b w:val="false"/>
+          <w:b w:val="false"/>
+          <w:bCs w:val="false"/>
+          <w:sz w:val="24"/>
+          <w:szCs w:val="24"/>
+          <w:highlight w:val="none"/>
+          <w:shd w:fill="auto" w:val="clear"/>
+        </w:rPr>
+      </w:pPr>
+      <w:r>
+        <w:rPr>
+          <w:b w:val="false"/>
+          <w:bCs w:val="false"/>
+          <w:sz w:val="24"/>
+          <w:szCs w:val="24"/>
+          <w:shd w:fill="auto" w:val="clear"/>
+          <w:lang w:val="en-US"/>
+        </w:rPr>
+        <w:t>Reached 30cm: 29/100 (29.0%)</w:t>
+      </w:r>
+    </w:p>
+    <w:p>
+      <w:pPr>
+        <w:pStyle w:val="Normal"/>
+        <w:rPr>
+          <w:b w:val="false"/>
+          <w:b w:val="false"/>
+          <w:bCs w:val="false"/>
+          <w:sz w:val="24"/>
+          <w:szCs w:val="24"/>
+          <w:highlight w:val="none"/>
+          <w:shd w:fill="auto" w:val="clear"/>
+        </w:rPr>
+      </w:pPr>
+      <w:r>
+        <w:rPr>
+          <w:b w:val="false"/>
+          <w:bCs w:val="false"/>
+          <w:sz w:val="24"/>
+          <w:szCs w:val="24"/>
+          <w:shd w:fill="auto" w:val="clear"/>
+          <w:lang w:val="en-US"/>
+        </w:rPr>
+        <w:t>Avg steps-to-30cm over all successes: 36.0</w:t>
+      </w:r>
+    </w:p>
+    <w:p>
+      <w:pPr>
+        <w:pStyle w:val="Normal"/>
+        <w:rPr>
+          <w:b w:val="false"/>
+          <w:b w:val="false"/>
+          <w:bCs w:val="false"/>
+          <w:sz w:val="24"/>
+          <w:szCs w:val="24"/>
+          <w:highlight w:val="none"/>
+          <w:shd w:fill="auto" w:val="clear"/>
+        </w:rPr>
+      </w:pPr>
+      <w:r>
+        <w:rPr>
+          <w:b w:val="false"/>
+          <w:bCs w:val="false"/>
+          <w:sz w:val="24"/>
+          <w:szCs w:val="24"/>
+          <w:shd w:fill="auto" w:val="clear"/>
+          <w:lang w:val="en-US"/>
+        </w:rPr>
+        <w:t>Mean reward per env (averaged over episodes): 14.528</w:t>
+      </w:r>
+    </w:p>
+    <w:p>
+      <w:pPr>
+        <w:pStyle w:val="Normal"/>
+        <w:rPr>
+          <w:b w:val="false"/>
+          <w:b w:val="false"/>
+          <w:bCs w:val="false"/>
+          <w:sz w:val="24"/>
+          <w:szCs w:val="24"/>
+          <w:highlight w:val="none"/>
+          <w:shd w:fill="auto" w:val="clear"/>
+        </w:rPr>
+      </w:pPr>
+      <w:r>
+        <w:rPr>
+          <w:b w:val="false"/>
+          <w:bCs w:val="false"/>
+          <w:sz w:val="24"/>
+          <w:szCs w:val="24"/>
+          <w:shd w:fill="auto" w:val="clear"/>
+        </w:rPr>
+      </w:r>
+    </w:p>
+    <w:p>
+      <w:pPr>
+        <w:pStyle w:val="Normal"/>
+        <w:rPr>
+          <w:b w:val="false"/>
+          <w:b w:val="false"/>
+          <w:bCs w:val="false"/>
+          <w:sz w:val="24"/>
+          <w:szCs w:val="24"/>
+          <w:highlight w:val="none"/>
+          <w:shd w:fill="auto" w:val="clear"/>
+        </w:rPr>
+      </w:pPr>
+      <w:r>
+        <w:rPr>
+          <w:b/>
+          <w:bCs/>
+          <w:sz w:val="24"/>
+          <w:szCs w:val="24"/>
+          <w:shd w:fill="auto" w:val="clear"/>
+          <w:lang w:val="en-US"/>
+        </w:rPr>
+        <w:t>T</w:t>
+      </w:r>
+      <w:r>
+        <w:rPr>
+          <w:b/>
+          <w:bCs/>
+          <w:sz w:val="24"/>
+          <w:szCs w:val="24"/>
+          <w:shd w:fill="auto" w:val="clear"/>
+          <w:lang w:val="en-US"/>
+        </w:rPr>
+        <w:t>wo sounds</w:t>
+      </w:r>
+    </w:p>
+    <w:p>
+      <w:pPr>
+        <w:pStyle w:val="Normal"/>
+        <w:rPr>
+          <w:b w:val="false"/>
+          <w:b w:val="false"/>
+          <w:bCs w:val="false"/>
+          <w:sz w:val="24"/>
+          <w:szCs w:val="24"/>
+          <w:highlight w:val="none"/>
+          <w:shd w:fill="auto" w:val="clear"/>
+        </w:rPr>
+      </w:pPr>
+      <w:r>
+        <w:rPr>
+          <w:b w:val="false"/>
+          <w:bCs w:val="false"/>
+          <w:sz w:val="24"/>
+          <w:szCs w:val="24"/>
+          <w:shd w:fill="auto" w:val="clear"/>
+        </w:rPr>
+        <w:t>Episodes: 100 | Envs: 1 | Attempts: 100</w:t>
+      </w:r>
+    </w:p>
+    <w:p>
+      <w:pPr>
+        <w:pStyle w:val="Normal"/>
+        <w:rPr>
+          <w:b w:val="false"/>
+          <w:b w:val="false"/>
+          <w:bCs w:val="false"/>
+          <w:sz w:val="24"/>
+          <w:szCs w:val="24"/>
+          <w:highlight w:val="none"/>
+          <w:shd w:fill="auto" w:val="clear"/>
+        </w:rPr>
+      </w:pPr>
+      <w:r>
+        <w:rPr>
+          <w:b w:val="false"/>
+          <w:bCs w:val="false"/>
+          <w:sz w:val="24"/>
+          <w:szCs w:val="24"/>
+          <w:shd w:fill="auto" w:val="clear"/>
         </w:rPr>
         <w:t>Reached 30cm: 43/100 (43.0%)</w:t>
       </w:r>
@@ -338,18 +547,341 @@
           <w:szCs w:val="24"/>
           <w:shd w:fill="auto" w:val="clear"/>
         </w:rPr>
+        <w:t>Details:</w:t>
+      </w:r>
+    </w:p>
+    <w:p>
+      <w:pPr>
+        <w:pStyle w:val="TextBody"/>
+        <w:rPr>
+          <w:b w:val="false"/>
+          <w:b w:val="false"/>
+          <w:bCs w:val="false"/>
+          <w:sz w:val="24"/>
+          <w:szCs w:val="24"/>
+          <w:highlight w:val="none"/>
+          <w:shd w:fill="auto" w:val="clear"/>
+        </w:rPr>
+      </w:pPr>
+      <w:r>
+        <w:rPr>
+          <w:rStyle w:val="StrongEmphasis"/>
+          <w:sz w:val="20"/>
+          <w:szCs w:val="20"/>
+          <w:shd w:fill="auto" w:val="clear"/>
+        </w:rPr>
+        <w:t>Sound 0 (steady 1 kHz tone)</w:t>
+      </w:r>
+    </w:p>
+    <w:p>
+      <w:pPr>
+        <w:pStyle w:val="TextBody"/>
+        <w:numPr>
+          <w:ilvl w:val="0"/>
+          <w:numId w:val="1"/>
+        </w:numPr>
+        <w:tabs>
+          <w:tab w:val="clear" w:pos="708"/>
+          <w:tab w:val="left" w:pos="0" w:leader="none"/>
+        </w:tabs>
+        <w:ind w:left="709" w:hanging="283"/>
+        <w:rPr/>
+      </w:pPr>
+      <w:r>
+        <w:rPr>
+          <w:sz w:val="20"/>
+          <w:szCs w:val="20"/>
+        </w:rPr>
+        <w:t xml:space="preserve">Episodes: </w:t>
+      </w:r>
+      <w:r>
+        <w:rPr>
+          <w:rStyle w:val="StrongEmphasis"/>
+          <w:sz w:val="20"/>
+          <w:szCs w:val="20"/>
+        </w:rPr>
+        <w:t>56</w:t>
+      </w:r>
+    </w:p>
+    <w:p>
+      <w:pPr>
+        <w:pStyle w:val="TextBody"/>
+        <w:numPr>
+          <w:ilvl w:val="0"/>
+          <w:numId w:val="1"/>
+        </w:numPr>
+        <w:tabs>
+          <w:tab w:val="clear" w:pos="708"/>
+          <w:tab w:val="left" w:pos="0" w:leader="none"/>
+        </w:tabs>
+        <w:ind w:left="709" w:hanging="283"/>
+        <w:rPr/>
+      </w:pPr>
+      <w:r>
+        <w:rPr>
+          <w:sz w:val="20"/>
+          <w:szCs w:val="20"/>
+        </w:rPr>
+        <w:t xml:space="preserve">Successes: </w:t>
+      </w:r>
+      <w:r>
+        <w:rPr>
+          <w:rStyle w:val="StrongEmphasis"/>
+          <w:sz w:val="20"/>
+          <w:szCs w:val="20"/>
+        </w:rPr>
+        <w:t>24 / 56</w:t>
+      </w:r>
+      <w:r>
+        <w:rPr>
+          <w:sz w:val="20"/>
+          <w:szCs w:val="20"/>
+        </w:rPr>
+        <w:t xml:space="preserve"> → </w:t>
+      </w:r>
+      <w:r>
+        <w:rPr>
+          <w:rStyle w:val="StrongEmphasis"/>
+          <w:sz w:val="20"/>
+          <w:szCs w:val="20"/>
+        </w:rPr>
+        <w:t>42.9%</w:t>
+      </w:r>
+    </w:p>
+    <w:p>
+      <w:pPr>
+        <w:pStyle w:val="TextBody"/>
+        <w:numPr>
+          <w:ilvl w:val="0"/>
+          <w:numId w:val="1"/>
+        </w:numPr>
+        <w:tabs>
+          <w:tab w:val="clear" w:pos="708"/>
+          <w:tab w:val="left" w:pos="0" w:leader="none"/>
+        </w:tabs>
+        <w:ind w:left="709" w:hanging="283"/>
+        <w:rPr/>
+      </w:pPr>
+      <w:r>
+        <w:rPr>
+          <w:sz w:val="20"/>
+          <w:szCs w:val="20"/>
+        </w:rPr>
+        <w:t xml:space="preserve">Avg. steps-to-30 cm (successful only): </w:t>
+      </w:r>
+      <w:r>
+        <w:rPr>
+          <w:rStyle w:val="StrongEmphasis"/>
+          <w:sz w:val="20"/>
+          <w:szCs w:val="20"/>
+        </w:rPr>
+        <w:t>44.2</w:t>
+      </w:r>
+    </w:p>
+    <w:p>
+      <w:pPr>
+        <w:pStyle w:val="TextBody"/>
+        <w:numPr>
+          <w:ilvl w:val="0"/>
+          <w:numId w:val="1"/>
+        </w:numPr>
+        <w:tabs>
+          <w:tab w:val="clear" w:pos="708"/>
+          <w:tab w:val="left" w:pos="0" w:leader="none"/>
+        </w:tabs>
+        <w:ind w:left="709" w:hanging="283"/>
+        <w:rPr/>
+      </w:pPr>
+      <w:r>
+        <w:rPr>
+          <w:sz w:val="20"/>
+          <w:szCs w:val="20"/>
+        </w:rPr>
+        <w:t xml:space="preserve">Mean reward (over all episodes): </w:t>
+      </w:r>
+      <w:r>
+        <w:rPr>
+          <w:rStyle w:val="StrongEmphasis"/>
+          <w:sz w:val="20"/>
+          <w:szCs w:val="20"/>
+        </w:rPr>
+        <w:t>17.1</w:t>
+      </w:r>
+    </w:p>
+    <w:p>
+      <w:pPr>
+        <w:pStyle w:val="TextBody"/>
+        <w:rPr/>
+      </w:pPr>
+      <w:r>
+        <w:rPr>
+          <w:rStyle w:val="StrongEmphasis"/>
+          <w:sz w:val="20"/>
+          <w:szCs w:val="20"/>
+        </w:rPr>
+        <w:t xml:space="preserve">Sound 1 (chirp 600→2400 Hz </w:t>
+      </w:r>
+      <w:r>
+        <w:rPr>
+          <w:rStyle w:val="StrongEmphasis"/>
+          <w:sz w:val="20"/>
+          <w:szCs w:val="20"/>
+        </w:rPr>
+        <w:t>(quadratic)</w:t>
+      </w:r>
+      <w:r>
+        <w:rPr>
+          <w:rStyle w:val="StrongEmphasis"/>
+          <w:sz w:val="20"/>
+          <w:szCs w:val="20"/>
+        </w:rPr>
+        <w:t>)</w:t>
+      </w:r>
+    </w:p>
+    <w:p>
+      <w:pPr>
+        <w:pStyle w:val="TextBody"/>
+        <w:numPr>
+          <w:ilvl w:val="0"/>
+          <w:numId w:val="2"/>
+        </w:numPr>
+        <w:tabs>
+          <w:tab w:val="clear" w:pos="708"/>
+          <w:tab w:val="left" w:pos="0" w:leader="none"/>
+        </w:tabs>
+        <w:ind w:left="709" w:hanging="283"/>
+        <w:rPr/>
+      </w:pPr>
+      <w:r>
+        <w:rPr>
+          <w:sz w:val="20"/>
+          <w:szCs w:val="20"/>
+        </w:rPr>
+        <w:t xml:space="preserve">Episodes: </w:t>
+      </w:r>
+      <w:r>
+        <w:rPr>
+          <w:rStyle w:val="StrongEmphasis"/>
+          <w:sz w:val="20"/>
+          <w:szCs w:val="20"/>
+        </w:rPr>
+        <w:t>44</w:t>
+      </w:r>
+    </w:p>
+    <w:p>
+      <w:pPr>
+        <w:pStyle w:val="TextBody"/>
+        <w:numPr>
+          <w:ilvl w:val="0"/>
+          <w:numId w:val="2"/>
+        </w:numPr>
+        <w:tabs>
+          <w:tab w:val="clear" w:pos="708"/>
+          <w:tab w:val="left" w:pos="0" w:leader="none"/>
+        </w:tabs>
+        <w:ind w:left="709" w:hanging="283"/>
+        <w:rPr/>
+      </w:pPr>
+      <w:r>
+        <w:rPr>
+          <w:sz w:val="20"/>
+          <w:szCs w:val="20"/>
+        </w:rPr>
+        <w:t xml:space="preserve">Successes: </w:t>
+      </w:r>
+      <w:r>
+        <w:rPr>
+          <w:rStyle w:val="StrongEmphasis"/>
+          <w:sz w:val="20"/>
+          <w:szCs w:val="20"/>
+        </w:rPr>
+        <w:t>19 / 44</w:t>
+      </w:r>
+      <w:r>
+        <w:rPr>
+          <w:sz w:val="20"/>
+          <w:szCs w:val="20"/>
+        </w:rPr>
+        <w:t xml:space="preserve"> → </w:t>
+      </w:r>
+      <w:r>
+        <w:rPr>
+          <w:rStyle w:val="StrongEmphasis"/>
+          <w:sz w:val="20"/>
+          <w:szCs w:val="20"/>
+        </w:rPr>
+        <w:t>43.2%</w:t>
+      </w:r>
+    </w:p>
+    <w:p>
+      <w:pPr>
+        <w:pStyle w:val="TextBody"/>
+        <w:numPr>
+          <w:ilvl w:val="0"/>
+          <w:numId w:val="2"/>
+        </w:numPr>
+        <w:tabs>
+          <w:tab w:val="clear" w:pos="708"/>
+          <w:tab w:val="left" w:pos="0" w:leader="none"/>
+        </w:tabs>
+        <w:ind w:left="709" w:hanging="283"/>
+        <w:rPr/>
+      </w:pPr>
+      <w:r>
+        <w:rPr>
+          <w:sz w:val="20"/>
+          <w:szCs w:val="20"/>
+        </w:rPr>
+        <w:t xml:space="preserve">Avg. steps-to-30 cm (successful only): </w:t>
+      </w:r>
+      <w:r>
+        <w:rPr>
+          <w:rStyle w:val="StrongEmphasis"/>
+          <w:sz w:val="20"/>
+          <w:szCs w:val="20"/>
+        </w:rPr>
+        <w:t>39.0</w:t>
+      </w:r>
+    </w:p>
+    <w:p>
+      <w:pPr>
+        <w:pStyle w:val="TextBody"/>
+        <w:numPr>
+          <w:ilvl w:val="0"/>
+          <w:numId w:val="2"/>
+        </w:numPr>
+        <w:tabs>
+          <w:tab w:val="clear" w:pos="708"/>
+          <w:tab w:val="left" w:pos="0" w:leader="none"/>
+        </w:tabs>
+        <w:ind w:left="709" w:hanging="283"/>
+        <w:rPr/>
+      </w:pPr>
+      <w:r>
+        <w:rPr>
+          <w:sz w:val="20"/>
+          <w:szCs w:val="20"/>
+        </w:rPr>
+        <w:t xml:space="preserve">Mean reward (over all episodes): </w:t>
+      </w:r>
+      <w:r>
+        <w:rPr>
+          <w:rStyle w:val="StrongEmphasis"/>
+          <w:sz w:val="20"/>
+          <w:szCs w:val="20"/>
+        </w:rPr>
+        <w:t>17.9</w:t>
       </w:r>
     </w:p>
     <w:p>
       <w:pPr>
         <w:pStyle w:val="Normal"/>
-        <w:spacing w:before="0" w:after="160"/>
-        <w:rPr>
-          <w:b w:val="false"/>
-          <w:b w:val="false"/>
-          <w:bCs w:val="false"/>
-          <w:sz w:val="24"/>
-          <w:szCs w:val="24"/>
+        <w:rPr>
+          <w:b w:val="false"/>
+          <w:b w:val="false"/>
+          <w:bCs w:val="false"/>
+          <w:sz w:val="20"/>
+          <w:szCs w:val="20"/>
           <w:highlight w:val="none"/>
           <w:shd w:fill="auto" w:val="clear"/>
         </w:rPr>
@@ -358,10 +890,1245 @@
         <w:rPr>
           <w:b w:val="false"/>
           <w:bCs w:val="false"/>
-          <w:sz w:val="24"/>
-          <w:szCs w:val="24"/>
-          <w:shd w:fill="auto" w:val="clear"/>
-        </w:rPr>
+          <w:sz w:val="20"/>
+          <w:szCs w:val="20"/>
+          <w:shd w:fill="auto" w:val="clear"/>
+        </w:rPr>
+      </w:r>
+    </w:p>
+    <w:p>
+      <w:pPr>
+        <w:pStyle w:val="Normal"/>
+        <w:rPr>
+          <w:b w:val="false"/>
+          <w:b w:val="false"/>
+          <w:bCs w:val="false"/>
+          <w:sz w:val="24"/>
+          <w:szCs w:val="24"/>
+          <w:highlight w:val="none"/>
+          <w:shd w:fill="auto" w:val="clear"/>
+        </w:rPr>
+      </w:pPr>
+      <w:r>
+        <w:rPr>
+          <w:b/>
+          <w:bCs/>
+          <w:sz w:val="24"/>
+          <w:szCs w:val="24"/>
+          <w:shd w:fill="auto" w:val="clear"/>
+          <w:lang w:val="en-US"/>
+        </w:rPr>
+        <w:t>T</w:t>
+      </w:r>
+      <w:r>
+        <w:rPr>
+          <w:b/>
+          <w:bCs/>
+          <w:sz w:val="24"/>
+          <w:szCs w:val="24"/>
+          <w:shd w:fill="auto" w:val="clear"/>
+          <w:lang w:val="en-US"/>
+        </w:rPr>
+        <w:t>hree</w:t>
+      </w:r>
+      <w:r>
+        <w:rPr>
+          <w:b/>
+          <w:bCs/>
+          <w:sz w:val="24"/>
+          <w:szCs w:val="24"/>
+          <w:shd w:fill="auto" w:val="clear"/>
+          <w:lang w:val="en-US"/>
+        </w:rPr>
+        <w:t xml:space="preserve"> sounds</w:t>
+      </w:r>
+    </w:p>
+    <w:p>
+      <w:pPr>
+        <w:pStyle w:val="Normal"/>
+        <w:rPr>
+          <w:b w:val="false"/>
+          <w:b w:val="false"/>
+          <w:bCs w:val="false"/>
+          <w:sz w:val="24"/>
+          <w:szCs w:val="24"/>
+          <w:highlight w:val="none"/>
+          <w:shd w:fill="auto" w:val="clear"/>
+        </w:rPr>
+      </w:pPr>
+      <w:r>
+        <w:rPr>
+          <w:b w:val="false"/>
+          <w:bCs w:val="false"/>
+          <w:sz w:val="24"/>
+          <w:szCs w:val="24"/>
+          <w:shd w:fill="auto" w:val="clear"/>
+        </w:rPr>
+        <w:t>Reached 30cm: 27/100 (27.0%)</w:t>
+      </w:r>
+    </w:p>
+    <w:p>
+      <w:pPr>
+        <w:pStyle w:val="Normal"/>
+        <w:rPr>
+          <w:b w:val="false"/>
+          <w:b w:val="false"/>
+          <w:bCs w:val="false"/>
+          <w:sz w:val="24"/>
+          <w:szCs w:val="24"/>
+          <w:highlight w:val="none"/>
+          <w:shd w:fill="auto" w:val="clear"/>
+        </w:rPr>
+      </w:pPr>
+      <w:r>
+        <w:rPr>
+          <w:b w:val="false"/>
+          <w:bCs w:val="false"/>
+          <w:sz w:val="24"/>
+          <w:szCs w:val="24"/>
+          <w:shd w:fill="auto" w:val="clear"/>
+        </w:rPr>
+        <w:t>Avg steps-to-30cm over all successes: 56.9</w:t>
+      </w:r>
+    </w:p>
+    <w:p>
+      <w:pPr>
+        <w:pStyle w:val="Normal"/>
+        <w:rPr>
+          <w:b w:val="false"/>
+          <w:b w:val="false"/>
+          <w:bCs w:val="false"/>
+          <w:sz w:val="24"/>
+          <w:szCs w:val="24"/>
+          <w:highlight w:val="none"/>
+          <w:shd w:fill="auto" w:val="clear"/>
+        </w:rPr>
+      </w:pPr>
+      <w:r>
+        <w:rPr>
+          <w:b w:val="false"/>
+          <w:bCs w:val="false"/>
+          <w:sz w:val="24"/>
+          <w:szCs w:val="24"/>
+          <w:shd w:fill="auto" w:val="clear"/>
+        </w:rPr>
+        <w:t>Mean reward per env (averaged over episodes): 15.158</w:t>
+      </w:r>
+    </w:p>
+    <w:p>
+      <w:pPr>
+        <w:pStyle w:val="Normal"/>
+        <w:rPr>
+          <w:b w:val="false"/>
+          <w:b w:val="false"/>
+          <w:bCs w:val="false"/>
+          <w:sz w:val="24"/>
+          <w:szCs w:val="24"/>
+          <w:highlight w:val="none"/>
+          <w:shd w:fill="auto" w:val="clear"/>
+        </w:rPr>
+      </w:pPr>
+      <w:r>
+        <w:rPr>
+          <w:b w:val="false"/>
+          <w:bCs w:val="false"/>
+          <w:sz w:val="24"/>
+          <w:szCs w:val="24"/>
+          <w:shd w:fill="auto" w:val="clear"/>
+        </w:rPr>
+        <w:t>(second trial</w:t>
+        <w:br/>
+      </w:r>
+      <w:r>
+        <w:rPr>
+          <w:b w:val="false"/>
+          <w:bCs w:val="false"/>
+          <w:sz w:val="20"/>
+          <w:szCs w:val="20"/>
+          <w:shd w:fill="auto" w:val="clear"/>
+        </w:rPr>
+        <w:t>Reached 30cm: 48/100 (48.0%)</w:t>
+      </w:r>
+    </w:p>
+    <w:p>
+      <w:pPr>
+        <w:pStyle w:val="Normal"/>
+        <w:rPr>
+          <w:b w:val="false"/>
+          <w:b w:val="false"/>
+          <w:bCs w:val="false"/>
+          <w:sz w:val="20"/>
+          <w:szCs w:val="20"/>
+          <w:highlight w:val="none"/>
+          <w:shd w:fill="auto" w:val="clear"/>
+        </w:rPr>
+      </w:pPr>
+      <w:r>
+        <w:rPr>
+          <w:b w:val="false"/>
+          <w:bCs w:val="false"/>
+          <w:sz w:val="20"/>
+          <w:szCs w:val="20"/>
+          <w:shd w:fill="auto" w:val="clear"/>
+        </w:rPr>
+        <w:t>Avg steps-to-30cm over all successes: 58.1</w:t>
+      </w:r>
+    </w:p>
+    <w:p>
+      <w:pPr>
+        <w:pStyle w:val="Normal"/>
+        <w:rPr>
+          <w:b w:val="false"/>
+          <w:b w:val="false"/>
+          <w:bCs w:val="false"/>
+          <w:sz w:val="24"/>
+          <w:szCs w:val="24"/>
+          <w:highlight w:val="none"/>
+          <w:shd w:fill="auto" w:val="clear"/>
+        </w:rPr>
+      </w:pPr>
+      <w:r>
+        <w:rPr>
+          <w:b w:val="false"/>
+          <w:bCs w:val="false"/>
+          <w:sz w:val="20"/>
+          <w:szCs w:val="20"/>
+          <w:shd w:fill="auto" w:val="clear"/>
+        </w:rPr>
+        <w:t>Mean reward per env (averaged over episodes): 18.609</w:t>
+        <w:br/>
+      </w:r>
+      <w:r>
+        <w:rPr>
+          <w:b w:val="false"/>
+          <w:bCs w:val="false"/>
+          <w:sz w:val="24"/>
+          <w:szCs w:val="24"/>
+          <w:shd w:fill="auto" w:val="clear"/>
+        </w:rPr>
+        <w:t>)</w:t>
+        <w:br/>
+      </w:r>
+      <w:r>
+        <w:rPr>
+          <w:rStyle w:val="StrongEmphasis"/>
+          <w:sz w:val="20"/>
+          <w:szCs w:val="20"/>
+          <w:shd w:fill="auto" w:val="clear"/>
+        </w:rPr>
+        <w:t>Sound 0</w:t>
+      </w:r>
+    </w:p>
+    <w:p>
+      <w:pPr>
+        <w:pStyle w:val="TextBody"/>
+        <w:numPr>
+          <w:ilvl w:val="0"/>
+          <w:numId w:val="3"/>
+        </w:numPr>
+        <w:tabs>
+          <w:tab w:val="clear" w:pos="708"/>
+          <w:tab w:val="left" w:pos="0" w:leader="none"/>
+        </w:tabs>
+        <w:ind w:left="709" w:hanging="283"/>
+        <w:rPr/>
+      </w:pPr>
+      <w:r>
+        <w:rPr>
+          <w:sz w:val="20"/>
+          <w:szCs w:val="20"/>
+        </w:rPr>
+        <w:t xml:space="preserve">Episodes: </w:t>
+      </w:r>
+      <w:r>
+        <w:rPr>
+          <w:rStyle w:val="StrongEmphasis"/>
+          <w:sz w:val="20"/>
+          <w:szCs w:val="20"/>
+        </w:rPr>
+        <w:t>27</w:t>
+      </w:r>
+    </w:p>
+    <w:p>
+      <w:pPr>
+        <w:pStyle w:val="TextBody"/>
+        <w:numPr>
+          <w:ilvl w:val="0"/>
+          <w:numId w:val="3"/>
+        </w:numPr>
+        <w:tabs>
+          <w:tab w:val="clear" w:pos="708"/>
+          <w:tab w:val="left" w:pos="0" w:leader="none"/>
+        </w:tabs>
+        <w:ind w:left="709" w:hanging="283"/>
+        <w:rPr/>
+      </w:pPr>
+      <w:r>
+        <w:rPr>
+          <w:sz w:val="20"/>
+          <w:szCs w:val="20"/>
+        </w:rPr>
+        <w:t xml:space="preserve">Successes: </w:t>
+      </w:r>
+      <w:r>
+        <w:rPr>
+          <w:rStyle w:val="StrongEmphasis"/>
+          <w:sz w:val="20"/>
+          <w:szCs w:val="20"/>
+        </w:rPr>
+        <w:t>7 / 27 → 25.9%</w:t>
+      </w:r>
+    </w:p>
+    <w:p>
+      <w:pPr>
+        <w:pStyle w:val="TextBody"/>
+        <w:numPr>
+          <w:ilvl w:val="0"/>
+          <w:numId w:val="3"/>
+        </w:numPr>
+        <w:tabs>
+          <w:tab w:val="clear" w:pos="708"/>
+          <w:tab w:val="left" w:pos="0" w:leader="none"/>
+        </w:tabs>
+        <w:ind w:left="709" w:hanging="283"/>
+        <w:rPr/>
+      </w:pPr>
+      <w:r>
+        <w:rPr>
+          <w:sz w:val="20"/>
+          <w:szCs w:val="20"/>
+        </w:rPr>
+        <w:t xml:space="preserve">Avg. steps-to-30 cm (successful only): </w:t>
+      </w:r>
+      <w:r>
+        <w:rPr>
+          <w:rStyle w:val="StrongEmphasis"/>
+          <w:sz w:val="20"/>
+          <w:szCs w:val="20"/>
+        </w:rPr>
+        <w:t>52.1</w:t>
+      </w:r>
+    </w:p>
+    <w:p>
+      <w:pPr>
+        <w:pStyle w:val="TextBody"/>
+        <w:numPr>
+          <w:ilvl w:val="0"/>
+          <w:numId w:val="3"/>
+        </w:numPr>
+        <w:tabs>
+          <w:tab w:val="clear" w:pos="708"/>
+          <w:tab w:val="left" w:pos="0" w:leader="none"/>
+        </w:tabs>
+        <w:ind w:left="709" w:hanging="283"/>
+        <w:rPr/>
+      </w:pPr>
+      <w:r>
+        <w:rPr>
+          <w:sz w:val="20"/>
+          <w:szCs w:val="20"/>
+        </w:rPr>
+        <w:t xml:space="preserve">Mean reward (all episodes): </w:t>
+      </w:r>
+      <w:r>
+        <w:rPr>
+          <w:rStyle w:val="StrongEmphasis"/>
+          <w:sz w:val="20"/>
+          <w:szCs w:val="20"/>
+        </w:rPr>
+        <w:t>15.0</w:t>
+      </w:r>
+    </w:p>
+    <w:p>
+      <w:pPr>
+        <w:pStyle w:val="TextBody"/>
+        <w:rPr/>
+      </w:pPr>
+      <w:r>
+        <w:rPr>
+          <w:rStyle w:val="StrongEmphasis"/>
+          <w:sz w:val="20"/>
+          <w:szCs w:val="20"/>
+        </w:rPr>
+        <w:t>Sound 1</w:t>
+      </w:r>
+    </w:p>
+    <w:p>
+      <w:pPr>
+        <w:pStyle w:val="TextBody"/>
+        <w:numPr>
+          <w:ilvl w:val="0"/>
+          <w:numId w:val="4"/>
+        </w:numPr>
+        <w:tabs>
+          <w:tab w:val="clear" w:pos="708"/>
+          <w:tab w:val="left" w:pos="0" w:leader="none"/>
+        </w:tabs>
+        <w:ind w:left="709" w:hanging="283"/>
+        <w:rPr/>
+      </w:pPr>
+      <w:r>
+        <w:rPr>
+          <w:sz w:val="20"/>
+          <w:szCs w:val="20"/>
+        </w:rPr>
+        <w:t xml:space="preserve">Episodes: </w:t>
+      </w:r>
+      <w:r>
+        <w:rPr>
+          <w:rStyle w:val="StrongEmphasis"/>
+          <w:sz w:val="20"/>
+          <w:szCs w:val="20"/>
+        </w:rPr>
+        <w:t>38</w:t>
+      </w:r>
+    </w:p>
+    <w:p>
+      <w:pPr>
+        <w:pStyle w:val="TextBody"/>
+        <w:numPr>
+          <w:ilvl w:val="0"/>
+          <w:numId w:val="4"/>
+        </w:numPr>
+        <w:tabs>
+          <w:tab w:val="clear" w:pos="708"/>
+          <w:tab w:val="left" w:pos="0" w:leader="none"/>
+        </w:tabs>
+        <w:ind w:left="709" w:hanging="283"/>
+        <w:rPr/>
+      </w:pPr>
+      <w:r>
+        <w:rPr>
+          <w:sz w:val="20"/>
+          <w:szCs w:val="20"/>
+        </w:rPr>
+        <w:t xml:space="preserve">Successes: </w:t>
+      </w:r>
+      <w:r>
+        <w:rPr>
+          <w:rStyle w:val="StrongEmphasis"/>
+          <w:sz w:val="20"/>
+          <w:szCs w:val="20"/>
+        </w:rPr>
+        <w:t>10 / 38 → 26.3%</w:t>
+      </w:r>
+    </w:p>
+    <w:p>
+      <w:pPr>
+        <w:pStyle w:val="TextBody"/>
+        <w:numPr>
+          <w:ilvl w:val="0"/>
+          <w:numId w:val="4"/>
+        </w:numPr>
+        <w:tabs>
+          <w:tab w:val="clear" w:pos="708"/>
+          <w:tab w:val="left" w:pos="0" w:leader="none"/>
+        </w:tabs>
+        <w:ind w:left="709" w:hanging="283"/>
+        <w:rPr/>
+      </w:pPr>
+      <w:r>
+        <w:rPr>
+          <w:sz w:val="20"/>
+          <w:szCs w:val="20"/>
+        </w:rPr>
+        <w:t xml:space="preserve">Avg. steps-to-30 cm (successful only): </w:t>
+      </w:r>
+      <w:r>
+        <w:rPr>
+          <w:rStyle w:val="StrongEmphasis"/>
+          <w:sz w:val="20"/>
+          <w:szCs w:val="20"/>
+        </w:rPr>
+        <w:t>60.3</w:t>
+      </w:r>
+    </w:p>
+    <w:p>
+      <w:pPr>
+        <w:pStyle w:val="TextBody"/>
+        <w:numPr>
+          <w:ilvl w:val="0"/>
+          <w:numId w:val="4"/>
+        </w:numPr>
+        <w:tabs>
+          <w:tab w:val="clear" w:pos="708"/>
+          <w:tab w:val="left" w:pos="0" w:leader="none"/>
+        </w:tabs>
+        <w:ind w:left="709" w:hanging="283"/>
+        <w:rPr/>
+      </w:pPr>
+      <w:r>
+        <w:rPr>
+          <w:sz w:val="20"/>
+          <w:szCs w:val="20"/>
+        </w:rPr>
+        <w:t xml:space="preserve">Mean reward (all episodes): </w:t>
+      </w:r>
+      <w:r>
+        <w:rPr>
+          <w:rStyle w:val="StrongEmphasis"/>
+          <w:sz w:val="20"/>
+          <w:szCs w:val="20"/>
+        </w:rPr>
+        <w:t>15.7</w:t>
+      </w:r>
+    </w:p>
+    <w:p>
+      <w:pPr>
+        <w:pStyle w:val="TextBody"/>
+        <w:rPr/>
+      </w:pPr>
+      <w:r>
+        <w:rPr>
+          <w:rStyle w:val="StrongEmphasis"/>
+          <w:sz w:val="20"/>
+          <w:szCs w:val="20"/>
+        </w:rPr>
+        <w:t xml:space="preserve">Sound 2 </w:t>
+      </w:r>
+      <w:r>
+        <w:rPr>
+          <w:rStyle w:val="StrongEmphasis"/>
+          <w:sz w:val="20"/>
+          <w:szCs w:val="20"/>
+        </w:rPr>
+        <w:t>(</w:t>
+      </w:r>
+      <w:r>
+        <w:rPr>
+          <w:rStyle w:val="StrongEmphasis"/>
+          <w:sz w:val="20"/>
+          <w:szCs w:val="20"/>
+        </w:rPr>
+        <w:t>1.5 kHz tone with slow 8 Hz amplitude modulation (tremolo)</w:t>
+      </w:r>
+      <w:r>
+        <w:rPr>
+          <w:rStyle w:val="StrongEmphasis"/>
+          <w:sz w:val="20"/>
+          <w:szCs w:val="20"/>
+        </w:rPr>
+        <w:t>)</w:t>
+      </w:r>
+      <w:r>
+        <w:rPr>
+          <w:rStyle w:val="StrongEmphasis"/>
+          <w:sz w:val="20"/>
+          <w:szCs w:val="20"/>
+        </w:rPr>
+        <w:t>:</w:t>
+      </w:r>
+    </w:p>
+    <w:p>
+      <w:pPr>
+        <w:pStyle w:val="TextBody"/>
+        <w:numPr>
+          <w:ilvl w:val="0"/>
+          <w:numId w:val="5"/>
+        </w:numPr>
+        <w:tabs>
+          <w:tab w:val="clear" w:pos="708"/>
+          <w:tab w:val="left" w:pos="0" w:leader="none"/>
+        </w:tabs>
+        <w:ind w:left="709" w:hanging="283"/>
+        <w:rPr/>
+      </w:pPr>
+      <w:r>
+        <w:rPr>
+          <w:sz w:val="20"/>
+          <w:szCs w:val="20"/>
+        </w:rPr>
+        <w:t xml:space="preserve">Episodes: </w:t>
+      </w:r>
+      <w:r>
+        <w:rPr>
+          <w:rStyle w:val="StrongEmphasis"/>
+          <w:sz w:val="20"/>
+          <w:szCs w:val="20"/>
+        </w:rPr>
+        <w:t>35</w:t>
+      </w:r>
+    </w:p>
+    <w:p>
+      <w:pPr>
+        <w:pStyle w:val="TextBody"/>
+        <w:numPr>
+          <w:ilvl w:val="0"/>
+          <w:numId w:val="5"/>
+        </w:numPr>
+        <w:tabs>
+          <w:tab w:val="clear" w:pos="708"/>
+          <w:tab w:val="left" w:pos="0" w:leader="none"/>
+        </w:tabs>
+        <w:ind w:left="709" w:hanging="283"/>
+        <w:rPr/>
+      </w:pPr>
+      <w:r>
+        <w:rPr>
+          <w:sz w:val="20"/>
+          <w:szCs w:val="20"/>
+        </w:rPr>
+        <w:t xml:space="preserve">Successes: </w:t>
+      </w:r>
+      <w:r>
+        <w:rPr>
+          <w:rStyle w:val="StrongEmphasis"/>
+          <w:sz w:val="20"/>
+          <w:szCs w:val="20"/>
+        </w:rPr>
+        <w:t>10 / 35 → 28.6%</w:t>
+      </w:r>
+    </w:p>
+    <w:p>
+      <w:pPr>
+        <w:pStyle w:val="TextBody"/>
+        <w:numPr>
+          <w:ilvl w:val="0"/>
+          <w:numId w:val="5"/>
+        </w:numPr>
+        <w:tabs>
+          <w:tab w:val="clear" w:pos="708"/>
+          <w:tab w:val="left" w:pos="0" w:leader="none"/>
+        </w:tabs>
+        <w:ind w:left="709" w:hanging="283"/>
+        <w:rPr/>
+      </w:pPr>
+      <w:r>
+        <w:rPr>
+          <w:sz w:val="20"/>
+          <w:szCs w:val="20"/>
+        </w:rPr>
+        <w:t xml:space="preserve">Avg. steps-to-30 cm (successful only): </w:t>
+      </w:r>
+      <w:r>
+        <w:rPr>
+          <w:rStyle w:val="StrongEmphasis"/>
+          <w:sz w:val="20"/>
+          <w:szCs w:val="20"/>
+        </w:rPr>
+        <w:t>58.6</w:t>
+      </w:r>
+    </w:p>
+    <w:p>
+      <w:pPr>
+        <w:pStyle w:val="TextBody"/>
+        <w:numPr>
+          <w:ilvl w:val="0"/>
+          <w:numId w:val="5"/>
+        </w:numPr>
+        <w:tabs>
+          <w:tab w:val="clear" w:pos="708"/>
+          <w:tab w:val="left" w:pos="0" w:leader="none"/>
+        </w:tabs>
+        <w:ind w:left="709" w:hanging="283"/>
+        <w:rPr/>
+      </w:pPr>
+      <w:r>
+        <w:rPr>
+          <w:sz w:val="20"/>
+          <w:szCs w:val="20"/>
+        </w:rPr>
+        <w:t xml:space="preserve">Mean reward (all episodes): </w:t>
+      </w:r>
+      <w:r>
+        <w:rPr>
+          <w:rStyle w:val="StrongEmphasis"/>
+          <w:sz w:val="20"/>
+          <w:szCs w:val="20"/>
+        </w:rPr>
+        <w:t>15.0</w:t>
+      </w:r>
+    </w:p>
+    <w:p>
+      <w:pPr>
+        <w:pStyle w:val="TextBody"/>
+        <w:numPr>
+          <w:ilvl w:val="0"/>
+          <w:numId w:val="0"/>
+        </w:numPr>
+        <w:ind w:hanging="0"/>
+        <w:rPr>
+          <w:rStyle w:val="StrongEmphasis"/>
+          <w:sz w:val="20"/>
+          <w:szCs w:val="20"/>
+        </w:rPr>
+      </w:pPr>
+      <w:r>
+        <w:rPr/>
+      </w:r>
+    </w:p>
+    <w:p>
+      <w:pPr>
+        <w:pStyle w:val="Normal"/>
+        <w:rPr>
+          <w:b w:val="false"/>
+          <w:b w:val="false"/>
+          <w:bCs w:val="false"/>
+          <w:sz w:val="24"/>
+          <w:szCs w:val="24"/>
+          <w:highlight w:val="none"/>
+          <w:shd w:fill="auto" w:val="clear"/>
+        </w:rPr>
+      </w:pPr>
+      <w:r>
+        <w:rPr>
+          <w:b/>
+          <w:bCs/>
+          <w:sz w:val="24"/>
+          <w:szCs w:val="24"/>
+          <w:shd w:fill="auto" w:val="clear"/>
+          <w:lang w:val="en-US"/>
+        </w:rPr>
+        <w:t>Four</w:t>
+      </w:r>
+      <w:r>
+        <w:rPr>
+          <w:b/>
+          <w:bCs/>
+          <w:sz w:val="24"/>
+          <w:szCs w:val="24"/>
+          <w:shd w:fill="auto" w:val="clear"/>
+          <w:lang w:val="en-US"/>
+        </w:rPr>
+        <w:t xml:space="preserve"> sounds</w:t>
+      </w:r>
+    </w:p>
+    <w:p>
+      <w:pPr>
+        <w:pStyle w:val="Normal"/>
+        <w:rPr>
+          <w:b w:val="false"/>
+          <w:b w:val="false"/>
+          <w:bCs w:val="false"/>
+          <w:sz w:val="24"/>
+          <w:szCs w:val="24"/>
+          <w:highlight w:val="none"/>
+          <w:shd w:fill="auto" w:val="clear"/>
+        </w:rPr>
+      </w:pPr>
+      <w:r>
+        <w:rPr>
+          <w:b w:val="false"/>
+          <w:bCs w:val="false"/>
+          <w:sz w:val="24"/>
+          <w:szCs w:val="24"/>
+          <w:shd w:fill="auto" w:val="clear"/>
+        </w:rPr>
+        <w:t>Reached 30cm: 27/100 (27.0%)</w:t>
+      </w:r>
+    </w:p>
+    <w:p>
+      <w:pPr>
+        <w:pStyle w:val="Normal"/>
+        <w:rPr>
+          <w:b w:val="false"/>
+          <w:b w:val="false"/>
+          <w:bCs w:val="false"/>
+          <w:sz w:val="24"/>
+          <w:szCs w:val="24"/>
+          <w:highlight w:val="none"/>
+          <w:shd w:fill="auto" w:val="clear"/>
+        </w:rPr>
+      </w:pPr>
+      <w:r>
+        <w:rPr>
+          <w:b w:val="false"/>
+          <w:bCs w:val="false"/>
+          <w:sz w:val="24"/>
+          <w:szCs w:val="24"/>
+          <w:shd w:fill="auto" w:val="clear"/>
+        </w:rPr>
+        <w:t>Avg steps-to-30cm over all successes: 56.9</w:t>
+      </w:r>
+    </w:p>
+    <w:p>
+      <w:pPr>
+        <w:pStyle w:val="Normal"/>
+        <w:rPr>
+          <w:b w:val="false"/>
+          <w:b w:val="false"/>
+          <w:bCs w:val="false"/>
+          <w:sz w:val="24"/>
+          <w:szCs w:val="24"/>
+          <w:highlight w:val="none"/>
+          <w:shd w:fill="auto" w:val="clear"/>
+        </w:rPr>
+      </w:pPr>
+      <w:r>
+        <w:rPr>
+          <w:b w:val="false"/>
+          <w:bCs w:val="false"/>
+          <w:sz w:val="24"/>
+          <w:szCs w:val="24"/>
+          <w:shd w:fill="auto" w:val="clear"/>
+        </w:rPr>
+        <w:t>Mean reward per env (averaged over episodes): 15.158</w:t>
+      </w:r>
+    </w:p>
+    <w:p>
+      <w:pPr>
+        <w:pStyle w:val="Normal"/>
+        <w:rPr>
+          <w:b w:val="false"/>
+          <w:b w:val="false"/>
+          <w:bCs w:val="false"/>
+          <w:sz w:val="24"/>
+          <w:szCs w:val="24"/>
+          <w:highlight w:val="none"/>
+          <w:shd w:fill="auto" w:val="clear"/>
+        </w:rPr>
+      </w:pPr>
+      <w:r>
+        <w:rPr>
+          <w:b w:val="false"/>
+          <w:bCs w:val="false"/>
+          <w:sz w:val="24"/>
+          <w:szCs w:val="24"/>
+          <w:shd w:fill="auto" w:val="clear"/>
+        </w:rPr>
+        <w:br/>
+      </w:r>
+      <w:r>
+        <w:rPr>
+          <w:rStyle w:val="StrongEmphasis"/>
+          <w:sz w:val="20"/>
+          <w:szCs w:val="20"/>
+          <w:shd w:fill="auto" w:val="clear"/>
+        </w:rPr>
+        <w:t>Sound 0</w:t>
+      </w:r>
+    </w:p>
+    <w:p>
+      <w:pPr>
+        <w:pStyle w:val="TextBody"/>
+        <w:numPr>
+          <w:ilvl w:val="0"/>
+          <w:numId w:val="3"/>
+        </w:numPr>
+        <w:tabs>
+          <w:tab w:val="clear" w:pos="708"/>
+          <w:tab w:val="left" w:pos="0" w:leader="none"/>
+        </w:tabs>
+        <w:ind w:left="709" w:hanging="283"/>
+        <w:rPr/>
+      </w:pPr>
+      <w:r>
+        <w:rPr>
+          <w:sz w:val="20"/>
+          <w:szCs w:val="20"/>
+        </w:rPr>
+        <w:t xml:space="preserve">Episodes: </w:t>
+      </w:r>
+      <w:r>
+        <w:rPr>
+          <w:rStyle w:val="StrongEmphasis"/>
+          <w:sz w:val="20"/>
+          <w:szCs w:val="20"/>
+        </w:rPr>
+        <w:t>27</w:t>
+      </w:r>
+    </w:p>
+    <w:p>
+      <w:pPr>
+        <w:pStyle w:val="TextBody"/>
+        <w:numPr>
+          <w:ilvl w:val="0"/>
+          <w:numId w:val="3"/>
+        </w:numPr>
+        <w:tabs>
+          <w:tab w:val="clear" w:pos="708"/>
+          <w:tab w:val="left" w:pos="0" w:leader="none"/>
+        </w:tabs>
+        <w:ind w:left="709" w:hanging="283"/>
+        <w:rPr/>
+      </w:pPr>
+      <w:r>
+        <w:rPr>
+          <w:sz w:val="20"/>
+          <w:szCs w:val="20"/>
+        </w:rPr>
+        <w:t xml:space="preserve">Successes: </w:t>
+      </w:r>
+      <w:r>
+        <w:rPr>
+          <w:rStyle w:val="StrongEmphasis"/>
+          <w:sz w:val="20"/>
+          <w:szCs w:val="20"/>
+        </w:rPr>
+        <w:t>7 / 27 → 25.9%</w:t>
+      </w:r>
+    </w:p>
+    <w:p>
+      <w:pPr>
+        <w:pStyle w:val="TextBody"/>
+        <w:numPr>
+          <w:ilvl w:val="0"/>
+          <w:numId w:val="3"/>
+        </w:numPr>
+        <w:tabs>
+          <w:tab w:val="clear" w:pos="708"/>
+          <w:tab w:val="left" w:pos="0" w:leader="none"/>
+        </w:tabs>
+        <w:ind w:left="709" w:hanging="283"/>
+        <w:rPr/>
+      </w:pPr>
+      <w:r>
+        <w:rPr>
+          <w:sz w:val="20"/>
+          <w:szCs w:val="20"/>
+        </w:rPr>
+        <w:t xml:space="preserve">Avg. steps-to-30 cm (successful only): </w:t>
+      </w:r>
+      <w:r>
+        <w:rPr>
+          <w:rStyle w:val="StrongEmphasis"/>
+          <w:sz w:val="20"/>
+          <w:szCs w:val="20"/>
+        </w:rPr>
+        <w:t>52.1</w:t>
+      </w:r>
+    </w:p>
+    <w:p>
+      <w:pPr>
+        <w:pStyle w:val="TextBody"/>
+        <w:numPr>
+          <w:ilvl w:val="0"/>
+          <w:numId w:val="3"/>
+        </w:numPr>
+        <w:tabs>
+          <w:tab w:val="clear" w:pos="708"/>
+          <w:tab w:val="left" w:pos="0" w:leader="none"/>
+        </w:tabs>
+        <w:ind w:left="709" w:hanging="283"/>
+        <w:rPr/>
+      </w:pPr>
+      <w:r>
+        <w:rPr>
+          <w:sz w:val="20"/>
+          <w:szCs w:val="20"/>
+        </w:rPr>
+        <w:t xml:space="preserve">Mean reward (all episodes): </w:t>
+      </w:r>
+      <w:r>
+        <w:rPr>
+          <w:rStyle w:val="StrongEmphasis"/>
+          <w:sz w:val="20"/>
+          <w:szCs w:val="20"/>
+        </w:rPr>
+        <w:t>15.0</w:t>
+      </w:r>
+    </w:p>
+    <w:p>
+      <w:pPr>
+        <w:pStyle w:val="TextBody"/>
+        <w:rPr/>
+      </w:pPr>
+      <w:r>
+        <w:rPr>
+          <w:rStyle w:val="StrongEmphasis"/>
+          <w:sz w:val="20"/>
+          <w:szCs w:val="20"/>
+        </w:rPr>
+        <w:t>Sound 1</w:t>
+      </w:r>
+    </w:p>
+    <w:p>
+      <w:pPr>
+        <w:pStyle w:val="TextBody"/>
+        <w:numPr>
+          <w:ilvl w:val="0"/>
+          <w:numId w:val="6"/>
+        </w:numPr>
+        <w:tabs>
+          <w:tab w:val="clear" w:pos="708"/>
+          <w:tab w:val="left" w:pos="0" w:leader="none"/>
+        </w:tabs>
+        <w:ind w:left="709" w:hanging="283"/>
+        <w:rPr/>
+      </w:pPr>
+      <w:r>
+        <w:rPr>
+          <w:sz w:val="20"/>
+          <w:szCs w:val="20"/>
+        </w:rPr>
+        <w:t xml:space="preserve">Episodes: </w:t>
+      </w:r>
+      <w:r>
+        <w:rPr>
+          <w:rStyle w:val="StrongEmphasis"/>
+          <w:sz w:val="20"/>
+          <w:szCs w:val="20"/>
+        </w:rPr>
+        <w:t>38</w:t>
+      </w:r>
+    </w:p>
+    <w:p>
+      <w:pPr>
+        <w:pStyle w:val="TextBody"/>
+        <w:numPr>
+          <w:ilvl w:val="0"/>
+          <w:numId w:val="6"/>
+        </w:numPr>
+        <w:tabs>
+          <w:tab w:val="clear" w:pos="708"/>
+          <w:tab w:val="left" w:pos="0" w:leader="none"/>
+        </w:tabs>
+        <w:ind w:left="709" w:hanging="283"/>
+        <w:rPr/>
+      </w:pPr>
+      <w:r>
+        <w:rPr>
+          <w:sz w:val="20"/>
+          <w:szCs w:val="20"/>
+        </w:rPr>
+        <w:t xml:space="preserve">Successes: </w:t>
+      </w:r>
+      <w:r>
+        <w:rPr>
+          <w:rStyle w:val="StrongEmphasis"/>
+          <w:sz w:val="20"/>
+          <w:szCs w:val="20"/>
+        </w:rPr>
+        <w:t>10 / 38 → 26.3%</w:t>
+      </w:r>
+    </w:p>
+    <w:p>
+      <w:pPr>
+        <w:pStyle w:val="TextBody"/>
+        <w:numPr>
+          <w:ilvl w:val="0"/>
+          <w:numId w:val="6"/>
+        </w:numPr>
+        <w:tabs>
+          <w:tab w:val="clear" w:pos="708"/>
+          <w:tab w:val="left" w:pos="0" w:leader="none"/>
+        </w:tabs>
+        <w:ind w:left="709" w:hanging="283"/>
+        <w:rPr/>
+      </w:pPr>
+      <w:r>
+        <w:rPr>
+          <w:sz w:val="20"/>
+          <w:szCs w:val="20"/>
+        </w:rPr>
+        <w:t xml:space="preserve">Avg. steps-to-30 cm (successful only): </w:t>
+      </w:r>
+      <w:r>
+        <w:rPr>
+          <w:rStyle w:val="StrongEmphasis"/>
+          <w:sz w:val="20"/>
+          <w:szCs w:val="20"/>
+        </w:rPr>
+        <w:t>60.3</w:t>
+      </w:r>
+    </w:p>
+    <w:p>
+      <w:pPr>
+        <w:pStyle w:val="TextBody"/>
+        <w:numPr>
+          <w:ilvl w:val="0"/>
+          <w:numId w:val="6"/>
+        </w:numPr>
+        <w:tabs>
+          <w:tab w:val="clear" w:pos="708"/>
+          <w:tab w:val="left" w:pos="0" w:leader="none"/>
+        </w:tabs>
+        <w:ind w:left="709" w:hanging="283"/>
+        <w:rPr/>
+      </w:pPr>
+      <w:r>
+        <w:rPr>
+          <w:sz w:val="20"/>
+          <w:szCs w:val="20"/>
+        </w:rPr>
+        <w:t xml:space="preserve">Mean reward (all episodes): </w:t>
+      </w:r>
+      <w:r>
+        <w:rPr>
+          <w:rStyle w:val="StrongEmphasis"/>
+          <w:sz w:val="20"/>
+          <w:szCs w:val="20"/>
+        </w:rPr>
+        <w:t>15.7</w:t>
+      </w:r>
+    </w:p>
+    <w:p>
+      <w:pPr>
+        <w:pStyle w:val="TextBody"/>
+        <w:rPr/>
+      </w:pPr>
+      <w:r>
+        <w:rPr>
+          <w:rStyle w:val="StrongEmphasis"/>
+          <w:sz w:val="20"/>
+          <w:szCs w:val="20"/>
+        </w:rPr>
+        <w:t xml:space="preserve">Sound 2 </w:t>
+      </w:r>
+      <w:r>
+        <w:rPr>
+          <w:rStyle w:val="StrongEmphasis"/>
+          <w:sz w:val="20"/>
+          <w:szCs w:val="20"/>
+        </w:rPr>
+        <w:t>(</w:t>
+      </w:r>
+      <w:r>
+        <w:rPr>
+          <w:rStyle w:val="StrongEmphasis"/>
+          <w:sz w:val="20"/>
+          <w:szCs w:val="20"/>
+        </w:rPr>
+        <w:t>1.5 kHz tone with slow 8 Hz amplitude modulation (tremolo)</w:t>
+      </w:r>
+      <w:r>
+        <w:rPr>
+          <w:rStyle w:val="StrongEmphasis"/>
+          <w:sz w:val="20"/>
+          <w:szCs w:val="20"/>
+        </w:rPr>
+        <w:t>)</w:t>
+      </w:r>
+      <w:r>
+        <w:rPr>
+          <w:rStyle w:val="StrongEmphasis"/>
+          <w:sz w:val="20"/>
+          <w:szCs w:val="20"/>
+        </w:rPr>
+        <w:t>:</w:t>
+      </w:r>
+    </w:p>
+    <w:p>
+      <w:pPr>
+        <w:pStyle w:val="TextBody"/>
+        <w:numPr>
+          <w:ilvl w:val="0"/>
+          <w:numId w:val="7"/>
+        </w:numPr>
+        <w:tabs>
+          <w:tab w:val="clear" w:pos="708"/>
+          <w:tab w:val="left" w:pos="0" w:leader="none"/>
+        </w:tabs>
+        <w:ind w:left="709" w:hanging="283"/>
+        <w:rPr/>
+      </w:pPr>
+      <w:r>
+        <w:rPr>
+          <w:sz w:val="20"/>
+          <w:szCs w:val="20"/>
+        </w:rPr>
+        <w:t xml:space="preserve">Episodes: </w:t>
+      </w:r>
+      <w:r>
+        <w:rPr>
+          <w:rStyle w:val="StrongEmphasis"/>
+          <w:sz w:val="20"/>
+          <w:szCs w:val="20"/>
+        </w:rPr>
+        <w:t>35</w:t>
+      </w:r>
+    </w:p>
+    <w:p>
+      <w:pPr>
+        <w:pStyle w:val="TextBody"/>
+        <w:numPr>
+          <w:ilvl w:val="0"/>
+          <w:numId w:val="7"/>
+        </w:numPr>
+        <w:tabs>
+          <w:tab w:val="clear" w:pos="708"/>
+          <w:tab w:val="left" w:pos="0" w:leader="none"/>
+        </w:tabs>
+        <w:ind w:left="709" w:hanging="283"/>
+        <w:rPr/>
+      </w:pPr>
+      <w:r>
+        <w:rPr>
+          <w:sz w:val="20"/>
+          <w:szCs w:val="20"/>
+        </w:rPr>
+        <w:t xml:space="preserve">Successes: </w:t>
+      </w:r>
+      <w:r>
+        <w:rPr>
+          <w:rStyle w:val="StrongEmphasis"/>
+          <w:sz w:val="20"/>
+          <w:szCs w:val="20"/>
+        </w:rPr>
+        <w:t>10 / 35 → 28.6%</w:t>
+      </w:r>
+    </w:p>
+    <w:p>
+      <w:pPr>
+        <w:pStyle w:val="TextBody"/>
+        <w:numPr>
+          <w:ilvl w:val="0"/>
+          <w:numId w:val="7"/>
+        </w:numPr>
+        <w:tabs>
+          <w:tab w:val="clear" w:pos="708"/>
+          <w:tab w:val="left" w:pos="0" w:leader="none"/>
+        </w:tabs>
+        <w:ind w:left="709" w:hanging="283"/>
+        <w:rPr/>
+      </w:pPr>
+      <w:r>
+        <w:rPr>
+          <w:sz w:val="20"/>
+          <w:szCs w:val="20"/>
+        </w:rPr>
+        <w:t xml:space="preserve">Avg. steps-to-30 cm (successful only): </w:t>
+      </w:r>
+      <w:r>
+        <w:rPr>
+          <w:rStyle w:val="StrongEmphasis"/>
+          <w:sz w:val="20"/>
+          <w:szCs w:val="20"/>
+        </w:rPr>
+        <w:t>58.6</w:t>
+      </w:r>
+    </w:p>
+    <w:p>
+      <w:pPr>
+        <w:pStyle w:val="TextBody"/>
+        <w:numPr>
+          <w:ilvl w:val="0"/>
+          <w:numId w:val="7"/>
+        </w:numPr>
+        <w:tabs>
+          <w:tab w:val="clear" w:pos="708"/>
+          <w:tab w:val="left" w:pos="0" w:leader="none"/>
+        </w:tabs>
+        <w:spacing w:before="0" w:after="140"/>
+        <w:ind w:left="709" w:hanging="283"/>
+        <w:rPr>
+          <w:b w:val="false"/>
+          <w:b w:val="false"/>
+          <w:bCs w:val="false"/>
+          <w:sz w:val="20"/>
+          <w:szCs w:val="20"/>
+          <w:highlight w:val="none"/>
+          <w:shd w:fill="FFFF00" w:val="clear"/>
+        </w:rPr>
+      </w:pPr>
+      <w:r>
+        <w:rPr>
+          <w:b w:val="false"/>
+          <w:bCs w:val="false"/>
+          <w:sz w:val="20"/>
+          <w:szCs w:val="20"/>
+          <w:shd w:fill="FFFF00" w:val="clear"/>
+        </w:rPr>
+        <w:t xml:space="preserve">Mean reward (all episodes): </w:t>
+      </w:r>
+      <w:r>
+        <w:rPr>
+          <w:rStyle w:val="StrongEmphasis"/>
+          <w:sz w:val="20"/>
+          <w:szCs w:val="20"/>
+          <w:shd w:fill="FFFF00" w:val="clear"/>
+        </w:rPr>
+        <w:t>15.0</w:t>
       </w:r>
     </w:p>
     <w:sectPr>
@@ -375,6 +2142,1113 @@
     </w:sectPr>
   </w:body>
 </w:document>
+</file>
+
+<file path=word/numbering.xml><?xml version="1.0" encoding="utf-8"?>
+<w:numbering xmlns:w="http://schemas.openxmlformats.org/wordprocessingml/2006/main" xmlns:o="urn:schemas-microsoft-com:office:office" xmlns:r="http://schemas.openxmlformats.org/officeDocument/2006/relationships" xmlns:v="urn:schemas-microsoft-com:vml" xmlns:mc="http://schemas.openxmlformats.org/markup-compatibility/2006" xmlns:w14="http://schemas.microsoft.com/office/word/2010/wordml" mc:Ignorable="w14">
+  <w:abstractNum w:abstractNumId="1">
+    <w:lvl w:ilvl="0">
+      <w:start w:val="1"/>
+      <w:numFmt w:val="bullet"/>
+      <w:lvlText w:val=""/>
+      <w:lvlJc w:val="left"/>
+      <w:pPr>
+        <w:tabs>
+          <w:tab w:val="num" w:pos="709"/>
+        </w:tabs>
+        <w:ind w:left="709" w:hanging="283"/>
+      </w:pPr>
+      <w:rPr>
+        <w:rFonts w:ascii="Symbol" w:hAnsi="Symbol" w:cs="Symbol" w:hint="default"/>
+      </w:rPr>
+    </w:lvl>
+    <w:lvl w:ilvl="1">
+      <w:start w:val="1"/>
+      <w:numFmt w:val="bullet"/>
+      <w:lvlText w:val=""/>
+      <w:lvlJc w:val="left"/>
+      <w:pPr>
+        <w:tabs>
+          <w:tab w:val="num" w:pos="1418"/>
+        </w:tabs>
+        <w:ind w:left="1418" w:hanging="283"/>
+      </w:pPr>
+      <w:rPr>
+        <w:rFonts w:ascii="Symbol" w:hAnsi="Symbol" w:cs="Symbol" w:hint="default"/>
+      </w:rPr>
+    </w:lvl>
+    <w:lvl w:ilvl="2">
+      <w:start w:val="1"/>
+      <w:numFmt w:val="bullet"/>
+      <w:lvlText w:val=""/>
+      <w:lvlJc w:val="left"/>
+      <w:pPr>
+        <w:tabs>
+          <w:tab w:val="num" w:pos="2127"/>
+        </w:tabs>
+        <w:ind w:left="2127" w:hanging="283"/>
+      </w:pPr>
+      <w:rPr>
+        <w:rFonts w:ascii="Symbol" w:hAnsi="Symbol" w:cs="Symbol" w:hint="default"/>
+      </w:rPr>
+    </w:lvl>
+    <w:lvl w:ilvl="3">
+      <w:start w:val="1"/>
+      <w:numFmt w:val="bullet"/>
+      <w:lvlText w:val=""/>
+      <w:lvlJc w:val="left"/>
+      <w:pPr>
+        <w:tabs>
+          <w:tab w:val="num" w:pos="2836"/>
+        </w:tabs>
+        <w:ind w:left="2836" w:hanging="283"/>
+      </w:pPr>
+      <w:rPr>
+        <w:rFonts w:ascii="Symbol" w:hAnsi="Symbol" w:cs="Symbol" w:hint="default"/>
+      </w:rPr>
+    </w:lvl>
+    <w:lvl w:ilvl="4">
+      <w:start w:val="1"/>
+      <w:numFmt w:val="bullet"/>
+      <w:lvlText w:val=""/>
+      <w:lvlJc w:val="left"/>
+      <w:pPr>
+        <w:tabs>
+          <w:tab w:val="num" w:pos="3545"/>
+        </w:tabs>
+        <w:ind w:left="3545" w:hanging="283"/>
+      </w:pPr>
+      <w:rPr>
+        <w:rFonts w:ascii="Symbol" w:hAnsi="Symbol" w:cs="Symbol" w:hint="default"/>
+      </w:rPr>
+    </w:lvl>
+    <w:lvl w:ilvl="5">
+      <w:start w:val="1"/>
+      <w:numFmt w:val="bullet"/>
+      <w:lvlText w:val=""/>
+      <w:lvlJc w:val="left"/>
+      <w:pPr>
+        <w:tabs>
+          <w:tab w:val="num" w:pos="4254"/>
+        </w:tabs>
+        <w:ind w:left="4254" w:hanging="283"/>
+      </w:pPr>
+      <w:rPr>
+        <w:rFonts w:ascii="Symbol" w:hAnsi="Symbol" w:cs="Symbol" w:hint="default"/>
+      </w:rPr>
+    </w:lvl>
+    <w:lvl w:ilvl="6">
+      <w:start w:val="1"/>
+      <w:numFmt w:val="bullet"/>
+      <w:lvlText w:val=""/>
+      <w:lvlJc w:val="left"/>
+      <w:pPr>
+        <w:tabs>
+          <w:tab w:val="num" w:pos="4963"/>
+        </w:tabs>
+        <w:ind w:left="4963" w:hanging="283"/>
+      </w:pPr>
+      <w:rPr>
+        <w:rFonts w:ascii="Symbol" w:hAnsi="Symbol" w:cs="Symbol" w:hint="default"/>
+      </w:rPr>
+    </w:lvl>
+    <w:lvl w:ilvl="7">
+      <w:start w:val="1"/>
+      <w:numFmt w:val="bullet"/>
+      <w:lvlText w:val=""/>
+      <w:lvlJc w:val="left"/>
+      <w:pPr>
+        <w:tabs>
+          <w:tab w:val="num" w:pos="5672"/>
+        </w:tabs>
+        <w:ind w:left="5672" w:hanging="283"/>
+      </w:pPr>
+      <w:rPr>
+        <w:rFonts w:ascii="Symbol" w:hAnsi="Symbol" w:cs="Symbol" w:hint="default"/>
+      </w:rPr>
+    </w:lvl>
+    <w:lvl w:ilvl="8">
+      <w:start w:val="1"/>
+      <w:numFmt w:val="bullet"/>
+      <w:lvlText w:val=""/>
+      <w:lvlJc w:val="left"/>
+      <w:pPr>
+        <w:tabs>
+          <w:tab w:val="num" w:pos="6381"/>
+        </w:tabs>
+        <w:ind w:left="6381" w:hanging="283"/>
+      </w:pPr>
+      <w:rPr>
+        <w:rFonts w:ascii="Symbol" w:hAnsi="Symbol" w:cs="Symbol" w:hint="default"/>
+      </w:rPr>
+    </w:lvl>
+  </w:abstractNum>
+  <w:abstractNum w:abstractNumId="2">
+    <w:lvl w:ilvl="0">
+      <w:start w:val="1"/>
+      <w:numFmt w:val="bullet"/>
+      <w:lvlText w:val=""/>
+      <w:lvlJc w:val="left"/>
+      <w:pPr>
+        <w:tabs>
+          <w:tab w:val="num" w:pos="709"/>
+        </w:tabs>
+        <w:ind w:left="709" w:hanging="283"/>
+      </w:pPr>
+      <w:rPr>
+        <w:rFonts w:ascii="Symbol" w:hAnsi="Symbol" w:cs="Symbol" w:hint="default"/>
+      </w:rPr>
+    </w:lvl>
+    <w:lvl w:ilvl="1">
+      <w:start w:val="1"/>
+      <w:numFmt w:val="bullet"/>
+      <w:lvlText w:val=""/>
+      <w:lvlJc w:val="left"/>
+      <w:pPr>
+        <w:tabs>
+          <w:tab w:val="num" w:pos="1418"/>
+        </w:tabs>
+        <w:ind w:left="1418" w:hanging="283"/>
+      </w:pPr>
+      <w:rPr>
+        <w:rFonts w:ascii="Symbol" w:hAnsi="Symbol" w:cs="Symbol" w:hint="default"/>
+      </w:rPr>
+    </w:lvl>
+    <w:lvl w:ilvl="2">
+      <w:start w:val="1"/>
+      <w:numFmt w:val="bullet"/>
+      <w:lvlText w:val=""/>
+      <w:lvlJc w:val="left"/>
+      <w:pPr>
+        <w:tabs>
+          <w:tab w:val="num" w:pos="2127"/>
+        </w:tabs>
+        <w:ind w:left="2127" w:hanging="283"/>
+      </w:pPr>
+      <w:rPr>
+        <w:rFonts w:ascii="Symbol" w:hAnsi="Symbol" w:cs="Symbol" w:hint="default"/>
+      </w:rPr>
+    </w:lvl>
+    <w:lvl w:ilvl="3">
+      <w:start w:val="1"/>
+      <w:numFmt w:val="bullet"/>
+      <w:lvlText w:val=""/>
+      <w:lvlJc w:val="left"/>
+      <w:pPr>
+        <w:tabs>
+          <w:tab w:val="num" w:pos="2836"/>
+        </w:tabs>
+        <w:ind w:left="2836" w:hanging="283"/>
+      </w:pPr>
+      <w:rPr>
+        <w:rFonts w:ascii="Symbol" w:hAnsi="Symbol" w:cs="Symbol" w:hint="default"/>
+      </w:rPr>
+    </w:lvl>
+    <w:lvl w:ilvl="4">
+      <w:start w:val="1"/>
+      <w:numFmt w:val="bullet"/>
+      <w:lvlText w:val=""/>
+      <w:lvlJc w:val="left"/>
+      <w:pPr>
+        <w:tabs>
+          <w:tab w:val="num" w:pos="3545"/>
+        </w:tabs>
+        <w:ind w:left="3545" w:hanging="283"/>
+      </w:pPr>
+      <w:rPr>
+        <w:rFonts w:ascii="Symbol" w:hAnsi="Symbol" w:cs="Symbol" w:hint="default"/>
+      </w:rPr>
+    </w:lvl>
+    <w:lvl w:ilvl="5">
+      <w:start w:val="1"/>
+      <w:numFmt w:val="bullet"/>
+      <w:lvlText w:val=""/>
+      <w:lvlJc w:val="left"/>
+      <w:pPr>
+        <w:tabs>
+          <w:tab w:val="num" w:pos="4254"/>
+        </w:tabs>
+        <w:ind w:left="4254" w:hanging="283"/>
+      </w:pPr>
+      <w:rPr>
+        <w:rFonts w:ascii="Symbol" w:hAnsi="Symbol" w:cs="Symbol" w:hint="default"/>
+      </w:rPr>
+    </w:lvl>
+    <w:lvl w:ilvl="6">
+      <w:start w:val="1"/>
+      <w:numFmt w:val="bullet"/>
+      <w:lvlText w:val=""/>
+      <w:lvlJc w:val="left"/>
+      <w:pPr>
+        <w:tabs>
+          <w:tab w:val="num" w:pos="4963"/>
+        </w:tabs>
+        <w:ind w:left="4963" w:hanging="283"/>
+      </w:pPr>
+      <w:rPr>
+        <w:rFonts w:ascii="Symbol" w:hAnsi="Symbol" w:cs="Symbol" w:hint="default"/>
+      </w:rPr>
+    </w:lvl>
+    <w:lvl w:ilvl="7">
+      <w:start w:val="1"/>
+      <w:numFmt w:val="bullet"/>
+      <w:lvlText w:val=""/>
+      <w:lvlJc w:val="left"/>
+      <w:pPr>
+        <w:tabs>
+          <w:tab w:val="num" w:pos="5672"/>
+        </w:tabs>
+        <w:ind w:left="5672" w:hanging="283"/>
+      </w:pPr>
+      <w:rPr>
+        <w:rFonts w:ascii="Symbol" w:hAnsi="Symbol" w:cs="Symbol" w:hint="default"/>
+      </w:rPr>
+    </w:lvl>
+    <w:lvl w:ilvl="8">
+      <w:start w:val="1"/>
+      <w:numFmt w:val="bullet"/>
+      <w:lvlText w:val=""/>
+      <w:lvlJc w:val="left"/>
+      <w:pPr>
+        <w:tabs>
+          <w:tab w:val="num" w:pos="6381"/>
+        </w:tabs>
+        <w:ind w:left="6381" w:hanging="283"/>
+      </w:pPr>
+      <w:rPr>
+        <w:rFonts w:ascii="Symbol" w:hAnsi="Symbol" w:cs="Symbol" w:hint="default"/>
+      </w:rPr>
+    </w:lvl>
+  </w:abstractNum>
+  <w:abstractNum w:abstractNumId="3">
+    <w:lvl w:ilvl="0">
+      <w:start w:val="1"/>
+      <w:numFmt w:val="bullet"/>
+      <w:lvlText w:val=""/>
+      <w:lvlJc w:val="left"/>
+      <w:pPr>
+        <w:tabs>
+          <w:tab w:val="num" w:pos="709"/>
+        </w:tabs>
+        <w:ind w:left="709" w:hanging="283"/>
+      </w:pPr>
+      <w:rPr>
+        <w:rFonts w:ascii="Symbol" w:hAnsi="Symbol" w:cs="Symbol" w:hint="default"/>
+      </w:rPr>
+    </w:lvl>
+    <w:lvl w:ilvl="1">
+      <w:start w:val="1"/>
+      <w:numFmt w:val="bullet"/>
+      <w:lvlText w:val=""/>
+      <w:lvlJc w:val="left"/>
+      <w:pPr>
+        <w:tabs>
+          <w:tab w:val="num" w:pos="1418"/>
+        </w:tabs>
+        <w:ind w:left="1418" w:hanging="283"/>
+      </w:pPr>
+      <w:rPr>
+        <w:rFonts w:ascii="Symbol" w:hAnsi="Symbol" w:cs="Symbol" w:hint="default"/>
+      </w:rPr>
+    </w:lvl>
+    <w:lvl w:ilvl="2">
+      <w:start w:val="1"/>
+      <w:numFmt w:val="bullet"/>
+      <w:lvlText w:val=""/>
+      <w:lvlJc w:val="left"/>
+      <w:pPr>
+        <w:tabs>
+          <w:tab w:val="num" w:pos="2127"/>
+        </w:tabs>
+        <w:ind w:left="2127" w:hanging="283"/>
+      </w:pPr>
+      <w:rPr>
+        <w:rFonts w:ascii="Symbol" w:hAnsi="Symbol" w:cs="Symbol" w:hint="default"/>
+      </w:rPr>
+    </w:lvl>
+    <w:lvl w:ilvl="3">
+      <w:start w:val="1"/>
+      <w:numFmt w:val="bullet"/>
+      <w:lvlText w:val=""/>
+      <w:lvlJc w:val="left"/>
+      <w:pPr>
+        <w:tabs>
+          <w:tab w:val="num" w:pos="2836"/>
+        </w:tabs>
+        <w:ind w:left="2836" w:hanging="283"/>
+      </w:pPr>
+      <w:rPr>
+        <w:rFonts w:ascii="Symbol" w:hAnsi="Symbol" w:cs="Symbol" w:hint="default"/>
+      </w:rPr>
+    </w:lvl>
+    <w:lvl w:ilvl="4">
+      <w:start w:val="1"/>
+      <w:numFmt w:val="bullet"/>
+      <w:lvlText w:val=""/>
+      <w:lvlJc w:val="left"/>
+      <w:pPr>
+        <w:tabs>
+          <w:tab w:val="num" w:pos="3545"/>
+        </w:tabs>
+        <w:ind w:left="3545" w:hanging="283"/>
+      </w:pPr>
+      <w:rPr>
+        <w:rFonts w:ascii="Symbol" w:hAnsi="Symbol" w:cs="Symbol" w:hint="default"/>
+      </w:rPr>
+    </w:lvl>
+    <w:lvl w:ilvl="5">
+      <w:start w:val="1"/>
+      <w:numFmt w:val="bullet"/>
+      <w:lvlText w:val=""/>
+      <w:lvlJc w:val="left"/>
+      <w:pPr>
+        <w:tabs>
+          <w:tab w:val="num" w:pos="4254"/>
+        </w:tabs>
+        <w:ind w:left="4254" w:hanging="283"/>
+      </w:pPr>
+      <w:rPr>
+        <w:rFonts w:ascii="Symbol" w:hAnsi="Symbol" w:cs="Symbol" w:hint="default"/>
+      </w:rPr>
+    </w:lvl>
+    <w:lvl w:ilvl="6">
+      <w:start w:val="1"/>
+      <w:numFmt w:val="bullet"/>
+      <w:lvlText w:val=""/>
+      <w:lvlJc w:val="left"/>
+      <w:pPr>
+        <w:tabs>
+          <w:tab w:val="num" w:pos="4963"/>
+        </w:tabs>
+        <w:ind w:left="4963" w:hanging="283"/>
+      </w:pPr>
+      <w:rPr>
+        <w:rFonts w:ascii="Symbol" w:hAnsi="Symbol" w:cs="Symbol" w:hint="default"/>
+      </w:rPr>
+    </w:lvl>
+    <w:lvl w:ilvl="7">
+      <w:start w:val="1"/>
+      <w:numFmt w:val="bullet"/>
+      <w:lvlText w:val=""/>
+      <w:lvlJc w:val="left"/>
+      <w:pPr>
+        <w:tabs>
+          <w:tab w:val="num" w:pos="5672"/>
+        </w:tabs>
+        <w:ind w:left="5672" w:hanging="283"/>
+      </w:pPr>
+      <w:rPr>
+        <w:rFonts w:ascii="Symbol" w:hAnsi="Symbol" w:cs="Symbol" w:hint="default"/>
+      </w:rPr>
+    </w:lvl>
+    <w:lvl w:ilvl="8">
+      <w:start w:val="1"/>
+      <w:numFmt w:val="bullet"/>
+      <w:lvlText w:val=""/>
+      <w:lvlJc w:val="left"/>
+      <w:pPr>
+        <w:tabs>
+          <w:tab w:val="num" w:pos="6381"/>
+        </w:tabs>
+        <w:ind w:left="6381" w:hanging="283"/>
+      </w:pPr>
+      <w:rPr>
+        <w:rFonts w:ascii="Symbol" w:hAnsi="Symbol" w:cs="Symbol" w:hint="default"/>
+      </w:rPr>
+    </w:lvl>
+  </w:abstractNum>
+  <w:abstractNum w:abstractNumId="4">
+    <w:lvl w:ilvl="0">
+      <w:start w:val="1"/>
+      <w:numFmt w:val="bullet"/>
+      <w:lvlText w:val=""/>
+      <w:lvlJc w:val="left"/>
+      <w:pPr>
+        <w:tabs>
+          <w:tab w:val="num" w:pos="709"/>
+        </w:tabs>
+        <w:ind w:left="709" w:hanging="283"/>
+      </w:pPr>
+      <w:rPr>
+        <w:rFonts w:ascii="Symbol" w:hAnsi="Symbol" w:cs="Symbol" w:hint="default"/>
+      </w:rPr>
+    </w:lvl>
+    <w:lvl w:ilvl="1">
+      <w:start w:val="1"/>
+      <w:numFmt w:val="bullet"/>
+      <w:lvlText w:val=""/>
+      <w:lvlJc w:val="left"/>
+      <w:pPr>
+        <w:tabs>
+          <w:tab w:val="num" w:pos="1418"/>
+        </w:tabs>
+        <w:ind w:left="1418" w:hanging="283"/>
+      </w:pPr>
+      <w:rPr>
+        <w:rFonts w:ascii="Symbol" w:hAnsi="Symbol" w:cs="Symbol" w:hint="default"/>
+      </w:rPr>
+    </w:lvl>
+    <w:lvl w:ilvl="2">
+      <w:start w:val="1"/>
+      <w:numFmt w:val="bullet"/>
+      <w:lvlText w:val=""/>
+      <w:lvlJc w:val="left"/>
+      <w:pPr>
+        <w:tabs>
+          <w:tab w:val="num" w:pos="2127"/>
+        </w:tabs>
+        <w:ind w:left="2127" w:hanging="283"/>
+      </w:pPr>
+      <w:rPr>
+        <w:rFonts w:ascii="Symbol" w:hAnsi="Symbol" w:cs="Symbol" w:hint="default"/>
+      </w:rPr>
+    </w:lvl>
+    <w:lvl w:ilvl="3">
+      <w:start w:val="1"/>
+      <w:numFmt w:val="bullet"/>
+      <w:lvlText w:val=""/>
+      <w:lvlJc w:val="left"/>
+      <w:pPr>
+        <w:tabs>
+          <w:tab w:val="num" w:pos="2836"/>
+        </w:tabs>
+        <w:ind w:left="2836" w:hanging="283"/>
+      </w:pPr>
+      <w:rPr>
+        <w:rFonts w:ascii="Symbol" w:hAnsi="Symbol" w:cs="Symbol" w:hint="default"/>
+      </w:rPr>
+    </w:lvl>
+    <w:lvl w:ilvl="4">
+      <w:start w:val="1"/>
+      <w:numFmt w:val="bullet"/>
+      <w:lvlText w:val=""/>
+      <w:lvlJc w:val="left"/>
+      <w:pPr>
+        <w:tabs>
+          <w:tab w:val="num" w:pos="3545"/>
+        </w:tabs>
+        <w:ind w:left="3545" w:hanging="283"/>
+      </w:pPr>
+      <w:rPr>
+        <w:rFonts w:ascii="Symbol" w:hAnsi="Symbol" w:cs="Symbol" w:hint="default"/>
+      </w:rPr>
+    </w:lvl>
+    <w:lvl w:ilvl="5">
+      <w:start w:val="1"/>
+      <w:numFmt w:val="bullet"/>
+      <w:lvlText w:val=""/>
+      <w:lvlJc w:val="left"/>
+      <w:pPr>
+        <w:tabs>
+          <w:tab w:val="num" w:pos="4254"/>
+        </w:tabs>
+        <w:ind w:left="4254" w:hanging="283"/>
+      </w:pPr>
+      <w:rPr>
+        <w:rFonts w:ascii="Symbol" w:hAnsi="Symbol" w:cs="Symbol" w:hint="default"/>
+      </w:rPr>
+    </w:lvl>
+    <w:lvl w:ilvl="6">
+      <w:start w:val="1"/>
+      <w:numFmt w:val="bullet"/>
+      <w:lvlText w:val=""/>
+      <w:lvlJc w:val="left"/>
+      <w:pPr>
+        <w:tabs>
+          <w:tab w:val="num" w:pos="4963"/>
+        </w:tabs>
+        <w:ind w:left="4963" w:hanging="283"/>
+      </w:pPr>
+      <w:rPr>
+        <w:rFonts w:ascii="Symbol" w:hAnsi="Symbol" w:cs="Symbol" w:hint="default"/>
+      </w:rPr>
+    </w:lvl>
+    <w:lvl w:ilvl="7">
+      <w:start w:val="1"/>
+      <w:numFmt w:val="bullet"/>
+      <w:lvlText w:val=""/>
+      <w:lvlJc w:val="left"/>
+      <w:pPr>
+        <w:tabs>
+          <w:tab w:val="num" w:pos="5672"/>
+        </w:tabs>
+        <w:ind w:left="5672" w:hanging="283"/>
+      </w:pPr>
+      <w:rPr>
+        <w:rFonts w:ascii="Symbol" w:hAnsi="Symbol" w:cs="Symbol" w:hint="default"/>
+      </w:rPr>
+    </w:lvl>
+    <w:lvl w:ilvl="8">
+      <w:start w:val="1"/>
+      <w:numFmt w:val="bullet"/>
+      <w:lvlText w:val=""/>
+      <w:lvlJc w:val="left"/>
+      <w:pPr>
+        <w:tabs>
+          <w:tab w:val="num" w:pos="6381"/>
+        </w:tabs>
+        <w:ind w:left="6381" w:hanging="283"/>
+      </w:pPr>
+      <w:rPr>
+        <w:rFonts w:ascii="Symbol" w:hAnsi="Symbol" w:cs="Symbol" w:hint="default"/>
+      </w:rPr>
+    </w:lvl>
+  </w:abstractNum>
+  <w:abstractNum w:abstractNumId="5">
+    <w:lvl w:ilvl="0">
+      <w:start w:val="1"/>
+      <w:numFmt w:val="bullet"/>
+      <w:lvlText w:val=""/>
+      <w:lvlJc w:val="left"/>
+      <w:pPr>
+        <w:tabs>
+          <w:tab w:val="num" w:pos="709"/>
+        </w:tabs>
+        <w:ind w:left="709" w:hanging="283"/>
+      </w:pPr>
+      <w:rPr>
+        <w:rFonts w:ascii="Symbol" w:hAnsi="Symbol" w:cs="Symbol" w:hint="default"/>
+      </w:rPr>
+    </w:lvl>
+    <w:lvl w:ilvl="1">
+      <w:start w:val="1"/>
+      <w:numFmt w:val="bullet"/>
+      <w:lvlText w:val=""/>
+      <w:lvlJc w:val="left"/>
+      <w:pPr>
+        <w:tabs>
+          <w:tab w:val="num" w:pos="1418"/>
+        </w:tabs>
+        <w:ind w:left="1418" w:hanging="283"/>
+      </w:pPr>
+      <w:rPr>
+        <w:rFonts w:ascii="Symbol" w:hAnsi="Symbol" w:cs="Symbol" w:hint="default"/>
+      </w:rPr>
+    </w:lvl>
+    <w:lvl w:ilvl="2">
+      <w:start w:val="1"/>
+      <w:numFmt w:val="bullet"/>
+      <w:lvlText w:val=""/>
+      <w:lvlJc w:val="left"/>
+      <w:pPr>
+        <w:tabs>
+          <w:tab w:val="num" w:pos="2127"/>
+        </w:tabs>
+        <w:ind w:left="2127" w:hanging="283"/>
+      </w:pPr>
+      <w:rPr>
+        <w:rFonts w:ascii="Symbol" w:hAnsi="Symbol" w:cs="Symbol" w:hint="default"/>
+      </w:rPr>
+    </w:lvl>
+    <w:lvl w:ilvl="3">
+      <w:start w:val="1"/>
+      <w:numFmt w:val="bullet"/>
+      <w:lvlText w:val=""/>
+      <w:lvlJc w:val="left"/>
+      <w:pPr>
+        <w:tabs>
+          <w:tab w:val="num" w:pos="2836"/>
+        </w:tabs>
+        <w:ind w:left="2836" w:hanging="283"/>
+      </w:pPr>
+      <w:rPr>
+        <w:rFonts w:ascii="Symbol" w:hAnsi="Symbol" w:cs="Symbol" w:hint="default"/>
+      </w:rPr>
+    </w:lvl>
+    <w:lvl w:ilvl="4">
+      <w:start w:val="1"/>
+      <w:numFmt w:val="bullet"/>
+      <w:lvlText w:val=""/>
+      <w:lvlJc w:val="left"/>
+      <w:pPr>
+        <w:tabs>
+          <w:tab w:val="num" w:pos="3545"/>
+        </w:tabs>
+        <w:ind w:left="3545" w:hanging="283"/>
+      </w:pPr>
+      <w:rPr>
+        <w:rFonts w:ascii="Symbol" w:hAnsi="Symbol" w:cs="Symbol" w:hint="default"/>
+      </w:rPr>
+    </w:lvl>
+    <w:lvl w:ilvl="5">
+      <w:start w:val="1"/>
+      <w:numFmt w:val="bullet"/>
+      <w:lvlText w:val=""/>
+      <w:lvlJc w:val="left"/>
+      <w:pPr>
+        <w:tabs>
+          <w:tab w:val="num" w:pos="4254"/>
+        </w:tabs>
+        <w:ind w:left="4254" w:hanging="283"/>
+      </w:pPr>
+      <w:rPr>
+        <w:rFonts w:ascii="Symbol" w:hAnsi="Symbol" w:cs="Symbol" w:hint="default"/>
+      </w:rPr>
+    </w:lvl>
+    <w:lvl w:ilvl="6">
+      <w:start w:val="1"/>
+      <w:numFmt w:val="bullet"/>
+      <w:lvlText w:val=""/>
+      <w:lvlJc w:val="left"/>
+      <w:pPr>
+        <w:tabs>
+          <w:tab w:val="num" w:pos="4963"/>
+        </w:tabs>
+        <w:ind w:left="4963" w:hanging="283"/>
+      </w:pPr>
+      <w:rPr>
+        <w:rFonts w:ascii="Symbol" w:hAnsi="Symbol" w:cs="Symbol" w:hint="default"/>
+      </w:rPr>
+    </w:lvl>
+    <w:lvl w:ilvl="7">
+      <w:start w:val="1"/>
+      <w:numFmt w:val="bullet"/>
+      <w:lvlText w:val=""/>
+      <w:lvlJc w:val="left"/>
+      <w:pPr>
+        <w:tabs>
+          <w:tab w:val="num" w:pos="5672"/>
+        </w:tabs>
+        <w:ind w:left="5672" w:hanging="283"/>
+      </w:pPr>
+      <w:rPr>
+        <w:rFonts w:ascii="Symbol" w:hAnsi="Symbol" w:cs="Symbol" w:hint="default"/>
+      </w:rPr>
+    </w:lvl>
+    <w:lvl w:ilvl="8">
+      <w:start w:val="1"/>
+      <w:numFmt w:val="bullet"/>
+      <w:lvlText w:val=""/>
+      <w:lvlJc w:val="left"/>
+      <w:pPr>
+        <w:tabs>
+          <w:tab w:val="num" w:pos="6381"/>
+        </w:tabs>
+        <w:ind w:left="6381" w:hanging="283"/>
+      </w:pPr>
+      <w:rPr>
+        <w:rFonts w:ascii="Symbol" w:hAnsi="Symbol" w:cs="Symbol" w:hint="default"/>
+      </w:rPr>
+    </w:lvl>
+  </w:abstractNum>
+  <w:abstractNum w:abstractNumId="6">
+    <w:lvl w:ilvl="0">
+      <w:start w:val="1"/>
+      <w:numFmt w:val="bullet"/>
+      <w:lvlText w:val=""/>
+      <w:lvlJc w:val="left"/>
+      <w:pPr>
+        <w:tabs>
+          <w:tab w:val="num" w:pos="709"/>
+        </w:tabs>
+        <w:ind w:left="709" w:hanging="283"/>
+      </w:pPr>
+      <w:rPr>
+        <w:rFonts w:ascii="Symbol" w:hAnsi="Symbol" w:cs="Symbol" w:hint="default"/>
+      </w:rPr>
+    </w:lvl>
+    <w:lvl w:ilvl="1">
+      <w:start w:val="1"/>
+      <w:numFmt w:val="bullet"/>
+      <w:lvlText w:val=""/>
+      <w:lvlJc w:val="left"/>
+      <w:pPr>
+        <w:tabs>
+          <w:tab w:val="num" w:pos="1418"/>
+        </w:tabs>
+        <w:ind w:left="1418" w:hanging="283"/>
+      </w:pPr>
+      <w:rPr>
+        <w:rFonts w:ascii="Symbol" w:hAnsi="Symbol" w:cs="Symbol" w:hint="default"/>
+      </w:rPr>
+    </w:lvl>
+    <w:lvl w:ilvl="2">
+      <w:start w:val="1"/>
+      <w:numFmt w:val="bullet"/>
+      <w:lvlText w:val=""/>
+      <w:lvlJc w:val="left"/>
+      <w:pPr>
+        <w:tabs>
+          <w:tab w:val="num" w:pos="2127"/>
+        </w:tabs>
+        <w:ind w:left="2127" w:hanging="283"/>
+      </w:pPr>
+      <w:rPr>
+        <w:rFonts w:ascii="Symbol" w:hAnsi="Symbol" w:cs="Symbol" w:hint="default"/>
+      </w:rPr>
+    </w:lvl>
+    <w:lvl w:ilvl="3">
+      <w:start w:val="1"/>
+      <w:numFmt w:val="bullet"/>
+      <w:lvlText w:val=""/>
+      <w:lvlJc w:val="left"/>
+      <w:pPr>
+        <w:tabs>
+          <w:tab w:val="num" w:pos="2836"/>
+        </w:tabs>
+        <w:ind w:left="2836" w:hanging="283"/>
+      </w:pPr>
+      <w:rPr>
+        <w:rFonts w:ascii="Symbol" w:hAnsi="Symbol" w:cs="Symbol" w:hint="default"/>
+      </w:rPr>
+    </w:lvl>
+    <w:lvl w:ilvl="4">
+      <w:start w:val="1"/>
+      <w:numFmt w:val="bullet"/>
+      <w:lvlText w:val=""/>
+      <w:lvlJc w:val="left"/>
+      <w:pPr>
+        <w:tabs>
+          <w:tab w:val="num" w:pos="3545"/>
+        </w:tabs>
+        <w:ind w:left="3545" w:hanging="283"/>
+      </w:pPr>
+      <w:rPr>
+        <w:rFonts w:ascii="Symbol" w:hAnsi="Symbol" w:cs="Symbol" w:hint="default"/>
+      </w:rPr>
+    </w:lvl>
+    <w:lvl w:ilvl="5">
+      <w:start w:val="1"/>
+      <w:numFmt w:val="bullet"/>
+      <w:lvlText w:val=""/>
+      <w:lvlJc w:val="left"/>
+      <w:pPr>
+        <w:tabs>
+          <w:tab w:val="num" w:pos="4254"/>
+        </w:tabs>
+        <w:ind w:left="4254" w:hanging="283"/>
+      </w:pPr>
+      <w:rPr>
+        <w:rFonts w:ascii="Symbol" w:hAnsi="Symbol" w:cs="Symbol" w:hint="default"/>
+      </w:rPr>
+    </w:lvl>
+    <w:lvl w:ilvl="6">
+      <w:start w:val="1"/>
+      <w:numFmt w:val="bullet"/>
+      <w:lvlText w:val=""/>
+      <w:lvlJc w:val="left"/>
+      <w:pPr>
+        <w:tabs>
+          <w:tab w:val="num" w:pos="4963"/>
+        </w:tabs>
+        <w:ind w:left="4963" w:hanging="283"/>
+      </w:pPr>
+      <w:rPr>
+        <w:rFonts w:ascii="Symbol" w:hAnsi="Symbol" w:cs="Symbol" w:hint="default"/>
+      </w:rPr>
+    </w:lvl>
+    <w:lvl w:ilvl="7">
+      <w:start w:val="1"/>
+      <w:numFmt w:val="bullet"/>
+      <w:lvlText w:val=""/>
+      <w:lvlJc w:val="left"/>
+      <w:pPr>
+        <w:tabs>
+          <w:tab w:val="num" w:pos="5672"/>
+        </w:tabs>
+        <w:ind w:left="5672" w:hanging="283"/>
+      </w:pPr>
+      <w:rPr>
+        <w:rFonts w:ascii="Symbol" w:hAnsi="Symbol" w:cs="Symbol" w:hint="default"/>
+      </w:rPr>
+    </w:lvl>
+    <w:lvl w:ilvl="8">
+      <w:start w:val="1"/>
+      <w:numFmt w:val="bullet"/>
+      <w:lvlText w:val=""/>
+      <w:lvlJc w:val="left"/>
+      <w:pPr>
+        <w:tabs>
+          <w:tab w:val="num" w:pos="6381"/>
+        </w:tabs>
+        <w:ind w:left="6381" w:hanging="283"/>
+      </w:pPr>
+      <w:rPr>
+        <w:rFonts w:ascii="Symbol" w:hAnsi="Symbol" w:cs="Symbol" w:hint="default"/>
+      </w:rPr>
+    </w:lvl>
+  </w:abstractNum>
+  <w:abstractNum w:abstractNumId="7">
+    <w:lvl w:ilvl="0">
+      <w:start w:val="1"/>
+      <w:numFmt w:val="bullet"/>
+      <w:lvlText w:val=""/>
+      <w:lvlJc w:val="left"/>
+      <w:pPr>
+        <w:tabs>
+          <w:tab w:val="num" w:pos="709"/>
+        </w:tabs>
+        <w:ind w:left="709" w:hanging="283"/>
+      </w:pPr>
+      <w:rPr>
+        <w:rFonts w:ascii="Symbol" w:hAnsi="Symbol" w:cs="Symbol" w:hint="default"/>
+      </w:rPr>
+    </w:lvl>
+    <w:lvl w:ilvl="1">
+      <w:start w:val="1"/>
+      <w:numFmt w:val="bullet"/>
+      <w:lvlText w:val=""/>
+      <w:lvlJc w:val="left"/>
+      <w:pPr>
+        <w:tabs>
+          <w:tab w:val="num" w:pos="1418"/>
+        </w:tabs>
+        <w:ind w:left="1418" w:hanging="283"/>
+      </w:pPr>
+      <w:rPr>
+        <w:rFonts w:ascii="Symbol" w:hAnsi="Symbol" w:cs="Symbol" w:hint="default"/>
+      </w:rPr>
+    </w:lvl>
+    <w:lvl w:ilvl="2">
+      <w:start w:val="1"/>
+      <w:numFmt w:val="bullet"/>
+      <w:lvlText w:val=""/>
+      <w:lvlJc w:val="left"/>
+      <w:pPr>
+        <w:tabs>
+          <w:tab w:val="num" w:pos="2127"/>
+        </w:tabs>
+        <w:ind w:left="2127" w:hanging="283"/>
+      </w:pPr>
+      <w:rPr>
+        <w:rFonts w:ascii="Symbol" w:hAnsi="Symbol" w:cs="Symbol" w:hint="default"/>
+      </w:rPr>
+    </w:lvl>
+    <w:lvl w:ilvl="3">
+      <w:start w:val="1"/>
+      <w:numFmt w:val="bullet"/>
+      <w:lvlText w:val=""/>
+      <w:lvlJc w:val="left"/>
+      <w:pPr>
+        <w:tabs>
+          <w:tab w:val="num" w:pos="2836"/>
+        </w:tabs>
+        <w:ind w:left="2836" w:hanging="283"/>
+      </w:pPr>
+      <w:rPr>
+        <w:rFonts w:ascii="Symbol" w:hAnsi="Symbol" w:cs="Symbol" w:hint="default"/>
+      </w:rPr>
+    </w:lvl>
+    <w:lvl w:ilvl="4">
+      <w:start w:val="1"/>
+      <w:numFmt w:val="bullet"/>
+      <w:lvlText w:val=""/>
+      <w:lvlJc w:val="left"/>
+      <w:pPr>
+        <w:tabs>
+          <w:tab w:val="num" w:pos="3545"/>
+        </w:tabs>
+        <w:ind w:left="3545" w:hanging="283"/>
+      </w:pPr>
+      <w:rPr>
+        <w:rFonts w:ascii="Symbol" w:hAnsi="Symbol" w:cs="Symbol" w:hint="default"/>
+      </w:rPr>
+    </w:lvl>
+    <w:lvl w:ilvl="5">
+      <w:start w:val="1"/>
+      <w:numFmt w:val="bullet"/>
+      <w:lvlText w:val=""/>
+      <w:lvlJc w:val="left"/>
+      <w:pPr>
+        <w:tabs>
+          <w:tab w:val="num" w:pos="4254"/>
+        </w:tabs>
+        <w:ind w:left="4254" w:hanging="283"/>
+      </w:pPr>
+      <w:rPr>
+        <w:rFonts w:ascii="Symbol" w:hAnsi="Symbol" w:cs="Symbol" w:hint="default"/>
+      </w:rPr>
+    </w:lvl>
+    <w:lvl w:ilvl="6">
+      <w:start w:val="1"/>
+      <w:numFmt w:val="bullet"/>
+      <w:lvlText w:val=""/>
+      <w:lvlJc w:val="left"/>
+      <w:pPr>
+        <w:tabs>
+          <w:tab w:val="num" w:pos="4963"/>
+        </w:tabs>
+        <w:ind w:left="4963" w:hanging="283"/>
+      </w:pPr>
+      <w:rPr>
+        <w:rFonts w:ascii="Symbol" w:hAnsi="Symbol" w:cs="Symbol" w:hint="default"/>
+      </w:rPr>
+    </w:lvl>
+    <w:lvl w:ilvl="7">
+      <w:start w:val="1"/>
+      <w:numFmt w:val="bullet"/>
+      <w:lvlText w:val=""/>
+      <w:lvlJc w:val="left"/>
+      <w:pPr>
+        <w:tabs>
+          <w:tab w:val="num" w:pos="5672"/>
+        </w:tabs>
+        <w:ind w:left="5672" w:hanging="283"/>
+      </w:pPr>
+      <w:rPr>
+        <w:rFonts w:ascii="Symbol" w:hAnsi="Symbol" w:cs="Symbol" w:hint="default"/>
+      </w:rPr>
+    </w:lvl>
+    <w:lvl w:ilvl="8">
+      <w:start w:val="1"/>
+      <w:numFmt w:val="bullet"/>
+      <w:lvlText w:val=""/>
+      <w:lvlJc w:val="left"/>
+      <w:pPr>
+        <w:tabs>
+          <w:tab w:val="num" w:pos="6381"/>
+        </w:tabs>
+        <w:ind w:left="6381" w:hanging="283"/>
+      </w:pPr>
+      <w:rPr>
+        <w:rFonts w:ascii="Symbol" w:hAnsi="Symbol" w:cs="Symbol" w:hint="default"/>
+      </w:rPr>
+    </w:lvl>
+  </w:abstractNum>
+  <w:abstractNum w:abstractNumId="8">
+    <w:lvl w:ilvl="0">
+      <w:start w:val="1"/>
+      <w:numFmt w:val="none"/>
+      <w:suff w:val="nothing"/>
+      <w:lvlText w:val=""/>
+      <w:lvlJc w:val="left"/>
+      <w:pPr>
+        <w:tabs>
+          <w:tab w:val="num" w:pos="0"/>
+        </w:tabs>
+        <w:ind w:left="0" w:hanging="0"/>
+      </w:pPr>
+    </w:lvl>
+    <w:lvl w:ilvl="1">
+      <w:start w:val="1"/>
+      <w:numFmt w:val="none"/>
+      <w:suff w:val="nothing"/>
+      <w:lvlText w:val=""/>
+      <w:lvlJc w:val="left"/>
+      <w:pPr>
+        <w:tabs>
+          <w:tab w:val="num" w:pos="0"/>
+        </w:tabs>
+        <w:ind w:left="0" w:hanging="0"/>
+      </w:pPr>
+    </w:lvl>
+    <w:lvl w:ilvl="2">
+      <w:start w:val="1"/>
+      <w:numFmt w:val="none"/>
+      <w:suff w:val="nothing"/>
+      <w:lvlText w:val=""/>
+      <w:lvlJc w:val="left"/>
+      <w:pPr>
+        <w:tabs>
+          <w:tab w:val="num" w:pos="0"/>
+        </w:tabs>
+        <w:ind w:left="0" w:hanging="0"/>
+      </w:pPr>
+    </w:lvl>
+    <w:lvl w:ilvl="3">
+      <w:start w:val="1"/>
+      <w:numFmt w:val="none"/>
+      <w:suff w:val="nothing"/>
+      <w:lvlText w:val=""/>
+      <w:lvlJc w:val="left"/>
+      <w:pPr>
+        <w:tabs>
+          <w:tab w:val="num" w:pos="0"/>
+        </w:tabs>
+        <w:ind w:left="0" w:hanging="0"/>
+      </w:pPr>
+    </w:lvl>
+    <w:lvl w:ilvl="4">
+      <w:start w:val="1"/>
+      <w:numFmt w:val="none"/>
+      <w:suff w:val="nothing"/>
+      <w:lvlText w:val=""/>
+      <w:lvlJc w:val="left"/>
+      <w:pPr>
+        <w:tabs>
+          <w:tab w:val="num" w:pos="0"/>
+        </w:tabs>
+        <w:ind w:left="0" w:hanging="0"/>
+      </w:pPr>
+    </w:lvl>
+    <w:lvl w:ilvl="5">
+      <w:start w:val="1"/>
+      <w:numFmt w:val="none"/>
+      <w:suff w:val="nothing"/>
+      <w:lvlText w:val=""/>
+      <w:lvlJc w:val="left"/>
+      <w:pPr>
+        <w:tabs>
+          <w:tab w:val="num" w:pos="0"/>
+        </w:tabs>
+        <w:ind w:left="0" w:hanging="0"/>
+      </w:pPr>
+    </w:lvl>
+    <w:lvl w:ilvl="6">
+      <w:start w:val="1"/>
+      <w:numFmt w:val="none"/>
+      <w:suff w:val="nothing"/>
+      <w:lvlText w:val=""/>
+      <w:lvlJc w:val="left"/>
+      <w:pPr>
+        <w:tabs>
+          <w:tab w:val="num" w:pos="0"/>
+        </w:tabs>
+        <w:ind w:left="0" w:hanging="0"/>
+      </w:pPr>
+    </w:lvl>
+    <w:lvl w:ilvl="7">
+      <w:start w:val="1"/>
+      <w:numFmt w:val="none"/>
+      <w:suff w:val="nothing"/>
+      <w:lvlText w:val=""/>
+      <w:lvlJc w:val="left"/>
+      <w:pPr>
+        <w:tabs>
+          <w:tab w:val="num" w:pos="0"/>
+        </w:tabs>
+        <w:ind w:left="0" w:hanging="0"/>
+      </w:pPr>
+    </w:lvl>
+    <w:lvl w:ilvl="8">
+      <w:start w:val="1"/>
+      <w:numFmt w:val="none"/>
+      <w:suff w:val="nothing"/>
+      <w:lvlText w:val=""/>
+      <w:lvlJc w:val="left"/>
+      <w:pPr>
+        <w:tabs>
+          <w:tab w:val="num" w:pos="0"/>
+        </w:tabs>
+        <w:ind w:left="0" w:hanging="0"/>
+      </w:pPr>
+    </w:lvl>
+  </w:abstractNum>
+  <w:num w:numId="1">
+    <w:abstractNumId w:val="1"/>
+  </w:num>
+  <w:num w:numId="2">
+    <w:abstractNumId w:val="2"/>
+  </w:num>
+  <w:num w:numId="3">
+    <w:abstractNumId w:val="3"/>
+  </w:num>
+  <w:num w:numId="4">
+    <w:abstractNumId w:val="4"/>
+  </w:num>
+  <w:num w:numId="5">
+    <w:abstractNumId w:val="5"/>
+  </w:num>
+  <w:num w:numId="6">
+    <w:abstractNumId w:val="6"/>
+  </w:num>
+  <w:num w:numId="7">
+    <w:abstractNumId w:val="7"/>
+  </w:num>
+  <w:num w:numId="8">
+    <w:abstractNumId w:val="8"/>
+  </w:num>
+</w:numbering>
 </file>
 
 <file path=word/styles.xml><?xml version="1.0" encoding="utf-8"?>
@@ -1246,6 +4120,21 @@
       <w:u w:val="single"/>
     </w:rPr>
   </w:style>
+  <w:style w:type="character" w:styleId="StrongEmphasis">
+    <w:name w:val="Strong Emphasis"/>
+    <w:qFormat/>
+    <w:rPr>
+      <w:b/>
+      <w:bCs/>
+    </w:rPr>
+  </w:style>
+  <w:style w:type="character" w:styleId="Bullets">
+    <w:name w:val="Bullets"/>
+    <w:qFormat/>
+    <w:rPr>
+      <w:rFonts w:ascii="OpenSymbol" w:hAnsi="OpenSymbol" w:eastAsia="OpenSymbol" w:cs="OpenSymbol"/>
+    </w:rPr>
+  </w:style>
   <w:style w:type="paragraph" w:styleId="Heading">
     <w:name w:val="Heading"/>
     <w:basedOn w:val="Normal"/>

--- a/results.docx
+++ b/results.docx
@@ -91,7 +91,29 @@
           <w:shd w:fill="auto" w:val="clear"/>
           <w:lang w:val="en-US"/>
         </w:rPr>
-        <w:t>Episodes: 100 | Envs: 1 | Attempts: 100</w:t>
+        <w:t xml:space="preserve">Episodes: 100 | Envs: 1 | </w:t>
+      </w:r>
+      <w:r>
+        <w:rPr>
+          <w:b w:val="false"/>
+          <w:bCs w:val="false"/>
+          <w:sz w:val="24"/>
+          <w:szCs w:val="24"/>
+          <w:shd w:fill="auto" w:val="clear"/>
+          <w:lang w:val="en-US"/>
+        </w:rPr>
+        <w:t>Steps</w:t>
+      </w:r>
+      <w:r>
+        <w:rPr>
+          <w:b w:val="false"/>
+          <w:bCs w:val="false"/>
+          <w:sz w:val="24"/>
+          <w:szCs w:val="24"/>
+          <w:shd w:fill="auto" w:val="clear"/>
+          <w:lang w:val="en-US"/>
+        </w:rPr>
+        <w:t>: 100</w:t>
       </w:r>
     </w:p>
     <w:p>
@@ -267,6 +289,120 @@
       <w:pPr>
         <w:pStyle w:val="Normal"/>
         <w:rPr>
+          <w:b w:val="false"/>
+          <w:b w:val="false"/>
+          <w:bCs w:val="false"/>
+          <w:sz w:val="24"/>
+          <w:szCs w:val="24"/>
+          <w:highlight w:val="none"/>
+          <w:shd w:fill="auto" w:val="clear"/>
+        </w:rPr>
+      </w:pPr>
+      <w:r>
+        <w:rPr>
+          <w:b w:val="false"/>
+          <w:bCs w:val="false"/>
+          <w:sz w:val="24"/>
+          <w:szCs w:val="24"/>
+          <w:shd w:fill="auto" w:val="clear"/>
+          <w:lang w:val="en-US"/>
+        </w:rPr>
+        <w:t xml:space="preserve">Episodes: </w:t>
+      </w:r>
+      <w:r>
+        <w:rPr>
+          <w:b w:val="false"/>
+          <w:bCs w:val="false"/>
+          <w:sz w:val="24"/>
+          <w:szCs w:val="24"/>
+          <w:shd w:fill="auto" w:val="clear"/>
+          <w:lang w:val="en-US"/>
+        </w:rPr>
+        <w:t>9</w:t>
+      </w:r>
+      <w:r>
+        <w:rPr>
+          <w:b w:val="false"/>
+          <w:bCs w:val="false"/>
+          <w:sz w:val="24"/>
+          <w:szCs w:val="24"/>
+          <w:shd w:fill="auto" w:val="clear"/>
+          <w:lang w:val="en-US"/>
+        </w:rPr>
+        <w:t xml:space="preserve"> | Envs: 1</w:t>
+      </w:r>
+      <w:r>
+        <w:rPr>
+          <w:b w:val="false"/>
+          <w:bCs w:val="false"/>
+          <w:sz w:val="24"/>
+          <w:szCs w:val="24"/>
+          <w:shd w:fill="auto" w:val="clear"/>
+          <w:lang w:val="en-US"/>
+        </w:rPr>
+        <w:t>00</w:t>
+      </w:r>
+      <w:r>
+        <w:rPr>
+          <w:b w:val="false"/>
+          <w:bCs w:val="false"/>
+          <w:sz w:val="24"/>
+          <w:szCs w:val="24"/>
+          <w:shd w:fill="auto" w:val="clear"/>
+          <w:lang w:val="en-US"/>
+        </w:rPr>
+        <w:t xml:space="preserve"> | </w:t>
+      </w:r>
+      <w:r>
+        <w:rPr>
+          <w:b w:val="false"/>
+          <w:bCs w:val="false"/>
+          <w:sz w:val="24"/>
+          <w:szCs w:val="24"/>
+          <w:shd w:fill="auto" w:val="clear"/>
+          <w:lang w:val="en-US"/>
+        </w:rPr>
+        <w:t>Steps</w:t>
+      </w:r>
+      <w:r>
+        <w:rPr>
+          <w:b w:val="false"/>
+          <w:bCs w:val="false"/>
+          <w:sz w:val="24"/>
+          <w:szCs w:val="24"/>
+          <w:shd w:fill="auto" w:val="clear"/>
+          <w:lang w:val="en-US"/>
+        </w:rPr>
+        <w:t>: 100</w:t>
+      </w:r>
+    </w:p>
+    <w:p>
+      <w:pPr>
+        <w:pStyle w:val="Normal"/>
+        <w:rPr>
+          <w:b w:val="false"/>
+          <w:b w:val="false"/>
+          <w:bCs w:val="false"/>
+          <w:sz w:val="24"/>
+          <w:szCs w:val="24"/>
+          <w:highlight w:val="none"/>
+          <w:shd w:fill="auto" w:val="clear"/>
+        </w:rPr>
+      </w:pPr>
+      <w:r>
+        <w:rPr>
+          <w:b w:val="false"/>
+          <w:bCs w:val="false"/>
+          <w:sz w:val="24"/>
+          <w:szCs w:val="24"/>
+          <w:shd w:fill="auto" w:val="clear"/>
+        </w:rPr>
+      </w:r>
+    </w:p>
+    <w:p>
+      <w:pPr>
+        <w:pStyle w:val="Normal"/>
+        <w:rPr>
           <w:sz w:val="24"/>
           <w:szCs w:val="24"/>
           <w:highlight w:val="none"/>
@@ -428,30 +564,6 @@
           <w:lang w:val="en-US"/>
         </w:rPr>
         <w:t>wo sounds</w:t>
-      </w:r>
-    </w:p>
-    <w:p>
-      <w:pPr>
-        <w:pStyle w:val="Normal"/>
-        <w:rPr>
-          <w:b w:val="false"/>
-          <w:b w:val="false"/>
-          <w:bCs w:val="false"/>
-          <w:sz w:val="24"/>
-          <w:szCs w:val="24"/>
-          <w:highlight w:val="none"/>
-          <w:shd w:fill="auto" w:val="clear"/>
-        </w:rPr>
-      </w:pPr>
-      <w:r>
-        <w:rPr>
-          <w:b w:val="false"/>
-          <w:bCs w:val="false"/>
-          <w:sz w:val="24"/>
-          <w:szCs w:val="24"/>
-          <w:shd w:fill="auto" w:val="clear"/>
-        </w:rPr>
-        <w:t>Episodes: 100 | Envs: 1 | Attempts: 100</w:t>
       </w:r>
     </w:p>
     <w:p>
@@ -1614,7 +1726,7 @@
           <w:szCs w:val="24"/>
           <w:shd w:fill="auto" w:val="clear"/>
         </w:rPr>
-        <w:t>Reached 30cm: 27/100 (27.0%)</w:t>
+        <w:t>Reached 30cm: 28/100 (28.0%)</w:t>
       </w:r>
     </w:p>
     <w:p>
@@ -1638,7 +1750,7 @@
           <w:szCs w:val="24"/>
           <w:shd w:fill="auto" w:val="clear"/>
         </w:rPr>
-        <w:t>Avg steps-to-30cm over all successes: 56.9</w:t>
+        <w:t>Avg steps-to-30cm over all successes: 41.5</w:t>
       </w:r>
     </w:p>
     <w:p>
@@ -1662,174 +1774,30 @@
           <w:szCs w:val="24"/>
           <w:shd w:fill="auto" w:val="clear"/>
         </w:rPr>
-        <w:t>Mean reward per env (averaged over episodes): 15.158</w:t>
-      </w:r>
-    </w:p>
-    <w:p>
-      <w:pPr>
-        <w:pStyle w:val="Normal"/>
-        <w:rPr>
-          <w:b w:val="false"/>
-          <w:b w:val="false"/>
-          <w:bCs w:val="false"/>
-          <w:sz w:val="24"/>
-          <w:szCs w:val="24"/>
+        <w:t>Mean reward per env (averaged over episodes): 14.885</w:t>
+      </w:r>
+    </w:p>
+    <w:p>
+      <w:pPr>
+        <w:pStyle w:val="TextBody"/>
+        <w:rPr>
+          <w:b w:val="false"/>
+          <w:b w:val="false"/>
+          <w:bCs w:val="false"/>
+          <w:sz w:val="20"/>
+          <w:szCs w:val="20"/>
           <w:highlight w:val="none"/>
-          <w:shd w:fill="auto" w:val="clear"/>
-        </w:rPr>
-      </w:pPr>
-      <w:r>
-        <w:rPr>
-          <w:b w:val="false"/>
-          <w:bCs w:val="false"/>
-          <w:sz w:val="24"/>
-          <w:szCs w:val="24"/>
-          <w:shd w:fill="auto" w:val="clear"/>
-        </w:rPr>
-        <w:br/>
-      </w:r>
-      <w:r>
-        <w:rPr>
-          <w:rStyle w:val="StrongEmphasis"/>
-          <w:sz w:val="20"/>
-          <w:szCs w:val="20"/>
-          <w:shd w:fill="auto" w:val="clear"/>
-        </w:rPr>
-        <w:t>Sound 0</w:t>
-      </w:r>
-    </w:p>
-    <w:p>
-      <w:pPr>
-        <w:pStyle w:val="TextBody"/>
-        <w:numPr>
-          <w:ilvl w:val="0"/>
-          <w:numId w:val="3"/>
-        </w:numPr>
-        <w:tabs>
-          <w:tab w:val="clear" w:pos="708"/>
-          <w:tab w:val="left" w:pos="0" w:leader="none"/>
-        </w:tabs>
-        <w:ind w:left="709" w:hanging="283"/>
-        <w:rPr/>
-      </w:pPr>
-      <w:r>
-        <w:rPr>
-          <w:sz w:val="20"/>
-          <w:szCs w:val="20"/>
-        </w:rPr>
-        <w:t xml:space="preserve">Episodes: </w:t>
-      </w:r>
-      <w:r>
-        <w:rPr>
-          <w:rStyle w:val="StrongEmphasis"/>
-          <w:sz w:val="20"/>
-          <w:szCs w:val="20"/>
-        </w:rPr>
-        <w:t>27</w:t>
-      </w:r>
-    </w:p>
-    <w:p>
-      <w:pPr>
-        <w:pStyle w:val="TextBody"/>
-        <w:numPr>
-          <w:ilvl w:val="0"/>
-          <w:numId w:val="3"/>
-        </w:numPr>
-        <w:tabs>
-          <w:tab w:val="clear" w:pos="708"/>
-          <w:tab w:val="left" w:pos="0" w:leader="none"/>
-        </w:tabs>
-        <w:ind w:left="709" w:hanging="283"/>
-        <w:rPr/>
-      </w:pPr>
-      <w:r>
-        <w:rPr>
-          <w:sz w:val="20"/>
-          <w:szCs w:val="20"/>
-        </w:rPr>
-        <w:t xml:space="preserve">Successes: </w:t>
-      </w:r>
-      <w:r>
-        <w:rPr>
-          <w:rStyle w:val="StrongEmphasis"/>
-          <w:sz w:val="20"/>
-          <w:szCs w:val="20"/>
-        </w:rPr>
-        <w:t>7 / 27 → 25.9%</w:t>
-      </w:r>
-    </w:p>
-    <w:p>
-      <w:pPr>
-        <w:pStyle w:val="TextBody"/>
-        <w:numPr>
-          <w:ilvl w:val="0"/>
-          <w:numId w:val="3"/>
-        </w:numPr>
-        <w:tabs>
-          <w:tab w:val="clear" w:pos="708"/>
-          <w:tab w:val="left" w:pos="0" w:leader="none"/>
-        </w:tabs>
-        <w:ind w:left="709" w:hanging="283"/>
-        <w:rPr/>
-      </w:pPr>
-      <w:r>
-        <w:rPr>
-          <w:sz w:val="20"/>
-          <w:szCs w:val="20"/>
-        </w:rPr>
-        <w:t xml:space="preserve">Avg. steps-to-30 cm (successful only): </w:t>
-      </w:r>
-      <w:r>
-        <w:rPr>
-          <w:rStyle w:val="StrongEmphasis"/>
-          <w:sz w:val="20"/>
-          <w:szCs w:val="20"/>
-        </w:rPr>
-        <w:t>52.1</w:t>
-      </w:r>
-    </w:p>
-    <w:p>
-      <w:pPr>
-        <w:pStyle w:val="TextBody"/>
-        <w:numPr>
-          <w:ilvl w:val="0"/>
-          <w:numId w:val="3"/>
-        </w:numPr>
-        <w:tabs>
-          <w:tab w:val="clear" w:pos="708"/>
-          <w:tab w:val="left" w:pos="0" w:leader="none"/>
-        </w:tabs>
-        <w:ind w:left="709" w:hanging="283"/>
-        <w:rPr/>
-      </w:pPr>
-      <w:r>
-        <w:rPr>
-          <w:sz w:val="20"/>
-          <w:szCs w:val="20"/>
-        </w:rPr>
-        <w:t xml:space="preserve">Mean reward (all episodes): </w:t>
-      </w:r>
-      <w:r>
-        <w:rPr>
-          <w:rStyle w:val="StrongEmphasis"/>
-          <w:sz w:val="20"/>
-          <w:szCs w:val="20"/>
-        </w:rPr>
-        <w:t>15.0</w:t>
-      </w:r>
-    </w:p>
-    <w:p>
-      <w:pPr>
-        <w:pStyle w:val="TextBody"/>
-        <w:rPr/>
-      </w:pPr>
-      <w:r>
-        <w:rPr>
-          <w:rStyle w:val="StrongEmphasis"/>
-          <w:sz w:val="20"/>
-          <w:szCs w:val="20"/>
-        </w:rPr>
-        <w:t>Sound 1</w:t>
+          <w:shd w:fill="FFFF00" w:val="clear"/>
+        </w:rPr>
+      </w:pPr>
+      <w:r>
+        <w:rPr>
+          <w:rStyle w:val="StrongEmphasis"/>
+          <w:sz w:val="20"/>
+          <w:szCs w:val="20"/>
+          <w:shd w:fill="auto" w:val="clear"/>
+        </w:rPr>
+        <w:t>Sound 0 (steady 1 kHz tone)</w:t>
       </w:r>
     </w:p>
     <w:p>
@@ -1859,7 +1827,7 @@
           <w:sz w:val="20"/>
           <w:szCs w:val="20"/>
         </w:rPr>
-        <w:t>38</w:t>
+        <w:t>29</w:t>
       </w:r>
     </w:p>
     <w:p>
@@ -1889,7 +1857,7 @@
           <w:sz w:val="20"/>
           <w:szCs w:val="20"/>
         </w:rPr>
-        <w:t>10 / 38 → 26.3%</w:t>
+        <w:t>9 / 29 → 31.0%</w:t>
       </w:r>
     </w:p>
     <w:p>
@@ -1919,7 +1887,7 @@
           <w:sz w:val="20"/>
           <w:szCs w:val="20"/>
         </w:rPr>
-        <w:t>60.3</w:t>
+        <w:t>34.0</w:t>
       </w:r>
     </w:p>
     <w:p>
@@ -1949,12 +1917,17 @@
           <w:sz w:val="20"/>
           <w:szCs w:val="20"/>
         </w:rPr>
-        <w:t>15.7</w:t>
+        <w:t>15.6</w:t>
       </w:r>
     </w:p>
     <w:p>
       <w:pPr>
         <w:pStyle w:val="TextBody"/>
+        <w:numPr>
+          <w:ilvl w:val="0"/>
+          <w:numId w:val="0"/>
+        </w:numPr>
+        <w:ind w:hanging="0"/>
         <w:rPr/>
       </w:pPr>
       <w:r>
@@ -1963,39 +1936,7 @@
           <w:sz w:val="20"/>
           <w:szCs w:val="20"/>
         </w:rPr>
-        <w:t xml:space="preserve">Sound 2 </w:t>
-      </w:r>
-      <w:r>
-        <w:rPr>
-          <w:rStyle w:val="StrongEmphasis"/>
-          <w:sz w:val="20"/>
-          <w:szCs w:val="20"/>
-        </w:rPr>
-        <w:t>(</w:t>
-      </w:r>
-      <w:r>
-        <w:rPr>
-          <w:rStyle w:val="StrongEmphasis"/>
-          <w:sz w:val="20"/>
-          <w:szCs w:val="20"/>
-        </w:rPr>
-        <w:t>1.5 kHz tone with slow 8 Hz amplitude modulation (tremolo)</w:t>
-      </w:r>
-      <w:r>
-        <w:rPr>
-          <w:rStyle w:val="StrongEmphasis"/>
-          <w:sz w:val="20"/>
-          <w:szCs w:val="20"/>
-        </w:rPr>
-        <w:t>)</w:t>
-      </w:r>
-      <w:r>
-        <w:rPr>
-          <w:rStyle w:val="StrongEmphasis"/>
-          <w:sz w:val="20"/>
-          <w:szCs w:val="20"/>
-        </w:rPr>
-        <w:t>:</w:t>
+        <w:t>Sound 1 (sweeping chirp 600→2400 Hz, quadratic)</w:t>
       </w:r>
     </w:p>
     <w:p>
@@ -2025,7 +1966,7 @@
           <w:sz w:val="20"/>
           <w:szCs w:val="20"/>
         </w:rPr>
-        <w:t>35</w:t>
+        <w:t>27</w:t>
       </w:r>
     </w:p>
     <w:p>
@@ -2055,7 +1996,7 @@
           <w:sz w:val="20"/>
           <w:szCs w:val="20"/>
         </w:rPr>
-        <w:t>10 / 35 → 28.6%</w:t>
+        <w:t>4 / 27 → 14.8%</w:t>
       </w:r>
     </w:p>
     <w:p>
@@ -2085,7 +2026,7 @@
           <w:sz w:val="20"/>
           <w:szCs w:val="20"/>
         </w:rPr>
-        <w:t>58.6</w:t>
+        <w:t>49.3</w:t>
       </w:r>
     </w:p>
     <w:p>
@@ -2099,36 +2040,321 @@
           <w:tab w:val="clear" w:pos="708"/>
           <w:tab w:val="left" w:pos="0" w:leader="none"/>
         </w:tabs>
-        <w:spacing w:before="0" w:after="140"/>
         <w:ind w:left="709" w:hanging="283"/>
-        <w:rPr>
-          <w:b w:val="false"/>
-          <w:b w:val="false"/>
-          <w:bCs w:val="false"/>
-          <w:sz w:val="20"/>
-          <w:szCs w:val="20"/>
-          <w:highlight w:val="none"/>
+        <w:rPr/>
+      </w:pPr>
+      <w:r>
+        <w:rPr>
+          <w:sz w:val="20"/>
+          <w:szCs w:val="20"/>
+        </w:rPr>
+        <w:t xml:space="preserve">Mean reward (all episodes): </w:t>
+      </w:r>
+      <w:r>
+        <w:rPr>
+          <w:rStyle w:val="StrongEmphasis"/>
+          <w:sz w:val="20"/>
+          <w:szCs w:val="20"/>
+        </w:rPr>
+        <w:t>11.3</w:t>
+      </w:r>
+    </w:p>
+    <w:p>
+      <w:pPr>
+        <w:pStyle w:val="TextBody"/>
+        <w:numPr>
+          <w:ilvl w:val="0"/>
+          <w:numId w:val="0"/>
+        </w:numPr>
+        <w:ind w:hanging="0"/>
+        <w:rPr/>
+      </w:pPr>
+      <w:r>
+        <w:rPr>
+          <w:rStyle w:val="StrongEmphasis"/>
+          <w:sz w:val="20"/>
+          <w:szCs w:val="20"/>
+        </w:rPr>
+        <w:t>Sound 2 (1.5 kHz tone with 8 Hz tremolo)</w:t>
+      </w:r>
+    </w:p>
+    <w:p>
+      <w:pPr>
+        <w:pStyle w:val="TextBody"/>
+        <w:numPr>
+          <w:ilvl w:val="0"/>
+          <w:numId w:val="9"/>
+        </w:numPr>
+        <w:tabs>
+          <w:tab w:val="clear" w:pos="708"/>
+          <w:tab w:val="left" w:pos="0" w:leader="none"/>
+        </w:tabs>
+        <w:ind w:left="709" w:hanging="283"/>
+        <w:rPr/>
+      </w:pPr>
+      <w:r>
+        <w:rPr>
+          <w:sz w:val="20"/>
+          <w:szCs w:val="20"/>
+        </w:rPr>
+        <w:t xml:space="preserve">Episodes: </w:t>
+      </w:r>
+      <w:r>
+        <w:rPr>
+          <w:rStyle w:val="StrongEmphasis"/>
+          <w:sz w:val="20"/>
+          <w:szCs w:val="20"/>
+        </w:rPr>
+        <w:t>28</w:t>
+      </w:r>
+    </w:p>
+    <w:p>
+      <w:pPr>
+        <w:pStyle w:val="TextBody"/>
+        <w:numPr>
+          <w:ilvl w:val="0"/>
+          <w:numId w:val="9"/>
+        </w:numPr>
+        <w:tabs>
+          <w:tab w:val="clear" w:pos="708"/>
+          <w:tab w:val="left" w:pos="0" w:leader="none"/>
+        </w:tabs>
+        <w:ind w:left="709" w:hanging="283"/>
+        <w:rPr/>
+      </w:pPr>
+      <w:r>
+        <w:rPr>
+          <w:sz w:val="20"/>
+          <w:szCs w:val="20"/>
+        </w:rPr>
+        <w:t xml:space="preserve">Successes: </w:t>
+      </w:r>
+      <w:r>
+        <w:rPr>
+          <w:rStyle w:val="StrongEmphasis"/>
+          <w:sz w:val="20"/>
+          <w:szCs w:val="20"/>
+        </w:rPr>
+        <w:t>7 / 28 → 25.0%</w:t>
+      </w:r>
+    </w:p>
+    <w:p>
+      <w:pPr>
+        <w:pStyle w:val="TextBody"/>
+        <w:numPr>
+          <w:ilvl w:val="0"/>
+          <w:numId w:val="9"/>
+        </w:numPr>
+        <w:tabs>
+          <w:tab w:val="clear" w:pos="708"/>
+          <w:tab w:val="left" w:pos="0" w:leader="none"/>
+        </w:tabs>
+        <w:ind w:left="709" w:hanging="283"/>
+        <w:rPr/>
+      </w:pPr>
+      <w:r>
+        <w:rPr>
+          <w:sz w:val="20"/>
+          <w:szCs w:val="20"/>
+        </w:rPr>
+        <w:t xml:space="preserve">Avg. steps-to-30 cm (successful only): </w:t>
+      </w:r>
+      <w:r>
+        <w:rPr>
+          <w:rStyle w:val="StrongEmphasis"/>
+          <w:sz w:val="20"/>
+          <w:szCs w:val="20"/>
+        </w:rPr>
+        <w:t>52.7</w:t>
+      </w:r>
+    </w:p>
+    <w:p>
+      <w:pPr>
+        <w:pStyle w:val="TextBody"/>
+        <w:numPr>
+          <w:ilvl w:val="0"/>
+          <w:numId w:val="9"/>
+        </w:numPr>
+        <w:tabs>
+          <w:tab w:val="clear" w:pos="708"/>
+          <w:tab w:val="left" w:pos="0" w:leader="none"/>
+        </w:tabs>
+        <w:ind w:left="709" w:hanging="283"/>
+        <w:rPr/>
+      </w:pPr>
+      <w:r>
+        <w:rPr>
+          <w:sz w:val="20"/>
+          <w:szCs w:val="20"/>
+        </w:rPr>
+        <w:t xml:space="preserve">Mean reward (all episodes): </w:t>
+      </w:r>
+      <w:r>
+        <w:rPr>
+          <w:rStyle w:val="StrongEmphasis"/>
+          <w:sz w:val="20"/>
+          <w:szCs w:val="20"/>
+        </w:rPr>
+        <w:t>14.6</w:t>
+      </w:r>
+    </w:p>
+    <w:p>
+      <w:pPr>
+        <w:pStyle w:val="TextBody"/>
+        <w:numPr>
+          <w:ilvl w:val="0"/>
+          <w:numId w:val="0"/>
+        </w:numPr>
+        <w:ind w:hanging="0"/>
+        <w:rPr/>
+      </w:pPr>
+      <w:r>
+        <w:rPr>
+          <w:rStyle w:val="StrongEmphasis"/>
+          <w:sz w:val="20"/>
+          <w:szCs w:val="20"/>
+        </w:rPr>
+        <w:t>Sound 3 (rising chirp 200→4000 Hz, linear)</w:t>
+      </w:r>
+    </w:p>
+    <w:p>
+      <w:pPr>
+        <w:pStyle w:val="TextBody"/>
+        <w:numPr>
+          <w:ilvl w:val="0"/>
+          <w:numId w:val="11"/>
+        </w:numPr>
+        <w:tabs>
+          <w:tab w:val="clear" w:pos="708"/>
+          <w:tab w:val="left" w:pos="0" w:leader="none"/>
+        </w:tabs>
+        <w:ind w:left="709" w:hanging="283"/>
+        <w:rPr/>
+      </w:pPr>
+      <w:r>
+        <w:rPr>
+          <w:sz w:val="20"/>
+          <w:szCs w:val="20"/>
+        </w:rPr>
+        <w:t xml:space="preserve">Episodes: </w:t>
+      </w:r>
+      <w:r>
+        <w:rPr>
+          <w:rStyle w:val="StrongEmphasis"/>
+          <w:sz w:val="20"/>
+          <w:szCs w:val="20"/>
+        </w:rPr>
+        <w:t>16</w:t>
+      </w:r>
+    </w:p>
+    <w:p>
+      <w:pPr>
+        <w:pStyle w:val="TextBody"/>
+        <w:numPr>
+          <w:ilvl w:val="0"/>
+          <w:numId w:val="11"/>
+        </w:numPr>
+        <w:tabs>
+          <w:tab w:val="clear" w:pos="708"/>
+          <w:tab w:val="left" w:pos="0" w:leader="none"/>
+        </w:tabs>
+        <w:ind w:left="709" w:hanging="283"/>
+        <w:rPr/>
+      </w:pPr>
+      <w:r>
+        <w:rPr>
+          <w:sz w:val="20"/>
+          <w:szCs w:val="20"/>
+        </w:rPr>
+        <w:t xml:space="preserve">Successes: </w:t>
+      </w:r>
+      <w:r>
+        <w:rPr>
+          <w:rStyle w:val="StrongEmphasis"/>
+          <w:sz w:val="20"/>
+          <w:szCs w:val="20"/>
+        </w:rPr>
+        <w:t>8 / 16 → 50.0%</w:t>
+      </w:r>
+    </w:p>
+    <w:p>
+      <w:pPr>
+        <w:pStyle w:val="TextBody"/>
+        <w:numPr>
+          <w:ilvl w:val="0"/>
+          <w:numId w:val="11"/>
+        </w:numPr>
+        <w:tabs>
+          <w:tab w:val="clear" w:pos="708"/>
+          <w:tab w:val="left" w:pos="0" w:leader="none"/>
+        </w:tabs>
+        <w:ind w:left="709" w:hanging="283"/>
+        <w:rPr/>
+      </w:pPr>
+      <w:r>
+        <w:rPr>
+          <w:sz w:val="20"/>
+          <w:szCs w:val="20"/>
+        </w:rPr>
+        <w:t xml:space="preserve">Avg. steps-to-30 cm (successful only): </w:t>
+      </w:r>
+      <w:r>
+        <w:rPr>
+          <w:rStyle w:val="StrongEmphasis"/>
+          <w:sz w:val="20"/>
+          <w:szCs w:val="20"/>
+        </w:rPr>
+        <w:t>37.8</w:t>
+      </w:r>
+    </w:p>
+    <w:p>
+      <w:pPr>
+        <w:pStyle w:val="TextBody"/>
+        <w:numPr>
+          <w:ilvl w:val="0"/>
+          <w:numId w:val="11"/>
+        </w:numPr>
+        <w:tabs>
+          <w:tab w:val="clear" w:pos="708"/>
+          <w:tab w:val="left" w:pos="0" w:leader="none"/>
+        </w:tabs>
+        <w:ind w:left="709" w:hanging="283"/>
+        <w:rPr/>
+      </w:pPr>
+      <w:r>
+        <w:rPr>
+          <w:sz w:val="20"/>
+          <w:szCs w:val="20"/>
+        </w:rPr>
+        <w:t xml:space="preserve">Mean reward (all episodes): </w:t>
+      </w:r>
+      <w:r>
+        <w:rPr>
+          <w:rStyle w:val="StrongEmphasis"/>
+          <w:sz w:val="20"/>
+          <w:szCs w:val="20"/>
+        </w:rPr>
+        <w:t>18.7</w:t>
+      </w:r>
+    </w:p>
+    <w:p>
+      <w:pPr>
+        <w:pStyle w:val="Normal"/>
+        <w:spacing w:before="0" w:after="160"/>
+        <w:rPr>
+          <w:rStyle w:val="StrongEmphasis"/>
+          <w:sz w:val="20"/>
+          <w:szCs w:val="20"/>
+        </w:rPr>
+      </w:pPr>
+      <w:r>
+        <w:rPr>
+          <w:b w:val="false"/>
+          <w:bCs w:val="false"/>
+          <w:sz w:val="20"/>
+          <w:szCs w:val="20"/>
           <w:shd w:fill="FFFF00" w:val="clear"/>
         </w:rPr>
-      </w:pPr>
-      <w:r>
-        <w:rPr>
-          <w:b w:val="false"/>
-          <w:bCs w:val="false"/>
-          <w:sz w:val="20"/>
-          <w:szCs w:val="20"/>
-          <w:shd w:fill="FFFF00" w:val="clear"/>
-        </w:rPr>
-        <w:t xml:space="preserve">Mean reward (all episodes): </w:t>
-      </w:r>
-      <w:r>
-        <w:rPr>
-          <w:rStyle w:val="StrongEmphasis"/>
-          <w:sz w:val="20"/>
-          <w:szCs w:val="20"/>
-          <w:shd w:fill="FFFF00" w:val="clear"/>
-        </w:rPr>
-        <w:t>15.0</w:t>
       </w:r>
     </w:p>
     <w:sectPr>
@@ -3106,6 +3332,506 @@
     </w:lvl>
   </w:abstractNum>
   <w:abstractNum w:abstractNumId="8">
+    <w:lvl w:ilvl="0">
+      <w:start w:val="1"/>
+      <w:numFmt w:val="bullet"/>
+      <w:lvlText w:val=""/>
+      <w:lvlJc w:val="left"/>
+      <w:pPr>
+        <w:tabs>
+          <w:tab w:val="num" w:pos="720"/>
+        </w:tabs>
+        <w:ind w:left="720" w:hanging="283"/>
+      </w:pPr>
+      <w:rPr>
+        <w:rFonts w:ascii="Symbol" w:hAnsi="Symbol" w:cs="Symbol" w:hint="default"/>
+      </w:rPr>
+    </w:lvl>
+    <w:lvl w:ilvl="1">
+      <w:start w:val="1"/>
+      <w:numFmt w:val="decimal"/>
+      <w:lvlText w:val="%2."/>
+      <w:lvlJc w:val="left"/>
+      <w:pPr>
+        <w:tabs>
+          <w:tab w:val="num" w:pos="1080"/>
+        </w:tabs>
+        <w:ind w:left="1080" w:hanging="360"/>
+      </w:pPr>
+    </w:lvl>
+    <w:lvl w:ilvl="2">
+      <w:start w:val="1"/>
+      <w:numFmt w:val="decimal"/>
+      <w:lvlText w:val="%3."/>
+      <w:lvlJc w:val="left"/>
+      <w:pPr>
+        <w:tabs>
+          <w:tab w:val="num" w:pos="1440"/>
+        </w:tabs>
+        <w:ind w:left="1440" w:hanging="360"/>
+      </w:pPr>
+    </w:lvl>
+    <w:lvl w:ilvl="3">
+      <w:start w:val="1"/>
+      <w:numFmt w:val="decimal"/>
+      <w:lvlText w:val="%4."/>
+      <w:lvlJc w:val="left"/>
+      <w:pPr>
+        <w:tabs>
+          <w:tab w:val="num" w:pos="1800"/>
+        </w:tabs>
+        <w:ind w:left="1800" w:hanging="360"/>
+      </w:pPr>
+    </w:lvl>
+    <w:lvl w:ilvl="4">
+      <w:start w:val="1"/>
+      <w:numFmt w:val="decimal"/>
+      <w:lvlText w:val="%5."/>
+      <w:lvlJc w:val="left"/>
+      <w:pPr>
+        <w:tabs>
+          <w:tab w:val="num" w:pos="2160"/>
+        </w:tabs>
+        <w:ind w:left="2160" w:hanging="360"/>
+      </w:pPr>
+    </w:lvl>
+    <w:lvl w:ilvl="5">
+      <w:start w:val="1"/>
+      <w:numFmt w:val="decimal"/>
+      <w:lvlText w:val="%6."/>
+      <w:lvlJc w:val="left"/>
+      <w:pPr>
+        <w:tabs>
+          <w:tab w:val="num" w:pos="2520"/>
+        </w:tabs>
+        <w:ind w:left="2520" w:hanging="360"/>
+      </w:pPr>
+    </w:lvl>
+    <w:lvl w:ilvl="6">
+      <w:start w:val="1"/>
+      <w:numFmt w:val="decimal"/>
+      <w:lvlText w:val="%7."/>
+      <w:lvlJc w:val="left"/>
+      <w:pPr>
+        <w:tabs>
+          <w:tab w:val="num" w:pos="2880"/>
+        </w:tabs>
+        <w:ind w:left="2880" w:hanging="360"/>
+      </w:pPr>
+    </w:lvl>
+    <w:lvl w:ilvl="7">
+      <w:start w:val="1"/>
+      <w:numFmt w:val="decimal"/>
+      <w:lvlText w:val="%8."/>
+      <w:lvlJc w:val="left"/>
+      <w:pPr>
+        <w:tabs>
+          <w:tab w:val="num" w:pos="3240"/>
+        </w:tabs>
+        <w:ind w:left="3240" w:hanging="360"/>
+      </w:pPr>
+    </w:lvl>
+    <w:lvl w:ilvl="8">
+      <w:start w:val="1"/>
+      <w:numFmt w:val="decimal"/>
+      <w:lvlText w:val="%9."/>
+      <w:lvlJc w:val="left"/>
+      <w:pPr>
+        <w:tabs>
+          <w:tab w:val="num" w:pos="3600"/>
+        </w:tabs>
+        <w:ind w:left="3600" w:hanging="360"/>
+      </w:pPr>
+    </w:lvl>
+  </w:abstractNum>
+  <w:abstractNum w:abstractNumId="9">
+    <w:lvl w:ilvl="0">
+      <w:start w:val="1"/>
+      <w:numFmt w:val="bullet"/>
+      <w:lvlText w:val=""/>
+      <w:lvlJc w:val="left"/>
+      <w:pPr>
+        <w:tabs>
+          <w:tab w:val="num" w:pos="709"/>
+        </w:tabs>
+        <w:ind w:left="709" w:hanging="283"/>
+      </w:pPr>
+      <w:rPr>
+        <w:rFonts w:ascii="Symbol" w:hAnsi="Symbol" w:cs="Symbol" w:hint="default"/>
+      </w:rPr>
+    </w:lvl>
+    <w:lvl w:ilvl="1">
+      <w:start w:val="1"/>
+      <w:numFmt w:val="bullet"/>
+      <w:lvlText w:val=""/>
+      <w:lvlJc w:val="left"/>
+      <w:pPr>
+        <w:tabs>
+          <w:tab w:val="num" w:pos="1418"/>
+        </w:tabs>
+        <w:ind w:left="1418" w:hanging="283"/>
+      </w:pPr>
+      <w:rPr>
+        <w:rFonts w:ascii="Symbol" w:hAnsi="Symbol" w:cs="Symbol" w:hint="default"/>
+      </w:rPr>
+    </w:lvl>
+    <w:lvl w:ilvl="2">
+      <w:start w:val="1"/>
+      <w:numFmt w:val="bullet"/>
+      <w:lvlText w:val=""/>
+      <w:lvlJc w:val="left"/>
+      <w:pPr>
+        <w:tabs>
+          <w:tab w:val="num" w:pos="2127"/>
+        </w:tabs>
+        <w:ind w:left="2127" w:hanging="283"/>
+      </w:pPr>
+      <w:rPr>
+        <w:rFonts w:ascii="Symbol" w:hAnsi="Symbol" w:cs="Symbol" w:hint="default"/>
+      </w:rPr>
+    </w:lvl>
+    <w:lvl w:ilvl="3">
+      <w:start w:val="1"/>
+      <w:numFmt w:val="bullet"/>
+      <w:lvlText w:val=""/>
+      <w:lvlJc w:val="left"/>
+      <w:pPr>
+        <w:tabs>
+          <w:tab w:val="num" w:pos="2836"/>
+        </w:tabs>
+        <w:ind w:left="2836" w:hanging="283"/>
+      </w:pPr>
+      <w:rPr>
+        <w:rFonts w:ascii="Symbol" w:hAnsi="Symbol" w:cs="Symbol" w:hint="default"/>
+      </w:rPr>
+    </w:lvl>
+    <w:lvl w:ilvl="4">
+      <w:start w:val="1"/>
+      <w:numFmt w:val="bullet"/>
+      <w:lvlText w:val=""/>
+      <w:lvlJc w:val="left"/>
+      <w:pPr>
+        <w:tabs>
+          <w:tab w:val="num" w:pos="3545"/>
+        </w:tabs>
+        <w:ind w:left="3545" w:hanging="283"/>
+      </w:pPr>
+      <w:rPr>
+        <w:rFonts w:ascii="Symbol" w:hAnsi="Symbol" w:cs="Symbol" w:hint="default"/>
+      </w:rPr>
+    </w:lvl>
+    <w:lvl w:ilvl="5">
+      <w:start w:val="1"/>
+      <w:numFmt w:val="bullet"/>
+      <w:lvlText w:val=""/>
+      <w:lvlJc w:val="left"/>
+      <w:pPr>
+        <w:tabs>
+          <w:tab w:val="num" w:pos="4254"/>
+        </w:tabs>
+        <w:ind w:left="4254" w:hanging="283"/>
+      </w:pPr>
+      <w:rPr>
+        <w:rFonts w:ascii="Symbol" w:hAnsi="Symbol" w:cs="Symbol" w:hint="default"/>
+      </w:rPr>
+    </w:lvl>
+    <w:lvl w:ilvl="6">
+      <w:start w:val="1"/>
+      <w:numFmt w:val="bullet"/>
+      <w:lvlText w:val=""/>
+      <w:lvlJc w:val="left"/>
+      <w:pPr>
+        <w:tabs>
+          <w:tab w:val="num" w:pos="4963"/>
+        </w:tabs>
+        <w:ind w:left="4963" w:hanging="283"/>
+      </w:pPr>
+      <w:rPr>
+        <w:rFonts w:ascii="Symbol" w:hAnsi="Symbol" w:cs="Symbol" w:hint="default"/>
+      </w:rPr>
+    </w:lvl>
+    <w:lvl w:ilvl="7">
+      <w:start w:val="1"/>
+      <w:numFmt w:val="bullet"/>
+      <w:lvlText w:val=""/>
+      <w:lvlJc w:val="left"/>
+      <w:pPr>
+        <w:tabs>
+          <w:tab w:val="num" w:pos="5672"/>
+        </w:tabs>
+        <w:ind w:left="5672" w:hanging="283"/>
+      </w:pPr>
+      <w:rPr>
+        <w:rFonts w:ascii="Symbol" w:hAnsi="Symbol" w:cs="Symbol" w:hint="default"/>
+      </w:rPr>
+    </w:lvl>
+    <w:lvl w:ilvl="8">
+      <w:start w:val="1"/>
+      <w:numFmt w:val="bullet"/>
+      <w:lvlText w:val=""/>
+      <w:lvlJc w:val="left"/>
+      <w:pPr>
+        <w:tabs>
+          <w:tab w:val="num" w:pos="6381"/>
+        </w:tabs>
+        <w:ind w:left="6381" w:hanging="283"/>
+      </w:pPr>
+      <w:rPr>
+        <w:rFonts w:ascii="Symbol" w:hAnsi="Symbol" w:cs="Symbol" w:hint="default"/>
+      </w:rPr>
+    </w:lvl>
+  </w:abstractNum>
+  <w:abstractNum w:abstractNumId="10">
+    <w:lvl w:ilvl="0">
+      <w:start w:val="1"/>
+      <w:numFmt w:val="bullet"/>
+      <w:lvlText w:val=""/>
+      <w:lvlJc w:val="left"/>
+      <w:pPr>
+        <w:tabs>
+          <w:tab w:val="num" w:pos="720"/>
+        </w:tabs>
+        <w:ind w:left="720" w:hanging="283"/>
+      </w:pPr>
+      <w:rPr>
+        <w:rFonts w:ascii="Symbol" w:hAnsi="Symbol" w:cs="Symbol" w:hint="default"/>
+      </w:rPr>
+    </w:lvl>
+    <w:lvl w:ilvl="1">
+      <w:start w:val="1"/>
+      <w:numFmt w:val="decimal"/>
+      <w:lvlText w:val="%2."/>
+      <w:lvlJc w:val="left"/>
+      <w:pPr>
+        <w:tabs>
+          <w:tab w:val="num" w:pos="1080"/>
+        </w:tabs>
+        <w:ind w:left="1080" w:hanging="360"/>
+      </w:pPr>
+    </w:lvl>
+    <w:lvl w:ilvl="2">
+      <w:start w:val="1"/>
+      <w:numFmt w:val="decimal"/>
+      <w:lvlText w:val="%3."/>
+      <w:lvlJc w:val="left"/>
+      <w:pPr>
+        <w:tabs>
+          <w:tab w:val="num" w:pos="1440"/>
+        </w:tabs>
+        <w:ind w:left="1440" w:hanging="360"/>
+      </w:pPr>
+    </w:lvl>
+    <w:lvl w:ilvl="3">
+      <w:start w:val="1"/>
+      <w:numFmt w:val="decimal"/>
+      <w:lvlText w:val="%4."/>
+      <w:lvlJc w:val="left"/>
+      <w:pPr>
+        <w:tabs>
+          <w:tab w:val="num" w:pos="1800"/>
+        </w:tabs>
+        <w:ind w:left="1800" w:hanging="360"/>
+      </w:pPr>
+    </w:lvl>
+    <w:lvl w:ilvl="4">
+      <w:start w:val="1"/>
+      <w:numFmt w:val="decimal"/>
+      <w:lvlText w:val="%5."/>
+      <w:lvlJc w:val="left"/>
+      <w:pPr>
+        <w:tabs>
+          <w:tab w:val="num" w:pos="2160"/>
+        </w:tabs>
+        <w:ind w:left="2160" w:hanging="360"/>
+      </w:pPr>
+    </w:lvl>
+    <w:lvl w:ilvl="5">
+      <w:start w:val="1"/>
+      <w:numFmt w:val="decimal"/>
+      <w:lvlText w:val="%6."/>
+      <w:lvlJc w:val="left"/>
+      <w:pPr>
+        <w:tabs>
+          <w:tab w:val="num" w:pos="2520"/>
+        </w:tabs>
+        <w:ind w:left="2520" w:hanging="360"/>
+      </w:pPr>
+    </w:lvl>
+    <w:lvl w:ilvl="6">
+      <w:start w:val="1"/>
+      <w:numFmt w:val="decimal"/>
+      <w:lvlText w:val="%7."/>
+      <w:lvlJc w:val="left"/>
+      <w:pPr>
+        <w:tabs>
+          <w:tab w:val="num" w:pos="2880"/>
+        </w:tabs>
+        <w:ind w:left="2880" w:hanging="360"/>
+      </w:pPr>
+    </w:lvl>
+    <w:lvl w:ilvl="7">
+      <w:start w:val="1"/>
+      <w:numFmt w:val="decimal"/>
+      <w:lvlText w:val="%8."/>
+      <w:lvlJc w:val="left"/>
+      <w:pPr>
+        <w:tabs>
+          <w:tab w:val="num" w:pos="3240"/>
+        </w:tabs>
+        <w:ind w:left="3240" w:hanging="360"/>
+      </w:pPr>
+    </w:lvl>
+    <w:lvl w:ilvl="8">
+      <w:start w:val="1"/>
+      <w:numFmt w:val="decimal"/>
+      <w:lvlText w:val="%9."/>
+      <w:lvlJc w:val="left"/>
+      <w:pPr>
+        <w:tabs>
+          <w:tab w:val="num" w:pos="3600"/>
+        </w:tabs>
+        <w:ind w:left="3600" w:hanging="360"/>
+      </w:pPr>
+    </w:lvl>
+  </w:abstractNum>
+  <w:abstractNum w:abstractNumId="11">
+    <w:lvl w:ilvl="0">
+      <w:start w:val="1"/>
+      <w:numFmt w:val="bullet"/>
+      <w:lvlText w:val=""/>
+      <w:lvlJc w:val="left"/>
+      <w:pPr>
+        <w:tabs>
+          <w:tab w:val="num" w:pos="709"/>
+        </w:tabs>
+        <w:ind w:left="709" w:hanging="283"/>
+      </w:pPr>
+      <w:rPr>
+        <w:rFonts w:ascii="Symbol" w:hAnsi="Symbol" w:cs="Symbol" w:hint="default"/>
+      </w:rPr>
+    </w:lvl>
+    <w:lvl w:ilvl="1">
+      <w:start w:val="1"/>
+      <w:numFmt w:val="bullet"/>
+      <w:lvlText w:val=""/>
+      <w:lvlJc w:val="left"/>
+      <w:pPr>
+        <w:tabs>
+          <w:tab w:val="num" w:pos="1418"/>
+        </w:tabs>
+        <w:ind w:left="1418" w:hanging="283"/>
+      </w:pPr>
+      <w:rPr>
+        <w:rFonts w:ascii="Symbol" w:hAnsi="Symbol" w:cs="Symbol" w:hint="default"/>
+      </w:rPr>
+    </w:lvl>
+    <w:lvl w:ilvl="2">
+      <w:start w:val="1"/>
+      <w:numFmt w:val="bullet"/>
+      <w:lvlText w:val=""/>
+      <w:lvlJc w:val="left"/>
+      <w:pPr>
+        <w:tabs>
+          <w:tab w:val="num" w:pos="2127"/>
+        </w:tabs>
+        <w:ind w:left="2127" w:hanging="283"/>
+      </w:pPr>
+      <w:rPr>
+        <w:rFonts w:ascii="Symbol" w:hAnsi="Symbol" w:cs="Symbol" w:hint="default"/>
+      </w:rPr>
+    </w:lvl>
+    <w:lvl w:ilvl="3">
+      <w:start w:val="1"/>
+      <w:numFmt w:val="bullet"/>
+      <w:lvlText w:val=""/>
+      <w:lvlJc w:val="left"/>
+      <w:pPr>
+        <w:tabs>
+          <w:tab w:val="num" w:pos="2836"/>
+        </w:tabs>
+        <w:ind w:left="2836" w:hanging="283"/>
+      </w:pPr>
+      <w:rPr>
+        <w:rFonts w:ascii="Symbol" w:hAnsi="Symbol" w:cs="Symbol" w:hint="default"/>
+      </w:rPr>
+    </w:lvl>
+    <w:lvl w:ilvl="4">
+      <w:start w:val="1"/>
+      <w:numFmt w:val="bullet"/>
+      <w:lvlText w:val=""/>
+      <w:lvlJc w:val="left"/>
+      <w:pPr>
+        <w:tabs>
+          <w:tab w:val="num" w:pos="3545"/>
+        </w:tabs>
+        <w:ind w:left="3545" w:hanging="283"/>
+      </w:pPr>
+      <w:rPr>
+        <w:rFonts w:ascii="Symbol" w:hAnsi="Symbol" w:cs="Symbol" w:hint="default"/>
+      </w:rPr>
+    </w:lvl>
+    <w:lvl w:ilvl="5">
+      <w:start w:val="1"/>
+      <w:numFmt w:val="bullet"/>
+      <w:lvlText w:val=""/>
+      <w:lvlJc w:val="left"/>
+      <w:pPr>
+        <w:tabs>
+          <w:tab w:val="num" w:pos="4254"/>
+        </w:tabs>
+        <w:ind w:left="4254" w:hanging="283"/>
+      </w:pPr>
+      <w:rPr>
+        <w:rFonts w:ascii="Symbol" w:hAnsi="Symbol" w:cs="Symbol" w:hint="default"/>
+      </w:rPr>
+    </w:lvl>
+    <w:lvl w:ilvl="6">
+      <w:start w:val="1"/>
+      <w:numFmt w:val="bullet"/>
+      <w:lvlText w:val=""/>
+      <w:lvlJc w:val="left"/>
+      <w:pPr>
+        <w:tabs>
+          <w:tab w:val="num" w:pos="4963"/>
+        </w:tabs>
+        <w:ind w:left="4963" w:hanging="283"/>
+      </w:pPr>
+      <w:rPr>
+        <w:rFonts w:ascii="Symbol" w:hAnsi="Symbol" w:cs="Symbol" w:hint="default"/>
+      </w:rPr>
+    </w:lvl>
+    <w:lvl w:ilvl="7">
+      <w:start w:val="1"/>
+      <w:numFmt w:val="bullet"/>
+      <w:lvlText w:val=""/>
+      <w:lvlJc w:val="left"/>
+      <w:pPr>
+        <w:tabs>
+          <w:tab w:val="num" w:pos="5672"/>
+        </w:tabs>
+        <w:ind w:left="5672" w:hanging="283"/>
+      </w:pPr>
+      <w:rPr>
+        <w:rFonts w:ascii="Symbol" w:hAnsi="Symbol" w:cs="Symbol" w:hint="default"/>
+      </w:rPr>
+    </w:lvl>
+    <w:lvl w:ilvl="8">
+      <w:start w:val="1"/>
+      <w:numFmt w:val="bullet"/>
+      <w:lvlText w:val=""/>
+      <w:lvlJc w:val="left"/>
+      <w:pPr>
+        <w:tabs>
+          <w:tab w:val="num" w:pos="6381"/>
+        </w:tabs>
+        <w:ind w:left="6381" w:hanging="283"/>
+      </w:pPr>
+      <w:rPr>
+        <w:rFonts w:ascii="Symbol" w:hAnsi="Symbol" w:cs="Symbol" w:hint="default"/>
+      </w:rPr>
+    </w:lvl>
+  </w:abstractNum>
+  <w:abstractNum w:abstractNumId="12">
     <w:lvl w:ilvl="0">
       <w:start w:val="1"/>
       <w:numFmt w:val="none"/>
@@ -3247,6 +3973,18 @@
   </w:num>
   <w:num w:numId="8">
     <w:abstractNumId w:val="8"/>
+  </w:num>
+  <w:num w:numId="9">
+    <w:abstractNumId w:val="9"/>
+  </w:num>
+  <w:num w:numId="10">
+    <w:abstractNumId w:val="10"/>
+  </w:num>
+  <w:num w:numId="11">
+    <w:abstractNumId w:val="11"/>
+  </w:num>
+  <w:num w:numId="12">
+    <w:abstractNumId w:val="12"/>
   </w:num>
 </w:numbering>
 </file>

--- a/results.docx
+++ b/results.docx
@@ -2340,20 +2340,729 @@
     <w:p>
       <w:pPr>
         <w:pStyle w:val="Normal"/>
+        <w:rPr>
+          <w:rStyle w:val="StrongEmphasis"/>
+          <w:sz w:val="20"/>
+          <w:szCs w:val="20"/>
+        </w:rPr>
+      </w:pPr>
+      <w:r>
+        <w:rPr>
+          <w:b w:val="false"/>
+          <w:bCs w:val="false"/>
+          <w:sz w:val="20"/>
+          <w:szCs w:val="20"/>
+          <w:shd w:fill="FFFF00" w:val="clear"/>
+        </w:rPr>
+      </w:r>
+    </w:p>
+    <w:p>
+      <w:pPr>
+        <w:pStyle w:val="Normal"/>
+        <w:rPr>
+          <w:sz w:val="30"/>
+          <w:szCs w:val="30"/>
+          <w:highlight w:val="none"/>
+          <w:shd w:fill="auto" w:val="clear"/>
+        </w:rPr>
+      </w:pPr>
+      <w:r>
+        <w:rPr>
+          <w:b/>
+          <w:bCs/>
+          <w:sz w:val="30"/>
+          <w:szCs w:val="30"/>
+          <w:shd w:fill="auto" w:val="clear"/>
+          <w:lang w:val="en-US"/>
+        </w:rPr>
+        <w:t>Video</w:t>
+      </w:r>
+      <w:r>
+        <w:rPr>
+          <w:b/>
+          <w:bCs/>
+          <w:sz w:val="30"/>
+          <w:szCs w:val="30"/>
+          <w:shd w:fill="auto" w:val="clear"/>
+          <w:lang w:val="en-US"/>
+        </w:rPr>
+        <w:t xml:space="preserve"> </w:t>
+      </w:r>
+    </w:p>
+    <w:p>
+      <w:pPr>
+        <w:pStyle w:val="Normal"/>
+        <w:rPr>
+          <w:b w:val="false"/>
+          <w:b w:val="false"/>
+          <w:bCs w:val="false"/>
+          <w:sz w:val="24"/>
+          <w:szCs w:val="24"/>
+          <w:highlight w:val="none"/>
+          <w:shd w:fill="auto" w:val="clear"/>
+        </w:rPr>
+      </w:pPr>
+      <w:r>
+        <w:rPr>
+          <w:b w:val="false"/>
+          <w:bCs w:val="false"/>
+          <w:sz w:val="24"/>
+          <w:szCs w:val="24"/>
+          <w:shd w:fill="auto" w:val="clear"/>
+          <w:lang w:val="en-US"/>
+        </w:rPr>
+        <w:t xml:space="preserve">Episodes: </w:t>
+      </w:r>
+      <w:r>
+        <w:rPr>
+          <w:b w:val="false"/>
+          <w:bCs w:val="false"/>
+          <w:sz w:val="24"/>
+          <w:szCs w:val="24"/>
+          <w:shd w:fill="auto" w:val="clear"/>
+          <w:lang w:val="en-US"/>
+        </w:rPr>
+        <w:t>9</w:t>
+      </w:r>
+      <w:r>
+        <w:rPr>
+          <w:b w:val="false"/>
+          <w:bCs w:val="false"/>
+          <w:sz w:val="24"/>
+          <w:szCs w:val="24"/>
+          <w:shd w:fill="auto" w:val="clear"/>
+          <w:lang w:val="en-US"/>
+        </w:rPr>
+        <w:t xml:space="preserve"> | Envs: 1</w:t>
+      </w:r>
+      <w:r>
+        <w:rPr>
+          <w:b w:val="false"/>
+          <w:bCs w:val="false"/>
+          <w:sz w:val="24"/>
+          <w:szCs w:val="24"/>
+          <w:shd w:fill="auto" w:val="clear"/>
+          <w:lang w:val="en-US"/>
+        </w:rPr>
+        <w:t>00</w:t>
+      </w:r>
+      <w:r>
+        <w:rPr>
+          <w:b w:val="false"/>
+          <w:bCs w:val="false"/>
+          <w:sz w:val="24"/>
+          <w:szCs w:val="24"/>
+          <w:shd w:fill="auto" w:val="clear"/>
+          <w:lang w:val="en-US"/>
+        </w:rPr>
+        <w:t xml:space="preserve"> | </w:t>
+      </w:r>
+      <w:r>
+        <w:rPr>
+          <w:b w:val="false"/>
+          <w:bCs w:val="false"/>
+          <w:sz w:val="24"/>
+          <w:szCs w:val="24"/>
+          <w:shd w:fill="auto" w:val="clear"/>
+          <w:lang w:val="en-US"/>
+        </w:rPr>
+        <w:t>Steps</w:t>
+      </w:r>
+      <w:r>
+        <w:rPr>
+          <w:b w:val="false"/>
+          <w:bCs w:val="false"/>
+          <w:sz w:val="24"/>
+          <w:szCs w:val="24"/>
+          <w:shd w:fill="auto" w:val="clear"/>
+          <w:lang w:val="en-US"/>
+        </w:rPr>
+        <w:t>: 100</w:t>
+      </w:r>
+    </w:p>
+    <w:p>
+      <w:pPr>
+        <w:pStyle w:val="Normal"/>
+        <w:rPr>
+          <w:b w:val="false"/>
+          <w:b w:val="false"/>
+          <w:bCs w:val="false"/>
+          <w:sz w:val="24"/>
+          <w:szCs w:val="24"/>
+          <w:highlight w:val="none"/>
+          <w:shd w:fill="auto" w:val="clear"/>
+        </w:rPr>
+      </w:pPr>
+      <w:r>
+        <w:rPr>
+          <w:b w:val="false"/>
+          <w:bCs w:val="false"/>
+          <w:sz w:val="24"/>
+          <w:szCs w:val="24"/>
+          <w:shd w:fill="auto" w:val="clear"/>
+        </w:rPr>
+      </w:r>
+    </w:p>
+    <w:p>
+      <w:pPr>
+        <w:pStyle w:val="Normal"/>
+        <w:rPr>
+          <w:sz w:val="24"/>
+          <w:szCs w:val="24"/>
+          <w:highlight w:val="none"/>
+          <w:shd w:fill="auto" w:val="clear"/>
+        </w:rPr>
+      </w:pPr>
+      <w:r>
+        <w:rPr>
+          <w:b/>
+          <w:bCs/>
+          <w:sz w:val="24"/>
+          <w:szCs w:val="24"/>
+          <w:shd w:fill="auto" w:val="clear"/>
+          <w:lang w:val="en-US"/>
+        </w:rPr>
+        <w:t>O</w:t>
+      </w:r>
+      <w:r>
+        <w:rPr>
+          <w:b/>
+          <w:bCs/>
+          <w:sz w:val="24"/>
+          <w:szCs w:val="24"/>
+          <w:shd w:fill="auto" w:val="clear"/>
+          <w:lang w:val="en-US"/>
+        </w:rPr>
+        <w:t xml:space="preserve">ne </w:t>
+      </w:r>
+      <w:r>
+        <w:rPr>
+          <w:b/>
+          <w:bCs/>
+          <w:sz w:val="24"/>
+          <w:szCs w:val="24"/>
+          <w:shd w:fill="auto" w:val="clear"/>
+          <w:lang w:val="en-US"/>
+        </w:rPr>
+        <w:t>object (</w:t>
+      </w:r>
+      <w:r>
+        <w:rPr>
+          <w:b/>
+          <w:bCs/>
+          <w:sz w:val="24"/>
+          <w:szCs w:val="24"/>
+          <w:shd w:fill="auto" w:val="clear"/>
+          <w:lang w:val="en-US"/>
+        </w:rPr>
+        <w:t xml:space="preserve">yellow </w:t>
+      </w:r>
+      <w:r>
+        <w:rPr>
+          <w:b/>
+          <w:bCs/>
+          <w:sz w:val="24"/>
+          <w:szCs w:val="24"/>
+          <w:shd w:fill="auto" w:val="clear"/>
+          <w:lang w:val="en-US"/>
+        </w:rPr>
+        <w:t>cube)</w:t>
+      </w:r>
+    </w:p>
+    <w:p>
+      <w:pPr>
+        <w:pStyle w:val="Normal"/>
+        <w:rPr>
+          <w:b w:val="false"/>
+          <w:b w:val="false"/>
+          <w:bCs w:val="false"/>
+          <w:sz w:val="24"/>
+          <w:szCs w:val="24"/>
+          <w:highlight w:val="none"/>
+          <w:shd w:fill="auto" w:val="clear"/>
+        </w:rPr>
+      </w:pPr>
+      <w:r>
+        <w:rPr>
+          <w:rStyle w:val="StrongEmphasis"/>
+          <w:b w:val="false"/>
+          <w:bCs w:val="false"/>
+          <w:sz w:val="24"/>
+          <w:szCs w:val="24"/>
+          <w:shd w:fill="auto" w:val="clear"/>
+          <w:lang w:val="en-US"/>
+        </w:rPr>
+        <w:t>Reached 30cm: 41/100 (41.0%)</w:t>
+      </w:r>
+    </w:p>
+    <w:p>
+      <w:pPr>
+        <w:pStyle w:val="Normal"/>
+        <w:rPr>
+          <w:b w:val="false"/>
+          <w:b w:val="false"/>
+          <w:bCs w:val="false"/>
+          <w:sz w:val="24"/>
+          <w:szCs w:val="24"/>
+          <w:highlight w:val="none"/>
+          <w:shd w:fill="auto" w:val="clear"/>
+        </w:rPr>
+      </w:pPr>
+      <w:r>
+        <w:rPr>
+          <w:rStyle w:val="StrongEmphasis"/>
+          <w:b w:val="false"/>
+          <w:bCs w:val="false"/>
+          <w:sz w:val="24"/>
+          <w:szCs w:val="24"/>
+          <w:shd w:fill="auto" w:val="clear"/>
+          <w:lang w:val="en-US"/>
+        </w:rPr>
+        <w:t>Avg steps-to-30cm over all successes: 59.3</w:t>
+      </w:r>
+    </w:p>
+    <w:p>
+      <w:pPr>
+        <w:pStyle w:val="Normal"/>
+        <w:rPr>
+          <w:b w:val="false"/>
+          <w:b w:val="false"/>
+          <w:bCs w:val="false"/>
+          <w:sz w:val="24"/>
+          <w:szCs w:val="24"/>
+          <w:highlight w:val="none"/>
+          <w:shd w:fill="auto" w:val="clear"/>
+        </w:rPr>
+      </w:pPr>
+      <w:r>
+        <w:rPr>
+          <w:rStyle w:val="StrongEmphasis"/>
+          <w:b w:val="false"/>
+          <w:bCs w:val="false"/>
+          <w:sz w:val="24"/>
+          <w:szCs w:val="24"/>
+          <w:shd w:fill="auto" w:val="clear"/>
+          <w:lang w:val="en-US"/>
+        </w:rPr>
+        <w:t>Mean reward per env (averaged over episodes): 17.255</w:t>
+      </w:r>
+    </w:p>
+    <w:p>
+      <w:pPr>
+        <w:pStyle w:val="Normal"/>
+        <w:rPr>
+          <w:rStyle w:val="StrongEmphasis"/>
+          <w:b w:val="false"/>
+          <w:b w:val="false"/>
+          <w:bCs w:val="false"/>
+          <w:lang w:val="en-US"/>
+        </w:rPr>
+      </w:pPr>
+      <w:r>
+        <w:rPr>
+          <w:b w:val="false"/>
+          <w:bCs w:val="false"/>
+          <w:sz w:val="24"/>
+          <w:szCs w:val="24"/>
+          <w:shd w:fill="auto" w:val="clear"/>
+        </w:rPr>
+      </w:r>
+    </w:p>
+    <w:p>
+      <w:pPr>
+        <w:pStyle w:val="Normal"/>
+        <w:rPr>
+          <w:sz w:val="24"/>
+          <w:szCs w:val="24"/>
+          <w:highlight w:val="none"/>
+          <w:shd w:fill="auto" w:val="clear"/>
+        </w:rPr>
+      </w:pPr>
+      <w:r>
+        <w:rPr>
+          <w:b/>
+          <w:bCs/>
+          <w:sz w:val="24"/>
+          <w:szCs w:val="24"/>
+          <w:shd w:fill="auto" w:val="clear"/>
+          <w:lang w:val="en-US"/>
+        </w:rPr>
+        <w:t>Two</w:t>
+      </w:r>
+      <w:r>
+        <w:rPr>
+          <w:b/>
+          <w:bCs/>
+          <w:sz w:val="24"/>
+          <w:szCs w:val="24"/>
+          <w:shd w:fill="auto" w:val="clear"/>
+          <w:lang w:val="en-US"/>
+        </w:rPr>
+        <w:t xml:space="preserve"> </w:t>
+      </w:r>
+      <w:r>
+        <w:rPr>
+          <w:b/>
+          <w:bCs/>
+          <w:sz w:val="24"/>
+          <w:szCs w:val="24"/>
+          <w:shd w:fill="auto" w:val="clear"/>
+          <w:lang w:val="en-US"/>
+        </w:rPr>
+        <w:t>object</w:t>
+      </w:r>
+      <w:r>
+        <w:rPr>
+          <w:b/>
+          <w:bCs/>
+          <w:sz w:val="24"/>
+          <w:szCs w:val="24"/>
+          <w:shd w:fill="auto" w:val="clear"/>
+          <w:lang w:val="en-US"/>
+        </w:rPr>
+        <w:t>s</w:t>
+      </w:r>
+      <w:r>
+        <w:rPr>
+          <w:b/>
+          <w:bCs/>
+          <w:sz w:val="24"/>
+          <w:szCs w:val="24"/>
+          <w:shd w:fill="auto" w:val="clear"/>
+          <w:lang w:val="en-US"/>
+        </w:rPr>
+        <w:t xml:space="preserve"> </w:t>
+        <w:br/>
+      </w:r>
+      <w:r>
+        <w:rPr>
+          <w:b/>
+          <w:bCs/>
+          <w:sz w:val="24"/>
+          <w:szCs w:val="24"/>
+          <w:shd w:fill="auto" w:val="clear"/>
+          <w:lang w:val="en-US"/>
+        </w:rPr>
+        <w:t>(Episodes 6)</w:t>
+      </w:r>
+    </w:p>
+    <w:p>
+      <w:pPr>
+        <w:pStyle w:val="TextBody"/>
+        <w:rPr/>
+      </w:pPr>
+      <w:r>
+        <w:rPr>
+          <w:rStyle w:val="StrongEmphasis"/>
+          <w:b w:val="false"/>
+          <w:bCs w:val="false"/>
+          <w:sz w:val="24"/>
+          <w:szCs w:val="24"/>
+          <w:shd w:fill="auto" w:val="clear"/>
+          <w:lang w:val="en-US"/>
+        </w:rPr>
+        <w:t>Reached 30cm: 27/100 (27.0%)</w:t>
+      </w:r>
+    </w:p>
+    <w:p>
+      <w:pPr>
+        <w:pStyle w:val="TextBody"/>
+        <w:rPr/>
+      </w:pPr>
+      <w:r>
+        <w:rPr>
+          <w:rStyle w:val="StrongEmphasis"/>
+          <w:b w:val="false"/>
+          <w:bCs w:val="false"/>
+        </w:rPr>
+        <w:t>Avg steps-to-30cm (success only)</w:t>
+      </w:r>
+      <w:r>
+        <w:rPr>
+          <w:b w:val="false"/>
+          <w:bCs w:val="false"/>
+        </w:rPr>
+        <w:t>: 73.9</w:t>
+      </w:r>
+    </w:p>
+    <w:p>
+      <w:pPr>
+        <w:pStyle w:val="TextBody"/>
+        <w:rPr/>
+      </w:pPr>
+      <w:r>
+        <w:rPr>
+          <w:rStyle w:val="StrongEmphasis"/>
+          <w:b w:val="false"/>
+          <w:bCs w:val="false"/>
+        </w:rPr>
+        <w:t>Mean reward per env</w:t>
+      </w:r>
+      <w:r>
+        <w:rPr>
+          <w:b w:val="false"/>
+          <w:bCs w:val="false"/>
+        </w:rPr>
+        <w:t>: 12.66</w:t>
+      </w:r>
+    </w:p>
+    <w:p>
+      <w:pPr>
+        <w:pStyle w:val="TextBody"/>
+        <w:rPr>
+          <w:b w:val="false"/>
+          <w:b w:val="false"/>
+          <w:bCs w:val="false"/>
+          <w:sz w:val="24"/>
+          <w:szCs w:val="24"/>
+          <w:highlight w:val="none"/>
+          <w:shd w:fill="auto" w:val="clear"/>
+        </w:rPr>
+      </w:pPr>
+      <w:r>
+        <w:rPr>
+          <w:rStyle w:val="StrongEmphasis"/>
+          <w:sz w:val="20"/>
+          <w:szCs w:val="20"/>
+          <w:shd w:fill="auto" w:val="clear"/>
+          <w:lang w:val="en-US"/>
+        </w:rPr>
+        <w:t>Cube</w:t>
+      </w:r>
+    </w:p>
+    <w:p>
+      <w:pPr>
+        <w:pStyle w:val="TextBody"/>
+        <w:numPr>
+          <w:ilvl w:val="0"/>
+          <w:numId w:val="12"/>
+        </w:numPr>
+        <w:tabs>
+          <w:tab w:val="clear" w:pos="708"/>
+          <w:tab w:val="left" w:pos="0" w:leader="none"/>
+        </w:tabs>
+        <w:ind w:left="709" w:hanging="283"/>
+        <w:rPr>
+          <w:sz w:val="20"/>
+          <w:szCs w:val="20"/>
+        </w:rPr>
+      </w:pPr>
+      <w:r>
+        <w:rPr>
+          <w:sz w:val="20"/>
+          <w:szCs w:val="20"/>
+        </w:rPr>
+        <w:t>Episodes: ~70</w:t>
+      </w:r>
+    </w:p>
+    <w:p>
+      <w:pPr>
+        <w:pStyle w:val="TextBody"/>
+        <w:numPr>
+          <w:ilvl w:val="0"/>
+          <w:numId w:val="12"/>
+        </w:numPr>
+        <w:tabs>
+          <w:tab w:val="clear" w:pos="708"/>
+          <w:tab w:val="left" w:pos="0" w:leader="none"/>
+        </w:tabs>
+        <w:ind w:left="709" w:hanging="283"/>
+        <w:rPr>
+          <w:sz w:val="20"/>
+          <w:szCs w:val="20"/>
+        </w:rPr>
+      </w:pPr>
+      <w:r>
+        <w:rPr>
+          <w:sz w:val="20"/>
+          <w:szCs w:val="20"/>
+        </w:rPr>
+        <w:t>Successes: 20 / 70 → 28.6%</w:t>
+      </w:r>
+    </w:p>
+    <w:p>
+      <w:pPr>
+        <w:pStyle w:val="TextBody"/>
+        <w:numPr>
+          <w:ilvl w:val="0"/>
+          <w:numId w:val="12"/>
+        </w:numPr>
+        <w:tabs>
+          <w:tab w:val="clear" w:pos="708"/>
+          <w:tab w:val="left" w:pos="0" w:leader="none"/>
+        </w:tabs>
+        <w:ind w:left="709" w:hanging="283"/>
+        <w:rPr>
+          <w:sz w:val="20"/>
+          <w:szCs w:val="20"/>
+        </w:rPr>
+      </w:pPr>
+      <w:r>
+        <w:rPr>
+          <w:sz w:val="20"/>
+          <w:szCs w:val="20"/>
+        </w:rPr>
+        <w:t>Avg steps-to-30cm (successful only): ~71</w:t>
+      </w:r>
+    </w:p>
+    <w:p>
+      <w:pPr>
+        <w:pStyle w:val="TextBody"/>
+        <w:numPr>
+          <w:ilvl w:val="0"/>
+          <w:numId w:val="12"/>
+        </w:numPr>
+        <w:tabs>
+          <w:tab w:val="clear" w:pos="708"/>
+          <w:tab w:val="left" w:pos="0" w:leader="none"/>
+        </w:tabs>
+        <w:ind w:left="709" w:hanging="283"/>
+        <w:rPr>
+          <w:sz w:val="20"/>
+          <w:szCs w:val="20"/>
+        </w:rPr>
+      </w:pPr>
+      <w:r>
+        <w:rPr>
+          <w:sz w:val="20"/>
+          <w:szCs w:val="20"/>
+        </w:rPr>
+        <w:t>Mean reward: ~13.2</w:t>
+      </w:r>
+    </w:p>
+    <w:p>
+      <w:pPr>
+        <w:pStyle w:val="TextBody"/>
+        <w:rPr/>
+      </w:pPr>
+      <w:r>
+        <w:rPr>
+          <w:rStyle w:val="StrongEmphasis"/>
+          <w:sz w:val="20"/>
+          <w:szCs w:val="20"/>
+        </w:rPr>
+        <w:t>Sphere</w:t>
+      </w:r>
+    </w:p>
+    <w:p>
+      <w:pPr>
+        <w:pStyle w:val="TextBody"/>
+        <w:numPr>
+          <w:ilvl w:val="0"/>
+          <w:numId w:val="13"/>
+        </w:numPr>
+        <w:tabs>
+          <w:tab w:val="clear" w:pos="708"/>
+          <w:tab w:val="left" w:pos="0" w:leader="none"/>
+        </w:tabs>
+        <w:ind w:left="709" w:hanging="283"/>
+        <w:rPr>
+          <w:sz w:val="20"/>
+          <w:szCs w:val="20"/>
+        </w:rPr>
+      </w:pPr>
+      <w:r>
+        <w:rPr>
+          <w:sz w:val="20"/>
+          <w:szCs w:val="20"/>
+        </w:rPr>
+        <w:t>Episodes: ~30</w:t>
+      </w:r>
+    </w:p>
+    <w:p>
+      <w:pPr>
+        <w:pStyle w:val="TextBody"/>
+        <w:numPr>
+          <w:ilvl w:val="0"/>
+          <w:numId w:val="13"/>
+        </w:numPr>
+        <w:tabs>
+          <w:tab w:val="clear" w:pos="708"/>
+          <w:tab w:val="left" w:pos="0" w:leader="none"/>
+        </w:tabs>
+        <w:ind w:left="709" w:hanging="283"/>
+        <w:rPr>
+          <w:sz w:val="20"/>
+          <w:szCs w:val="20"/>
+        </w:rPr>
+      </w:pPr>
+      <w:r>
+        <w:rPr>
+          <w:sz w:val="20"/>
+          <w:szCs w:val="20"/>
+        </w:rPr>
+        <w:t>Successes: 7 / 30 → 23.3%</w:t>
+      </w:r>
+    </w:p>
+    <w:p>
+      <w:pPr>
+        <w:pStyle w:val="TextBody"/>
+        <w:numPr>
+          <w:ilvl w:val="0"/>
+          <w:numId w:val="13"/>
+        </w:numPr>
+        <w:tabs>
+          <w:tab w:val="clear" w:pos="708"/>
+          <w:tab w:val="left" w:pos="0" w:leader="none"/>
+        </w:tabs>
+        <w:ind w:left="709" w:hanging="283"/>
+        <w:rPr>
+          <w:sz w:val="20"/>
+          <w:szCs w:val="20"/>
+        </w:rPr>
+      </w:pPr>
+      <w:r>
+        <w:rPr>
+          <w:sz w:val="20"/>
+          <w:szCs w:val="20"/>
+        </w:rPr>
+        <w:t>Avg steps-to-30cm (successful only): ~82</w:t>
+      </w:r>
+    </w:p>
+    <w:p>
+      <w:pPr>
+        <w:pStyle w:val="TextBody"/>
+        <w:numPr>
+          <w:ilvl w:val="0"/>
+          <w:numId w:val="13"/>
+        </w:numPr>
+        <w:tabs>
+          <w:tab w:val="clear" w:pos="708"/>
+          <w:tab w:val="left" w:pos="0" w:leader="none"/>
+        </w:tabs>
+        <w:ind w:left="709" w:hanging="283"/>
+        <w:rPr>
+          <w:sz w:val="20"/>
+          <w:szCs w:val="20"/>
+        </w:rPr>
+      </w:pPr>
+      <w:r>
+        <w:rPr>
+          <w:sz w:val="20"/>
+          <w:szCs w:val="20"/>
+        </w:rPr>
+        <w:t>Mean reward: ~11.2</w:t>
+      </w:r>
+    </w:p>
+    <w:p>
+      <w:pPr>
+        <w:pStyle w:val="Normal"/>
         <w:spacing w:before="0" w:after="160"/>
         <w:rPr>
           <w:rStyle w:val="StrongEmphasis"/>
-          <w:sz w:val="20"/>
-          <w:szCs w:val="20"/>
-        </w:rPr>
-      </w:pPr>
-      <w:r>
-        <w:rPr>
-          <w:b w:val="false"/>
-          <w:bCs w:val="false"/>
-          <w:sz w:val="20"/>
-          <w:szCs w:val="20"/>
-          <w:shd w:fill="FFFF00" w:val="clear"/>
+          <w:b w:val="false"/>
+          <w:b w:val="false"/>
+          <w:bCs w:val="false"/>
+          <w:lang w:val="en-US"/>
+        </w:rPr>
+      </w:pPr>
+      <w:r>
+        <w:rPr>
+          <w:b w:val="false"/>
+          <w:bCs w:val="false"/>
+          <w:sz w:val="24"/>
+          <w:szCs w:val="24"/>
+          <w:shd w:fill="auto" w:val="clear"/>
         </w:rPr>
       </w:r>
     </w:p>
@@ -3832,6 +4541,280 @@
     </w:lvl>
   </w:abstractNum>
   <w:abstractNum w:abstractNumId="12">
+    <w:lvl w:ilvl="0">
+      <w:start w:val="1"/>
+      <w:numFmt w:val="bullet"/>
+      <w:lvlText w:val=""/>
+      <w:lvlJc w:val="left"/>
+      <w:pPr>
+        <w:tabs>
+          <w:tab w:val="num" w:pos="709"/>
+        </w:tabs>
+        <w:ind w:left="709" w:hanging="283"/>
+      </w:pPr>
+      <w:rPr>
+        <w:rFonts w:ascii="Symbol" w:hAnsi="Symbol" w:cs="Symbol" w:hint="default"/>
+      </w:rPr>
+    </w:lvl>
+    <w:lvl w:ilvl="1">
+      <w:start w:val="1"/>
+      <w:numFmt w:val="bullet"/>
+      <w:lvlText w:val=""/>
+      <w:lvlJc w:val="left"/>
+      <w:pPr>
+        <w:tabs>
+          <w:tab w:val="num" w:pos="1418"/>
+        </w:tabs>
+        <w:ind w:left="1418" w:hanging="283"/>
+      </w:pPr>
+      <w:rPr>
+        <w:rFonts w:ascii="Symbol" w:hAnsi="Symbol" w:cs="Symbol" w:hint="default"/>
+      </w:rPr>
+    </w:lvl>
+    <w:lvl w:ilvl="2">
+      <w:start w:val="1"/>
+      <w:numFmt w:val="bullet"/>
+      <w:lvlText w:val=""/>
+      <w:lvlJc w:val="left"/>
+      <w:pPr>
+        <w:tabs>
+          <w:tab w:val="num" w:pos="2127"/>
+        </w:tabs>
+        <w:ind w:left="2127" w:hanging="283"/>
+      </w:pPr>
+      <w:rPr>
+        <w:rFonts w:ascii="Symbol" w:hAnsi="Symbol" w:cs="Symbol" w:hint="default"/>
+      </w:rPr>
+    </w:lvl>
+    <w:lvl w:ilvl="3">
+      <w:start w:val="1"/>
+      <w:numFmt w:val="bullet"/>
+      <w:lvlText w:val=""/>
+      <w:lvlJc w:val="left"/>
+      <w:pPr>
+        <w:tabs>
+          <w:tab w:val="num" w:pos="2836"/>
+        </w:tabs>
+        <w:ind w:left="2836" w:hanging="283"/>
+      </w:pPr>
+      <w:rPr>
+        <w:rFonts w:ascii="Symbol" w:hAnsi="Symbol" w:cs="Symbol" w:hint="default"/>
+      </w:rPr>
+    </w:lvl>
+    <w:lvl w:ilvl="4">
+      <w:start w:val="1"/>
+      <w:numFmt w:val="bullet"/>
+      <w:lvlText w:val=""/>
+      <w:lvlJc w:val="left"/>
+      <w:pPr>
+        <w:tabs>
+          <w:tab w:val="num" w:pos="3545"/>
+        </w:tabs>
+        <w:ind w:left="3545" w:hanging="283"/>
+      </w:pPr>
+      <w:rPr>
+        <w:rFonts w:ascii="Symbol" w:hAnsi="Symbol" w:cs="Symbol" w:hint="default"/>
+      </w:rPr>
+    </w:lvl>
+    <w:lvl w:ilvl="5">
+      <w:start w:val="1"/>
+      <w:numFmt w:val="bullet"/>
+      <w:lvlText w:val=""/>
+      <w:lvlJc w:val="left"/>
+      <w:pPr>
+        <w:tabs>
+          <w:tab w:val="num" w:pos="4254"/>
+        </w:tabs>
+        <w:ind w:left="4254" w:hanging="283"/>
+      </w:pPr>
+      <w:rPr>
+        <w:rFonts w:ascii="Symbol" w:hAnsi="Symbol" w:cs="Symbol" w:hint="default"/>
+      </w:rPr>
+    </w:lvl>
+    <w:lvl w:ilvl="6">
+      <w:start w:val="1"/>
+      <w:numFmt w:val="bullet"/>
+      <w:lvlText w:val=""/>
+      <w:lvlJc w:val="left"/>
+      <w:pPr>
+        <w:tabs>
+          <w:tab w:val="num" w:pos="4963"/>
+        </w:tabs>
+        <w:ind w:left="4963" w:hanging="283"/>
+      </w:pPr>
+      <w:rPr>
+        <w:rFonts w:ascii="Symbol" w:hAnsi="Symbol" w:cs="Symbol" w:hint="default"/>
+      </w:rPr>
+    </w:lvl>
+    <w:lvl w:ilvl="7">
+      <w:start w:val="1"/>
+      <w:numFmt w:val="bullet"/>
+      <w:lvlText w:val=""/>
+      <w:lvlJc w:val="left"/>
+      <w:pPr>
+        <w:tabs>
+          <w:tab w:val="num" w:pos="5672"/>
+        </w:tabs>
+        <w:ind w:left="5672" w:hanging="283"/>
+      </w:pPr>
+      <w:rPr>
+        <w:rFonts w:ascii="Symbol" w:hAnsi="Symbol" w:cs="Symbol" w:hint="default"/>
+      </w:rPr>
+    </w:lvl>
+    <w:lvl w:ilvl="8">
+      <w:start w:val="1"/>
+      <w:numFmt w:val="bullet"/>
+      <w:lvlText w:val=""/>
+      <w:lvlJc w:val="left"/>
+      <w:pPr>
+        <w:tabs>
+          <w:tab w:val="num" w:pos="6381"/>
+        </w:tabs>
+        <w:ind w:left="6381" w:hanging="283"/>
+      </w:pPr>
+      <w:rPr>
+        <w:rFonts w:ascii="Symbol" w:hAnsi="Symbol" w:cs="Symbol" w:hint="default"/>
+      </w:rPr>
+    </w:lvl>
+  </w:abstractNum>
+  <w:abstractNum w:abstractNumId="13">
+    <w:lvl w:ilvl="0">
+      <w:start w:val="1"/>
+      <w:numFmt w:val="bullet"/>
+      <w:lvlText w:val=""/>
+      <w:lvlJc w:val="left"/>
+      <w:pPr>
+        <w:tabs>
+          <w:tab w:val="num" w:pos="709"/>
+        </w:tabs>
+        <w:ind w:left="709" w:hanging="283"/>
+      </w:pPr>
+      <w:rPr>
+        <w:rFonts w:ascii="Symbol" w:hAnsi="Symbol" w:cs="Symbol" w:hint="default"/>
+      </w:rPr>
+    </w:lvl>
+    <w:lvl w:ilvl="1">
+      <w:start w:val="1"/>
+      <w:numFmt w:val="bullet"/>
+      <w:lvlText w:val=""/>
+      <w:lvlJc w:val="left"/>
+      <w:pPr>
+        <w:tabs>
+          <w:tab w:val="num" w:pos="1418"/>
+        </w:tabs>
+        <w:ind w:left="1418" w:hanging="283"/>
+      </w:pPr>
+      <w:rPr>
+        <w:rFonts w:ascii="Symbol" w:hAnsi="Symbol" w:cs="Symbol" w:hint="default"/>
+      </w:rPr>
+    </w:lvl>
+    <w:lvl w:ilvl="2">
+      <w:start w:val="1"/>
+      <w:numFmt w:val="bullet"/>
+      <w:lvlText w:val=""/>
+      <w:lvlJc w:val="left"/>
+      <w:pPr>
+        <w:tabs>
+          <w:tab w:val="num" w:pos="2127"/>
+        </w:tabs>
+        <w:ind w:left="2127" w:hanging="283"/>
+      </w:pPr>
+      <w:rPr>
+        <w:rFonts w:ascii="Symbol" w:hAnsi="Symbol" w:cs="Symbol" w:hint="default"/>
+      </w:rPr>
+    </w:lvl>
+    <w:lvl w:ilvl="3">
+      <w:start w:val="1"/>
+      <w:numFmt w:val="bullet"/>
+      <w:lvlText w:val=""/>
+      <w:lvlJc w:val="left"/>
+      <w:pPr>
+        <w:tabs>
+          <w:tab w:val="num" w:pos="2836"/>
+        </w:tabs>
+        <w:ind w:left="2836" w:hanging="283"/>
+      </w:pPr>
+      <w:rPr>
+        <w:rFonts w:ascii="Symbol" w:hAnsi="Symbol" w:cs="Symbol" w:hint="default"/>
+      </w:rPr>
+    </w:lvl>
+    <w:lvl w:ilvl="4">
+      <w:start w:val="1"/>
+      <w:numFmt w:val="bullet"/>
+      <w:lvlText w:val=""/>
+      <w:lvlJc w:val="left"/>
+      <w:pPr>
+        <w:tabs>
+          <w:tab w:val="num" w:pos="3545"/>
+        </w:tabs>
+        <w:ind w:left="3545" w:hanging="283"/>
+      </w:pPr>
+      <w:rPr>
+        <w:rFonts w:ascii="Symbol" w:hAnsi="Symbol" w:cs="Symbol" w:hint="default"/>
+      </w:rPr>
+    </w:lvl>
+    <w:lvl w:ilvl="5">
+      <w:start w:val="1"/>
+      <w:numFmt w:val="bullet"/>
+      <w:lvlText w:val=""/>
+      <w:lvlJc w:val="left"/>
+      <w:pPr>
+        <w:tabs>
+          <w:tab w:val="num" w:pos="4254"/>
+        </w:tabs>
+        <w:ind w:left="4254" w:hanging="283"/>
+      </w:pPr>
+      <w:rPr>
+        <w:rFonts w:ascii="Symbol" w:hAnsi="Symbol" w:cs="Symbol" w:hint="default"/>
+      </w:rPr>
+    </w:lvl>
+    <w:lvl w:ilvl="6">
+      <w:start w:val="1"/>
+      <w:numFmt w:val="bullet"/>
+      <w:lvlText w:val=""/>
+      <w:lvlJc w:val="left"/>
+      <w:pPr>
+        <w:tabs>
+          <w:tab w:val="num" w:pos="4963"/>
+        </w:tabs>
+        <w:ind w:left="4963" w:hanging="283"/>
+      </w:pPr>
+      <w:rPr>
+        <w:rFonts w:ascii="Symbol" w:hAnsi="Symbol" w:cs="Symbol" w:hint="default"/>
+      </w:rPr>
+    </w:lvl>
+    <w:lvl w:ilvl="7">
+      <w:start w:val="1"/>
+      <w:numFmt w:val="bullet"/>
+      <w:lvlText w:val=""/>
+      <w:lvlJc w:val="left"/>
+      <w:pPr>
+        <w:tabs>
+          <w:tab w:val="num" w:pos="5672"/>
+        </w:tabs>
+        <w:ind w:left="5672" w:hanging="283"/>
+      </w:pPr>
+      <w:rPr>
+        <w:rFonts w:ascii="Symbol" w:hAnsi="Symbol" w:cs="Symbol" w:hint="default"/>
+      </w:rPr>
+    </w:lvl>
+    <w:lvl w:ilvl="8">
+      <w:start w:val="1"/>
+      <w:numFmt w:val="bullet"/>
+      <w:lvlText w:val=""/>
+      <w:lvlJc w:val="left"/>
+      <w:pPr>
+        <w:tabs>
+          <w:tab w:val="num" w:pos="6381"/>
+        </w:tabs>
+        <w:ind w:left="6381" w:hanging="283"/>
+      </w:pPr>
+      <w:rPr>
+        <w:rFonts w:ascii="Symbol" w:hAnsi="Symbol" w:cs="Symbol" w:hint="default"/>
+      </w:rPr>
+    </w:lvl>
+  </w:abstractNum>
+  <w:abstractNum w:abstractNumId="14">
     <w:lvl w:ilvl="0">
       <w:start w:val="1"/>
       <w:numFmt w:val="none"/>
@@ -3985,6 +4968,12 @@
   </w:num>
   <w:num w:numId="12">
     <w:abstractNumId w:val="12"/>
+  </w:num>
+  <w:num w:numId="13">
+    <w:abstractNumId w:val="13"/>
+  </w:num>
+  <w:num w:numId="14">
+    <w:abstractNumId w:val="14"/>
   </w:num>
 </w:numbering>
 </file>

--- a/results.docx
+++ b/results.docx
@@ -3047,12 +3047,509 @@
     <w:p>
       <w:pPr>
         <w:pStyle w:val="Normal"/>
-        <w:spacing w:before="0" w:after="160"/>
         <w:rPr>
           <w:rStyle w:val="StrongEmphasis"/>
           <w:b w:val="false"/>
           <w:b w:val="false"/>
           <w:bCs w:val="false"/>
+          <w:lang w:val="en-US"/>
+        </w:rPr>
+      </w:pPr>
+      <w:r>
+        <w:rPr>
+          <w:b w:val="false"/>
+          <w:bCs w:val="false"/>
+          <w:sz w:val="24"/>
+          <w:szCs w:val="24"/>
+          <w:shd w:fill="auto" w:val="clear"/>
+        </w:rPr>
+      </w:r>
+    </w:p>
+    <w:p>
+      <w:pPr>
+        <w:pStyle w:val="Normal"/>
+        <w:rPr>
+          <w:sz w:val="24"/>
+          <w:szCs w:val="24"/>
+          <w:highlight w:val="none"/>
+          <w:shd w:fill="auto" w:val="clear"/>
+        </w:rPr>
+      </w:pPr>
+      <w:r>
+        <w:rPr>
+          <w:b/>
+          <w:bCs/>
+          <w:sz w:val="24"/>
+          <w:szCs w:val="24"/>
+          <w:shd w:fill="auto" w:val="clear"/>
+          <w:lang w:val="en-US"/>
+        </w:rPr>
+        <w:t>Three</w:t>
+      </w:r>
+      <w:r>
+        <w:rPr>
+          <w:b/>
+          <w:bCs/>
+          <w:sz w:val="24"/>
+          <w:szCs w:val="24"/>
+          <w:shd w:fill="auto" w:val="clear"/>
+          <w:lang w:val="en-US"/>
+        </w:rPr>
+        <w:t xml:space="preserve"> </w:t>
+      </w:r>
+      <w:r>
+        <w:rPr>
+          <w:b/>
+          <w:bCs/>
+          <w:sz w:val="24"/>
+          <w:szCs w:val="24"/>
+          <w:shd w:fill="auto" w:val="clear"/>
+          <w:lang w:val="en-US"/>
+        </w:rPr>
+        <w:t>object</w:t>
+      </w:r>
+      <w:r>
+        <w:rPr>
+          <w:b/>
+          <w:bCs/>
+          <w:sz w:val="24"/>
+          <w:szCs w:val="24"/>
+          <w:shd w:fill="auto" w:val="clear"/>
+          <w:lang w:val="en-US"/>
+        </w:rPr>
+        <w:t>s</w:t>
+      </w:r>
+      <w:r>
+        <w:rPr>
+          <w:b/>
+          <w:bCs/>
+          <w:sz w:val="24"/>
+          <w:szCs w:val="24"/>
+          <w:shd w:fill="auto" w:val="clear"/>
+          <w:lang w:val="en-US"/>
+        </w:rPr>
+        <w:t xml:space="preserve"> </w:t>
+      </w:r>
+    </w:p>
+    <w:p>
+      <w:pPr>
+        <w:pStyle w:val="TextBody"/>
+        <w:rPr/>
+      </w:pPr>
+      <w:r>
+        <w:rPr>
+          <w:rStyle w:val="StrongEmphasis"/>
+          <w:b w:val="false"/>
+          <w:bCs w:val="false"/>
+          <w:sz w:val="24"/>
+          <w:szCs w:val="24"/>
+          <w:shd w:fill="auto" w:val="clear"/>
+          <w:lang w:val="en-US"/>
+        </w:rPr>
+        <w:t xml:space="preserve">Reached 30cm: 28/100 (28.0%) </w:t>
+      </w:r>
+    </w:p>
+    <w:p>
+      <w:pPr>
+        <w:pStyle w:val="TextBody"/>
+        <w:rPr/>
+      </w:pPr>
+      <w:r>
+        <w:rPr>
+          <w:rStyle w:val="StrongEmphasis"/>
+          <w:b w:val="false"/>
+          <w:bCs w:val="false"/>
+          <w:sz w:val="24"/>
+          <w:szCs w:val="24"/>
+          <w:shd w:fill="auto" w:val="clear"/>
+          <w:lang w:val="en-US"/>
+        </w:rPr>
+        <w:t xml:space="preserve">Avg steps-to-30cm over all successes: 43.1 </w:t>
+      </w:r>
+    </w:p>
+    <w:p>
+      <w:pPr>
+        <w:pStyle w:val="TextBody"/>
+        <w:rPr/>
+      </w:pPr>
+      <w:r>
+        <w:rPr>
+          <w:rStyle w:val="StrongEmphasis"/>
+          <w:b w:val="false"/>
+          <w:bCs w:val="false"/>
+          <w:sz w:val="24"/>
+          <w:szCs w:val="24"/>
+          <w:shd w:fill="auto" w:val="clear"/>
+          <w:lang w:val="en-US"/>
+        </w:rPr>
+        <w:t>Mean reward per env (averaged over episodes): 14.360</w:t>
+      </w:r>
+    </w:p>
+    <w:p>
+      <w:pPr>
+        <w:pStyle w:val="TextBody"/>
+        <w:rPr>
+          <w:b w:val="false"/>
+          <w:b w:val="false"/>
+          <w:bCs w:val="false"/>
+          <w:sz w:val="24"/>
+          <w:szCs w:val="24"/>
+          <w:highlight w:val="none"/>
+          <w:shd w:fill="auto" w:val="clear"/>
+        </w:rPr>
+      </w:pPr>
+      <w:r>
+        <w:rPr>
+          <w:rStyle w:val="StrongEmphasis"/>
+          <w:sz w:val="20"/>
+          <w:szCs w:val="20"/>
+          <w:shd w:fill="auto" w:val="clear"/>
+          <w:lang w:val="en-US"/>
+        </w:rPr>
+        <w:t>Cube</w:t>
+      </w:r>
+    </w:p>
+    <w:p>
+      <w:pPr>
+        <w:pStyle w:val="TextBody"/>
+        <w:numPr>
+          <w:ilvl w:val="0"/>
+          <w:numId w:val="14"/>
+        </w:numPr>
+        <w:tabs>
+          <w:tab w:val="clear" w:pos="708"/>
+          <w:tab w:val="left" w:pos="0" w:leader="none"/>
+        </w:tabs>
+        <w:ind w:left="709" w:hanging="283"/>
+        <w:rPr>
+          <w:sz w:val="20"/>
+          <w:szCs w:val="20"/>
+        </w:rPr>
+      </w:pPr>
+      <w:r>
+        <w:rPr>
+          <w:sz w:val="20"/>
+          <w:szCs w:val="20"/>
+        </w:rPr>
+        <w:t>Episodes: ~33</w:t>
+      </w:r>
+    </w:p>
+    <w:p>
+      <w:pPr>
+        <w:pStyle w:val="TextBody"/>
+        <w:numPr>
+          <w:ilvl w:val="0"/>
+          <w:numId w:val="14"/>
+        </w:numPr>
+        <w:tabs>
+          <w:tab w:val="clear" w:pos="708"/>
+          <w:tab w:val="left" w:pos="0" w:leader="none"/>
+        </w:tabs>
+        <w:ind w:left="709" w:hanging="283"/>
+        <w:rPr>
+          <w:sz w:val="20"/>
+          <w:szCs w:val="20"/>
+        </w:rPr>
+      </w:pPr>
+      <w:r>
+        <w:rPr>
+          <w:sz w:val="20"/>
+          <w:szCs w:val="20"/>
+        </w:rPr>
+        <w:t>Successes: 10 / 33 → 30.3%</w:t>
+      </w:r>
+    </w:p>
+    <w:p>
+      <w:pPr>
+        <w:pStyle w:val="TextBody"/>
+        <w:numPr>
+          <w:ilvl w:val="0"/>
+          <w:numId w:val="14"/>
+        </w:numPr>
+        <w:tabs>
+          <w:tab w:val="clear" w:pos="708"/>
+          <w:tab w:val="left" w:pos="0" w:leader="none"/>
+        </w:tabs>
+        <w:ind w:left="709" w:hanging="283"/>
+        <w:rPr>
+          <w:sz w:val="20"/>
+          <w:szCs w:val="20"/>
+        </w:rPr>
+      </w:pPr>
+      <w:r>
+        <w:rPr>
+          <w:sz w:val="20"/>
+          <w:szCs w:val="20"/>
+        </w:rPr>
+        <w:t>Avg steps-to-30cm (successful only): ~51</w:t>
+      </w:r>
+    </w:p>
+    <w:p>
+      <w:pPr>
+        <w:pStyle w:val="TextBody"/>
+        <w:numPr>
+          <w:ilvl w:val="0"/>
+          <w:numId w:val="14"/>
+        </w:numPr>
+        <w:tabs>
+          <w:tab w:val="clear" w:pos="708"/>
+          <w:tab w:val="left" w:pos="0" w:leader="none"/>
+        </w:tabs>
+        <w:ind w:left="709" w:hanging="283"/>
+        <w:rPr>
+          <w:sz w:val="20"/>
+          <w:szCs w:val="20"/>
+        </w:rPr>
+      </w:pPr>
+      <w:r>
+        <w:rPr>
+          <w:sz w:val="20"/>
+          <w:szCs w:val="20"/>
+        </w:rPr>
+        <w:t>Mean reward: ~15.2</w:t>
+      </w:r>
+    </w:p>
+    <w:p>
+      <w:pPr>
+        <w:pStyle w:val="TextBody"/>
+        <w:rPr/>
+      </w:pPr>
+      <w:r>
+        <w:rPr>
+          <w:rStyle w:val="StrongEmphasis"/>
+          <w:sz w:val="20"/>
+          <w:szCs w:val="20"/>
+        </w:rPr>
+        <w:t>Sphere</w:t>
+      </w:r>
+    </w:p>
+    <w:p>
+      <w:pPr>
+        <w:pStyle w:val="TextBody"/>
+        <w:numPr>
+          <w:ilvl w:val="0"/>
+          <w:numId w:val="15"/>
+        </w:numPr>
+        <w:tabs>
+          <w:tab w:val="clear" w:pos="708"/>
+          <w:tab w:val="left" w:pos="0" w:leader="none"/>
+        </w:tabs>
+        <w:ind w:left="709" w:hanging="283"/>
+        <w:rPr>
+          <w:sz w:val="20"/>
+          <w:szCs w:val="20"/>
+        </w:rPr>
+      </w:pPr>
+      <w:r>
+        <w:rPr>
+          <w:sz w:val="20"/>
+          <w:szCs w:val="20"/>
+        </w:rPr>
+        <w:t>Episodes: ~33</w:t>
+      </w:r>
+    </w:p>
+    <w:p>
+      <w:pPr>
+        <w:pStyle w:val="TextBody"/>
+        <w:numPr>
+          <w:ilvl w:val="0"/>
+          <w:numId w:val="15"/>
+        </w:numPr>
+        <w:tabs>
+          <w:tab w:val="clear" w:pos="708"/>
+          <w:tab w:val="left" w:pos="0" w:leader="none"/>
+        </w:tabs>
+        <w:ind w:left="709" w:hanging="283"/>
+        <w:rPr>
+          <w:sz w:val="20"/>
+          <w:szCs w:val="20"/>
+        </w:rPr>
+      </w:pPr>
+      <w:r>
+        <w:rPr>
+          <w:sz w:val="20"/>
+          <w:szCs w:val="20"/>
+        </w:rPr>
+        <w:t>Successes: 6 / 33 → 18.2%</w:t>
+      </w:r>
+    </w:p>
+    <w:p>
+      <w:pPr>
+        <w:pStyle w:val="TextBody"/>
+        <w:numPr>
+          <w:ilvl w:val="0"/>
+          <w:numId w:val="15"/>
+        </w:numPr>
+        <w:tabs>
+          <w:tab w:val="clear" w:pos="708"/>
+          <w:tab w:val="left" w:pos="0" w:leader="none"/>
+        </w:tabs>
+        <w:ind w:left="709" w:hanging="283"/>
+        <w:rPr>
+          <w:sz w:val="20"/>
+          <w:szCs w:val="20"/>
+        </w:rPr>
+      </w:pPr>
+      <w:r>
+        <w:rPr>
+          <w:sz w:val="20"/>
+          <w:szCs w:val="20"/>
+        </w:rPr>
+        <w:t>Avg steps-to-30cm (successful only): ~38</w:t>
+      </w:r>
+    </w:p>
+    <w:p>
+      <w:pPr>
+        <w:pStyle w:val="TextBody"/>
+        <w:numPr>
+          <w:ilvl w:val="0"/>
+          <w:numId w:val="15"/>
+        </w:numPr>
+        <w:tabs>
+          <w:tab w:val="clear" w:pos="708"/>
+          <w:tab w:val="left" w:pos="0" w:leader="none"/>
+        </w:tabs>
+        <w:ind w:left="709" w:hanging="283"/>
+        <w:rPr>
+          <w:sz w:val="20"/>
+          <w:szCs w:val="20"/>
+        </w:rPr>
+      </w:pPr>
+      <w:r>
+        <w:rPr>
+          <w:sz w:val="20"/>
+          <w:szCs w:val="20"/>
+        </w:rPr>
+        <w:t>Mean reward: ~12.0</w:t>
+      </w:r>
+    </w:p>
+    <w:p>
+      <w:pPr>
+        <w:pStyle w:val="TextBody"/>
+        <w:rPr/>
+      </w:pPr>
+      <w:r>
+        <w:rPr>
+          <w:rStyle w:val="StrongEmphasis"/>
+          <w:sz w:val="20"/>
+          <w:szCs w:val="20"/>
+        </w:rPr>
+        <w:t>Bunny</w:t>
+      </w:r>
+    </w:p>
+    <w:p>
+      <w:pPr>
+        <w:pStyle w:val="TextBody"/>
+        <w:numPr>
+          <w:ilvl w:val="0"/>
+          <w:numId w:val="16"/>
+        </w:numPr>
+        <w:tabs>
+          <w:tab w:val="clear" w:pos="708"/>
+          <w:tab w:val="left" w:pos="0" w:leader="none"/>
+        </w:tabs>
+        <w:ind w:left="709" w:hanging="283"/>
+        <w:rPr>
+          <w:sz w:val="20"/>
+          <w:szCs w:val="20"/>
+        </w:rPr>
+      </w:pPr>
+      <w:r>
+        <w:rPr>
+          <w:sz w:val="20"/>
+          <w:szCs w:val="20"/>
+        </w:rPr>
+        <w:t>Episodes: ~34</w:t>
+      </w:r>
+    </w:p>
+    <w:p>
+      <w:pPr>
+        <w:pStyle w:val="TextBody"/>
+        <w:numPr>
+          <w:ilvl w:val="0"/>
+          <w:numId w:val="16"/>
+        </w:numPr>
+        <w:tabs>
+          <w:tab w:val="clear" w:pos="708"/>
+          <w:tab w:val="left" w:pos="0" w:leader="none"/>
+        </w:tabs>
+        <w:ind w:left="709" w:hanging="283"/>
+        <w:rPr>
+          <w:sz w:val="20"/>
+          <w:szCs w:val="20"/>
+        </w:rPr>
+      </w:pPr>
+      <w:r>
+        <w:rPr>
+          <w:sz w:val="20"/>
+          <w:szCs w:val="20"/>
+        </w:rPr>
+        <w:t>Successes: 12 / 34 → 35.3%</w:t>
+      </w:r>
+    </w:p>
+    <w:p>
+      <w:pPr>
+        <w:pStyle w:val="TextBody"/>
+        <w:numPr>
+          <w:ilvl w:val="0"/>
+          <w:numId w:val="16"/>
+        </w:numPr>
+        <w:tabs>
+          <w:tab w:val="clear" w:pos="708"/>
+          <w:tab w:val="left" w:pos="0" w:leader="none"/>
+        </w:tabs>
+        <w:ind w:left="709" w:hanging="283"/>
+        <w:rPr>
+          <w:sz w:val="20"/>
+          <w:szCs w:val="20"/>
+        </w:rPr>
+      </w:pPr>
+      <w:r>
+        <w:rPr>
+          <w:sz w:val="20"/>
+          <w:szCs w:val="20"/>
+        </w:rPr>
+        <w:t>Avg steps-to-30cm (successful only): ~39</w:t>
+      </w:r>
+    </w:p>
+    <w:p>
+      <w:pPr>
+        <w:pStyle w:val="TextBody"/>
+        <w:numPr>
+          <w:ilvl w:val="0"/>
+          <w:numId w:val="16"/>
+        </w:numPr>
+        <w:tabs>
+          <w:tab w:val="clear" w:pos="708"/>
+          <w:tab w:val="left" w:pos="0" w:leader="none"/>
+        </w:tabs>
+        <w:ind w:left="709" w:hanging="283"/>
+        <w:rPr>
+          <w:sz w:val="20"/>
+          <w:szCs w:val="20"/>
+        </w:rPr>
+      </w:pPr>
+      <w:r>
+        <w:rPr>
+          <w:sz w:val="20"/>
+          <w:szCs w:val="20"/>
+        </w:rPr>
+        <w:t>Mean reward: ~15.8</w:t>
+      </w:r>
+    </w:p>
+    <w:p>
+      <w:pPr>
+        <w:pStyle w:val="TextBody"/>
+        <w:spacing w:before="0" w:after="140"/>
+        <w:rPr>
+          <w:rStyle w:val="StrongEmphasis"/>
+          <w:b w:val="false"/>
+          <w:b w:val="false"/>
+          <w:bCs w:val="false"/>
+          <w:sz w:val="24"/>
+          <w:szCs w:val="24"/>
+          <w:highlight w:val="none"/>
+          <w:shd w:fill="auto" w:val="clear"/>
           <w:lang w:val="en-US"/>
         </w:rPr>
       </w:pPr>
@@ -4815,6 +5312,417 @@
     </w:lvl>
   </w:abstractNum>
   <w:abstractNum w:abstractNumId="14">
+    <w:lvl w:ilvl="0">
+      <w:start w:val="1"/>
+      <w:numFmt w:val="bullet"/>
+      <w:lvlText w:val=""/>
+      <w:lvlJc w:val="left"/>
+      <w:pPr>
+        <w:tabs>
+          <w:tab w:val="num" w:pos="709"/>
+        </w:tabs>
+        <w:ind w:left="709" w:hanging="283"/>
+      </w:pPr>
+      <w:rPr>
+        <w:rFonts w:ascii="Symbol" w:hAnsi="Symbol" w:cs="Symbol" w:hint="default"/>
+      </w:rPr>
+    </w:lvl>
+    <w:lvl w:ilvl="1">
+      <w:start w:val="1"/>
+      <w:numFmt w:val="bullet"/>
+      <w:lvlText w:val=""/>
+      <w:lvlJc w:val="left"/>
+      <w:pPr>
+        <w:tabs>
+          <w:tab w:val="num" w:pos="1418"/>
+        </w:tabs>
+        <w:ind w:left="1418" w:hanging="283"/>
+      </w:pPr>
+      <w:rPr>
+        <w:rFonts w:ascii="Symbol" w:hAnsi="Symbol" w:cs="Symbol" w:hint="default"/>
+      </w:rPr>
+    </w:lvl>
+    <w:lvl w:ilvl="2">
+      <w:start w:val="1"/>
+      <w:numFmt w:val="bullet"/>
+      <w:lvlText w:val=""/>
+      <w:lvlJc w:val="left"/>
+      <w:pPr>
+        <w:tabs>
+          <w:tab w:val="num" w:pos="2127"/>
+        </w:tabs>
+        <w:ind w:left="2127" w:hanging="283"/>
+      </w:pPr>
+      <w:rPr>
+        <w:rFonts w:ascii="Symbol" w:hAnsi="Symbol" w:cs="Symbol" w:hint="default"/>
+      </w:rPr>
+    </w:lvl>
+    <w:lvl w:ilvl="3">
+      <w:start w:val="1"/>
+      <w:numFmt w:val="bullet"/>
+      <w:lvlText w:val=""/>
+      <w:lvlJc w:val="left"/>
+      <w:pPr>
+        <w:tabs>
+          <w:tab w:val="num" w:pos="2836"/>
+        </w:tabs>
+        <w:ind w:left="2836" w:hanging="283"/>
+      </w:pPr>
+      <w:rPr>
+        <w:rFonts w:ascii="Symbol" w:hAnsi="Symbol" w:cs="Symbol" w:hint="default"/>
+      </w:rPr>
+    </w:lvl>
+    <w:lvl w:ilvl="4">
+      <w:start w:val="1"/>
+      <w:numFmt w:val="bullet"/>
+      <w:lvlText w:val=""/>
+      <w:lvlJc w:val="left"/>
+      <w:pPr>
+        <w:tabs>
+          <w:tab w:val="num" w:pos="3545"/>
+        </w:tabs>
+        <w:ind w:left="3545" w:hanging="283"/>
+      </w:pPr>
+      <w:rPr>
+        <w:rFonts w:ascii="Symbol" w:hAnsi="Symbol" w:cs="Symbol" w:hint="default"/>
+      </w:rPr>
+    </w:lvl>
+    <w:lvl w:ilvl="5">
+      <w:start w:val="1"/>
+      <w:numFmt w:val="bullet"/>
+      <w:lvlText w:val=""/>
+      <w:lvlJc w:val="left"/>
+      <w:pPr>
+        <w:tabs>
+          <w:tab w:val="num" w:pos="4254"/>
+        </w:tabs>
+        <w:ind w:left="4254" w:hanging="283"/>
+      </w:pPr>
+      <w:rPr>
+        <w:rFonts w:ascii="Symbol" w:hAnsi="Symbol" w:cs="Symbol" w:hint="default"/>
+      </w:rPr>
+    </w:lvl>
+    <w:lvl w:ilvl="6">
+      <w:start w:val="1"/>
+      <w:numFmt w:val="bullet"/>
+      <w:lvlText w:val=""/>
+      <w:lvlJc w:val="left"/>
+      <w:pPr>
+        <w:tabs>
+          <w:tab w:val="num" w:pos="4963"/>
+        </w:tabs>
+        <w:ind w:left="4963" w:hanging="283"/>
+      </w:pPr>
+      <w:rPr>
+        <w:rFonts w:ascii="Symbol" w:hAnsi="Symbol" w:cs="Symbol" w:hint="default"/>
+      </w:rPr>
+    </w:lvl>
+    <w:lvl w:ilvl="7">
+      <w:start w:val="1"/>
+      <w:numFmt w:val="bullet"/>
+      <w:lvlText w:val=""/>
+      <w:lvlJc w:val="left"/>
+      <w:pPr>
+        <w:tabs>
+          <w:tab w:val="num" w:pos="5672"/>
+        </w:tabs>
+        <w:ind w:left="5672" w:hanging="283"/>
+      </w:pPr>
+      <w:rPr>
+        <w:rFonts w:ascii="Symbol" w:hAnsi="Symbol" w:cs="Symbol" w:hint="default"/>
+      </w:rPr>
+    </w:lvl>
+    <w:lvl w:ilvl="8">
+      <w:start w:val="1"/>
+      <w:numFmt w:val="bullet"/>
+      <w:lvlText w:val=""/>
+      <w:lvlJc w:val="left"/>
+      <w:pPr>
+        <w:tabs>
+          <w:tab w:val="num" w:pos="6381"/>
+        </w:tabs>
+        <w:ind w:left="6381" w:hanging="283"/>
+      </w:pPr>
+      <w:rPr>
+        <w:rFonts w:ascii="Symbol" w:hAnsi="Symbol" w:cs="Symbol" w:hint="default"/>
+      </w:rPr>
+    </w:lvl>
+  </w:abstractNum>
+  <w:abstractNum w:abstractNumId="15">
+    <w:lvl w:ilvl="0">
+      <w:start w:val="1"/>
+      <w:numFmt w:val="bullet"/>
+      <w:lvlText w:val=""/>
+      <w:lvlJc w:val="left"/>
+      <w:pPr>
+        <w:tabs>
+          <w:tab w:val="num" w:pos="709"/>
+        </w:tabs>
+        <w:ind w:left="709" w:hanging="283"/>
+      </w:pPr>
+      <w:rPr>
+        <w:rFonts w:ascii="Symbol" w:hAnsi="Symbol" w:cs="Symbol" w:hint="default"/>
+      </w:rPr>
+    </w:lvl>
+    <w:lvl w:ilvl="1">
+      <w:start w:val="1"/>
+      <w:numFmt w:val="bullet"/>
+      <w:lvlText w:val=""/>
+      <w:lvlJc w:val="left"/>
+      <w:pPr>
+        <w:tabs>
+          <w:tab w:val="num" w:pos="1418"/>
+        </w:tabs>
+        <w:ind w:left="1418" w:hanging="283"/>
+      </w:pPr>
+      <w:rPr>
+        <w:rFonts w:ascii="Symbol" w:hAnsi="Symbol" w:cs="Symbol" w:hint="default"/>
+      </w:rPr>
+    </w:lvl>
+    <w:lvl w:ilvl="2">
+      <w:start w:val="1"/>
+      <w:numFmt w:val="bullet"/>
+      <w:lvlText w:val=""/>
+      <w:lvlJc w:val="left"/>
+      <w:pPr>
+        <w:tabs>
+          <w:tab w:val="num" w:pos="2127"/>
+        </w:tabs>
+        <w:ind w:left="2127" w:hanging="283"/>
+      </w:pPr>
+      <w:rPr>
+        <w:rFonts w:ascii="Symbol" w:hAnsi="Symbol" w:cs="Symbol" w:hint="default"/>
+      </w:rPr>
+    </w:lvl>
+    <w:lvl w:ilvl="3">
+      <w:start w:val="1"/>
+      <w:numFmt w:val="bullet"/>
+      <w:lvlText w:val=""/>
+      <w:lvlJc w:val="left"/>
+      <w:pPr>
+        <w:tabs>
+          <w:tab w:val="num" w:pos="2836"/>
+        </w:tabs>
+        <w:ind w:left="2836" w:hanging="283"/>
+      </w:pPr>
+      <w:rPr>
+        <w:rFonts w:ascii="Symbol" w:hAnsi="Symbol" w:cs="Symbol" w:hint="default"/>
+      </w:rPr>
+    </w:lvl>
+    <w:lvl w:ilvl="4">
+      <w:start w:val="1"/>
+      <w:numFmt w:val="bullet"/>
+      <w:lvlText w:val=""/>
+      <w:lvlJc w:val="left"/>
+      <w:pPr>
+        <w:tabs>
+          <w:tab w:val="num" w:pos="3545"/>
+        </w:tabs>
+        <w:ind w:left="3545" w:hanging="283"/>
+      </w:pPr>
+      <w:rPr>
+        <w:rFonts w:ascii="Symbol" w:hAnsi="Symbol" w:cs="Symbol" w:hint="default"/>
+      </w:rPr>
+    </w:lvl>
+    <w:lvl w:ilvl="5">
+      <w:start w:val="1"/>
+      <w:numFmt w:val="bullet"/>
+      <w:lvlText w:val=""/>
+      <w:lvlJc w:val="left"/>
+      <w:pPr>
+        <w:tabs>
+          <w:tab w:val="num" w:pos="4254"/>
+        </w:tabs>
+        <w:ind w:left="4254" w:hanging="283"/>
+      </w:pPr>
+      <w:rPr>
+        <w:rFonts w:ascii="Symbol" w:hAnsi="Symbol" w:cs="Symbol" w:hint="default"/>
+      </w:rPr>
+    </w:lvl>
+    <w:lvl w:ilvl="6">
+      <w:start w:val="1"/>
+      <w:numFmt w:val="bullet"/>
+      <w:lvlText w:val=""/>
+      <w:lvlJc w:val="left"/>
+      <w:pPr>
+        <w:tabs>
+          <w:tab w:val="num" w:pos="4963"/>
+        </w:tabs>
+        <w:ind w:left="4963" w:hanging="283"/>
+      </w:pPr>
+      <w:rPr>
+        <w:rFonts w:ascii="Symbol" w:hAnsi="Symbol" w:cs="Symbol" w:hint="default"/>
+      </w:rPr>
+    </w:lvl>
+    <w:lvl w:ilvl="7">
+      <w:start w:val="1"/>
+      <w:numFmt w:val="bullet"/>
+      <w:lvlText w:val=""/>
+      <w:lvlJc w:val="left"/>
+      <w:pPr>
+        <w:tabs>
+          <w:tab w:val="num" w:pos="5672"/>
+        </w:tabs>
+        <w:ind w:left="5672" w:hanging="283"/>
+      </w:pPr>
+      <w:rPr>
+        <w:rFonts w:ascii="Symbol" w:hAnsi="Symbol" w:cs="Symbol" w:hint="default"/>
+      </w:rPr>
+    </w:lvl>
+    <w:lvl w:ilvl="8">
+      <w:start w:val="1"/>
+      <w:numFmt w:val="bullet"/>
+      <w:lvlText w:val=""/>
+      <w:lvlJc w:val="left"/>
+      <w:pPr>
+        <w:tabs>
+          <w:tab w:val="num" w:pos="6381"/>
+        </w:tabs>
+        <w:ind w:left="6381" w:hanging="283"/>
+      </w:pPr>
+      <w:rPr>
+        <w:rFonts w:ascii="Symbol" w:hAnsi="Symbol" w:cs="Symbol" w:hint="default"/>
+      </w:rPr>
+    </w:lvl>
+  </w:abstractNum>
+  <w:abstractNum w:abstractNumId="16">
+    <w:lvl w:ilvl="0">
+      <w:start w:val="1"/>
+      <w:numFmt w:val="bullet"/>
+      <w:lvlText w:val=""/>
+      <w:lvlJc w:val="left"/>
+      <w:pPr>
+        <w:tabs>
+          <w:tab w:val="num" w:pos="709"/>
+        </w:tabs>
+        <w:ind w:left="709" w:hanging="283"/>
+      </w:pPr>
+      <w:rPr>
+        <w:rFonts w:ascii="Symbol" w:hAnsi="Symbol" w:cs="Symbol" w:hint="default"/>
+      </w:rPr>
+    </w:lvl>
+    <w:lvl w:ilvl="1">
+      <w:start w:val="1"/>
+      <w:numFmt w:val="bullet"/>
+      <w:lvlText w:val=""/>
+      <w:lvlJc w:val="left"/>
+      <w:pPr>
+        <w:tabs>
+          <w:tab w:val="num" w:pos="1418"/>
+        </w:tabs>
+        <w:ind w:left="1418" w:hanging="283"/>
+      </w:pPr>
+      <w:rPr>
+        <w:rFonts w:ascii="Symbol" w:hAnsi="Symbol" w:cs="Symbol" w:hint="default"/>
+      </w:rPr>
+    </w:lvl>
+    <w:lvl w:ilvl="2">
+      <w:start w:val="1"/>
+      <w:numFmt w:val="bullet"/>
+      <w:lvlText w:val=""/>
+      <w:lvlJc w:val="left"/>
+      <w:pPr>
+        <w:tabs>
+          <w:tab w:val="num" w:pos="2127"/>
+        </w:tabs>
+        <w:ind w:left="2127" w:hanging="283"/>
+      </w:pPr>
+      <w:rPr>
+        <w:rFonts w:ascii="Symbol" w:hAnsi="Symbol" w:cs="Symbol" w:hint="default"/>
+      </w:rPr>
+    </w:lvl>
+    <w:lvl w:ilvl="3">
+      <w:start w:val="1"/>
+      <w:numFmt w:val="bullet"/>
+      <w:lvlText w:val=""/>
+      <w:lvlJc w:val="left"/>
+      <w:pPr>
+        <w:tabs>
+          <w:tab w:val="num" w:pos="2836"/>
+        </w:tabs>
+        <w:ind w:left="2836" w:hanging="283"/>
+      </w:pPr>
+      <w:rPr>
+        <w:rFonts w:ascii="Symbol" w:hAnsi="Symbol" w:cs="Symbol" w:hint="default"/>
+      </w:rPr>
+    </w:lvl>
+    <w:lvl w:ilvl="4">
+      <w:start w:val="1"/>
+      <w:numFmt w:val="bullet"/>
+      <w:lvlText w:val=""/>
+      <w:lvlJc w:val="left"/>
+      <w:pPr>
+        <w:tabs>
+          <w:tab w:val="num" w:pos="3545"/>
+        </w:tabs>
+        <w:ind w:left="3545" w:hanging="283"/>
+      </w:pPr>
+      <w:rPr>
+        <w:rFonts w:ascii="Symbol" w:hAnsi="Symbol" w:cs="Symbol" w:hint="default"/>
+      </w:rPr>
+    </w:lvl>
+    <w:lvl w:ilvl="5">
+      <w:start w:val="1"/>
+      <w:numFmt w:val="bullet"/>
+      <w:lvlText w:val=""/>
+      <w:lvlJc w:val="left"/>
+      <w:pPr>
+        <w:tabs>
+          <w:tab w:val="num" w:pos="4254"/>
+        </w:tabs>
+        <w:ind w:left="4254" w:hanging="283"/>
+      </w:pPr>
+      <w:rPr>
+        <w:rFonts w:ascii="Symbol" w:hAnsi="Symbol" w:cs="Symbol" w:hint="default"/>
+      </w:rPr>
+    </w:lvl>
+    <w:lvl w:ilvl="6">
+      <w:start w:val="1"/>
+      <w:numFmt w:val="bullet"/>
+      <w:lvlText w:val=""/>
+      <w:lvlJc w:val="left"/>
+      <w:pPr>
+        <w:tabs>
+          <w:tab w:val="num" w:pos="4963"/>
+        </w:tabs>
+        <w:ind w:left="4963" w:hanging="283"/>
+      </w:pPr>
+      <w:rPr>
+        <w:rFonts w:ascii="Symbol" w:hAnsi="Symbol" w:cs="Symbol" w:hint="default"/>
+      </w:rPr>
+    </w:lvl>
+    <w:lvl w:ilvl="7">
+      <w:start w:val="1"/>
+      <w:numFmt w:val="bullet"/>
+      <w:lvlText w:val=""/>
+      <w:lvlJc w:val="left"/>
+      <w:pPr>
+        <w:tabs>
+          <w:tab w:val="num" w:pos="5672"/>
+        </w:tabs>
+        <w:ind w:left="5672" w:hanging="283"/>
+      </w:pPr>
+      <w:rPr>
+        <w:rFonts w:ascii="Symbol" w:hAnsi="Symbol" w:cs="Symbol" w:hint="default"/>
+      </w:rPr>
+    </w:lvl>
+    <w:lvl w:ilvl="8">
+      <w:start w:val="1"/>
+      <w:numFmt w:val="bullet"/>
+      <w:lvlText w:val=""/>
+      <w:lvlJc w:val="left"/>
+      <w:pPr>
+        <w:tabs>
+          <w:tab w:val="num" w:pos="6381"/>
+        </w:tabs>
+        <w:ind w:left="6381" w:hanging="283"/>
+      </w:pPr>
+      <w:rPr>
+        <w:rFonts w:ascii="Symbol" w:hAnsi="Symbol" w:cs="Symbol" w:hint="default"/>
+      </w:rPr>
+    </w:lvl>
+  </w:abstractNum>
+  <w:abstractNum w:abstractNumId="17">
     <w:lvl w:ilvl="0">
       <w:start w:val="1"/>
       <w:numFmt w:val="none"/>
@@ -4974,6 +5882,15 @@
   </w:num>
   <w:num w:numId="14">
     <w:abstractNumId w:val="14"/>
+  </w:num>
+  <w:num w:numId="15">
+    <w:abstractNumId w:val="15"/>
+  </w:num>
+  <w:num w:numId="16">
+    <w:abstractNumId w:val="16"/>
+  </w:num>
+  <w:num w:numId="17">
+    <w:abstractNumId w:val="17"/>
   </w:num>
 </w:numbering>
 </file>

--- a/results.docx
+++ b/results.docx
@@ -2422,7 +2422,7 @@
           <w:shd w:fill="auto" w:val="clear"/>
           <w:lang w:val="en-US"/>
         </w:rPr>
-        <w:t>9</w:t>
+        <w:t>12</w:t>
       </w:r>
       <w:r>
         <w:rPr>
@@ -3540,27 +3540,1165 @@
     <w:p>
       <w:pPr>
         <w:pStyle w:val="TextBody"/>
+        <w:rPr>
+          <w:rStyle w:val="StrongEmphasis"/>
+          <w:b w:val="false"/>
+          <w:b w:val="false"/>
+          <w:bCs w:val="false"/>
+          <w:sz w:val="24"/>
+          <w:szCs w:val="24"/>
+          <w:highlight w:val="none"/>
+          <w:shd w:fill="auto" w:val="clear"/>
+          <w:lang w:val="en-US"/>
+        </w:rPr>
+      </w:pPr>
+      <w:r>
+        <w:rPr>
+          <w:b w:val="false"/>
+          <w:bCs w:val="false"/>
+          <w:sz w:val="24"/>
+          <w:szCs w:val="24"/>
+          <w:shd w:fill="auto" w:val="clear"/>
+        </w:rPr>
+      </w:r>
+    </w:p>
+    <w:p>
+      <w:pPr>
+        <w:pStyle w:val="Normal"/>
+        <w:rPr>
+          <w:sz w:val="24"/>
+          <w:szCs w:val="24"/>
+          <w:highlight w:val="none"/>
+          <w:shd w:fill="auto" w:val="clear"/>
+        </w:rPr>
+      </w:pPr>
+      <w:r>
+        <w:rPr>
+          <w:b/>
+          <w:bCs/>
+          <w:sz w:val="24"/>
+          <w:szCs w:val="24"/>
+          <w:shd w:fill="auto" w:val="clear"/>
+          <w:lang w:val="en-US"/>
+        </w:rPr>
+        <w:t>Four</w:t>
+      </w:r>
+      <w:r>
+        <w:rPr>
+          <w:b/>
+          <w:bCs/>
+          <w:sz w:val="24"/>
+          <w:szCs w:val="24"/>
+          <w:shd w:fill="auto" w:val="clear"/>
+          <w:lang w:val="en-US"/>
+        </w:rPr>
+        <w:t xml:space="preserve"> </w:t>
+      </w:r>
+      <w:r>
+        <w:rPr>
+          <w:b/>
+          <w:bCs/>
+          <w:sz w:val="24"/>
+          <w:szCs w:val="24"/>
+          <w:shd w:fill="auto" w:val="clear"/>
+          <w:lang w:val="en-US"/>
+        </w:rPr>
+        <w:t>object</w:t>
+      </w:r>
+      <w:r>
+        <w:rPr>
+          <w:b/>
+          <w:bCs/>
+          <w:sz w:val="24"/>
+          <w:szCs w:val="24"/>
+          <w:shd w:fill="auto" w:val="clear"/>
+          <w:lang w:val="en-US"/>
+        </w:rPr>
+        <w:t>s</w:t>
+      </w:r>
+      <w:r>
+        <w:rPr>
+          <w:b/>
+          <w:bCs/>
+          <w:sz w:val="24"/>
+          <w:szCs w:val="24"/>
+          <w:shd w:fill="auto" w:val="clear"/>
+          <w:lang w:val="en-US"/>
+        </w:rPr>
+        <w:t xml:space="preserve"> </w:t>
+      </w:r>
+    </w:p>
+    <w:p>
+      <w:pPr>
+        <w:pStyle w:val="TextBody"/>
+        <w:rPr/>
+      </w:pPr>
+      <w:r>
+        <w:rPr>
+          <w:rStyle w:val="StrongEmphasis"/>
+          <w:b w:val="false"/>
+          <w:bCs w:val="false"/>
+          <w:sz w:val="24"/>
+          <w:szCs w:val="24"/>
+          <w:shd w:fill="auto" w:val="clear"/>
+          <w:lang w:val="en-US"/>
+        </w:rPr>
+        <w:t>Reached 30cm: 57/100 (57.0%)</w:t>
+      </w:r>
+    </w:p>
+    <w:p>
+      <w:pPr>
+        <w:pStyle w:val="TextBody"/>
+        <w:rPr/>
+      </w:pPr>
+      <w:r>
+        <w:rPr>
+          <w:rStyle w:val="StrongEmphasis"/>
+          <w:b w:val="false"/>
+          <w:bCs w:val="false"/>
+          <w:sz w:val="24"/>
+          <w:szCs w:val="24"/>
+          <w:shd w:fill="auto" w:val="clear"/>
+          <w:lang w:val="en-US"/>
+        </w:rPr>
+        <w:t>Avg steps-to-30cm over all successes: 56.0</w:t>
+      </w:r>
+    </w:p>
+    <w:p>
+      <w:pPr>
+        <w:pStyle w:val="TextBody"/>
+        <w:rPr/>
+      </w:pPr>
+      <w:r>
+        <w:rPr>
+          <w:rStyle w:val="StrongEmphasis"/>
+          <w:b w:val="false"/>
+          <w:bCs w:val="false"/>
+          <w:sz w:val="24"/>
+          <w:szCs w:val="24"/>
+          <w:shd w:fill="auto" w:val="clear"/>
+          <w:lang w:val="en-US"/>
+        </w:rPr>
+        <w:t>Mean reward per env (averaged over episodes): 19.910</w:t>
+      </w:r>
+    </w:p>
+    <w:p>
+      <w:pPr>
+        <w:pStyle w:val="TextBody"/>
+        <w:rPr>
+          <w:b w:val="false"/>
+          <w:b w:val="false"/>
+          <w:bCs w:val="false"/>
+          <w:sz w:val="20"/>
+          <w:szCs w:val="20"/>
+          <w:highlight w:val="none"/>
+          <w:shd w:fill="auto" w:val="clear"/>
+        </w:rPr>
+      </w:pPr>
+      <w:r>
+        <w:rPr>
+          <w:rStyle w:val="StrongEmphasis"/>
+          <w:sz w:val="20"/>
+          <w:szCs w:val="20"/>
+          <w:shd w:fill="auto" w:val="clear"/>
+          <w:lang w:val="en-US"/>
+        </w:rPr>
+        <w:t>Cube</w:t>
+      </w:r>
+    </w:p>
+    <w:p>
+      <w:pPr>
+        <w:pStyle w:val="TextBody"/>
+        <w:numPr>
+          <w:ilvl w:val="0"/>
+          <w:numId w:val="17"/>
+        </w:numPr>
+        <w:tabs>
+          <w:tab w:val="clear" w:pos="708"/>
+          <w:tab w:val="left" w:pos="0" w:leader="none"/>
+        </w:tabs>
+        <w:ind w:left="709" w:hanging="283"/>
+        <w:rPr>
+          <w:sz w:val="20"/>
+          <w:szCs w:val="20"/>
+        </w:rPr>
+      </w:pPr>
+      <w:r>
+        <w:rPr>
+          <w:sz w:val="20"/>
+          <w:szCs w:val="20"/>
+        </w:rPr>
+        <w:t>Episodes: ~17</w:t>
+      </w:r>
+    </w:p>
+    <w:p>
+      <w:pPr>
+        <w:pStyle w:val="TextBody"/>
+        <w:numPr>
+          <w:ilvl w:val="0"/>
+          <w:numId w:val="17"/>
+        </w:numPr>
+        <w:tabs>
+          <w:tab w:val="clear" w:pos="708"/>
+          <w:tab w:val="left" w:pos="0" w:leader="none"/>
+        </w:tabs>
+        <w:ind w:left="709" w:hanging="283"/>
+        <w:rPr>
+          <w:sz w:val="20"/>
+          <w:szCs w:val="20"/>
+        </w:rPr>
+      </w:pPr>
+      <w:r>
+        <w:rPr>
+          <w:sz w:val="20"/>
+          <w:szCs w:val="20"/>
+        </w:rPr>
+        <w:t>Successes: 7 / 17 → 41.2%</w:t>
+      </w:r>
+    </w:p>
+    <w:p>
+      <w:pPr>
+        <w:pStyle w:val="TextBody"/>
+        <w:numPr>
+          <w:ilvl w:val="0"/>
+          <w:numId w:val="17"/>
+        </w:numPr>
+        <w:tabs>
+          <w:tab w:val="clear" w:pos="708"/>
+          <w:tab w:val="left" w:pos="0" w:leader="none"/>
+        </w:tabs>
+        <w:ind w:left="709" w:hanging="283"/>
+        <w:rPr>
+          <w:sz w:val="20"/>
+          <w:szCs w:val="20"/>
+        </w:rPr>
+      </w:pPr>
+      <w:r>
+        <w:rPr>
+          <w:sz w:val="20"/>
+          <w:szCs w:val="20"/>
+        </w:rPr>
+        <w:t>Avg steps-to-30cm (successful only): ~52</w:t>
+      </w:r>
+    </w:p>
+    <w:p>
+      <w:pPr>
+        <w:pStyle w:val="TextBody"/>
+        <w:numPr>
+          <w:ilvl w:val="0"/>
+          <w:numId w:val="17"/>
+        </w:numPr>
+        <w:tabs>
+          <w:tab w:val="clear" w:pos="708"/>
+          <w:tab w:val="left" w:pos="0" w:leader="none"/>
+        </w:tabs>
+        <w:ind w:left="709" w:hanging="283"/>
+        <w:rPr>
+          <w:sz w:val="20"/>
+          <w:szCs w:val="20"/>
+        </w:rPr>
+      </w:pPr>
+      <w:r>
+        <w:rPr>
+          <w:sz w:val="20"/>
+          <w:szCs w:val="20"/>
+        </w:rPr>
+        <w:t>Mean reward: ~19.7</w:t>
+      </w:r>
+    </w:p>
+    <w:p>
+      <w:pPr>
+        <w:pStyle w:val="TextBody"/>
+        <w:rPr/>
+      </w:pPr>
+      <w:r>
+        <w:rPr>
+          <w:rStyle w:val="StrongEmphasis"/>
+          <w:sz w:val="20"/>
+          <w:szCs w:val="20"/>
+        </w:rPr>
+        <w:t>Sphere</w:t>
+      </w:r>
+    </w:p>
+    <w:p>
+      <w:pPr>
+        <w:pStyle w:val="TextBody"/>
+        <w:numPr>
+          <w:ilvl w:val="0"/>
+          <w:numId w:val="18"/>
+        </w:numPr>
+        <w:tabs>
+          <w:tab w:val="clear" w:pos="708"/>
+          <w:tab w:val="left" w:pos="0" w:leader="none"/>
+        </w:tabs>
+        <w:ind w:left="709" w:hanging="283"/>
+        <w:rPr>
+          <w:sz w:val="20"/>
+          <w:szCs w:val="20"/>
+        </w:rPr>
+      </w:pPr>
+      <w:r>
+        <w:rPr>
+          <w:sz w:val="20"/>
+          <w:szCs w:val="20"/>
+        </w:rPr>
+        <w:t>Episodes: ~25</w:t>
+      </w:r>
+    </w:p>
+    <w:p>
+      <w:pPr>
+        <w:pStyle w:val="TextBody"/>
+        <w:numPr>
+          <w:ilvl w:val="0"/>
+          <w:numId w:val="18"/>
+        </w:numPr>
+        <w:tabs>
+          <w:tab w:val="clear" w:pos="708"/>
+          <w:tab w:val="left" w:pos="0" w:leader="none"/>
+        </w:tabs>
+        <w:ind w:left="709" w:hanging="283"/>
+        <w:rPr>
+          <w:sz w:val="20"/>
+          <w:szCs w:val="20"/>
+        </w:rPr>
+      </w:pPr>
+      <w:r>
+        <w:rPr>
+          <w:sz w:val="20"/>
+          <w:szCs w:val="20"/>
+        </w:rPr>
+        <w:t>Successes: 11 / 25 → 44.0%</w:t>
+      </w:r>
+    </w:p>
+    <w:p>
+      <w:pPr>
+        <w:pStyle w:val="TextBody"/>
+        <w:numPr>
+          <w:ilvl w:val="0"/>
+          <w:numId w:val="18"/>
+        </w:numPr>
+        <w:tabs>
+          <w:tab w:val="clear" w:pos="708"/>
+          <w:tab w:val="left" w:pos="0" w:leader="none"/>
+        </w:tabs>
+        <w:ind w:left="709" w:hanging="283"/>
+        <w:rPr>
+          <w:sz w:val="20"/>
+          <w:szCs w:val="20"/>
+        </w:rPr>
+      </w:pPr>
+      <w:r>
+        <w:rPr>
+          <w:sz w:val="20"/>
+          <w:szCs w:val="20"/>
+        </w:rPr>
+        <w:t>Avg steps-to-30cm (successful only): ~55</w:t>
+      </w:r>
+    </w:p>
+    <w:p>
+      <w:pPr>
+        <w:pStyle w:val="TextBody"/>
+        <w:numPr>
+          <w:ilvl w:val="0"/>
+          <w:numId w:val="18"/>
+        </w:numPr>
+        <w:tabs>
+          <w:tab w:val="clear" w:pos="708"/>
+          <w:tab w:val="left" w:pos="0" w:leader="none"/>
+        </w:tabs>
+        <w:ind w:left="709" w:hanging="283"/>
+        <w:rPr>
+          <w:sz w:val="20"/>
+          <w:szCs w:val="20"/>
+        </w:rPr>
+      </w:pPr>
+      <w:r>
+        <w:rPr>
+          <w:sz w:val="20"/>
+          <w:szCs w:val="20"/>
+        </w:rPr>
+        <w:t>Mean reward: ~19.0</w:t>
+      </w:r>
+    </w:p>
+    <w:p>
+      <w:pPr>
+        <w:pStyle w:val="TextBody"/>
+        <w:rPr/>
+      </w:pPr>
+      <w:r>
+        <w:rPr>
+          <w:rStyle w:val="StrongEmphasis"/>
+          <w:sz w:val="20"/>
+          <w:szCs w:val="20"/>
+        </w:rPr>
+        <w:t>Bunny</w:t>
+      </w:r>
+    </w:p>
+    <w:p>
+      <w:pPr>
+        <w:pStyle w:val="TextBody"/>
+        <w:numPr>
+          <w:ilvl w:val="0"/>
+          <w:numId w:val="19"/>
+        </w:numPr>
+        <w:tabs>
+          <w:tab w:val="clear" w:pos="708"/>
+          <w:tab w:val="left" w:pos="0" w:leader="none"/>
+        </w:tabs>
+        <w:ind w:left="709" w:hanging="283"/>
+        <w:rPr>
+          <w:sz w:val="20"/>
+          <w:szCs w:val="20"/>
+        </w:rPr>
+      </w:pPr>
+      <w:r>
+        <w:rPr>
+          <w:sz w:val="20"/>
+          <w:szCs w:val="20"/>
+        </w:rPr>
+        <w:t>Episodes: ~32</w:t>
+      </w:r>
+    </w:p>
+    <w:p>
+      <w:pPr>
+        <w:pStyle w:val="TextBody"/>
+        <w:numPr>
+          <w:ilvl w:val="0"/>
+          <w:numId w:val="19"/>
+        </w:numPr>
+        <w:tabs>
+          <w:tab w:val="clear" w:pos="708"/>
+          <w:tab w:val="left" w:pos="0" w:leader="none"/>
+        </w:tabs>
+        <w:ind w:left="709" w:hanging="283"/>
+        <w:rPr>
+          <w:sz w:val="20"/>
+          <w:szCs w:val="20"/>
+        </w:rPr>
+      </w:pPr>
+      <w:r>
+        <w:rPr>
+          <w:sz w:val="20"/>
+          <w:szCs w:val="20"/>
+        </w:rPr>
+        <w:t>Successes: 17 / 32 → 53.1%</w:t>
+      </w:r>
+    </w:p>
+    <w:p>
+      <w:pPr>
+        <w:pStyle w:val="TextBody"/>
+        <w:numPr>
+          <w:ilvl w:val="0"/>
+          <w:numId w:val="19"/>
+        </w:numPr>
+        <w:tabs>
+          <w:tab w:val="clear" w:pos="708"/>
+          <w:tab w:val="left" w:pos="0" w:leader="none"/>
+        </w:tabs>
+        <w:ind w:left="709" w:hanging="283"/>
+        <w:rPr>
+          <w:sz w:val="20"/>
+          <w:szCs w:val="20"/>
+        </w:rPr>
+      </w:pPr>
+      <w:r>
+        <w:rPr>
+          <w:sz w:val="20"/>
+          <w:szCs w:val="20"/>
+        </w:rPr>
+        <w:t>Avg steps-to-30cm (successful only): ~58</w:t>
+      </w:r>
+    </w:p>
+    <w:p>
+      <w:pPr>
+        <w:pStyle w:val="TextBody"/>
+        <w:numPr>
+          <w:ilvl w:val="0"/>
+          <w:numId w:val="19"/>
+        </w:numPr>
+        <w:tabs>
+          <w:tab w:val="clear" w:pos="708"/>
+          <w:tab w:val="left" w:pos="0" w:leader="none"/>
+        </w:tabs>
+        <w:ind w:left="709" w:hanging="283"/>
+        <w:rPr>
+          <w:sz w:val="20"/>
+          <w:szCs w:val="20"/>
+        </w:rPr>
+      </w:pPr>
+      <w:r>
+        <w:rPr>
+          <w:sz w:val="20"/>
+          <w:szCs w:val="20"/>
+        </w:rPr>
+        <w:t>Mean reward: ~22.1</w:t>
+      </w:r>
+    </w:p>
+    <w:p>
+      <w:pPr>
+        <w:pStyle w:val="TextBody"/>
+        <w:rPr/>
+      </w:pPr>
+      <w:r>
+        <w:rPr>
+          <w:rStyle w:val="StrongEmphasis"/>
+          <w:sz w:val="20"/>
+          <w:szCs w:val="20"/>
+        </w:rPr>
+        <w:t>Dragon</w:t>
+      </w:r>
+    </w:p>
+    <w:p>
+      <w:pPr>
+        <w:pStyle w:val="TextBody"/>
+        <w:numPr>
+          <w:ilvl w:val="0"/>
+          <w:numId w:val="20"/>
+        </w:numPr>
+        <w:tabs>
+          <w:tab w:val="clear" w:pos="708"/>
+          <w:tab w:val="left" w:pos="0" w:leader="none"/>
+        </w:tabs>
+        <w:ind w:left="709" w:hanging="283"/>
+        <w:rPr>
+          <w:sz w:val="20"/>
+          <w:szCs w:val="20"/>
+        </w:rPr>
+      </w:pPr>
+      <w:r>
+        <w:rPr>
+          <w:sz w:val="20"/>
+          <w:szCs w:val="20"/>
+        </w:rPr>
+        <w:t>Episodes: ~26</w:t>
+      </w:r>
+    </w:p>
+    <w:p>
+      <w:pPr>
+        <w:pStyle w:val="TextBody"/>
+        <w:numPr>
+          <w:ilvl w:val="0"/>
+          <w:numId w:val="20"/>
+        </w:numPr>
+        <w:tabs>
+          <w:tab w:val="clear" w:pos="708"/>
+          <w:tab w:val="left" w:pos="0" w:leader="none"/>
+        </w:tabs>
+        <w:ind w:left="709" w:hanging="283"/>
+        <w:rPr>
+          <w:sz w:val="20"/>
+          <w:szCs w:val="20"/>
+        </w:rPr>
+      </w:pPr>
+      <w:r>
+        <w:rPr>
+          <w:sz w:val="20"/>
+          <w:szCs w:val="20"/>
+        </w:rPr>
+        <w:t>Successes: 12 / 26 → 46.2%</w:t>
+      </w:r>
+    </w:p>
+    <w:p>
+      <w:pPr>
+        <w:pStyle w:val="TextBody"/>
+        <w:numPr>
+          <w:ilvl w:val="0"/>
+          <w:numId w:val="20"/>
+        </w:numPr>
+        <w:tabs>
+          <w:tab w:val="clear" w:pos="708"/>
+          <w:tab w:val="left" w:pos="0" w:leader="none"/>
+        </w:tabs>
+        <w:ind w:left="709" w:hanging="283"/>
+        <w:rPr>
+          <w:sz w:val="20"/>
+          <w:szCs w:val="20"/>
+        </w:rPr>
+      </w:pPr>
+      <w:r>
+        <w:rPr>
+          <w:sz w:val="20"/>
+          <w:szCs w:val="20"/>
+        </w:rPr>
+        <w:t>Avg steps-to-30cm (successful only): ~64</w:t>
+      </w:r>
+    </w:p>
+    <w:p>
+      <w:pPr>
+        <w:pStyle w:val="TextBody"/>
+        <w:numPr>
+          <w:ilvl w:val="0"/>
+          <w:numId w:val="20"/>
+        </w:numPr>
+        <w:tabs>
+          <w:tab w:val="clear" w:pos="708"/>
+          <w:tab w:val="left" w:pos="0" w:leader="none"/>
+        </w:tabs>
+        <w:ind w:left="709" w:hanging="283"/>
+        <w:rPr>
+          <w:sz w:val="20"/>
+          <w:szCs w:val="20"/>
+        </w:rPr>
+      </w:pPr>
+      <w:r>
+        <w:rPr>
+          <w:sz w:val="20"/>
+          <w:szCs w:val="20"/>
+        </w:rPr>
+        <w:t>Mean reward: ~22.8</w:t>
+      </w:r>
+    </w:p>
+    <w:p>
+      <w:pPr>
+        <w:pStyle w:val="TextBody"/>
+        <w:rPr>
+          <w:rStyle w:val="StrongEmphasis"/>
+          <w:b w:val="false"/>
+          <w:b w:val="false"/>
+          <w:bCs w:val="false"/>
+          <w:sz w:val="20"/>
+          <w:szCs w:val="20"/>
+          <w:lang w:val="en-US"/>
+        </w:rPr>
+      </w:pPr>
+      <w:r>
+        <w:rPr>
+          <w:b w:val="false"/>
+          <w:bCs w:val="false"/>
+          <w:sz w:val="20"/>
+          <w:szCs w:val="20"/>
+          <w:shd w:fill="auto" w:val="clear"/>
+        </w:rPr>
+      </w:r>
+    </w:p>
+    <w:p>
+      <w:pPr>
+        <w:pStyle w:val="TextBody"/>
+        <w:rPr/>
+      </w:pPr>
+      <w:r>
+        <w:rPr>
+          <w:rStyle w:val="StrongEmphasis"/>
+          <w:b w:val="false"/>
+          <w:bCs w:val="false"/>
+          <w:sz w:val="20"/>
+          <w:szCs w:val="20"/>
+          <w:shd w:fill="auto" w:val="clear"/>
+          <w:lang w:val="en-US"/>
+        </w:rPr>
+        <w:t xml:space="preserve">Meta analysis </w:t>
+        <w:br/>
+      </w:r>
+      <w:r>
+        <w:rPr>
+          <w:rStyle w:val="StrongEmphasis"/>
+          <w:b w:val="false"/>
+          <w:bCs w:val="false"/>
+          <w:sz w:val="16"/>
+          <w:szCs w:val="16"/>
+          <w:lang w:val="en-US"/>
+        </w:rPr>
+        <w:t xml:space="preserve">y = -0.3 (pos idx 0, 1, 2) </w:t>
+      </w:r>
+      <w:r>
+        <w:rPr>
+          <w:sz w:val="16"/>
+          <w:szCs w:val="16"/>
+        </w:rPr>
+        <w:t xml:space="preserve">Episodes: 36 Successes: 18 </w:t>
+      </w:r>
+      <w:r>
+        <w:rPr>
+          <w:rStyle w:val="StrongEmphasis"/>
+          <w:sz w:val="16"/>
+          <w:szCs w:val="16"/>
+        </w:rPr>
+        <w:t>Success rate: 50.0%</w:t>
+      </w:r>
+    </w:p>
+    <w:p>
+      <w:pPr>
+        <w:pStyle w:val="Heading3"/>
+        <w:rPr/>
+      </w:pPr>
+      <w:r>
+        <w:rPr>
+          <w:sz w:val="16"/>
+          <w:szCs w:val="16"/>
+        </w:rPr>
+        <w:t xml:space="preserve">y = 0.0 (pos idx 3, 4, 5) Episodes: 28 Successes: 22 </w:t>
+      </w:r>
+      <w:r>
+        <w:rPr>
+          <w:rStyle w:val="StrongEmphasis"/>
+          <w:sz w:val="16"/>
+          <w:szCs w:val="16"/>
+        </w:rPr>
+        <w:t>Success rate: 78.6%</w:t>
+      </w:r>
+    </w:p>
+    <w:p>
+      <w:pPr>
+        <w:pStyle w:val="Heading3"/>
+        <w:rPr/>
+      </w:pPr>
+      <w:r>
+        <w:rPr>
+          <w:sz w:val="16"/>
+          <w:szCs w:val="16"/>
+        </w:rPr>
+        <w:t xml:space="preserve">y = 0.3 (pos idx 6, 7, 8) Episodes: 36 Successes: 7 </w:t>
+      </w:r>
+      <w:r>
+        <w:rPr>
+          <w:rStyle w:val="StrongEmphasis"/>
+          <w:sz w:val="16"/>
+          <w:szCs w:val="16"/>
+        </w:rPr>
+        <w:t xml:space="preserve">Success rate: 19.4% -- </w:t>
+      </w:r>
+      <w:r>
+        <w:rPr>
+          <w:rStyle w:val="StrongEmphasis"/>
+          <w:sz w:val="16"/>
+          <w:szCs w:val="16"/>
+        </w:rPr>
+        <w:t>Difficult angle!</w:t>
+      </w:r>
+    </w:p>
+    <w:p>
+      <w:pPr>
+        <w:pStyle w:val="TextBody"/>
+        <w:rPr>
+          <w:rStyle w:val="StrongEmphasis"/>
+          <w:b w:val="false"/>
+          <w:b w:val="false"/>
+          <w:bCs w:val="false"/>
+          <w:lang w:val="en-US"/>
+        </w:rPr>
+      </w:pPr>
+      <w:r>
+        <w:rPr>
+          <w:b w:val="false"/>
+          <w:bCs w:val="false"/>
+          <w:sz w:val="20"/>
+          <w:szCs w:val="20"/>
+          <w:shd w:fill="auto" w:val="clear"/>
+        </w:rPr>
+      </w:r>
+    </w:p>
+    <w:p>
+      <w:pPr>
+        <w:pStyle w:val="TextBody"/>
+        <w:rPr>
+          <w:rStyle w:val="StrongEmphasis"/>
+          <w:b w:val="false"/>
+          <w:b w:val="false"/>
+          <w:bCs w:val="false"/>
+          <w:lang w:val="en-US"/>
+        </w:rPr>
+      </w:pPr>
+      <w:r>
+        <w:rPr>
+          <w:b w:val="false"/>
+          <w:bCs w:val="false"/>
+          <w:sz w:val="20"/>
+          <w:szCs w:val="20"/>
+          <w:shd w:fill="auto" w:val="clear"/>
+        </w:rPr>
+      </w:r>
+    </w:p>
+    <w:p>
+      <w:pPr>
+        <w:pStyle w:val="Normal"/>
+        <w:rPr>
+          <w:sz w:val="30"/>
+          <w:szCs w:val="30"/>
+          <w:highlight w:val="none"/>
+          <w:shd w:fill="auto" w:val="clear"/>
+        </w:rPr>
+      </w:pPr>
+      <w:r>
+        <w:rPr>
+          <w:b/>
+          <w:bCs/>
+          <w:sz w:val="30"/>
+          <w:szCs w:val="30"/>
+          <w:shd w:fill="auto" w:val="clear"/>
+          <w:lang w:val="en-US"/>
+        </w:rPr>
+        <w:t>Multimodal</w:t>
+      </w:r>
+      <w:r>
+        <w:rPr>
+          <w:b/>
+          <w:bCs/>
+          <w:sz w:val="30"/>
+          <w:szCs w:val="30"/>
+          <w:shd w:fill="auto" w:val="clear"/>
+          <w:lang w:val="en-US"/>
+        </w:rPr>
+        <w:t xml:space="preserve"> </w:t>
+      </w:r>
+    </w:p>
+    <w:p>
+      <w:pPr>
+        <w:pStyle w:val="Normal"/>
+        <w:rPr>
+          <w:b w:val="false"/>
+          <w:b w:val="false"/>
+          <w:bCs w:val="false"/>
+          <w:sz w:val="24"/>
+          <w:szCs w:val="24"/>
+          <w:highlight w:val="none"/>
+          <w:shd w:fill="auto" w:val="clear"/>
+        </w:rPr>
+      </w:pPr>
+      <w:r>
+        <w:rPr>
+          <w:b w:val="false"/>
+          <w:bCs w:val="false"/>
+          <w:sz w:val="24"/>
+          <w:szCs w:val="24"/>
+          <w:shd w:fill="auto" w:val="clear"/>
+          <w:lang w:val="en-US"/>
+        </w:rPr>
+        <w:t xml:space="preserve">Episodes: </w:t>
+      </w:r>
+      <w:r>
+        <w:rPr>
+          <w:b w:val="false"/>
+          <w:bCs w:val="false"/>
+          <w:sz w:val="24"/>
+          <w:szCs w:val="24"/>
+          <w:shd w:fill="auto" w:val="clear"/>
+          <w:lang w:val="en-US"/>
+        </w:rPr>
+        <w:t>12</w:t>
+      </w:r>
+      <w:r>
+        <w:rPr>
+          <w:b w:val="false"/>
+          <w:bCs w:val="false"/>
+          <w:sz w:val="24"/>
+          <w:szCs w:val="24"/>
+          <w:shd w:fill="auto" w:val="clear"/>
+          <w:lang w:val="en-US"/>
+        </w:rPr>
+        <w:t xml:space="preserve"> | Envs: 1</w:t>
+      </w:r>
+      <w:r>
+        <w:rPr>
+          <w:b w:val="false"/>
+          <w:bCs w:val="false"/>
+          <w:sz w:val="24"/>
+          <w:szCs w:val="24"/>
+          <w:shd w:fill="auto" w:val="clear"/>
+          <w:lang w:val="en-US"/>
+        </w:rPr>
+        <w:t>00</w:t>
+      </w:r>
+      <w:r>
+        <w:rPr>
+          <w:b w:val="false"/>
+          <w:bCs w:val="false"/>
+          <w:sz w:val="24"/>
+          <w:szCs w:val="24"/>
+          <w:shd w:fill="auto" w:val="clear"/>
+          <w:lang w:val="en-US"/>
+        </w:rPr>
+        <w:t xml:space="preserve"> | </w:t>
+      </w:r>
+      <w:r>
+        <w:rPr>
+          <w:b w:val="false"/>
+          <w:bCs w:val="false"/>
+          <w:sz w:val="24"/>
+          <w:szCs w:val="24"/>
+          <w:shd w:fill="auto" w:val="clear"/>
+          <w:lang w:val="en-US"/>
+        </w:rPr>
+        <w:t>Steps</w:t>
+      </w:r>
+      <w:r>
+        <w:rPr>
+          <w:b w:val="false"/>
+          <w:bCs w:val="false"/>
+          <w:sz w:val="24"/>
+          <w:szCs w:val="24"/>
+          <w:shd w:fill="auto" w:val="clear"/>
+          <w:lang w:val="en-US"/>
+        </w:rPr>
+        <w:t>: 100</w:t>
+      </w:r>
+    </w:p>
+    <w:p>
+      <w:pPr>
+        <w:pStyle w:val="Normal"/>
+        <w:rPr>
+          <w:b w:val="false"/>
+          <w:b w:val="false"/>
+          <w:bCs w:val="false"/>
+          <w:sz w:val="24"/>
+          <w:szCs w:val="24"/>
+          <w:highlight w:val="none"/>
+          <w:shd w:fill="auto" w:val="clear"/>
+        </w:rPr>
+      </w:pPr>
+      <w:r>
+        <w:rPr>
+          <w:b w:val="false"/>
+          <w:bCs w:val="false"/>
+          <w:sz w:val="24"/>
+          <w:szCs w:val="24"/>
+          <w:shd w:fill="auto" w:val="clear"/>
+        </w:rPr>
+      </w:r>
+    </w:p>
+    <w:p>
+      <w:pPr>
+        <w:pStyle w:val="Normal"/>
+        <w:rPr>
+          <w:sz w:val="24"/>
+          <w:szCs w:val="24"/>
+          <w:highlight w:val="none"/>
+          <w:shd w:fill="auto" w:val="clear"/>
+        </w:rPr>
+      </w:pPr>
+      <w:r>
+        <w:rPr>
+          <w:b/>
+          <w:bCs/>
+          <w:sz w:val="24"/>
+          <w:szCs w:val="24"/>
+          <w:shd w:fill="auto" w:val="clear"/>
+          <w:lang w:val="en-US"/>
+        </w:rPr>
+        <w:t>O</w:t>
+      </w:r>
+      <w:r>
+        <w:rPr>
+          <w:b/>
+          <w:bCs/>
+          <w:sz w:val="24"/>
+          <w:szCs w:val="24"/>
+          <w:shd w:fill="auto" w:val="clear"/>
+          <w:lang w:val="en-US"/>
+        </w:rPr>
+        <w:t xml:space="preserve">ne </w:t>
+      </w:r>
+      <w:r>
+        <w:rPr>
+          <w:b/>
+          <w:bCs/>
+          <w:sz w:val="24"/>
+          <w:szCs w:val="24"/>
+          <w:shd w:fill="auto" w:val="clear"/>
+          <w:lang w:val="en-US"/>
+        </w:rPr>
+        <w:t>object (</w:t>
+      </w:r>
+      <w:r>
+        <w:rPr>
+          <w:b/>
+          <w:bCs/>
+          <w:sz w:val="24"/>
+          <w:szCs w:val="24"/>
+          <w:shd w:fill="auto" w:val="clear"/>
+          <w:lang w:val="en-US"/>
+        </w:rPr>
+        <w:t xml:space="preserve">yellow </w:t>
+      </w:r>
+      <w:r>
+        <w:rPr>
+          <w:b/>
+          <w:bCs/>
+          <w:sz w:val="24"/>
+          <w:szCs w:val="24"/>
+          <w:shd w:fill="auto" w:val="clear"/>
+          <w:lang w:val="en-US"/>
+        </w:rPr>
+        <w:t>cube)</w:t>
+      </w:r>
+    </w:p>
+    <w:p>
+      <w:pPr>
+        <w:pStyle w:val="Normal"/>
+        <w:rPr>
+          <w:b w:val="false"/>
+          <w:b w:val="false"/>
+          <w:bCs w:val="false"/>
+          <w:sz w:val="24"/>
+          <w:szCs w:val="24"/>
+          <w:highlight w:val="none"/>
+          <w:shd w:fill="auto" w:val="clear"/>
+        </w:rPr>
+      </w:pPr>
+      <w:r>
+        <w:rPr>
+          <w:rStyle w:val="StrongEmphasis"/>
+          <w:b w:val="false"/>
+          <w:bCs w:val="false"/>
+          <w:sz w:val="24"/>
+          <w:szCs w:val="24"/>
+          <w:shd w:fill="auto" w:val="clear"/>
+          <w:lang w:val="en-US"/>
+        </w:rPr>
+        <w:t>Reached 30cm: 41/100 (41.0%)</w:t>
+      </w:r>
+    </w:p>
+    <w:p>
+      <w:pPr>
+        <w:pStyle w:val="Normal"/>
+        <w:rPr>
+          <w:b w:val="false"/>
+          <w:b w:val="false"/>
+          <w:bCs w:val="false"/>
+          <w:sz w:val="24"/>
+          <w:szCs w:val="24"/>
+          <w:highlight w:val="none"/>
+          <w:shd w:fill="auto" w:val="clear"/>
+        </w:rPr>
+      </w:pPr>
+      <w:r>
+        <w:rPr>
+          <w:rStyle w:val="StrongEmphasis"/>
+          <w:b w:val="false"/>
+          <w:bCs w:val="false"/>
+          <w:sz w:val="24"/>
+          <w:szCs w:val="24"/>
+          <w:shd w:fill="auto" w:val="clear"/>
+          <w:lang w:val="en-US"/>
+        </w:rPr>
+        <w:t>Avg steps-to-30cm over all successes: 59.3</w:t>
+      </w:r>
+    </w:p>
+    <w:p>
+      <w:pPr>
+        <w:pStyle w:val="Normal"/>
+        <w:rPr>
+          <w:b w:val="false"/>
+          <w:b w:val="false"/>
+          <w:bCs w:val="false"/>
+          <w:sz w:val="24"/>
+          <w:szCs w:val="24"/>
+          <w:highlight w:val="none"/>
+          <w:shd w:fill="auto" w:val="clear"/>
+        </w:rPr>
+      </w:pPr>
+      <w:r>
+        <w:rPr>
+          <w:rStyle w:val="StrongEmphasis"/>
+          <w:b w:val="false"/>
+          <w:bCs w:val="false"/>
+          <w:sz w:val="24"/>
+          <w:szCs w:val="24"/>
+          <w:shd w:fill="auto" w:val="clear"/>
+          <w:lang w:val="en-US"/>
+        </w:rPr>
+        <w:t>Mean reward per env (averaged over episodes): 17.255</w:t>
+      </w:r>
+    </w:p>
+    <w:p>
+      <w:pPr>
+        <w:pStyle w:val="TextBody"/>
+        <w:rPr>
+          <w:rStyle w:val="StrongEmphasis"/>
+          <w:b w:val="false"/>
+          <w:b w:val="false"/>
+          <w:bCs w:val="false"/>
+          <w:sz w:val="20"/>
+          <w:szCs w:val="20"/>
+          <w:lang w:val="en-US"/>
+        </w:rPr>
+      </w:pPr>
+      <w:r>
+        <w:rPr>
+          <w:b w:val="false"/>
+          <w:bCs w:val="false"/>
+          <w:sz w:val="20"/>
+          <w:szCs w:val="20"/>
+          <w:shd w:fill="auto" w:val="clear"/>
+        </w:rPr>
+      </w:r>
+    </w:p>
+    <w:p>
+      <w:pPr>
+        <w:pStyle w:val="TextBody"/>
+        <w:rPr>
+          <w:rStyle w:val="StrongEmphasis"/>
+          <w:b w:val="false"/>
+          <w:b w:val="false"/>
+          <w:bCs w:val="false"/>
+          <w:sz w:val="20"/>
+          <w:szCs w:val="20"/>
+          <w:lang w:val="en-US"/>
+        </w:rPr>
+      </w:pPr>
+      <w:r>
+        <w:rPr>
+          <w:b w:val="false"/>
+          <w:bCs w:val="false"/>
+          <w:sz w:val="20"/>
+          <w:szCs w:val="20"/>
+          <w:shd w:fill="auto" w:val="clear"/>
+        </w:rPr>
+      </w:r>
+    </w:p>
+    <w:p>
+      <w:pPr>
+        <w:pStyle w:val="TextBody"/>
+        <w:rPr>
+          <w:b w:val="false"/>
+          <w:b w:val="false"/>
+          <w:bCs w:val="false"/>
+          <w:sz w:val="20"/>
+          <w:szCs w:val="20"/>
+          <w:highlight w:val="none"/>
+          <w:shd w:fill="auto" w:val="clear"/>
+        </w:rPr>
+      </w:pPr>
+      <w:r>
+        <w:rPr>
+          <w:rStyle w:val="StrongEmphasis"/>
+          <w:b w:val="false"/>
+          <w:bCs w:val="false"/>
+          <w:sz w:val="20"/>
+          <w:szCs w:val="20"/>
+          <w:shd w:fill="auto" w:val="clear"/>
+          <w:lang w:val="en-US"/>
+        </w:rPr>
+        <w:t>Open CL question.</w:t>
+        <w:br/>
+        <w:br/>
+        <w:t xml:space="preserve">If fully trained on bunny, and then fully trained on sphere, </w:t>
+      </w:r>
+    </w:p>
+    <w:p>
+      <w:pPr>
+        <w:pStyle w:val="TextBody"/>
         <w:spacing w:before="0" w:after="140"/>
         <w:rPr>
-          <w:rStyle w:val="StrongEmphasis"/>
-          <w:b w:val="false"/>
-          <w:b w:val="false"/>
-          <w:bCs w:val="false"/>
-          <w:sz w:val="24"/>
-          <w:szCs w:val="24"/>
+          <w:b w:val="false"/>
+          <w:b w:val="false"/>
+          <w:bCs w:val="false"/>
+          <w:sz w:val="20"/>
+          <w:szCs w:val="20"/>
           <w:highlight w:val="none"/>
           <w:shd w:fill="auto" w:val="clear"/>
-          <w:lang w:val="en-US"/>
-        </w:rPr>
-      </w:pPr>
-      <w:r>
-        <w:rPr>
-          <w:b w:val="false"/>
-          <w:bCs w:val="false"/>
-          <w:sz w:val="24"/>
-          <w:szCs w:val="24"/>
-          <w:shd w:fill="auto" w:val="clear"/>
-        </w:rPr>
+        </w:rPr>
+      </w:pPr>
+      <w:r>
+        <w:rPr>
+          <w:rStyle w:val="StrongEmphasis"/>
+          <w:b w:val="false"/>
+          <w:bCs w:val="false"/>
+          <w:sz w:val="20"/>
+          <w:szCs w:val="20"/>
+          <w:shd w:fill="auto" w:val="clear"/>
+          <w:lang w:val="en-US"/>
+        </w:rPr>
+        <w:t>after that bunny performance is lower?</w:t>
       </w:r>
     </w:p>
     <w:sectPr>
@@ -5723,6 +6861,554 @@
     </w:lvl>
   </w:abstractNum>
   <w:abstractNum w:abstractNumId="17">
+    <w:lvl w:ilvl="0">
+      <w:start w:val="1"/>
+      <w:numFmt w:val="bullet"/>
+      <w:lvlText w:val=""/>
+      <w:lvlJc w:val="left"/>
+      <w:pPr>
+        <w:tabs>
+          <w:tab w:val="num" w:pos="709"/>
+        </w:tabs>
+        <w:ind w:left="709" w:hanging="283"/>
+      </w:pPr>
+      <w:rPr>
+        <w:rFonts w:ascii="Symbol" w:hAnsi="Symbol" w:cs="Symbol" w:hint="default"/>
+      </w:rPr>
+    </w:lvl>
+    <w:lvl w:ilvl="1">
+      <w:start w:val="1"/>
+      <w:numFmt w:val="bullet"/>
+      <w:lvlText w:val=""/>
+      <w:lvlJc w:val="left"/>
+      <w:pPr>
+        <w:tabs>
+          <w:tab w:val="num" w:pos="1418"/>
+        </w:tabs>
+        <w:ind w:left="1418" w:hanging="283"/>
+      </w:pPr>
+      <w:rPr>
+        <w:rFonts w:ascii="Symbol" w:hAnsi="Symbol" w:cs="Symbol" w:hint="default"/>
+      </w:rPr>
+    </w:lvl>
+    <w:lvl w:ilvl="2">
+      <w:start w:val="1"/>
+      <w:numFmt w:val="bullet"/>
+      <w:lvlText w:val=""/>
+      <w:lvlJc w:val="left"/>
+      <w:pPr>
+        <w:tabs>
+          <w:tab w:val="num" w:pos="2127"/>
+        </w:tabs>
+        <w:ind w:left="2127" w:hanging="283"/>
+      </w:pPr>
+      <w:rPr>
+        <w:rFonts w:ascii="Symbol" w:hAnsi="Symbol" w:cs="Symbol" w:hint="default"/>
+      </w:rPr>
+    </w:lvl>
+    <w:lvl w:ilvl="3">
+      <w:start w:val="1"/>
+      <w:numFmt w:val="bullet"/>
+      <w:lvlText w:val=""/>
+      <w:lvlJc w:val="left"/>
+      <w:pPr>
+        <w:tabs>
+          <w:tab w:val="num" w:pos="2836"/>
+        </w:tabs>
+        <w:ind w:left="2836" w:hanging="283"/>
+      </w:pPr>
+      <w:rPr>
+        <w:rFonts w:ascii="Symbol" w:hAnsi="Symbol" w:cs="Symbol" w:hint="default"/>
+      </w:rPr>
+    </w:lvl>
+    <w:lvl w:ilvl="4">
+      <w:start w:val="1"/>
+      <w:numFmt w:val="bullet"/>
+      <w:lvlText w:val=""/>
+      <w:lvlJc w:val="left"/>
+      <w:pPr>
+        <w:tabs>
+          <w:tab w:val="num" w:pos="3545"/>
+        </w:tabs>
+        <w:ind w:left="3545" w:hanging="283"/>
+      </w:pPr>
+      <w:rPr>
+        <w:rFonts w:ascii="Symbol" w:hAnsi="Symbol" w:cs="Symbol" w:hint="default"/>
+      </w:rPr>
+    </w:lvl>
+    <w:lvl w:ilvl="5">
+      <w:start w:val="1"/>
+      <w:numFmt w:val="bullet"/>
+      <w:lvlText w:val=""/>
+      <w:lvlJc w:val="left"/>
+      <w:pPr>
+        <w:tabs>
+          <w:tab w:val="num" w:pos="4254"/>
+        </w:tabs>
+        <w:ind w:left="4254" w:hanging="283"/>
+      </w:pPr>
+      <w:rPr>
+        <w:rFonts w:ascii="Symbol" w:hAnsi="Symbol" w:cs="Symbol" w:hint="default"/>
+      </w:rPr>
+    </w:lvl>
+    <w:lvl w:ilvl="6">
+      <w:start w:val="1"/>
+      <w:numFmt w:val="bullet"/>
+      <w:lvlText w:val=""/>
+      <w:lvlJc w:val="left"/>
+      <w:pPr>
+        <w:tabs>
+          <w:tab w:val="num" w:pos="4963"/>
+        </w:tabs>
+        <w:ind w:left="4963" w:hanging="283"/>
+      </w:pPr>
+      <w:rPr>
+        <w:rFonts w:ascii="Symbol" w:hAnsi="Symbol" w:cs="Symbol" w:hint="default"/>
+      </w:rPr>
+    </w:lvl>
+    <w:lvl w:ilvl="7">
+      <w:start w:val="1"/>
+      <w:numFmt w:val="bullet"/>
+      <w:lvlText w:val=""/>
+      <w:lvlJc w:val="left"/>
+      <w:pPr>
+        <w:tabs>
+          <w:tab w:val="num" w:pos="5672"/>
+        </w:tabs>
+        <w:ind w:left="5672" w:hanging="283"/>
+      </w:pPr>
+      <w:rPr>
+        <w:rFonts w:ascii="Symbol" w:hAnsi="Symbol" w:cs="Symbol" w:hint="default"/>
+      </w:rPr>
+    </w:lvl>
+    <w:lvl w:ilvl="8">
+      <w:start w:val="1"/>
+      <w:numFmt w:val="bullet"/>
+      <w:lvlText w:val=""/>
+      <w:lvlJc w:val="left"/>
+      <w:pPr>
+        <w:tabs>
+          <w:tab w:val="num" w:pos="6381"/>
+        </w:tabs>
+        <w:ind w:left="6381" w:hanging="283"/>
+      </w:pPr>
+      <w:rPr>
+        <w:rFonts w:ascii="Symbol" w:hAnsi="Symbol" w:cs="Symbol" w:hint="default"/>
+      </w:rPr>
+    </w:lvl>
+  </w:abstractNum>
+  <w:abstractNum w:abstractNumId="18">
+    <w:lvl w:ilvl="0">
+      <w:start w:val="1"/>
+      <w:numFmt w:val="bullet"/>
+      <w:lvlText w:val=""/>
+      <w:lvlJc w:val="left"/>
+      <w:pPr>
+        <w:tabs>
+          <w:tab w:val="num" w:pos="709"/>
+        </w:tabs>
+        <w:ind w:left="709" w:hanging="283"/>
+      </w:pPr>
+      <w:rPr>
+        <w:rFonts w:ascii="Symbol" w:hAnsi="Symbol" w:cs="Symbol" w:hint="default"/>
+      </w:rPr>
+    </w:lvl>
+    <w:lvl w:ilvl="1">
+      <w:start w:val="1"/>
+      <w:numFmt w:val="bullet"/>
+      <w:lvlText w:val=""/>
+      <w:lvlJc w:val="left"/>
+      <w:pPr>
+        <w:tabs>
+          <w:tab w:val="num" w:pos="1418"/>
+        </w:tabs>
+        <w:ind w:left="1418" w:hanging="283"/>
+      </w:pPr>
+      <w:rPr>
+        <w:rFonts w:ascii="Symbol" w:hAnsi="Symbol" w:cs="Symbol" w:hint="default"/>
+      </w:rPr>
+    </w:lvl>
+    <w:lvl w:ilvl="2">
+      <w:start w:val="1"/>
+      <w:numFmt w:val="bullet"/>
+      <w:lvlText w:val=""/>
+      <w:lvlJc w:val="left"/>
+      <w:pPr>
+        <w:tabs>
+          <w:tab w:val="num" w:pos="2127"/>
+        </w:tabs>
+        <w:ind w:left="2127" w:hanging="283"/>
+      </w:pPr>
+      <w:rPr>
+        <w:rFonts w:ascii="Symbol" w:hAnsi="Symbol" w:cs="Symbol" w:hint="default"/>
+      </w:rPr>
+    </w:lvl>
+    <w:lvl w:ilvl="3">
+      <w:start w:val="1"/>
+      <w:numFmt w:val="bullet"/>
+      <w:lvlText w:val=""/>
+      <w:lvlJc w:val="left"/>
+      <w:pPr>
+        <w:tabs>
+          <w:tab w:val="num" w:pos="2836"/>
+        </w:tabs>
+        <w:ind w:left="2836" w:hanging="283"/>
+      </w:pPr>
+      <w:rPr>
+        <w:rFonts w:ascii="Symbol" w:hAnsi="Symbol" w:cs="Symbol" w:hint="default"/>
+      </w:rPr>
+    </w:lvl>
+    <w:lvl w:ilvl="4">
+      <w:start w:val="1"/>
+      <w:numFmt w:val="bullet"/>
+      <w:lvlText w:val=""/>
+      <w:lvlJc w:val="left"/>
+      <w:pPr>
+        <w:tabs>
+          <w:tab w:val="num" w:pos="3545"/>
+        </w:tabs>
+        <w:ind w:left="3545" w:hanging="283"/>
+      </w:pPr>
+      <w:rPr>
+        <w:rFonts w:ascii="Symbol" w:hAnsi="Symbol" w:cs="Symbol" w:hint="default"/>
+      </w:rPr>
+    </w:lvl>
+    <w:lvl w:ilvl="5">
+      <w:start w:val="1"/>
+      <w:numFmt w:val="bullet"/>
+      <w:lvlText w:val=""/>
+      <w:lvlJc w:val="left"/>
+      <w:pPr>
+        <w:tabs>
+          <w:tab w:val="num" w:pos="4254"/>
+        </w:tabs>
+        <w:ind w:left="4254" w:hanging="283"/>
+      </w:pPr>
+      <w:rPr>
+        <w:rFonts w:ascii="Symbol" w:hAnsi="Symbol" w:cs="Symbol" w:hint="default"/>
+      </w:rPr>
+    </w:lvl>
+    <w:lvl w:ilvl="6">
+      <w:start w:val="1"/>
+      <w:numFmt w:val="bullet"/>
+      <w:lvlText w:val=""/>
+      <w:lvlJc w:val="left"/>
+      <w:pPr>
+        <w:tabs>
+          <w:tab w:val="num" w:pos="4963"/>
+        </w:tabs>
+        <w:ind w:left="4963" w:hanging="283"/>
+      </w:pPr>
+      <w:rPr>
+        <w:rFonts w:ascii="Symbol" w:hAnsi="Symbol" w:cs="Symbol" w:hint="default"/>
+      </w:rPr>
+    </w:lvl>
+    <w:lvl w:ilvl="7">
+      <w:start w:val="1"/>
+      <w:numFmt w:val="bullet"/>
+      <w:lvlText w:val=""/>
+      <w:lvlJc w:val="left"/>
+      <w:pPr>
+        <w:tabs>
+          <w:tab w:val="num" w:pos="5672"/>
+        </w:tabs>
+        <w:ind w:left="5672" w:hanging="283"/>
+      </w:pPr>
+      <w:rPr>
+        <w:rFonts w:ascii="Symbol" w:hAnsi="Symbol" w:cs="Symbol" w:hint="default"/>
+      </w:rPr>
+    </w:lvl>
+    <w:lvl w:ilvl="8">
+      <w:start w:val="1"/>
+      <w:numFmt w:val="bullet"/>
+      <w:lvlText w:val=""/>
+      <w:lvlJc w:val="left"/>
+      <w:pPr>
+        <w:tabs>
+          <w:tab w:val="num" w:pos="6381"/>
+        </w:tabs>
+        <w:ind w:left="6381" w:hanging="283"/>
+      </w:pPr>
+      <w:rPr>
+        <w:rFonts w:ascii="Symbol" w:hAnsi="Symbol" w:cs="Symbol" w:hint="default"/>
+      </w:rPr>
+    </w:lvl>
+  </w:abstractNum>
+  <w:abstractNum w:abstractNumId="19">
+    <w:lvl w:ilvl="0">
+      <w:start w:val="1"/>
+      <w:numFmt w:val="bullet"/>
+      <w:lvlText w:val=""/>
+      <w:lvlJc w:val="left"/>
+      <w:pPr>
+        <w:tabs>
+          <w:tab w:val="num" w:pos="709"/>
+        </w:tabs>
+        <w:ind w:left="709" w:hanging="283"/>
+      </w:pPr>
+      <w:rPr>
+        <w:rFonts w:ascii="Symbol" w:hAnsi="Symbol" w:cs="Symbol" w:hint="default"/>
+      </w:rPr>
+    </w:lvl>
+    <w:lvl w:ilvl="1">
+      <w:start w:val="1"/>
+      <w:numFmt w:val="bullet"/>
+      <w:lvlText w:val=""/>
+      <w:lvlJc w:val="left"/>
+      <w:pPr>
+        <w:tabs>
+          <w:tab w:val="num" w:pos="1418"/>
+        </w:tabs>
+        <w:ind w:left="1418" w:hanging="283"/>
+      </w:pPr>
+      <w:rPr>
+        <w:rFonts w:ascii="Symbol" w:hAnsi="Symbol" w:cs="Symbol" w:hint="default"/>
+      </w:rPr>
+    </w:lvl>
+    <w:lvl w:ilvl="2">
+      <w:start w:val="1"/>
+      <w:numFmt w:val="bullet"/>
+      <w:lvlText w:val=""/>
+      <w:lvlJc w:val="left"/>
+      <w:pPr>
+        <w:tabs>
+          <w:tab w:val="num" w:pos="2127"/>
+        </w:tabs>
+        <w:ind w:left="2127" w:hanging="283"/>
+      </w:pPr>
+      <w:rPr>
+        <w:rFonts w:ascii="Symbol" w:hAnsi="Symbol" w:cs="Symbol" w:hint="default"/>
+      </w:rPr>
+    </w:lvl>
+    <w:lvl w:ilvl="3">
+      <w:start w:val="1"/>
+      <w:numFmt w:val="bullet"/>
+      <w:lvlText w:val=""/>
+      <w:lvlJc w:val="left"/>
+      <w:pPr>
+        <w:tabs>
+          <w:tab w:val="num" w:pos="2836"/>
+        </w:tabs>
+        <w:ind w:left="2836" w:hanging="283"/>
+      </w:pPr>
+      <w:rPr>
+        <w:rFonts w:ascii="Symbol" w:hAnsi="Symbol" w:cs="Symbol" w:hint="default"/>
+      </w:rPr>
+    </w:lvl>
+    <w:lvl w:ilvl="4">
+      <w:start w:val="1"/>
+      <w:numFmt w:val="bullet"/>
+      <w:lvlText w:val=""/>
+      <w:lvlJc w:val="left"/>
+      <w:pPr>
+        <w:tabs>
+          <w:tab w:val="num" w:pos="3545"/>
+        </w:tabs>
+        <w:ind w:left="3545" w:hanging="283"/>
+      </w:pPr>
+      <w:rPr>
+        <w:rFonts w:ascii="Symbol" w:hAnsi="Symbol" w:cs="Symbol" w:hint="default"/>
+      </w:rPr>
+    </w:lvl>
+    <w:lvl w:ilvl="5">
+      <w:start w:val="1"/>
+      <w:numFmt w:val="bullet"/>
+      <w:lvlText w:val=""/>
+      <w:lvlJc w:val="left"/>
+      <w:pPr>
+        <w:tabs>
+          <w:tab w:val="num" w:pos="4254"/>
+        </w:tabs>
+        <w:ind w:left="4254" w:hanging="283"/>
+      </w:pPr>
+      <w:rPr>
+        <w:rFonts w:ascii="Symbol" w:hAnsi="Symbol" w:cs="Symbol" w:hint="default"/>
+      </w:rPr>
+    </w:lvl>
+    <w:lvl w:ilvl="6">
+      <w:start w:val="1"/>
+      <w:numFmt w:val="bullet"/>
+      <w:lvlText w:val=""/>
+      <w:lvlJc w:val="left"/>
+      <w:pPr>
+        <w:tabs>
+          <w:tab w:val="num" w:pos="4963"/>
+        </w:tabs>
+        <w:ind w:left="4963" w:hanging="283"/>
+      </w:pPr>
+      <w:rPr>
+        <w:rFonts w:ascii="Symbol" w:hAnsi="Symbol" w:cs="Symbol" w:hint="default"/>
+      </w:rPr>
+    </w:lvl>
+    <w:lvl w:ilvl="7">
+      <w:start w:val="1"/>
+      <w:numFmt w:val="bullet"/>
+      <w:lvlText w:val=""/>
+      <w:lvlJc w:val="left"/>
+      <w:pPr>
+        <w:tabs>
+          <w:tab w:val="num" w:pos="5672"/>
+        </w:tabs>
+        <w:ind w:left="5672" w:hanging="283"/>
+      </w:pPr>
+      <w:rPr>
+        <w:rFonts w:ascii="Symbol" w:hAnsi="Symbol" w:cs="Symbol" w:hint="default"/>
+      </w:rPr>
+    </w:lvl>
+    <w:lvl w:ilvl="8">
+      <w:start w:val="1"/>
+      <w:numFmt w:val="bullet"/>
+      <w:lvlText w:val=""/>
+      <w:lvlJc w:val="left"/>
+      <w:pPr>
+        <w:tabs>
+          <w:tab w:val="num" w:pos="6381"/>
+        </w:tabs>
+        <w:ind w:left="6381" w:hanging="283"/>
+      </w:pPr>
+      <w:rPr>
+        <w:rFonts w:ascii="Symbol" w:hAnsi="Symbol" w:cs="Symbol" w:hint="default"/>
+      </w:rPr>
+    </w:lvl>
+  </w:abstractNum>
+  <w:abstractNum w:abstractNumId="20">
+    <w:lvl w:ilvl="0">
+      <w:start w:val="1"/>
+      <w:numFmt w:val="bullet"/>
+      <w:lvlText w:val=""/>
+      <w:lvlJc w:val="left"/>
+      <w:pPr>
+        <w:tabs>
+          <w:tab w:val="num" w:pos="709"/>
+        </w:tabs>
+        <w:ind w:left="709" w:hanging="283"/>
+      </w:pPr>
+      <w:rPr>
+        <w:rFonts w:ascii="Symbol" w:hAnsi="Symbol" w:cs="Symbol" w:hint="default"/>
+      </w:rPr>
+    </w:lvl>
+    <w:lvl w:ilvl="1">
+      <w:start w:val="1"/>
+      <w:numFmt w:val="bullet"/>
+      <w:lvlText w:val=""/>
+      <w:lvlJc w:val="left"/>
+      <w:pPr>
+        <w:tabs>
+          <w:tab w:val="num" w:pos="1418"/>
+        </w:tabs>
+        <w:ind w:left="1418" w:hanging="283"/>
+      </w:pPr>
+      <w:rPr>
+        <w:rFonts w:ascii="Symbol" w:hAnsi="Symbol" w:cs="Symbol" w:hint="default"/>
+      </w:rPr>
+    </w:lvl>
+    <w:lvl w:ilvl="2">
+      <w:start w:val="1"/>
+      <w:numFmt w:val="bullet"/>
+      <w:lvlText w:val=""/>
+      <w:lvlJc w:val="left"/>
+      <w:pPr>
+        <w:tabs>
+          <w:tab w:val="num" w:pos="2127"/>
+        </w:tabs>
+        <w:ind w:left="2127" w:hanging="283"/>
+      </w:pPr>
+      <w:rPr>
+        <w:rFonts w:ascii="Symbol" w:hAnsi="Symbol" w:cs="Symbol" w:hint="default"/>
+      </w:rPr>
+    </w:lvl>
+    <w:lvl w:ilvl="3">
+      <w:start w:val="1"/>
+      <w:numFmt w:val="bullet"/>
+      <w:lvlText w:val=""/>
+      <w:lvlJc w:val="left"/>
+      <w:pPr>
+        <w:tabs>
+          <w:tab w:val="num" w:pos="2836"/>
+        </w:tabs>
+        <w:ind w:left="2836" w:hanging="283"/>
+      </w:pPr>
+      <w:rPr>
+        <w:rFonts w:ascii="Symbol" w:hAnsi="Symbol" w:cs="Symbol" w:hint="default"/>
+      </w:rPr>
+    </w:lvl>
+    <w:lvl w:ilvl="4">
+      <w:start w:val="1"/>
+      <w:numFmt w:val="bullet"/>
+      <w:lvlText w:val=""/>
+      <w:lvlJc w:val="left"/>
+      <w:pPr>
+        <w:tabs>
+          <w:tab w:val="num" w:pos="3545"/>
+        </w:tabs>
+        <w:ind w:left="3545" w:hanging="283"/>
+      </w:pPr>
+      <w:rPr>
+        <w:rFonts w:ascii="Symbol" w:hAnsi="Symbol" w:cs="Symbol" w:hint="default"/>
+      </w:rPr>
+    </w:lvl>
+    <w:lvl w:ilvl="5">
+      <w:start w:val="1"/>
+      <w:numFmt w:val="bullet"/>
+      <w:lvlText w:val=""/>
+      <w:lvlJc w:val="left"/>
+      <w:pPr>
+        <w:tabs>
+          <w:tab w:val="num" w:pos="4254"/>
+        </w:tabs>
+        <w:ind w:left="4254" w:hanging="283"/>
+      </w:pPr>
+      <w:rPr>
+        <w:rFonts w:ascii="Symbol" w:hAnsi="Symbol" w:cs="Symbol" w:hint="default"/>
+      </w:rPr>
+    </w:lvl>
+    <w:lvl w:ilvl="6">
+      <w:start w:val="1"/>
+      <w:numFmt w:val="bullet"/>
+      <w:lvlText w:val=""/>
+      <w:lvlJc w:val="left"/>
+      <w:pPr>
+        <w:tabs>
+          <w:tab w:val="num" w:pos="4963"/>
+        </w:tabs>
+        <w:ind w:left="4963" w:hanging="283"/>
+      </w:pPr>
+      <w:rPr>
+        <w:rFonts w:ascii="Symbol" w:hAnsi="Symbol" w:cs="Symbol" w:hint="default"/>
+      </w:rPr>
+    </w:lvl>
+    <w:lvl w:ilvl="7">
+      <w:start w:val="1"/>
+      <w:numFmt w:val="bullet"/>
+      <w:lvlText w:val=""/>
+      <w:lvlJc w:val="left"/>
+      <w:pPr>
+        <w:tabs>
+          <w:tab w:val="num" w:pos="5672"/>
+        </w:tabs>
+        <w:ind w:left="5672" w:hanging="283"/>
+      </w:pPr>
+      <w:rPr>
+        <w:rFonts w:ascii="Symbol" w:hAnsi="Symbol" w:cs="Symbol" w:hint="default"/>
+      </w:rPr>
+    </w:lvl>
+    <w:lvl w:ilvl="8">
+      <w:start w:val="1"/>
+      <w:numFmt w:val="bullet"/>
+      <w:lvlText w:val=""/>
+      <w:lvlJc w:val="left"/>
+      <w:pPr>
+        <w:tabs>
+          <w:tab w:val="num" w:pos="6381"/>
+        </w:tabs>
+        <w:ind w:left="6381" w:hanging="283"/>
+      </w:pPr>
+      <w:rPr>
+        <w:rFonts w:ascii="Symbol" w:hAnsi="Symbol" w:cs="Symbol" w:hint="default"/>
+      </w:rPr>
+    </w:lvl>
+  </w:abstractNum>
+  <w:abstractNum w:abstractNumId="21">
     <w:lvl w:ilvl="0">
       <w:start w:val="1"/>
       <w:numFmt w:val="none"/>
@@ -5891,6 +7577,18 @@
   </w:num>
   <w:num w:numId="17">
     <w:abstractNumId w:val="17"/>
+  </w:num>
+  <w:num w:numId="18">
+    <w:abstractNumId w:val="18"/>
+  </w:num>
+  <w:num w:numId="19">
+    <w:abstractNumId w:val="19"/>
+  </w:num>
+  <w:num w:numId="20">
+    <w:abstractNumId w:val="20"/>
+  </w:num>
+  <w:num w:numId="21">
+    <w:abstractNumId w:val="21"/>
   </w:num>
 </w:numbering>
 </file>
@@ -6928,6 +8626,23 @@
       <w:color w:val="0F4761" w:themeColor="accent1" w:themeShade="bf"/>
     </w:rPr>
   </w:style>
+  <w:style w:type="paragraph" w:styleId="HorizontalLine">
+    <w:name w:val="Horizontal Line"/>
+    <w:basedOn w:val="Normal"/>
+    <w:next w:val="TextBody"/>
+    <w:qFormat/>
+    <w:pPr>
+      <w:suppressLineNumbers/>
+      <w:pBdr>
+        <w:bottom w:val="double" w:sz="2" w:space="0" w:color="808080"/>
+      </w:pBdr>
+      <w:spacing w:before="0" w:after="283"/>
+    </w:pPr>
+    <w:rPr>
+      <w:sz w:val="12"/>
+      <w:szCs w:val="12"/>
+    </w:rPr>
+  </w:style>
   <w:style w:type="numbering" w:styleId="NoList" w:default="1">
     <w:name w:val="No List"/>
     <w:uiPriority w:val="99"/>

--- a/results.docx
+++ b/results.docx
@@ -2544,7 +2544,7 @@
           <w:shd w:fill="auto" w:val="clear"/>
           <w:lang w:val="en-US"/>
         </w:rPr>
-        <w:t>object (</w:t>
+        <w:t>shape</w:t>
       </w:r>
       <w:r>
         <w:rPr>
@@ -2555,7 +2555,7 @@
           <w:shd w:fill="auto" w:val="clear"/>
           <w:lang w:val="en-US"/>
         </w:rPr>
-        <w:t xml:space="preserve">yellow </w:t>
+        <w:t xml:space="preserve"> (</w:t>
       </w:r>
       <w:r>
         <w:rPr>
@@ -2566,118 +2566,8 @@
           <w:shd w:fill="auto" w:val="clear"/>
           <w:lang w:val="en-US"/>
         </w:rPr>
-        <w:t>cube)</w:t>
-      </w:r>
-    </w:p>
-    <w:p>
-      <w:pPr>
-        <w:pStyle w:val="Normal"/>
-        <w:rPr>
-          <w:b w:val="false"/>
-          <w:b w:val="false"/>
-          <w:bCs w:val="false"/>
-          <w:sz w:val="24"/>
-          <w:szCs w:val="24"/>
-          <w:highlight w:val="none"/>
-          <w:shd w:fill="auto" w:val="clear"/>
-        </w:rPr>
-      </w:pPr>
-      <w:r>
-        <w:rPr>
-          <w:rStyle w:val="StrongEmphasis"/>
-          <w:b w:val="false"/>
-          <w:bCs w:val="false"/>
-          <w:sz w:val="24"/>
-          <w:szCs w:val="24"/>
-          <w:shd w:fill="auto" w:val="clear"/>
-          <w:lang w:val="en-US"/>
-        </w:rPr>
-        <w:t>Reached 30cm: 41/100 (41.0%)</w:t>
-      </w:r>
-    </w:p>
-    <w:p>
-      <w:pPr>
-        <w:pStyle w:val="Normal"/>
-        <w:rPr>
-          <w:b w:val="false"/>
-          <w:b w:val="false"/>
-          <w:bCs w:val="false"/>
-          <w:sz w:val="24"/>
-          <w:szCs w:val="24"/>
-          <w:highlight w:val="none"/>
-          <w:shd w:fill="auto" w:val="clear"/>
-        </w:rPr>
-      </w:pPr>
-      <w:r>
-        <w:rPr>
-          <w:rStyle w:val="StrongEmphasis"/>
-          <w:b w:val="false"/>
-          <w:bCs w:val="false"/>
-          <w:sz w:val="24"/>
-          <w:szCs w:val="24"/>
-          <w:shd w:fill="auto" w:val="clear"/>
-          <w:lang w:val="en-US"/>
-        </w:rPr>
-        <w:t>Avg steps-to-30cm over all successes: 59.3</w:t>
-      </w:r>
-    </w:p>
-    <w:p>
-      <w:pPr>
-        <w:pStyle w:val="Normal"/>
-        <w:rPr>
-          <w:b w:val="false"/>
-          <w:b w:val="false"/>
-          <w:bCs w:val="false"/>
-          <w:sz w:val="24"/>
-          <w:szCs w:val="24"/>
-          <w:highlight w:val="none"/>
-          <w:shd w:fill="auto" w:val="clear"/>
-        </w:rPr>
-      </w:pPr>
-      <w:r>
-        <w:rPr>
-          <w:rStyle w:val="StrongEmphasis"/>
-          <w:b w:val="false"/>
-          <w:bCs w:val="false"/>
-          <w:sz w:val="24"/>
-          <w:szCs w:val="24"/>
-          <w:shd w:fill="auto" w:val="clear"/>
-          <w:lang w:val="en-US"/>
-        </w:rPr>
-        <w:t>Mean reward per env (averaged over episodes): 17.255</w:t>
-      </w:r>
-    </w:p>
-    <w:p>
-      <w:pPr>
-        <w:pStyle w:val="Normal"/>
-        <w:rPr>
-          <w:rStyle w:val="StrongEmphasis"/>
-          <w:b w:val="false"/>
-          <w:b w:val="false"/>
-          <w:bCs w:val="false"/>
-          <w:lang w:val="en-US"/>
-        </w:rPr>
-      </w:pPr>
-      <w:r>
-        <w:rPr>
-          <w:b w:val="false"/>
-          <w:bCs w:val="false"/>
-          <w:sz w:val="24"/>
-          <w:szCs w:val="24"/>
-          <w:shd w:fill="auto" w:val="clear"/>
-        </w:rPr>
-      </w:r>
-    </w:p>
-    <w:p>
-      <w:pPr>
-        <w:pStyle w:val="Normal"/>
-        <w:rPr>
-          <w:sz w:val="24"/>
-          <w:szCs w:val="24"/>
-          <w:highlight w:val="none"/>
-          <w:shd w:fill="auto" w:val="clear"/>
-        </w:rPr>
-      </w:pPr>
+        <w:t xml:space="preserve">yellow </w:t>
+      </w:r>
       <w:r>
         <w:rPr>
           <w:b/>
@@ -2687,8 +2577,118 @@
           <w:shd w:fill="auto" w:val="clear"/>
           <w:lang w:val="en-US"/>
         </w:rPr>
-        <w:t>Two</w:t>
-      </w:r>
+        <w:t>cube)</w:t>
+      </w:r>
+    </w:p>
+    <w:p>
+      <w:pPr>
+        <w:pStyle w:val="Normal"/>
+        <w:rPr>
+          <w:b w:val="false"/>
+          <w:b w:val="false"/>
+          <w:bCs w:val="false"/>
+          <w:sz w:val="24"/>
+          <w:szCs w:val="24"/>
+          <w:highlight w:val="none"/>
+          <w:shd w:fill="auto" w:val="clear"/>
+        </w:rPr>
+      </w:pPr>
+      <w:r>
+        <w:rPr>
+          <w:rStyle w:val="StrongEmphasis"/>
+          <w:b w:val="false"/>
+          <w:bCs w:val="false"/>
+          <w:sz w:val="24"/>
+          <w:szCs w:val="24"/>
+          <w:shd w:fill="auto" w:val="clear"/>
+          <w:lang w:val="en-US"/>
+        </w:rPr>
+        <w:t>Reached 30cm: 41/100 (41.0%)</w:t>
+      </w:r>
+    </w:p>
+    <w:p>
+      <w:pPr>
+        <w:pStyle w:val="Normal"/>
+        <w:rPr>
+          <w:b w:val="false"/>
+          <w:b w:val="false"/>
+          <w:bCs w:val="false"/>
+          <w:sz w:val="24"/>
+          <w:szCs w:val="24"/>
+          <w:highlight w:val="none"/>
+          <w:shd w:fill="auto" w:val="clear"/>
+        </w:rPr>
+      </w:pPr>
+      <w:r>
+        <w:rPr>
+          <w:rStyle w:val="StrongEmphasis"/>
+          <w:b w:val="false"/>
+          <w:bCs w:val="false"/>
+          <w:sz w:val="24"/>
+          <w:szCs w:val="24"/>
+          <w:shd w:fill="auto" w:val="clear"/>
+          <w:lang w:val="en-US"/>
+        </w:rPr>
+        <w:t>Avg steps-to-30cm over all successes: 59.3</w:t>
+      </w:r>
+    </w:p>
+    <w:p>
+      <w:pPr>
+        <w:pStyle w:val="Normal"/>
+        <w:rPr>
+          <w:b w:val="false"/>
+          <w:b w:val="false"/>
+          <w:bCs w:val="false"/>
+          <w:sz w:val="24"/>
+          <w:szCs w:val="24"/>
+          <w:highlight w:val="none"/>
+          <w:shd w:fill="auto" w:val="clear"/>
+        </w:rPr>
+      </w:pPr>
+      <w:r>
+        <w:rPr>
+          <w:rStyle w:val="StrongEmphasis"/>
+          <w:b w:val="false"/>
+          <w:bCs w:val="false"/>
+          <w:sz w:val="24"/>
+          <w:szCs w:val="24"/>
+          <w:shd w:fill="auto" w:val="clear"/>
+          <w:lang w:val="en-US"/>
+        </w:rPr>
+        <w:t>Mean reward per env (averaged over episodes): 17.255</w:t>
+      </w:r>
+    </w:p>
+    <w:p>
+      <w:pPr>
+        <w:pStyle w:val="Normal"/>
+        <w:rPr>
+          <w:rStyle w:val="StrongEmphasis"/>
+          <w:b w:val="false"/>
+          <w:b w:val="false"/>
+          <w:bCs w:val="false"/>
+          <w:lang w:val="en-US"/>
+        </w:rPr>
+      </w:pPr>
+      <w:r>
+        <w:rPr>
+          <w:b w:val="false"/>
+          <w:bCs w:val="false"/>
+          <w:sz w:val="24"/>
+          <w:szCs w:val="24"/>
+          <w:shd w:fill="auto" w:val="clear"/>
+        </w:rPr>
+      </w:r>
+    </w:p>
+    <w:p>
+      <w:pPr>
+        <w:pStyle w:val="Normal"/>
+        <w:rPr>
+          <w:sz w:val="24"/>
+          <w:szCs w:val="24"/>
+          <w:highlight w:val="none"/>
+          <w:shd w:fill="auto" w:val="clear"/>
+        </w:rPr>
+      </w:pPr>
       <w:r>
         <w:rPr>
           <w:b/>
@@ -2698,7 +2698,7 @@
           <w:shd w:fill="auto" w:val="clear"/>
           <w:lang w:val="en-US"/>
         </w:rPr>
-        <w:t xml:space="preserve"> </w:t>
+        <w:t>Two</w:t>
       </w:r>
       <w:r>
         <w:rPr>
@@ -2709,7 +2709,7 @@
           <w:shd w:fill="auto" w:val="clear"/>
           <w:lang w:val="en-US"/>
         </w:rPr>
-        <w:t>object</w:t>
+        <w:t xml:space="preserve"> </w:t>
       </w:r>
       <w:r>
         <w:rPr>
@@ -2720,7 +2720,7 @@
           <w:shd w:fill="auto" w:val="clear"/>
           <w:lang w:val="en-US"/>
         </w:rPr>
-        <w:t>s</w:t>
+        <w:t>shapes</w:t>
       </w:r>
       <w:r>
         <w:rPr>
@@ -3106,18 +3106,7 @@
           <w:shd w:fill="auto" w:val="clear"/>
           <w:lang w:val="en-US"/>
         </w:rPr>
-        <w:t>object</w:t>
-      </w:r>
-      <w:r>
-        <w:rPr>
-          <w:b/>
-          <w:bCs/>
-          <w:sz w:val="24"/>
-          <w:szCs w:val="24"/>
-          <w:shd w:fill="auto" w:val="clear"/>
-          <w:lang w:val="en-US"/>
-        </w:rPr>
-        <w:t>s</w:t>
+        <w:t>shapes</w:t>
       </w:r>
       <w:r>
         <w:rPr>
@@ -3603,18 +3592,7 @@
           <w:shd w:fill="auto" w:val="clear"/>
           <w:lang w:val="en-US"/>
         </w:rPr>
-        <w:t>object</w:t>
-      </w:r>
-      <w:r>
-        <w:rPr>
-          <w:b/>
-          <w:bCs/>
-          <w:sz w:val="24"/>
-          <w:szCs w:val="24"/>
-          <w:shd w:fill="auto" w:val="clear"/>
-          <w:lang w:val="en-US"/>
-        </w:rPr>
-        <w:t>s</w:t>
+        <w:t>shapes</w:t>
       </w:r>
       <w:r>
         <w:rPr>
@@ -4374,7 +4352,18 @@
           <w:shd w:fill="auto" w:val="clear"/>
           <w:lang w:val="en-US"/>
         </w:rPr>
-        <w:t>12</w:t>
+        <w:t>1</w:t>
+      </w:r>
+      <w:r>
+        <w:rPr>
+          <w:b w:val="false"/>
+          <w:bCs w:val="false"/>
+          <w:sz w:val="24"/>
+          <w:szCs w:val="24"/>
+          <w:shd w:fill="auto" w:val="clear"/>
+          <w:lang w:val="en-US"/>
+        </w:rPr>
+        <w:t>5</w:t>
       </w:r>
       <w:r>
         <w:rPr>
@@ -4518,7 +4507,28 @@
           <w:shd w:fill="auto" w:val="clear"/>
           <w:lang w:val="en-US"/>
         </w:rPr>
-        <w:t>cube)</w:t>
+        <w:t xml:space="preserve">cube, </w:t>
+      </w:r>
+      <w:r>
+        <w:rPr>
+          <w:rStyle w:val="StrongEmphasis"/>
+          <w:sz w:val="24"/>
+          <w:szCs w:val="24"/>
+          <w:shd w:fill="auto" w:val="clear"/>
+          <w:lang w:val="en-US"/>
+        </w:rPr>
+        <w:t>steady 1 kHz tone</w:t>
+      </w:r>
+      <w:r>
+        <w:rPr>
+          <w:b/>
+          <w:bCs/>
+          <w:sz w:val="24"/>
+          <w:szCs w:val="24"/>
+          <w:shd w:fill="auto" w:val="clear"/>
+          <w:lang w:val="en-US"/>
+        </w:rPr>
+        <w:t>)</w:t>
       </w:r>
     </w:p>
     <w:p>
@@ -4544,7 +4554,7 @@
           <w:shd w:fill="auto" w:val="clear"/>
           <w:lang w:val="en-US"/>
         </w:rPr>
-        <w:t>Reached 30cm: 41/100 (41.0%)</w:t>
+        <w:t>Reached 30cm: 29/100 (29.0%)</w:t>
       </w:r>
     </w:p>
     <w:p>
@@ -4570,7 +4580,7 @@
           <w:shd w:fill="auto" w:val="clear"/>
           <w:lang w:val="en-US"/>
         </w:rPr>
-        <w:t>Avg steps-to-30cm over all successes: 59.3</w:t>
+        <w:t>Avg steps-to-30cm over successes: 48.9</w:t>
       </w:r>
     </w:p>
     <w:p>
@@ -4596,7 +4606,1621 @@
           <w:shd w:fill="auto" w:val="clear"/>
           <w:lang w:val="en-US"/>
         </w:rPr>
-        <w:t>Mean reward per env (averaged over episodes): 17.255</w:t>
+        <w:t>Mean reward per env (avg over episodes): 13.672</w:t>
+      </w:r>
+    </w:p>
+    <w:p>
+      <w:pPr>
+        <w:pStyle w:val="TextBody"/>
+        <w:rPr>
+          <w:rStyle w:val="StrongEmphasis"/>
+          <w:b w:val="false"/>
+          <w:b w:val="false"/>
+          <w:bCs w:val="false"/>
+          <w:sz w:val="20"/>
+          <w:szCs w:val="20"/>
+          <w:lang w:val="en-US"/>
+        </w:rPr>
+      </w:pPr>
+      <w:r>
+        <w:rPr>
+          <w:b w:val="false"/>
+          <w:bCs w:val="false"/>
+          <w:sz w:val="20"/>
+          <w:szCs w:val="20"/>
+          <w:shd w:fill="auto" w:val="clear"/>
+        </w:rPr>
+      </w:r>
+    </w:p>
+    <w:p>
+      <w:pPr>
+        <w:pStyle w:val="TextBody"/>
+        <w:rPr>
+          <w:rStyle w:val="StrongEmphasis"/>
+          <w:b w:val="false"/>
+          <w:b w:val="false"/>
+          <w:bCs w:val="false"/>
+          <w:sz w:val="20"/>
+          <w:szCs w:val="20"/>
+          <w:lang w:val="en-US"/>
+        </w:rPr>
+      </w:pPr>
+      <w:r>
+        <w:rPr>
+          <w:b w:val="false"/>
+          <w:bCs w:val="false"/>
+          <w:sz w:val="20"/>
+          <w:szCs w:val="20"/>
+          <w:shd w:fill="auto" w:val="clear"/>
+        </w:rPr>
+      </w:r>
+    </w:p>
+    <w:p>
+      <w:pPr>
+        <w:pStyle w:val="Normal"/>
+        <w:rPr>
+          <w:sz w:val="24"/>
+          <w:szCs w:val="24"/>
+          <w:highlight w:val="none"/>
+          <w:shd w:fill="auto" w:val="clear"/>
+        </w:rPr>
+      </w:pPr>
+      <w:r>
+        <w:rPr>
+          <w:b/>
+          <w:bCs/>
+          <w:sz w:val="24"/>
+          <w:szCs w:val="24"/>
+          <w:shd w:fill="auto" w:val="clear"/>
+          <w:lang w:val="en-US"/>
+        </w:rPr>
+        <w:t>T</w:t>
+      </w:r>
+      <w:r>
+        <w:rPr>
+          <w:b/>
+          <w:bCs/>
+          <w:sz w:val="24"/>
+          <w:szCs w:val="24"/>
+          <w:shd w:fill="auto" w:val="clear"/>
+          <w:lang w:val="en-US"/>
+        </w:rPr>
+        <w:t>wo</w:t>
+      </w:r>
+      <w:r>
+        <w:rPr>
+          <w:b/>
+          <w:bCs/>
+          <w:sz w:val="24"/>
+          <w:szCs w:val="24"/>
+          <w:shd w:fill="auto" w:val="clear"/>
+          <w:lang w:val="en-US"/>
+        </w:rPr>
+        <w:t xml:space="preserve"> </w:t>
+      </w:r>
+      <w:r>
+        <w:rPr>
+          <w:b/>
+          <w:bCs/>
+          <w:sz w:val="24"/>
+          <w:szCs w:val="24"/>
+          <w:shd w:fill="auto" w:val="clear"/>
+          <w:lang w:val="en-US"/>
+        </w:rPr>
+        <w:t>object</w:t>
+      </w:r>
+      <w:r>
+        <w:rPr>
+          <w:b/>
+          <w:bCs/>
+          <w:sz w:val="24"/>
+          <w:szCs w:val="24"/>
+          <w:shd w:fill="auto" w:val="clear"/>
+          <w:lang w:val="en-US"/>
+        </w:rPr>
+        <w:t>s</w:t>
+      </w:r>
+      <w:r>
+        <w:rPr>
+          <w:b/>
+          <w:bCs/>
+          <w:sz w:val="24"/>
+          <w:szCs w:val="24"/>
+          <w:shd w:fill="auto" w:val="clear"/>
+          <w:lang w:val="en-US"/>
+        </w:rPr>
+        <w:t xml:space="preserve"> </w:t>
+        <w:br/>
+      </w:r>
+      <w:r>
+        <w:rPr>
+          <w:b/>
+          <w:bCs/>
+          <w:sz w:val="24"/>
+          <w:szCs w:val="24"/>
+          <w:shd w:fill="auto" w:val="clear"/>
+          <w:lang w:val="en-US"/>
+        </w:rPr>
+        <w:t>(Episodes 6)</w:t>
+      </w:r>
+    </w:p>
+    <w:p>
+      <w:pPr>
+        <w:pStyle w:val="TextBody"/>
+        <w:rPr/>
+      </w:pPr>
+      <w:r>
+        <w:rPr>
+          <w:rStyle w:val="StrongEmphasis"/>
+          <w:b w:val="false"/>
+          <w:bCs w:val="false"/>
+          <w:sz w:val="24"/>
+          <w:szCs w:val="24"/>
+          <w:shd w:fill="auto" w:val="clear"/>
+          <w:lang w:val="en-US"/>
+        </w:rPr>
+        <w:t>Reached 30cm: 27/100 (27.0%)</w:t>
+      </w:r>
+    </w:p>
+    <w:p>
+      <w:pPr>
+        <w:pStyle w:val="TextBody"/>
+        <w:rPr/>
+      </w:pPr>
+      <w:r>
+        <w:rPr>
+          <w:rStyle w:val="StrongEmphasis"/>
+          <w:b w:val="false"/>
+          <w:bCs w:val="false"/>
+        </w:rPr>
+        <w:t>Avg steps-to-30cm (success only)</w:t>
+      </w:r>
+      <w:r>
+        <w:rPr>
+          <w:b w:val="false"/>
+          <w:bCs w:val="false"/>
+        </w:rPr>
+        <w:t>: 73.9</w:t>
+      </w:r>
+    </w:p>
+    <w:p>
+      <w:pPr>
+        <w:pStyle w:val="TextBody"/>
+        <w:rPr/>
+      </w:pPr>
+      <w:r>
+        <w:rPr>
+          <w:rStyle w:val="StrongEmphasis"/>
+          <w:b w:val="false"/>
+          <w:bCs w:val="false"/>
+        </w:rPr>
+        <w:t>Mean reward per env</w:t>
+      </w:r>
+      <w:r>
+        <w:rPr>
+          <w:b w:val="false"/>
+          <w:bCs w:val="false"/>
+        </w:rPr>
+        <w:t>: 12.66</w:t>
+      </w:r>
+    </w:p>
+    <w:p>
+      <w:pPr>
+        <w:pStyle w:val="TextBody"/>
+        <w:rPr>
+          <w:b w:val="false"/>
+          <w:b w:val="false"/>
+          <w:bCs w:val="false"/>
+          <w:sz w:val="24"/>
+          <w:szCs w:val="24"/>
+          <w:highlight w:val="none"/>
+          <w:shd w:fill="auto" w:val="clear"/>
+        </w:rPr>
+      </w:pPr>
+      <w:r>
+        <w:rPr>
+          <w:rStyle w:val="StrongEmphasis"/>
+          <w:sz w:val="20"/>
+          <w:szCs w:val="20"/>
+          <w:shd w:fill="auto" w:val="clear"/>
+          <w:lang w:val="en-US"/>
+        </w:rPr>
+        <w:t xml:space="preserve">Cube, </w:t>
+      </w:r>
+      <w:r>
+        <w:rPr>
+          <w:rStyle w:val="StrongEmphasis"/>
+          <w:sz w:val="20"/>
+          <w:szCs w:val="20"/>
+          <w:shd w:fill="auto" w:val="clear"/>
+          <w:lang w:val="en-US"/>
+        </w:rPr>
+        <w:t>steady tone</w:t>
+      </w:r>
+    </w:p>
+    <w:p>
+      <w:pPr>
+        <w:pStyle w:val="TextBody"/>
+        <w:numPr>
+          <w:ilvl w:val="0"/>
+          <w:numId w:val="12"/>
+        </w:numPr>
+        <w:tabs>
+          <w:tab w:val="clear" w:pos="708"/>
+          <w:tab w:val="left" w:pos="0" w:leader="none"/>
+        </w:tabs>
+        <w:ind w:left="709" w:hanging="283"/>
+        <w:rPr>
+          <w:sz w:val="20"/>
+          <w:szCs w:val="20"/>
+        </w:rPr>
+      </w:pPr>
+      <w:r>
+        <w:rPr>
+          <w:sz w:val="20"/>
+          <w:szCs w:val="20"/>
+        </w:rPr>
+        <w:t>Episodes: ~70</w:t>
+      </w:r>
+    </w:p>
+    <w:p>
+      <w:pPr>
+        <w:pStyle w:val="TextBody"/>
+        <w:numPr>
+          <w:ilvl w:val="0"/>
+          <w:numId w:val="12"/>
+        </w:numPr>
+        <w:tabs>
+          <w:tab w:val="clear" w:pos="708"/>
+          <w:tab w:val="left" w:pos="0" w:leader="none"/>
+        </w:tabs>
+        <w:ind w:left="709" w:hanging="283"/>
+        <w:rPr>
+          <w:sz w:val="20"/>
+          <w:szCs w:val="20"/>
+        </w:rPr>
+      </w:pPr>
+      <w:r>
+        <w:rPr>
+          <w:sz w:val="20"/>
+          <w:szCs w:val="20"/>
+        </w:rPr>
+        <w:t>Successes: 20 / 70 → 28.6%</w:t>
+      </w:r>
+    </w:p>
+    <w:p>
+      <w:pPr>
+        <w:pStyle w:val="TextBody"/>
+        <w:numPr>
+          <w:ilvl w:val="0"/>
+          <w:numId w:val="12"/>
+        </w:numPr>
+        <w:tabs>
+          <w:tab w:val="clear" w:pos="708"/>
+          <w:tab w:val="left" w:pos="0" w:leader="none"/>
+        </w:tabs>
+        <w:ind w:left="709" w:hanging="283"/>
+        <w:rPr>
+          <w:sz w:val="20"/>
+          <w:szCs w:val="20"/>
+        </w:rPr>
+      </w:pPr>
+      <w:r>
+        <w:rPr>
+          <w:sz w:val="20"/>
+          <w:szCs w:val="20"/>
+        </w:rPr>
+        <w:t>Avg steps-to-30cm (successful only): ~71</w:t>
+      </w:r>
+    </w:p>
+    <w:p>
+      <w:pPr>
+        <w:pStyle w:val="TextBody"/>
+        <w:numPr>
+          <w:ilvl w:val="0"/>
+          <w:numId w:val="12"/>
+        </w:numPr>
+        <w:tabs>
+          <w:tab w:val="clear" w:pos="708"/>
+          <w:tab w:val="left" w:pos="0" w:leader="none"/>
+        </w:tabs>
+        <w:ind w:left="709" w:hanging="283"/>
+        <w:rPr>
+          <w:sz w:val="20"/>
+          <w:szCs w:val="20"/>
+        </w:rPr>
+      </w:pPr>
+      <w:r>
+        <w:rPr>
+          <w:sz w:val="20"/>
+          <w:szCs w:val="20"/>
+        </w:rPr>
+        <w:t>Mean reward: ~13.2</w:t>
+      </w:r>
+    </w:p>
+    <w:p>
+      <w:pPr>
+        <w:pStyle w:val="TextBody"/>
+        <w:rPr/>
+      </w:pPr>
+      <w:r>
+        <w:rPr>
+          <w:rStyle w:val="StrongEmphasis"/>
+          <w:sz w:val="20"/>
+          <w:szCs w:val="20"/>
+        </w:rPr>
+        <w:t>Sphere, sweeping chirp 600→2400 Hz</w:t>
+      </w:r>
+    </w:p>
+    <w:p>
+      <w:pPr>
+        <w:pStyle w:val="TextBody"/>
+        <w:numPr>
+          <w:ilvl w:val="0"/>
+          <w:numId w:val="21"/>
+        </w:numPr>
+        <w:tabs>
+          <w:tab w:val="clear" w:pos="708"/>
+          <w:tab w:val="left" w:pos="0" w:leader="none"/>
+        </w:tabs>
+        <w:ind w:left="709" w:hanging="283"/>
+        <w:rPr>
+          <w:sz w:val="20"/>
+          <w:szCs w:val="20"/>
+        </w:rPr>
+      </w:pPr>
+      <w:r>
+        <w:rPr>
+          <w:sz w:val="20"/>
+          <w:szCs w:val="20"/>
+        </w:rPr>
+        <w:t>Episodes: ~30</w:t>
+      </w:r>
+    </w:p>
+    <w:p>
+      <w:pPr>
+        <w:pStyle w:val="TextBody"/>
+        <w:numPr>
+          <w:ilvl w:val="0"/>
+          <w:numId w:val="21"/>
+        </w:numPr>
+        <w:tabs>
+          <w:tab w:val="clear" w:pos="708"/>
+          <w:tab w:val="left" w:pos="0" w:leader="none"/>
+        </w:tabs>
+        <w:ind w:left="709" w:hanging="283"/>
+        <w:rPr>
+          <w:sz w:val="20"/>
+          <w:szCs w:val="20"/>
+        </w:rPr>
+      </w:pPr>
+      <w:r>
+        <w:rPr>
+          <w:sz w:val="20"/>
+          <w:szCs w:val="20"/>
+        </w:rPr>
+        <w:t>Successes: 7 / 30 → 23.3%</w:t>
+      </w:r>
+    </w:p>
+    <w:p>
+      <w:pPr>
+        <w:pStyle w:val="TextBody"/>
+        <w:numPr>
+          <w:ilvl w:val="0"/>
+          <w:numId w:val="21"/>
+        </w:numPr>
+        <w:tabs>
+          <w:tab w:val="clear" w:pos="708"/>
+          <w:tab w:val="left" w:pos="0" w:leader="none"/>
+        </w:tabs>
+        <w:ind w:left="709" w:hanging="283"/>
+        <w:rPr>
+          <w:sz w:val="20"/>
+          <w:szCs w:val="20"/>
+        </w:rPr>
+      </w:pPr>
+      <w:r>
+        <w:rPr>
+          <w:sz w:val="20"/>
+          <w:szCs w:val="20"/>
+        </w:rPr>
+        <w:t>Avg steps-to-30cm (successful only): ~82</w:t>
+      </w:r>
+    </w:p>
+    <w:p>
+      <w:pPr>
+        <w:pStyle w:val="TextBody"/>
+        <w:numPr>
+          <w:ilvl w:val="0"/>
+          <w:numId w:val="21"/>
+        </w:numPr>
+        <w:tabs>
+          <w:tab w:val="clear" w:pos="708"/>
+          <w:tab w:val="left" w:pos="0" w:leader="none"/>
+        </w:tabs>
+        <w:ind w:left="709" w:hanging="283"/>
+        <w:rPr>
+          <w:sz w:val="20"/>
+          <w:szCs w:val="20"/>
+        </w:rPr>
+      </w:pPr>
+      <w:r>
+        <w:rPr>
+          <w:sz w:val="20"/>
+          <w:szCs w:val="20"/>
+        </w:rPr>
+        <w:t>Mean reward: ~11.2</w:t>
+      </w:r>
+    </w:p>
+    <w:p>
+      <w:pPr>
+        <w:pStyle w:val="Normal"/>
+        <w:rPr>
+          <w:rStyle w:val="StrongEmphasis"/>
+          <w:b w:val="false"/>
+          <w:b w:val="false"/>
+          <w:bCs w:val="false"/>
+          <w:lang w:val="en-US"/>
+        </w:rPr>
+      </w:pPr>
+      <w:r>
+        <w:rPr>
+          <w:b w:val="false"/>
+          <w:bCs w:val="false"/>
+          <w:sz w:val="24"/>
+          <w:szCs w:val="24"/>
+          <w:shd w:fill="auto" w:val="clear"/>
+        </w:rPr>
+      </w:r>
+    </w:p>
+    <w:p>
+      <w:pPr>
+        <w:pStyle w:val="Normal"/>
+        <w:rPr>
+          <w:sz w:val="24"/>
+          <w:szCs w:val="24"/>
+          <w:highlight w:val="none"/>
+          <w:shd w:fill="auto" w:val="clear"/>
+        </w:rPr>
+      </w:pPr>
+      <w:r>
+        <w:rPr>
+          <w:b/>
+          <w:bCs/>
+          <w:sz w:val="24"/>
+          <w:szCs w:val="24"/>
+          <w:shd w:fill="auto" w:val="clear"/>
+          <w:lang w:val="en-US"/>
+        </w:rPr>
+        <w:t>Three</w:t>
+      </w:r>
+      <w:r>
+        <w:rPr>
+          <w:b/>
+          <w:bCs/>
+          <w:sz w:val="24"/>
+          <w:szCs w:val="24"/>
+          <w:shd w:fill="auto" w:val="clear"/>
+          <w:lang w:val="en-US"/>
+        </w:rPr>
+        <w:t xml:space="preserve"> </w:t>
+      </w:r>
+      <w:r>
+        <w:rPr>
+          <w:b/>
+          <w:bCs/>
+          <w:sz w:val="24"/>
+          <w:szCs w:val="24"/>
+          <w:shd w:fill="auto" w:val="clear"/>
+          <w:lang w:val="en-US"/>
+        </w:rPr>
+        <w:t>object</w:t>
+      </w:r>
+      <w:r>
+        <w:rPr>
+          <w:b/>
+          <w:bCs/>
+          <w:sz w:val="24"/>
+          <w:szCs w:val="24"/>
+          <w:shd w:fill="auto" w:val="clear"/>
+          <w:lang w:val="en-US"/>
+        </w:rPr>
+        <w:t>s</w:t>
+      </w:r>
+      <w:r>
+        <w:rPr>
+          <w:b/>
+          <w:bCs/>
+          <w:sz w:val="24"/>
+          <w:szCs w:val="24"/>
+          <w:shd w:fill="auto" w:val="clear"/>
+          <w:lang w:val="en-US"/>
+        </w:rPr>
+        <w:t xml:space="preserve"> </w:t>
+      </w:r>
+    </w:p>
+    <w:p>
+      <w:pPr>
+        <w:pStyle w:val="TextBody"/>
+        <w:rPr/>
+      </w:pPr>
+      <w:r>
+        <w:rPr>
+          <w:rStyle w:val="StrongEmphasis"/>
+          <w:b w:val="false"/>
+          <w:bCs w:val="false"/>
+          <w:sz w:val="24"/>
+          <w:szCs w:val="24"/>
+          <w:shd w:fill="auto" w:val="clear"/>
+          <w:lang w:val="en-US"/>
+        </w:rPr>
+        <w:t xml:space="preserve">Reached 30cm: 28/100 (28.0%) </w:t>
+      </w:r>
+    </w:p>
+    <w:p>
+      <w:pPr>
+        <w:pStyle w:val="TextBody"/>
+        <w:rPr/>
+      </w:pPr>
+      <w:r>
+        <w:rPr>
+          <w:rStyle w:val="StrongEmphasis"/>
+          <w:b w:val="false"/>
+          <w:bCs w:val="false"/>
+          <w:sz w:val="24"/>
+          <w:szCs w:val="24"/>
+          <w:shd w:fill="auto" w:val="clear"/>
+          <w:lang w:val="en-US"/>
+        </w:rPr>
+        <w:t xml:space="preserve">Avg steps-to-30cm over all successes: 43.1 </w:t>
+      </w:r>
+    </w:p>
+    <w:p>
+      <w:pPr>
+        <w:pStyle w:val="TextBody"/>
+        <w:rPr/>
+      </w:pPr>
+      <w:r>
+        <w:rPr>
+          <w:rStyle w:val="StrongEmphasis"/>
+          <w:b w:val="false"/>
+          <w:bCs w:val="false"/>
+          <w:sz w:val="24"/>
+          <w:szCs w:val="24"/>
+          <w:shd w:fill="auto" w:val="clear"/>
+          <w:lang w:val="en-US"/>
+        </w:rPr>
+        <w:t>Mean reward per env (averaged over episodes): 14.360</w:t>
+      </w:r>
+    </w:p>
+    <w:p>
+      <w:pPr>
+        <w:pStyle w:val="TextBody"/>
+        <w:rPr>
+          <w:b w:val="false"/>
+          <w:b w:val="false"/>
+          <w:bCs w:val="false"/>
+          <w:sz w:val="24"/>
+          <w:szCs w:val="24"/>
+          <w:highlight w:val="none"/>
+          <w:shd w:fill="auto" w:val="clear"/>
+        </w:rPr>
+      </w:pPr>
+      <w:r>
+        <w:rPr>
+          <w:rStyle w:val="StrongEmphasis"/>
+          <w:sz w:val="20"/>
+          <w:szCs w:val="20"/>
+          <w:shd w:fill="auto" w:val="clear"/>
+          <w:lang w:val="en-US"/>
+        </w:rPr>
+        <w:t>Cube</w:t>
+      </w:r>
+    </w:p>
+    <w:p>
+      <w:pPr>
+        <w:pStyle w:val="TextBody"/>
+        <w:numPr>
+          <w:ilvl w:val="0"/>
+          <w:numId w:val="22"/>
+        </w:numPr>
+        <w:tabs>
+          <w:tab w:val="clear" w:pos="708"/>
+          <w:tab w:val="left" w:pos="0" w:leader="none"/>
+        </w:tabs>
+        <w:ind w:left="709" w:hanging="283"/>
+        <w:rPr>
+          <w:sz w:val="20"/>
+          <w:szCs w:val="20"/>
+        </w:rPr>
+      </w:pPr>
+      <w:r>
+        <w:rPr>
+          <w:sz w:val="20"/>
+          <w:szCs w:val="20"/>
+        </w:rPr>
+        <w:t>Episodes: ~33</w:t>
+      </w:r>
+    </w:p>
+    <w:p>
+      <w:pPr>
+        <w:pStyle w:val="TextBody"/>
+        <w:numPr>
+          <w:ilvl w:val="0"/>
+          <w:numId w:val="22"/>
+        </w:numPr>
+        <w:tabs>
+          <w:tab w:val="clear" w:pos="708"/>
+          <w:tab w:val="left" w:pos="0" w:leader="none"/>
+        </w:tabs>
+        <w:ind w:left="709" w:hanging="283"/>
+        <w:rPr>
+          <w:sz w:val="20"/>
+          <w:szCs w:val="20"/>
+        </w:rPr>
+      </w:pPr>
+      <w:r>
+        <w:rPr>
+          <w:sz w:val="20"/>
+          <w:szCs w:val="20"/>
+        </w:rPr>
+        <w:t>Successes: 10 / 33 → 30.3%</w:t>
+      </w:r>
+    </w:p>
+    <w:p>
+      <w:pPr>
+        <w:pStyle w:val="TextBody"/>
+        <w:numPr>
+          <w:ilvl w:val="0"/>
+          <w:numId w:val="22"/>
+        </w:numPr>
+        <w:tabs>
+          <w:tab w:val="clear" w:pos="708"/>
+          <w:tab w:val="left" w:pos="0" w:leader="none"/>
+        </w:tabs>
+        <w:ind w:left="709" w:hanging="283"/>
+        <w:rPr>
+          <w:sz w:val="20"/>
+          <w:szCs w:val="20"/>
+        </w:rPr>
+      </w:pPr>
+      <w:r>
+        <w:rPr>
+          <w:sz w:val="20"/>
+          <w:szCs w:val="20"/>
+        </w:rPr>
+        <w:t>Avg steps-to-30cm (successful only): ~51</w:t>
+      </w:r>
+    </w:p>
+    <w:p>
+      <w:pPr>
+        <w:pStyle w:val="TextBody"/>
+        <w:numPr>
+          <w:ilvl w:val="0"/>
+          <w:numId w:val="22"/>
+        </w:numPr>
+        <w:tabs>
+          <w:tab w:val="clear" w:pos="708"/>
+          <w:tab w:val="left" w:pos="0" w:leader="none"/>
+        </w:tabs>
+        <w:ind w:left="709" w:hanging="283"/>
+        <w:rPr>
+          <w:sz w:val="20"/>
+          <w:szCs w:val="20"/>
+        </w:rPr>
+      </w:pPr>
+      <w:r>
+        <w:rPr>
+          <w:sz w:val="20"/>
+          <w:szCs w:val="20"/>
+        </w:rPr>
+        <w:t>Mean reward: ~15.2</w:t>
+      </w:r>
+    </w:p>
+    <w:p>
+      <w:pPr>
+        <w:pStyle w:val="TextBody"/>
+        <w:rPr/>
+      </w:pPr>
+      <w:r>
+        <w:rPr>
+          <w:rStyle w:val="StrongEmphasis"/>
+          <w:sz w:val="20"/>
+          <w:szCs w:val="20"/>
+        </w:rPr>
+        <w:t>Sphere</w:t>
+      </w:r>
+    </w:p>
+    <w:p>
+      <w:pPr>
+        <w:pStyle w:val="TextBody"/>
+        <w:numPr>
+          <w:ilvl w:val="0"/>
+          <w:numId w:val="23"/>
+        </w:numPr>
+        <w:tabs>
+          <w:tab w:val="clear" w:pos="708"/>
+          <w:tab w:val="left" w:pos="0" w:leader="none"/>
+        </w:tabs>
+        <w:ind w:left="709" w:hanging="283"/>
+        <w:rPr>
+          <w:sz w:val="20"/>
+          <w:szCs w:val="20"/>
+        </w:rPr>
+      </w:pPr>
+      <w:r>
+        <w:rPr>
+          <w:sz w:val="20"/>
+          <w:szCs w:val="20"/>
+        </w:rPr>
+        <w:t>Episodes: ~33</w:t>
+      </w:r>
+    </w:p>
+    <w:p>
+      <w:pPr>
+        <w:pStyle w:val="TextBody"/>
+        <w:numPr>
+          <w:ilvl w:val="0"/>
+          <w:numId w:val="23"/>
+        </w:numPr>
+        <w:tabs>
+          <w:tab w:val="clear" w:pos="708"/>
+          <w:tab w:val="left" w:pos="0" w:leader="none"/>
+        </w:tabs>
+        <w:ind w:left="709" w:hanging="283"/>
+        <w:rPr>
+          <w:sz w:val="20"/>
+          <w:szCs w:val="20"/>
+        </w:rPr>
+      </w:pPr>
+      <w:r>
+        <w:rPr>
+          <w:sz w:val="20"/>
+          <w:szCs w:val="20"/>
+        </w:rPr>
+        <w:t>Successes: 6 / 33 → 18.2%</w:t>
+      </w:r>
+    </w:p>
+    <w:p>
+      <w:pPr>
+        <w:pStyle w:val="TextBody"/>
+        <w:numPr>
+          <w:ilvl w:val="0"/>
+          <w:numId w:val="23"/>
+        </w:numPr>
+        <w:tabs>
+          <w:tab w:val="clear" w:pos="708"/>
+          <w:tab w:val="left" w:pos="0" w:leader="none"/>
+        </w:tabs>
+        <w:ind w:left="709" w:hanging="283"/>
+        <w:rPr>
+          <w:sz w:val="20"/>
+          <w:szCs w:val="20"/>
+        </w:rPr>
+      </w:pPr>
+      <w:r>
+        <w:rPr>
+          <w:sz w:val="20"/>
+          <w:szCs w:val="20"/>
+        </w:rPr>
+        <w:t>Avg steps-to-30cm (successful only): ~38</w:t>
+      </w:r>
+    </w:p>
+    <w:p>
+      <w:pPr>
+        <w:pStyle w:val="TextBody"/>
+        <w:numPr>
+          <w:ilvl w:val="0"/>
+          <w:numId w:val="23"/>
+        </w:numPr>
+        <w:tabs>
+          <w:tab w:val="clear" w:pos="708"/>
+          <w:tab w:val="left" w:pos="0" w:leader="none"/>
+        </w:tabs>
+        <w:ind w:left="709" w:hanging="283"/>
+        <w:rPr>
+          <w:sz w:val="20"/>
+          <w:szCs w:val="20"/>
+        </w:rPr>
+      </w:pPr>
+      <w:r>
+        <w:rPr>
+          <w:sz w:val="20"/>
+          <w:szCs w:val="20"/>
+        </w:rPr>
+        <w:t>Mean reward: ~12.0</w:t>
+      </w:r>
+    </w:p>
+    <w:p>
+      <w:pPr>
+        <w:pStyle w:val="TextBody"/>
+        <w:rPr/>
+      </w:pPr>
+      <w:r>
+        <w:rPr>
+          <w:rStyle w:val="StrongEmphasis"/>
+          <w:sz w:val="20"/>
+          <w:szCs w:val="20"/>
+        </w:rPr>
+        <w:t>Bunny, 1.5 kHz tone with 8 Hz tremolo</w:t>
+      </w:r>
+    </w:p>
+    <w:p>
+      <w:pPr>
+        <w:pStyle w:val="TextBody"/>
+        <w:numPr>
+          <w:ilvl w:val="0"/>
+          <w:numId w:val="24"/>
+        </w:numPr>
+        <w:tabs>
+          <w:tab w:val="clear" w:pos="708"/>
+          <w:tab w:val="left" w:pos="0" w:leader="none"/>
+        </w:tabs>
+        <w:ind w:left="709" w:hanging="283"/>
+        <w:rPr>
+          <w:sz w:val="20"/>
+          <w:szCs w:val="20"/>
+        </w:rPr>
+      </w:pPr>
+      <w:r>
+        <w:rPr>
+          <w:sz w:val="20"/>
+          <w:szCs w:val="20"/>
+        </w:rPr>
+        <w:t>Episodes: ~34</w:t>
+      </w:r>
+    </w:p>
+    <w:p>
+      <w:pPr>
+        <w:pStyle w:val="TextBody"/>
+        <w:numPr>
+          <w:ilvl w:val="0"/>
+          <w:numId w:val="24"/>
+        </w:numPr>
+        <w:tabs>
+          <w:tab w:val="clear" w:pos="708"/>
+          <w:tab w:val="left" w:pos="0" w:leader="none"/>
+        </w:tabs>
+        <w:ind w:left="709" w:hanging="283"/>
+        <w:rPr>
+          <w:sz w:val="20"/>
+          <w:szCs w:val="20"/>
+        </w:rPr>
+      </w:pPr>
+      <w:r>
+        <w:rPr>
+          <w:sz w:val="20"/>
+          <w:szCs w:val="20"/>
+        </w:rPr>
+        <w:t>Successes: 12 / 34 → 35.3%</w:t>
+      </w:r>
+    </w:p>
+    <w:p>
+      <w:pPr>
+        <w:pStyle w:val="TextBody"/>
+        <w:numPr>
+          <w:ilvl w:val="0"/>
+          <w:numId w:val="24"/>
+        </w:numPr>
+        <w:tabs>
+          <w:tab w:val="clear" w:pos="708"/>
+          <w:tab w:val="left" w:pos="0" w:leader="none"/>
+        </w:tabs>
+        <w:ind w:left="709" w:hanging="283"/>
+        <w:rPr>
+          <w:sz w:val="20"/>
+          <w:szCs w:val="20"/>
+        </w:rPr>
+      </w:pPr>
+      <w:r>
+        <w:rPr>
+          <w:sz w:val="20"/>
+          <w:szCs w:val="20"/>
+        </w:rPr>
+        <w:t>Avg steps-to-30cm (successful only): ~39</w:t>
+      </w:r>
+    </w:p>
+    <w:p>
+      <w:pPr>
+        <w:pStyle w:val="TextBody"/>
+        <w:numPr>
+          <w:ilvl w:val="0"/>
+          <w:numId w:val="24"/>
+        </w:numPr>
+        <w:tabs>
+          <w:tab w:val="clear" w:pos="708"/>
+          <w:tab w:val="left" w:pos="0" w:leader="none"/>
+        </w:tabs>
+        <w:ind w:left="709" w:hanging="283"/>
+        <w:rPr>
+          <w:sz w:val="20"/>
+          <w:szCs w:val="20"/>
+        </w:rPr>
+      </w:pPr>
+      <w:r>
+        <w:rPr>
+          <w:sz w:val="20"/>
+          <w:szCs w:val="20"/>
+        </w:rPr>
+        <w:t>Mean reward: ~15.8</w:t>
+      </w:r>
+    </w:p>
+    <w:p>
+      <w:pPr>
+        <w:pStyle w:val="TextBody"/>
+        <w:rPr>
+          <w:rStyle w:val="StrongEmphasis"/>
+          <w:b w:val="false"/>
+          <w:b w:val="false"/>
+          <w:bCs w:val="false"/>
+          <w:sz w:val="24"/>
+          <w:szCs w:val="24"/>
+          <w:highlight w:val="none"/>
+          <w:shd w:fill="auto" w:val="clear"/>
+          <w:lang w:val="en-US"/>
+        </w:rPr>
+      </w:pPr>
+      <w:r>
+        <w:rPr>
+          <w:b w:val="false"/>
+          <w:bCs w:val="false"/>
+          <w:sz w:val="24"/>
+          <w:szCs w:val="24"/>
+          <w:shd w:fill="auto" w:val="clear"/>
+        </w:rPr>
+      </w:r>
+    </w:p>
+    <w:p>
+      <w:pPr>
+        <w:pStyle w:val="Normal"/>
+        <w:rPr>
+          <w:sz w:val="24"/>
+          <w:szCs w:val="24"/>
+          <w:highlight w:val="none"/>
+          <w:shd w:fill="auto" w:val="clear"/>
+        </w:rPr>
+      </w:pPr>
+      <w:r>
+        <w:rPr>
+          <w:b/>
+          <w:bCs/>
+          <w:sz w:val="24"/>
+          <w:szCs w:val="24"/>
+          <w:shd w:fill="auto" w:val="clear"/>
+          <w:lang w:val="en-US"/>
+        </w:rPr>
+        <w:t>Four</w:t>
+      </w:r>
+      <w:r>
+        <w:rPr>
+          <w:b/>
+          <w:bCs/>
+          <w:sz w:val="24"/>
+          <w:szCs w:val="24"/>
+          <w:shd w:fill="auto" w:val="clear"/>
+          <w:lang w:val="en-US"/>
+        </w:rPr>
+        <w:t xml:space="preserve"> </w:t>
+      </w:r>
+      <w:r>
+        <w:rPr>
+          <w:b/>
+          <w:bCs/>
+          <w:sz w:val="24"/>
+          <w:szCs w:val="24"/>
+          <w:shd w:fill="auto" w:val="clear"/>
+          <w:lang w:val="en-US"/>
+        </w:rPr>
+        <w:t>object</w:t>
+      </w:r>
+      <w:r>
+        <w:rPr>
+          <w:b/>
+          <w:bCs/>
+          <w:sz w:val="24"/>
+          <w:szCs w:val="24"/>
+          <w:shd w:fill="auto" w:val="clear"/>
+          <w:lang w:val="en-US"/>
+        </w:rPr>
+        <w:t>s</w:t>
+      </w:r>
+      <w:r>
+        <w:rPr>
+          <w:b/>
+          <w:bCs/>
+          <w:sz w:val="24"/>
+          <w:szCs w:val="24"/>
+          <w:shd w:fill="auto" w:val="clear"/>
+          <w:lang w:val="en-US"/>
+        </w:rPr>
+        <w:t xml:space="preserve"> </w:t>
+      </w:r>
+    </w:p>
+    <w:p>
+      <w:pPr>
+        <w:pStyle w:val="TextBody"/>
+        <w:rPr/>
+      </w:pPr>
+      <w:r>
+        <w:rPr>
+          <w:rStyle w:val="StrongEmphasis"/>
+          <w:b w:val="false"/>
+          <w:bCs w:val="false"/>
+          <w:sz w:val="24"/>
+          <w:szCs w:val="24"/>
+          <w:shd w:fill="auto" w:val="clear"/>
+          <w:lang w:val="en-US"/>
+        </w:rPr>
+        <w:t>Reached 30cm: 57/100 (57.0%)</w:t>
+      </w:r>
+    </w:p>
+    <w:p>
+      <w:pPr>
+        <w:pStyle w:val="TextBody"/>
+        <w:rPr/>
+      </w:pPr>
+      <w:r>
+        <w:rPr>
+          <w:rStyle w:val="StrongEmphasis"/>
+          <w:b w:val="false"/>
+          <w:bCs w:val="false"/>
+          <w:sz w:val="24"/>
+          <w:szCs w:val="24"/>
+          <w:shd w:fill="auto" w:val="clear"/>
+          <w:lang w:val="en-US"/>
+        </w:rPr>
+        <w:t>Avg steps-to-30cm over all successes: 56.0</w:t>
+      </w:r>
+    </w:p>
+    <w:p>
+      <w:pPr>
+        <w:pStyle w:val="TextBody"/>
+        <w:rPr/>
+      </w:pPr>
+      <w:r>
+        <w:rPr>
+          <w:rStyle w:val="StrongEmphasis"/>
+          <w:b w:val="false"/>
+          <w:bCs w:val="false"/>
+          <w:sz w:val="24"/>
+          <w:szCs w:val="24"/>
+          <w:shd w:fill="auto" w:val="clear"/>
+          <w:lang w:val="en-US"/>
+        </w:rPr>
+        <w:t>Mean reward per env (averaged over episodes): 19.910</w:t>
+      </w:r>
+    </w:p>
+    <w:p>
+      <w:pPr>
+        <w:pStyle w:val="TextBody"/>
+        <w:rPr>
+          <w:b w:val="false"/>
+          <w:b w:val="false"/>
+          <w:bCs w:val="false"/>
+          <w:sz w:val="20"/>
+          <w:szCs w:val="20"/>
+          <w:highlight w:val="none"/>
+          <w:shd w:fill="auto" w:val="clear"/>
+        </w:rPr>
+      </w:pPr>
+      <w:r>
+        <w:rPr>
+          <w:rStyle w:val="StrongEmphasis"/>
+          <w:sz w:val="20"/>
+          <w:szCs w:val="20"/>
+          <w:shd w:fill="auto" w:val="clear"/>
+          <w:lang w:val="en-US"/>
+        </w:rPr>
+        <w:t xml:space="preserve">Cube, </w:t>
+      </w:r>
+      <w:r>
+        <w:rPr>
+          <w:rStyle w:val="StrongEmphasis"/>
+          <w:sz w:val="20"/>
+          <w:szCs w:val="20"/>
+          <w:shd w:fill="auto" w:val="clear"/>
+          <w:lang w:val="en-US"/>
+        </w:rPr>
+        <w:t>Steady tone</w:t>
+      </w:r>
+    </w:p>
+    <w:p>
+      <w:pPr>
+        <w:pStyle w:val="TextBody"/>
+        <w:numPr>
+          <w:ilvl w:val="0"/>
+          <w:numId w:val="25"/>
+        </w:numPr>
+        <w:tabs>
+          <w:tab w:val="clear" w:pos="708"/>
+          <w:tab w:val="left" w:pos="0" w:leader="none"/>
+        </w:tabs>
+        <w:ind w:left="709" w:hanging="283"/>
+        <w:rPr>
+          <w:sz w:val="20"/>
+          <w:szCs w:val="20"/>
+        </w:rPr>
+      </w:pPr>
+      <w:r>
+        <w:rPr>
+          <w:sz w:val="20"/>
+          <w:szCs w:val="20"/>
+        </w:rPr>
+        <w:t>Episodes: ~17</w:t>
+      </w:r>
+    </w:p>
+    <w:p>
+      <w:pPr>
+        <w:pStyle w:val="TextBody"/>
+        <w:numPr>
+          <w:ilvl w:val="0"/>
+          <w:numId w:val="25"/>
+        </w:numPr>
+        <w:tabs>
+          <w:tab w:val="clear" w:pos="708"/>
+          <w:tab w:val="left" w:pos="0" w:leader="none"/>
+        </w:tabs>
+        <w:ind w:left="709" w:hanging="283"/>
+        <w:rPr>
+          <w:sz w:val="20"/>
+          <w:szCs w:val="20"/>
+        </w:rPr>
+      </w:pPr>
+      <w:r>
+        <w:rPr>
+          <w:sz w:val="20"/>
+          <w:szCs w:val="20"/>
+        </w:rPr>
+        <w:t>Successes: 7 / 17 → 41.2%</w:t>
+      </w:r>
+    </w:p>
+    <w:p>
+      <w:pPr>
+        <w:pStyle w:val="TextBody"/>
+        <w:numPr>
+          <w:ilvl w:val="0"/>
+          <w:numId w:val="25"/>
+        </w:numPr>
+        <w:tabs>
+          <w:tab w:val="clear" w:pos="708"/>
+          <w:tab w:val="left" w:pos="0" w:leader="none"/>
+        </w:tabs>
+        <w:ind w:left="709" w:hanging="283"/>
+        <w:rPr>
+          <w:sz w:val="20"/>
+          <w:szCs w:val="20"/>
+        </w:rPr>
+      </w:pPr>
+      <w:r>
+        <w:rPr>
+          <w:sz w:val="20"/>
+          <w:szCs w:val="20"/>
+        </w:rPr>
+        <w:t>Avg steps-to-30cm (successful only): ~52</w:t>
+      </w:r>
+    </w:p>
+    <w:p>
+      <w:pPr>
+        <w:pStyle w:val="TextBody"/>
+        <w:numPr>
+          <w:ilvl w:val="0"/>
+          <w:numId w:val="25"/>
+        </w:numPr>
+        <w:tabs>
+          <w:tab w:val="clear" w:pos="708"/>
+          <w:tab w:val="left" w:pos="0" w:leader="none"/>
+        </w:tabs>
+        <w:ind w:left="709" w:hanging="283"/>
+        <w:rPr>
+          <w:sz w:val="20"/>
+          <w:szCs w:val="20"/>
+        </w:rPr>
+      </w:pPr>
+      <w:r>
+        <w:rPr>
+          <w:sz w:val="20"/>
+          <w:szCs w:val="20"/>
+        </w:rPr>
+        <w:t>Mean reward: ~19.7</w:t>
+      </w:r>
+    </w:p>
+    <w:p>
+      <w:pPr>
+        <w:pStyle w:val="TextBody"/>
+        <w:rPr/>
+      </w:pPr>
+      <w:r>
+        <w:rPr>
+          <w:rStyle w:val="StrongEmphasis"/>
+          <w:sz w:val="20"/>
+          <w:szCs w:val="20"/>
+        </w:rPr>
+        <w:t xml:space="preserve">Sphere, </w:t>
+      </w:r>
+      <w:r>
+        <w:rPr>
+          <w:rStyle w:val="StrongEmphasis"/>
+          <w:sz w:val="20"/>
+          <w:szCs w:val="20"/>
+        </w:rPr>
+        <w:t>Sweeping chirp</w:t>
+      </w:r>
+    </w:p>
+    <w:p>
+      <w:pPr>
+        <w:pStyle w:val="TextBody"/>
+        <w:numPr>
+          <w:ilvl w:val="0"/>
+          <w:numId w:val="26"/>
+        </w:numPr>
+        <w:tabs>
+          <w:tab w:val="clear" w:pos="708"/>
+          <w:tab w:val="left" w:pos="0" w:leader="none"/>
+        </w:tabs>
+        <w:ind w:left="709" w:hanging="283"/>
+        <w:rPr>
+          <w:sz w:val="20"/>
+          <w:szCs w:val="20"/>
+        </w:rPr>
+      </w:pPr>
+      <w:r>
+        <w:rPr>
+          <w:sz w:val="20"/>
+          <w:szCs w:val="20"/>
+        </w:rPr>
+        <w:t>Episodes: ~25</w:t>
+      </w:r>
+    </w:p>
+    <w:p>
+      <w:pPr>
+        <w:pStyle w:val="TextBody"/>
+        <w:numPr>
+          <w:ilvl w:val="0"/>
+          <w:numId w:val="26"/>
+        </w:numPr>
+        <w:tabs>
+          <w:tab w:val="clear" w:pos="708"/>
+          <w:tab w:val="left" w:pos="0" w:leader="none"/>
+        </w:tabs>
+        <w:ind w:left="709" w:hanging="283"/>
+        <w:rPr>
+          <w:sz w:val="20"/>
+          <w:szCs w:val="20"/>
+        </w:rPr>
+      </w:pPr>
+      <w:r>
+        <w:rPr>
+          <w:sz w:val="20"/>
+          <w:szCs w:val="20"/>
+        </w:rPr>
+        <w:t>Successes: 11 / 25 → 44.0%</w:t>
+      </w:r>
+    </w:p>
+    <w:p>
+      <w:pPr>
+        <w:pStyle w:val="TextBody"/>
+        <w:numPr>
+          <w:ilvl w:val="0"/>
+          <w:numId w:val="26"/>
+        </w:numPr>
+        <w:tabs>
+          <w:tab w:val="clear" w:pos="708"/>
+          <w:tab w:val="left" w:pos="0" w:leader="none"/>
+        </w:tabs>
+        <w:ind w:left="709" w:hanging="283"/>
+        <w:rPr>
+          <w:sz w:val="20"/>
+          <w:szCs w:val="20"/>
+        </w:rPr>
+      </w:pPr>
+      <w:r>
+        <w:rPr>
+          <w:sz w:val="20"/>
+          <w:szCs w:val="20"/>
+        </w:rPr>
+        <w:t>Avg steps-to-30cm (successful only): ~55</w:t>
+      </w:r>
+    </w:p>
+    <w:p>
+      <w:pPr>
+        <w:pStyle w:val="TextBody"/>
+        <w:numPr>
+          <w:ilvl w:val="0"/>
+          <w:numId w:val="26"/>
+        </w:numPr>
+        <w:tabs>
+          <w:tab w:val="clear" w:pos="708"/>
+          <w:tab w:val="left" w:pos="0" w:leader="none"/>
+        </w:tabs>
+        <w:ind w:left="709" w:hanging="283"/>
+        <w:rPr>
+          <w:sz w:val="20"/>
+          <w:szCs w:val="20"/>
+        </w:rPr>
+      </w:pPr>
+      <w:r>
+        <w:rPr>
+          <w:sz w:val="20"/>
+          <w:szCs w:val="20"/>
+        </w:rPr>
+        <w:t>Mean reward: ~19.0</w:t>
+      </w:r>
+    </w:p>
+    <w:p>
+      <w:pPr>
+        <w:pStyle w:val="TextBody"/>
+        <w:rPr/>
+      </w:pPr>
+      <w:r>
+        <w:rPr>
+          <w:rStyle w:val="StrongEmphasis"/>
+          <w:sz w:val="20"/>
+          <w:szCs w:val="20"/>
+        </w:rPr>
+        <w:t xml:space="preserve">Bunny, </w:t>
+      </w:r>
+      <w:r>
+        <w:rPr>
+          <w:rStyle w:val="StrongEmphasis"/>
+          <w:sz w:val="20"/>
+          <w:szCs w:val="20"/>
+        </w:rPr>
+        <w:t>Tremolo</w:t>
+      </w:r>
+    </w:p>
+    <w:p>
+      <w:pPr>
+        <w:pStyle w:val="TextBody"/>
+        <w:numPr>
+          <w:ilvl w:val="0"/>
+          <w:numId w:val="27"/>
+        </w:numPr>
+        <w:tabs>
+          <w:tab w:val="clear" w:pos="708"/>
+          <w:tab w:val="left" w:pos="0" w:leader="none"/>
+        </w:tabs>
+        <w:ind w:left="709" w:hanging="283"/>
+        <w:rPr>
+          <w:sz w:val="20"/>
+          <w:szCs w:val="20"/>
+        </w:rPr>
+      </w:pPr>
+      <w:r>
+        <w:rPr>
+          <w:sz w:val="20"/>
+          <w:szCs w:val="20"/>
+        </w:rPr>
+        <w:t>Episodes: ~32</w:t>
+      </w:r>
+    </w:p>
+    <w:p>
+      <w:pPr>
+        <w:pStyle w:val="TextBody"/>
+        <w:numPr>
+          <w:ilvl w:val="0"/>
+          <w:numId w:val="27"/>
+        </w:numPr>
+        <w:tabs>
+          <w:tab w:val="clear" w:pos="708"/>
+          <w:tab w:val="left" w:pos="0" w:leader="none"/>
+        </w:tabs>
+        <w:ind w:left="709" w:hanging="283"/>
+        <w:rPr>
+          <w:sz w:val="20"/>
+          <w:szCs w:val="20"/>
+        </w:rPr>
+      </w:pPr>
+      <w:r>
+        <w:rPr>
+          <w:sz w:val="20"/>
+          <w:szCs w:val="20"/>
+        </w:rPr>
+        <w:t>Successes: 17 / 32 → 53.1%</w:t>
+      </w:r>
+    </w:p>
+    <w:p>
+      <w:pPr>
+        <w:pStyle w:val="TextBody"/>
+        <w:numPr>
+          <w:ilvl w:val="0"/>
+          <w:numId w:val="27"/>
+        </w:numPr>
+        <w:tabs>
+          <w:tab w:val="clear" w:pos="708"/>
+          <w:tab w:val="left" w:pos="0" w:leader="none"/>
+        </w:tabs>
+        <w:ind w:left="709" w:hanging="283"/>
+        <w:rPr>
+          <w:sz w:val="20"/>
+          <w:szCs w:val="20"/>
+        </w:rPr>
+      </w:pPr>
+      <w:r>
+        <w:rPr>
+          <w:sz w:val="20"/>
+          <w:szCs w:val="20"/>
+        </w:rPr>
+        <w:t>Avg steps-to-30cm (successful only): ~58</w:t>
+      </w:r>
+    </w:p>
+    <w:p>
+      <w:pPr>
+        <w:pStyle w:val="TextBody"/>
+        <w:numPr>
+          <w:ilvl w:val="0"/>
+          <w:numId w:val="27"/>
+        </w:numPr>
+        <w:tabs>
+          <w:tab w:val="clear" w:pos="708"/>
+          <w:tab w:val="left" w:pos="0" w:leader="none"/>
+        </w:tabs>
+        <w:ind w:left="709" w:hanging="283"/>
+        <w:rPr>
+          <w:sz w:val="20"/>
+          <w:szCs w:val="20"/>
+        </w:rPr>
+      </w:pPr>
+      <w:r>
+        <w:rPr>
+          <w:sz w:val="20"/>
+          <w:szCs w:val="20"/>
+        </w:rPr>
+        <w:t>Mean reward: ~22.1</w:t>
+      </w:r>
+    </w:p>
+    <w:p>
+      <w:pPr>
+        <w:pStyle w:val="TextBody"/>
+        <w:rPr/>
+      </w:pPr>
+      <w:r>
+        <w:rPr>
+          <w:rStyle w:val="StrongEmphasis"/>
+          <w:sz w:val="20"/>
+          <w:szCs w:val="20"/>
+        </w:rPr>
+        <w:t xml:space="preserve">Dragon, </w:t>
+      </w:r>
+      <w:r>
+        <w:rPr>
+          <w:rStyle w:val="StrongEmphasis"/>
+          <w:sz w:val="20"/>
+          <w:szCs w:val="20"/>
+        </w:rPr>
+        <w:t>Rising chirp</w:t>
+      </w:r>
+    </w:p>
+    <w:p>
+      <w:pPr>
+        <w:pStyle w:val="TextBody"/>
+        <w:numPr>
+          <w:ilvl w:val="0"/>
+          <w:numId w:val="28"/>
+        </w:numPr>
+        <w:tabs>
+          <w:tab w:val="clear" w:pos="708"/>
+          <w:tab w:val="left" w:pos="0" w:leader="none"/>
+        </w:tabs>
+        <w:ind w:left="709" w:hanging="283"/>
+        <w:rPr>
+          <w:sz w:val="20"/>
+          <w:szCs w:val="20"/>
+        </w:rPr>
+      </w:pPr>
+      <w:r>
+        <w:rPr>
+          <w:sz w:val="20"/>
+          <w:szCs w:val="20"/>
+        </w:rPr>
+        <w:t>Episodes: ~26</w:t>
+      </w:r>
+    </w:p>
+    <w:p>
+      <w:pPr>
+        <w:pStyle w:val="TextBody"/>
+        <w:numPr>
+          <w:ilvl w:val="0"/>
+          <w:numId w:val="28"/>
+        </w:numPr>
+        <w:tabs>
+          <w:tab w:val="clear" w:pos="708"/>
+          <w:tab w:val="left" w:pos="0" w:leader="none"/>
+        </w:tabs>
+        <w:ind w:left="709" w:hanging="283"/>
+        <w:rPr>
+          <w:sz w:val="20"/>
+          <w:szCs w:val="20"/>
+        </w:rPr>
+      </w:pPr>
+      <w:r>
+        <w:rPr>
+          <w:sz w:val="20"/>
+          <w:szCs w:val="20"/>
+        </w:rPr>
+        <w:t>Successes: 12 / 26 → 46.2%</w:t>
+      </w:r>
+    </w:p>
+    <w:p>
+      <w:pPr>
+        <w:pStyle w:val="TextBody"/>
+        <w:numPr>
+          <w:ilvl w:val="0"/>
+          <w:numId w:val="28"/>
+        </w:numPr>
+        <w:tabs>
+          <w:tab w:val="clear" w:pos="708"/>
+          <w:tab w:val="left" w:pos="0" w:leader="none"/>
+        </w:tabs>
+        <w:ind w:left="709" w:hanging="283"/>
+        <w:rPr>
+          <w:sz w:val="20"/>
+          <w:szCs w:val="20"/>
+        </w:rPr>
+      </w:pPr>
+      <w:r>
+        <w:rPr>
+          <w:sz w:val="20"/>
+          <w:szCs w:val="20"/>
+        </w:rPr>
+        <w:t>Avg steps-to-30cm (successful only): ~64</w:t>
+      </w:r>
+    </w:p>
+    <w:p>
+      <w:pPr>
+        <w:pStyle w:val="TextBody"/>
+        <w:numPr>
+          <w:ilvl w:val="0"/>
+          <w:numId w:val="28"/>
+        </w:numPr>
+        <w:tabs>
+          <w:tab w:val="clear" w:pos="708"/>
+          <w:tab w:val="left" w:pos="0" w:leader="none"/>
+        </w:tabs>
+        <w:ind w:left="709" w:hanging="283"/>
+        <w:rPr>
+          <w:b w:val="false"/>
+          <w:b w:val="false"/>
+          <w:bCs w:val="false"/>
+          <w:sz w:val="20"/>
+          <w:szCs w:val="20"/>
+          <w:highlight w:val="none"/>
+          <w:shd w:fill="auto" w:val="clear"/>
+        </w:rPr>
+      </w:pPr>
+      <w:r>
+        <w:rPr>
+          <w:rStyle w:val="StrongEmphasis"/>
+          <w:b w:val="false"/>
+          <w:bCs w:val="false"/>
+          <w:sz w:val="20"/>
+          <w:szCs w:val="20"/>
+          <w:shd w:fill="auto" w:val="clear"/>
+          <w:lang w:val="en-US"/>
+        </w:rPr>
+        <w:t>Mean reward: ~22.8</w:t>
+      </w:r>
+    </w:p>
+    <w:p>
+      <w:pPr>
+        <w:pStyle w:val="TextBody"/>
+        <w:rPr>
+          <w:rStyle w:val="StrongEmphasis"/>
+          <w:b w:val="false"/>
+          <w:b w:val="false"/>
+          <w:bCs w:val="false"/>
+          <w:sz w:val="20"/>
+          <w:szCs w:val="20"/>
+          <w:lang w:val="en-US"/>
+        </w:rPr>
+      </w:pPr>
+      <w:r>
+        <w:rPr>
+          <w:b w:val="false"/>
+          <w:bCs w:val="false"/>
+          <w:sz w:val="20"/>
+          <w:szCs w:val="20"/>
+          <w:shd w:fill="auto" w:val="clear"/>
+        </w:rPr>
       </w:r>
     </w:p>
     <w:p>
@@ -7409,6 +9033,1102 @@
     </w:lvl>
   </w:abstractNum>
   <w:abstractNum w:abstractNumId="21">
+    <w:lvl w:ilvl="0">
+      <w:start w:val="1"/>
+      <w:numFmt w:val="bullet"/>
+      <w:lvlText w:val=""/>
+      <w:lvlJc w:val="left"/>
+      <w:pPr>
+        <w:tabs>
+          <w:tab w:val="num" w:pos="709"/>
+        </w:tabs>
+        <w:ind w:left="709" w:hanging="283"/>
+      </w:pPr>
+      <w:rPr>
+        <w:rFonts w:ascii="Symbol" w:hAnsi="Symbol" w:cs="Symbol" w:hint="default"/>
+      </w:rPr>
+    </w:lvl>
+    <w:lvl w:ilvl="1">
+      <w:start w:val="1"/>
+      <w:numFmt w:val="bullet"/>
+      <w:lvlText w:val=""/>
+      <w:lvlJc w:val="left"/>
+      <w:pPr>
+        <w:tabs>
+          <w:tab w:val="num" w:pos="1418"/>
+        </w:tabs>
+        <w:ind w:left="1418" w:hanging="283"/>
+      </w:pPr>
+      <w:rPr>
+        <w:rFonts w:ascii="Symbol" w:hAnsi="Symbol" w:cs="Symbol" w:hint="default"/>
+      </w:rPr>
+    </w:lvl>
+    <w:lvl w:ilvl="2">
+      <w:start w:val="1"/>
+      <w:numFmt w:val="bullet"/>
+      <w:lvlText w:val=""/>
+      <w:lvlJc w:val="left"/>
+      <w:pPr>
+        <w:tabs>
+          <w:tab w:val="num" w:pos="2127"/>
+        </w:tabs>
+        <w:ind w:left="2127" w:hanging="283"/>
+      </w:pPr>
+      <w:rPr>
+        <w:rFonts w:ascii="Symbol" w:hAnsi="Symbol" w:cs="Symbol" w:hint="default"/>
+      </w:rPr>
+    </w:lvl>
+    <w:lvl w:ilvl="3">
+      <w:start w:val="1"/>
+      <w:numFmt w:val="bullet"/>
+      <w:lvlText w:val=""/>
+      <w:lvlJc w:val="left"/>
+      <w:pPr>
+        <w:tabs>
+          <w:tab w:val="num" w:pos="2836"/>
+        </w:tabs>
+        <w:ind w:left="2836" w:hanging="283"/>
+      </w:pPr>
+      <w:rPr>
+        <w:rFonts w:ascii="Symbol" w:hAnsi="Symbol" w:cs="Symbol" w:hint="default"/>
+      </w:rPr>
+    </w:lvl>
+    <w:lvl w:ilvl="4">
+      <w:start w:val="1"/>
+      <w:numFmt w:val="bullet"/>
+      <w:lvlText w:val=""/>
+      <w:lvlJc w:val="left"/>
+      <w:pPr>
+        <w:tabs>
+          <w:tab w:val="num" w:pos="3545"/>
+        </w:tabs>
+        <w:ind w:left="3545" w:hanging="283"/>
+      </w:pPr>
+      <w:rPr>
+        <w:rFonts w:ascii="Symbol" w:hAnsi="Symbol" w:cs="Symbol" w:hint="default"/>
+      </w:rPr>
+    </w:lvl>
+    <w:lvl w:ilvl="5">
+      <w:start w:val="1"/>
+      <w:numFmt w:val="bullet"/>
+      <w:lvlText w:val=""/>
+      <w:lvlJc w:val="left"/>
+      <w:pPr>
+        <w:tabs>
+          <w:tab w:val="num" w:pos="4254"/>
+        </w:tabs>
+        <w:ind w:left="4254" w:hanging="283"/>
+      </w:pPr>
+      <w:rPr>
+        <w:rFonts w:ascii="Symbol" w:hAnsi="Symbol" w:cs="Symbol" w:hint="default"/>
+      </w:rPr>
+    </w:lvl>
+    <w:lvl w:ilvl="6">
+      <w:start w:val="1"/>
+      <w:numFmt w:val="bullet"/>
+      <w:lvlText w:val=""/>
+      <w:lvlJc w:val="left"/>
+      <w:pPr>
+        <w:tabs>
+          <w:tab w:val="num" w:pos="4963"/>
+        </w:tabs>
+        <w:ind w:left="4963" w:hanging="283"/>
+      </w:pPr>
+      <w:rPr>
+        <w:rFonts w:ascii="Symbol" w:hAnsi="Symbol" w:cs="Symbol" w:hint="default"/>
+      </w:rPr>
+    </w:lvl>
+    <w:lvl w:ilvl="7">
+      <w:start w:val="1"/>
+      <w:numFmt w:val="bullet"/>
+      <w:lvlText w:val=""/>
+      <w:lvlJc w:val="left"/>
+      <w:pPr>
+        <w:tabs>
+          <w:tab w:val="num" w:pos="5672"/>
+        </w:tabs>
+        <w:ind w:left="5672" w:hanging="283"/>
+      </w:pPr>
+      <w:rPr>
+        <w:rFonts w:ascii="Symbol" w:hAnsi="Symbol" w:cs="Symbol" w:hint="default"/>
+      </w:rPr>
+    </w:lvl>
+    <w:lvl w:ilvl="8">
+      <w:start w:val="1"/>
+      <w:numFmt w:val="bullet"/>
+      <w:lvlText w:val=""/>
+      <w:lvlJc w:val="left"/>
+      <w:pPr>
+        <w:tabs>
+          <w:tab w:val="num" w:pos="6381"/>
+        </w:tabs>
+        <w:ind w:left="6381" w:hanging="283"/>
+      </w:pPr>
+      <w:rPr>
+        <w:rFonts w:ascii="Symbol" w:hAnsi="Symbol" w:cs="Symbol" w:hint="default"/>
+      </w:rPr>
+    </w:lvl>
+  </w:abstractNum>
+  <w:abstractNum w:abstractNumId="22">
+    <w:lvl w:ilvl="0">
+      <w:start w:val="1"/>
+      <w:numFmt w:val="bullet"/>
+      <w:lvlText w:val=""/>
+      <w:lvlJc w:val="left"/>
+      <w:pPr>
+        <w:tabs>
+          <w:tab w:val="num" w:pos="709"/>
+        </w:tabs>
+        <w:ind w:left="709" w:hanging="283"/>
+      </w:pPr>
+      <w:rPr>
+        <w:rFonts w:ascii="Symbol" w:hAnsi="Symbol" w:cs="Symbol" w:hint="default"/>
+      </w:rPr>
+    </w:lvl>
+    <w:lvl w:ilvl="1">
+      <w:start w:val="1"/>
+      <w:numFmt w:val="bullet"/>
+      <w:lvlText w:val=""/>
+      <w:lvlJc w:val="left"/>
+      <w:pPr>
+        <w:tabs>
+          <w:tab w:val="num" w:pos="1418"/>
+        </w:tabs>
+        <w:ind w:left="1418" w:hanging="283"/>
+      </w:pPr>
+      <w:rPr>
+        <w:rFonts w:ascii="Symbol" w:hAnsi="Symbol" w:cs="Symbol" w:hint="default"/>
+      </w:rPr>
+    </w:lvl>
+    <w:lvl w:ilvl="2">
+      <w:start w:val="1"/>
+      <w:numFmt w:val="bullet"/>
+      <w:lvlText w:val=""/>
+      <w:lvlJc w:val="left"/>
+      <w:pPr>
+        <w:tabs>
+          <w:tab w:val="num" w:pos="2127"/>
+        </w:tabs>
+        <w:ind w:left="2127" w:hanging="283"/>
+      </w:pPr>
+      <w:rPr>
+        <w:rFonts w:ascii="Symbol" w:hAnsi="Symbol" w:cs="Symbol" w:hint="default"/>
+      </w:rPr>
+    </w:lvl>
+    <w:lvl w:ilvl="3">
+      <w:start w:val="1"/>
+      <w:numFmt w:val="bullet"/>
+      <w:lvlText w:val=""/>
+      <w:lvlJc w:val="left"/>
+      <w:pPr>
+        <w:tabs>
+          <w:tab w:val="num" w:pos="2836"/>
+        </w:tabs>
+        <w:ind w:left="2836" w:hanging="283"/>
+      </w:pPr>
+      <w:rPr>
+        <w:rFonts w:ascii="Symbol" w:hAnsi="Symbol" w:cs="Symbol" w:hint="default"/>
+      </w:rPr>
+    </w:lvl>
+    <w:lvl w:ilvl="4">
+      <w:start w:val="1"/>
+      <w:numFmt w:val="bullet"/>
+      <w:lvlText w:val=""/>
+      <w:lvlJc w:val="left"/>
+      <w:pPr>
+        <w:tabs>
+          <w:tab w:val="num" w:pos="3545"/>
+        </w:tabs>
+        <w:ind w:left="3545" w:hanging="283"/>
+      </w:pPr>
+      <w:rPr>
+        <w:rFonts w:ascii="Symbol" w:hAnsi="Symbol" w:cs="Symbol" w:hint="default"/>
+      </w:rPr>
+    </w:lvl>
+    <w:lvl w:ilvl="5">
+      <w:start w:val="1"/>
+      <w:numFmt w:val="bullet"/>
+      <w:lvlText w:val=""/>
+      <w:lvlJc w:val="left"/>
+      <w:pPr>
+        <w:tabs>
+          <w:tab w:val="num" w:pos="4254"/>
+        </w:tabs>
+        <w:ind w:left="4254" w:hanging="283"/>
+      </w:pPr>
+      <w:rPr>
+        <w:rFonts w:ascii="Symbol" w:hAnsi="Symbol" w:cs="Symbol" w:hint="default"/>
+      </w:rPr>
+    </w:lvl>
+    <w:lvl w:ilvl="6">
+      <w:start w:val="1"/>
+      <w:numFmt w:val="bullet"/>
+      <w:lvlText w:val=""/>
+      <w:lvlJc w:val="left"/>
+      <w:pPr>
+        <w:tabs>
+          <w:tab w:val="num" w:pos="4963"/>
+        </w:tabs>
+        <w:ind w:left="4963" w:hanging="283"/>
+      </w:pPr>
+      <w:rPr>
+        <w:rFonts w:ascii="Symbol" w:hAnsi="Symbol" w:cs="Symbol" w:hint="default"/>
+      </w:rPr>
+    </w:lvl>
+    <w:lvl w:ilvl="7">
+      <w:start w:val="1"/>
+      <w:numFmt w:val="bullet"/>
+      <w:lvlText w:val=""/>
+      <w:lvlJc w:val="left"/>
+      <w:pPr>
+        <w:tabs>
+          <w:tab w:val="num" w:pos="5672"/>
+        </w:tabs>
+        <w:ind w:left="5672" w:hanging="283"/>
+      </w:pPr>
+      <w:rPr>
+        <w:rFonts w:ascii="Symbol" w:hAnsi="Symbol" w:cs="Symbol" w:hint="default"/>
+      </w:rPr>
+    </w:lvl>
+    <w:lvl w:ilvl="8">
+      <w:start w:val="1"/>
+      <w:numFmt w:val="bullet"/>
+      <w:lvlText w:val=""/>
+      <w:lvlJc w:val="left"/>
+      <w:pPr>
+        <w:tabs>
+          <w:tab w:val="num" w:pos="6381"/>
+        </w:tabs>
+        <w:ind w:left="6381" w:hanging="283"/>
+      </w:pPr>
+      <w:rPr>
+        <w:rFonts w:ascii="Symbol" w:hAnsi="Symbol" w:cs="Symbol" w:hint="default"/>
+      </w:rPr>
+    </w:lvl>
+  </w:abstractNum>
+  <w:abstractNum w:abstractNumId="23">
+    <w:lvl w:ilvl="0">
+      <w:start w:val="1"/>
+      <w:numFmt w:val="bullet"/>
+      <w:lvlText w:val=""/>
+      <w:lvlJc w:val="left"/>
+      <w:pPr>
+        <w:tabs>
+          <w:tab w:val="num" w:pos="709"/>
+        </w:tabs>
+        <w:ind w:left="709" w:hanging="283"/>
+      </w:pPr>
+      <w:rPr>
+        <w:rFonts w:ascii="Symbol" w:hAnsi="Symbol" w:cs="Symbol" w:hint="default"/>
+      </w:rPr>
+    </w:lvl>
+    <w:lvl w:ilvl="1">
+      <w:start w:val="1"/>
+      <w:numFmt w:val="bullet"/>
+      <w:lvlText w:val=""/>
+      <w:lvlJc w:val="left"/>
+      <w:pPr>
+        <w:tabs>
+          <w:tab w:val="num" w:pos="1418"/>
+        </w:tabs>
+        <w:ind w:left="1418" w:hanging="283"/>
+      </w:pPr>
+      <w:rPr>
+        <w:rFonts w:ascii="Symbol" w:hAnsi="Symbol" w:cs="Symbol" w:hint="default"/>
+      </w:rPr>
+    </w:lvl>
+    <w:lvl w:ilvl="2">
+      <w:start w:val="1"/>
+      <w:numFmt w:val="bullet"/>
+      <w:lvlText w:val=""/>
+      <w:lvlJc w:val="left"/>
+      <w:pPr>
+        <w:tabs>
+          <w:tab w:val="num" w:pos="2127"/>
+        </w:tabs>
+        <w:ind w:left="2127" w:hanging="283"/>
+      </w:pPr>
+      <w:rPr>
+        <w:rFonts w:ascii="Symbol" w:hAnsi="Symbol" w:cs="Symbol" w:hint="default"/>
+      </w:rPr>
+    </w:lvl>
+    <w:lvl w:ilvl="3">
+      <w:start w:val="1"/>
+      <w:numFmt w:val="bullet"/>
+      <w:lvlText w:val=""/>
+      <w:lvlJc w:val="left"/>
+      <w:pPr>
+        <w:tabs>
+          <w:tab w:val="num" w:pos="2836"/>
+        </w:tabs>
+        <w:ind w:left="2836" w:hanging="283"/>
+      </w:pPr>
+      <w:rPr>
+        <w:rFonts w:ascii="Symbol" w:hAnsi="Symbol" w:cs="Symbol" w:hint="default"/>
+      </w:rPr>
+    </w:lvl>
+    <w:lvl w:ilvl="4">
+      <w:start w:val="1"/>
+      <w:numFmt w:val="bullet"/>
+      <w:lvlText w:val=""/>
+      <w:lvlJc w:val="left"/>
+      <w:pPr>
+        <w:tabs>
+          <w:tab w:val="num" w:pos="3545"/>
+        </w:tabs>
+        <w:ind w:left="3545" w:hanging="283"/>
+      </w:pPr>
+      <w:rPr>
+        <w:rFonts w:ascii="Symbol" w:hAnsi="Symbol" w:cs="Symbol" w:hint="default"/>
+      </w:rPr>
+    </w:lvl>
+    <w:lvl w:ilvl="5">
+      <w:start w:val="1"/>
+      <w:numFmt w:val="bullet"/>
+      <w:lvlText w:val=""/>
+      <w:lvlJc w:val="left"/>
+      <w:pPr>
+        <w:tabs>
+          <w:tab w:val="num" w:pos="4254"/>
+        </w:tabs>
+        <w:ind w:left="4254" w:hanging="283"/>
+      </w:pPr>
+      <w:rPr>
+        <w:rFonts w:ascii="Symbol" w:hAnsi="Symbol" w:cs="Symbol" w:hint="default"/>
+      </w:rPr>
+    </w:lvl>
+    <w:lvl w:ilvl="6">
+      <w:start w:val="1"/>
+      <w:numFmt w:val="bullet"/>
+      <w:lvlText w:val=""/>
+      <w:lvlJc w:val="left"/>
+      <w:pPr>
+        <w:tabs>
+          <w:tab w:val="num" w:pos="4963"/>
+        </w:tabs>
+        <w:ind w:left="4963" w:hanging="283"/>
+      </w:pPr>
+      <w:rPr>
+        <w:rFonts w:ascii="Symbol" w:hAnsi="Symbol" w:cs="Symbol" w:hint="default"/>
+      </w:rPr>
+    </w:lvl>
+    <w:lvl w:ilvl="7">
+      <w:start w:val="1"/>
+      <w:numFmt w:val="bullet"/>
+      <w:lvlText w:val=""/>
+      <w:lvlJc w:val="left"/>
+      <w:pPr>
+        <w:tabs>
+          <w:tab w:val="num" w:pos="5672"/>
+        </w:tabs>
+        <w:ind w:left="5672" w:hanging="283"/>
+      </w:pPr>
+      <w:rPr>
+        <w:rFonts w:ascii="Symbol" w:hAnsi="Symbol" w:cs="Symbol" w:hint="default"/>
+      </w:rPr>
+    </w:lvl>
+    <w:lvl w:ilvl="8">
+      <w:start w:val="1"/>
+      <w:numFmt w:val="bullet"/>
+      <w:lvlText w:val=""/>
+      <w:lvlJc w:val="left"/>
+      <w:pPr>
+        <w:tabs>
+          <w:tab w:val="num" w:pos="6381"/>
+        </w:tabs>
+        <w:ind w:left="6381" w:hanging="283"/>
+      </w:pPr>
+      <w:rPr>
+        <w:rFonts w:ascii="Symbol" w:hAnsi="Symbol" w:cs="Symbol" w:hint="default"/>
+      </w:rPr>
+    </w:lvl>
+  </w:abstractNum>
+  <w:abstractNum w:abstractNumId="24">
+    <w:lvl w:ilvl="0">
+      <w:start w:val="1"/>
+      <w:numFmt w:val="bullet"/>
+      <w:lvlText w:val=""/>
+      <w:lvlJc w:val="left"/>
+      <w:pPr>
+        <w:tabs>
+          <w:tab w:val="num" w:pos="709"/>
+        </w:tabs>
+        <w:ind w:left="709" w:hanging="283"/>
+      </w:pPr>
+      <w:rPr>
+        <w:rFonts w:ascii="Symbol" w:hAnsi="Symbol" w:cs="Symbol" w:hint="default"/>
+      </w:rPr>
+    </w:lvl>
+    <w:lvl w:ilvl="1">
+      <w:start w:val="1"/>
+      <w:numFmt w:val="bullet"/>
+      <w:lvlText w:val=""/>
+      <w:lvlJc w:val="left"/>
+      <w:pPr>
+        <w:tabs>
+          <w:tab w:val="num" w:pos="1418"/>
+        </w:tabs>
+        <w:ind w:left="1418" w:hanging="283"/>
+      </w:pPr>
+      <w:rPr>
+        <w:rFonts w:ascii="Symbol" w:hAnsi="Symbol" w:cs="Symbol" w:hint="default"/>
+      </w:rPr>
+    </w:lvl>
+    <w:lvl w:ilvl="2">
+      <w:start w:val="1"/>
+      <w:numFmt w:val="bullet"/>
+      <w:lvlText w:val=""/>
+      <w:lvlJc w:val="left"/>
+      <w:pPr>
+        <w:tabs>
+          <w:tab w:val="num" w:pos="2127"/>
+        </w:tabs>
+        <w:ind w:left="2127" w:hanging="283"/>
+      </w:pPr>
+      <w:rPr>
+        <w:rFonts w:ascii="Symbol" w:hAnsi="Symbol" w:cs="Symbol" w:hint="default"/>
+      </w:rPr>
+    </w:lvl>
+    <w:lvl w:ilvl="3">
+      <w:start w:val="1"/>
+      <w:numFmt w:val="bullet"/>
+      <w:lvlText w:val=""/>
+      <w:lvlJc w:val="left"/>
+      <w:pPr>
+        <w:tabs>
+          <w:tab w:val="num" w:pos="2836"/>
+        </w:tabs>
+        <w:ind w:left="2836" w:hanging="283"/>
+      </w:pPr>
+      <w:rPr>
+        <w:rFonts w:ascii="Symbol" w:hAnsi="Symbol" w:cs="Symbol" w:hint="default"/>
+      </w:rPr>
+    </w:lvl>
+    <w:lvl w:ilvl="4">
+      <w:start w:val="1"/>
+      <w:numFmt w:val="bullet"/>
+      <w:lvlText w:val=""/>
+      <w:lvlJc w:val="left"/>
+      <w:pPr>
+        <w:tabs>
+          <w:tab w:val="num" w:pos="3545"/>
+        </w:tabs>
+        <w:ind w:left="3545" w:hanging="283"/>
+      </w:pPr>
+      <w:rPr>
+        <w:rFonts w:ascii="Symbol" w:hAnsi="Symbol" w:cs="Symbol" w:hint="default"/>
+      </w:rPr>
+    </w:lvl>
+    <w:lvl w:ilvl="5">
+      <w:start w:val="1"/>
+      <w:numFmt w:val="bullet"/>
+      <w:lvlText w:val=""/>
+      <w:lvlJc w:val="left"/>
+      <w:pPr>
+        <w:tabs>
+          <w:tab w:val="num" w:pos="4254"/>
+        </w:tabs>
+        <w:ind w:left="4254" w:hanging="283"/>
+      </w:pPr>
+      <w:rPr>
+        <w:rFonts w:ascii="Symbol" w:hAnsi="Symbol" w:cs="Symbol" w:hint="default"/>
+      </w:rPr>
+    </w:lvl>
+    <w:lvl w:ilvl="6">
+      <w:start w:val="1"/>
+      <w:numFmt w:val="bullet"/>
+      <w:lvlText w:val=""/>
+      <w:lvlJc w:val="left"/>
+      <w:pPr>
+        <w:tabs>
+          <w:tab w:val="num" w:pos="4963"/>
+        </w:tabs>
+        <w:ind w:left="4963" w:hanging="283"/>
+      </w:pPr>
+      <w:rPr>
+        <w:rFonts w:ascii="Symbol" w:hAnsi="Symbol" w:cs="Symbol" w:hint="default"/>
+      </w:rPr>
+    </w:lvl>
+    <w:lvl w:ilvl="7">
+      <w:start w:val="1"/>
+      <w:numFmt w:val="bullet"/>
+      <w:lvlText w:val=""/>
+      <w:lvlJc w:val="left"/>
+      <w:pPr>
+        <w:tabs>
+          <w:tab w:val="num" w:pos="5672"/>
+        </w:tabs>
+        <w:ind w:left="5672" w:hanging="283"/>
+      </w:pPr>
+      <w:rPr>
+        <w:rFonts w:ascii="Symbol" w:hAnsi="Symbol" w:cs="Symbol" w:hint="default"/>
+      </w:rPr>
+    </w:lvl>
+    <w:lvl w:ilvl="8">
+      <w:start w:val="1"/>
+      <w:numFmt w:val="bullet"/>
+      <w:lvlText w:val=""/>
+      <w:lvlJc w:val="left"/>
+      <w:pPr>
+        <w:tabs>
+          <w:tab w:val="num" w:pos="6381"/>
+        </w:tabs>
+        <w:ind w:left="6381" w:hanging="283"/>
+      </w:pPr>
+      <w:rPr>
+        <w:rFonts w:ascii="Symbol" w:hAnsi="Symbol" w:cs="Symbol" w:hint="default"/>
+      </w:rPr>
+    </w:lvl>
+  </w:abstractNum>
+  <w:abstractNum w:abstractNumId="25">
+    <w:lvl w:ilvl="0">
+      <w:start w:val="1"/>
+      <w:numFmt w:val="bullet"/>
+      <w:lvlText w:val=""/>
+      <w:lvlJc w:val="left"/>
+      <w:pPr>
+        <w:tabs>
+          <w:tab w:val="num" w:pos="709"/>
+        </w:tabs>
+        <w:ind w:left="709" w:hanging="283"/>
+      </w:pPr>
+      <w:rPr>
+        <w:rFonts w:ascii="Symbol" w:hAnsi="Symbol" w:cs="Symbol" w:hint="default"/>
+      </w:rPr>
+    </w:lvl>
+    <w:lvl w:ilvl="1">
+      <w:start w:val="1"/>
+      <w:numFmt w:val="bullet"/>
+      <w:lvlText w:val=""/>
+      <w:lvlJc w:val="left"/>
+      <w:pPr>
+        <w:tabs>
+          <w:tab w:val="num" w:pos="1418"/>
+        </w:tabs>
+        <w:ind w:left="1418" w:hanging="283"/>
+      </w:pPr>
+      <w:rPr>
+        <w:rFonts w:ascii="Symbol" w:hAnsi="Symbol" w:cs="Symbol" w:hint="default"/>
+      </w:rPr>
+    </w:lvl>
+    <w:lvl w:ilvl="2">
+      <w:start w:val="1"/>
+      <w:numFmt w:val="bullet"/>
+      <w:lvlText w:val=""/>
+      <w:lvlJc w:val="left"/>
+      <w:pPr>
+        <w:tabs>
+          <w:tab w:val="num" w:pos="2127"/>
+        </w:tabs>
+        <w:ind w:left="2127" w:hanging="283"/>
+      </w:pPr>
+      <w:rPr>
+        <w:rFonts w:ascii="Symbol" w:hAnsi="Symbol" w:cs="Symbol" w:hint="default"/>
+      </w:rPr>
+    </w:lvl>
+    <w:lvl w:ilvl="3">
+      <w:start w:val="1"/>
+      <w:numFmt w:val="bullet"/>
+      <w:lvlText w:val=""/>
+      <w:lvlJc w:val="left"/>
+      <w:pPr>
+        <w:tabs>
+          <w:tab w:val="num" w:pos="2836"/>
+        </w:tabs>
+        <w:ind w:left="2836" w:hanging="283"/>
+      </w:pPr>
+      <w:rPr>
+        <w:rFonts w:ascii="Symbol" w:hAnsi="Symbol" w:cs="Symbol" w:hint="default"/>
+      </w:rPr>
+    </w:lvl>
+    <w:lvl w:ilvl="4">
+      <w:start w:val="1"/>
+      <w:numFmt w:val="bullet"/>
+      <w:lvlText w:val=""/>
+      <w:lvlJc w:val="left"/>
+      <w:pPr>
+        <w:tabs>
+          <w:tab w:val="num" w:pos="3545"/>
+        </w:tabs>
+        <w:ind w:left="3545" w:hanging="283"/>
+      </w:pPr>
+      <w:rPr>
+        <w:rFonts w:ascii="Symbol" w:hAnsi="Symbol" w:cs="Symbol" w:hint="default"/>
+      </w:rPr>
+    </w:lvl>
+    <w:lvl w:ilvl="5">
+      <w:start w:val="1"/>
+      <w:numFmt w:val="bullet"/>
+      <w:lvlText w:val=""/>
+      <w:lvlJc w:val="left"/>
+      <w:pPr>
+        <w:tabs>
+          <w:tab w:val="num" w:pos="4254"/>
+        </w:tabs>
+        <w:ind w:left="4254" w:hanging="283"/>
+      </w:pPr>
+      <w:rPr>
+        <w:rFonts w:ascii="Symbol" w:hAnsi="Symbol" w:cs="Symbol" w:hint="default"/>
+      </w:rPr>
+    </w:lvl>
+    <w:lvl w:ilvl="6">
+      <w:start w:val="1"/>
+      <w:numFmt w:val="bullet"/>
+      <w:lvlText w:val=""/>
+      <w:lvlJc w:val="left"/>
+      <w:pPr>
+        <w:tabs>
+          <w:tab w:val="num" w:pos="4963"/>
+        </w:tabs>
+        <w:ind w:left="4963" w:hanging="283"/>
+      </w:pPr>
+      <w:rPr>
+        <w:rFonts w:ascii="Symbol" w:hAnsi="Symbol" w:cs="Symbol" w:hint="default"/>
+      </w:rPr>
+    </w:lvl>
+    <w:lvl w:ilvl="7">
+      <w:start w:val="1"/>
+      <w:numFmt w:val="bullet"/>
+      <w:lvlText w:val=""/>
+      <w:lvlJc w:val="left"/>
+      <w:pPr>
+        <w:tabs>
+          <w:tab w:val="num" w:pos="5672"/>
+        </w:tabs>
+        <w:ind w:left="5672" w:hanging="283"/>
+      </w:pPr>
+      <w:rPr>
+        <w:rFonts w:ascii="Symbol" w:hAnsi="Symbol" w:cs="Symbol" w:hint="default"/>
+      </w:rPr>
+    </w:lvl>
+    <w:lvl w:ilvl="8">
+      <w:start w:val="1"/>
+      <w:numFmt w:val="bullet"/>
+      <w:lvlText w:val=""/>
+      <w:lvlJc w:val="left"/>
+      <w:pPr>
+        <w:tabs>
+          <w:tab w:val="num" w:pos="6381"/>
+        </w:tabs>
+        <w:ind w:left="6381" w:hanging="283"/>
+      </w:pPr>
+      <w:rPr>
+        <w:rFonts w:ascii="Symbol" w:hAnsi="Symbol" w:cs="Symbol" w:hint="default"/>
+      </w:rPr>
+    </w:lvl>
+  </w:abstractNum>
+  <w:abstractNum w:abstractNumId="26">
+    <w:lvl w:ilvl="0">
+      <w:start w:val="1"/>
+      <w:numFmt w:val="bullet"/>
+      <w:lvlText w:val=""/>
+      <w:lvlJc w:val="left"/>
+      <w:pPr>
+        <w:tabs>
+          <w:tab w:val="num" w:pos="709"/>
+        </w:tabs>
+        <w:ind w:left="709" w:hanging="283"/>
+      </w:pPr>
+      <w:rPr>
+        <w:rFonts w:ascii="Symbol" w:hAnsi="Symbol" w:cs="Symbol" w:hint="default"/>
+      </w:rPr>
+    </w:lvl>
+    <w:lvl w:ilvl="1">
+      <w:start w:val="1"/>
+      <w:numFmt w:val="bullet"/>
+      <w:lvlText w:val=""/>
+      <w:lvlJc w:val="left"/>
+      <w:pPr>
+        <w:tabs>
+          <w:tab w:val="num" w:pos="1418"/>
+        </w:tabs>
+        <w:ind w:left="1418" w:hanging="283"/>
+      </w:pPr>
+      <w:rPr>
+        <w:rFonts w:ascii="Symbol" w:hAnsi="Symbol" w:cs="Symbol" w:hint="default"/>
+      </w:rPr>
+    </w:lvl>
+    <w:lvl w:ilvl="2">
+      <w:start w:val="1"/>
+      <w:numFmt w:val="bullet"/>
+      <w:lvlText w:val=""/>
+      <w:lvlJc w:val="left"/>
+      <w:pPr>
+        <w:tabs>
+          <w:tab w:val="num" w:pos="2127"/>
+        </w:tabs>
+        <w:ind w:left="2127" w:hanging="283"/>
+      </w:pPr>
+      <w:rPr>
+        <w:rFonts w:ascii="Symbol" w:hAnsi="Symbol" w:cs="Symbol" w:hint="default"/>
+      </w:rPr>
+    </w:lvl>
+    <w:lvl w:ilvl="3">
+      <w:start w:val="1"/>
+      <w:numFmt w:val="bullet"/>
+      <w:lvlText w:val=""/>
+      <w:lvlJc w:val="left"/>
+      <w:pPr>
+        <w:tabs>
+          <w:tab w:val="num" w:pos="2836"/>
+        </w:tabs>
+        <w:ind w:left="2836" w:hanging="283"/>
+      </w:pPr>
+      <w:rPr>
+        <w:rFonts w:ascii="Symbol" w:hAnsi="Symbol" w:cs="Symbol" w:hint="default"/>
+      </w:rPr>
+    </w:lvl>
+    <w:lvl w:ilvl="4">
+      <w:start w:val="1"/>
+      <w:numFmt w:val="bullet"/>
+      <w:lvlText w:val=""/>
+      <w:lvlJc w:val="left"/>
+      <w:pPr>
+        <w:tabs>
+          <w:tab w:val="num" w:pos="3545"/>
+        </w:tabs>
+        <w:ind w:left="3545" w:hanging="283"/>
+      </w:pPr>
+      <w:rPr>
+        <w:rFonts w:ascii="Symbol" w:hAnsi="Symbol" w:cs="Symbol" w:hint="default"/>
+      </w:rPr>
+    </w:lvl>
+    <w:lvl w:ilvl="5">
+      <w:start w:val="1"/>
+      <w:numFmt w:val="bullet"/>
+      <w:lvlText w:val=""/>
+      <w:lvlJc w:val="left"/>
+      <w:pPr>
+        <w:tabs>
+          <w:tab w:val="num" w:pos="4254"/>
+        </w:tabs>
+        <w:ind w:left="4254" w:hanging="283"/>
+      </w:pPr>
+      <w:rPr>
+        <w:rFonts w:ascii="Symbol" w:hAnsi="Symbol" w:cs="Symbol" w:hint="default"/>
+      </w:rPr>
+    </w:lvl>
+    <w:lvl w:ilvl="6">
+      <w:start w:val="1"/>
+      <w:numFmt w:val="bullet"/>
+      <w:lvlText w:val=""/>
+      <w:lvlJc w:val="left"/>
+      <w:pPr>
+        <w:tabs>
+          <w:tab w:val="num" w:pos="4963"/>
+        </w:tabs>
+        <w:ind w:left="4963" w:hanging="283"/>
+      </w:pPr>
+      <w:rPr>
+        <w:rFonts w:ascii="Symbol" w:hAnsi="Symbol" w:cs="Symbol" w:hint="default"/>
+      </w:rPr>
+    </w:lvl>
+    <w:lvl w:ilvl="7">
+      <w:start w:val="1"/>
+      <w:numFmt w:val="bullet"/>
+      <w:lvlText w:val=""/>
+      <w:lvlJc w:val="left"/>
+      <w:pPr>
+        <w:tabs>
+          <w:tab w:val="num" w:pos="5672"/>
+        </w:tabs>
+        <w:ind w:left="5672" w:hanging="283"/>
+      </w:pPr>
+      <w:rPr>
+        <w:rFonts w:ascii="Symbol" w:hAnsi="Symbol" w:cs="Symbol" w:hint="default"/>
+      </w:rPr>
+    </w:lvl>
+    <w:lvl w:ilvl="8">
+      <w:start w:val="1"/>
+      <w:numFmt w:val="bullet"/>
+      <w:lvlText w:val=""/>
+      <w:lvlJc w:val="left"/>
+      <w:pPr>
+        <w:tabs>
+          <w:tab w:val="num" w:pos="6381"/>
+        </w:tabs>
+        <w:ind w:left="6381" w:hanging="283"/>
+      </w:pPr>
+      <w:rPr>
+        <w:rFonts w:ascii="Symbol" w:hAnsi="Symbol" w:cs="Symbol" w:hint="default"/>
+      </w:rPr>
+    </w:lvl>
+  </w:abstractNum>
+  <w:abstractNum w:abstractNumId="27">
+    <w:lvl w:ilvl="0">
+      <w:start w:val="1"/>
+      <w:numFmt w:val="bullet"/>
+      <w:lvlText w:val=""/>
+      <w:lvlJc w:val="left"/>
+      <w:pPr>
+        <w:tabs>
+          <w:tab w:val="num" w:pos="709"/>
+        </w:tabs>
+        <w:ind w:left="709" w:hanging="283"/>
+      </w:pPr>
+      <w:rPr>
+        <w:rFonts w:ascii="Symbol" w:hAnsi="Symbol" w:cs="Symbol" w:hint="default"/>
+      </w:rPr>
+    </w:lvl>
+    <w:lvl w:ilvl="1">
+      <w:start w:val="1"/>
+      <w:numFmt w:val="bullet"/>
+      <w:lvlText w:val=""/>
+      <w:lvlJc w:val="left"/>
+      <w:pPr>
+        <w:tabs>
+          <w:tab w:val="num" w:pos="1418"/>
+        </w:tabs>
+        <w:ind w:left="1418" w:hanging="283"/>
+      </w:pPr>
+      <w:rPr>
+        <w:rFonts w:ascii="Symbol" w:hAnsi="Symbol" w:cs="Symbol" w:hint="default"/>
+      </w:rPr>
+    </w:lvl>
+    <w:lvl w:ilvl="2">
+      <w:start w:val="1"/>
+      <w:numFmt w:val="bullet"/>
+      <w:lvlText w:val=""/>
+      <w:lvlJc w:val="left"/>
+      <w:pPr>
+        <w:tabs>
+          <w:tab w:val="num" w:pos="2127"/>
+        </w:tabs>
+        <w:ind w:left="2127" w:hanging="283"/>
+      </w:pPr>
+      <w:rPr>
+        <w:rFonts w:ascii="Symbol" w:hAnsi="Symbol" w:cs="Symbol" w:hint="default"/>
+      </w:rPr>
+    </w:lvl>
+    <w:lvl w:ilvl="3">
+      <w:start w:val="1"/>
+      <w:numFmt w:val="bullet"/>
+      <w:lvlText w:val=""/>
+      <w:lvlJc w:val="left"/>
+      <w:pPr>
+        <w:tabs>
+          <w:tab w:val="num" w:pos="2836"/>
+        </w:tabs>
+        <w:ind w:left="2836" w:hanging="283"/>
+      </w:pPr>
+      <w:rPr>
+        <w:rFonts w:ascii="Symbol" w:hAnsi="Symbol" w:cs="Symbol" w:hint="default"/>
+      </w:rPr>
+    </w:lvl>
+    <w:lvl w:ilvl="4">
+      <w:start w:val="1"/>
+      <w:numFmt w:val="bullet"/>
+      <w:lvlText w:val=""/>
+      <w:lvlJc w:val="left"/>
+      <w:pPr>
+        <w:tabs>
+          <w:tab w:val="num" w:pos="3545"/>
+        </w:tabs>
+        <w:ind w:left="3545" w:hanging="283"/>
+      </w:pPr>
+      <w:rPr>
+        <w:rFonts w:ascii="Symbol" w:hAnsi="Symbol" w:cs="Symbol" w:hint="default"/>
+      </w:rPr>
+    </w:lvl>
+    <w:lvl w:ilvl="5">
+      <w:start w:val="1"/>
+      <w:numFmt w:val="bullet"/>
+      <w:lvlText w:val=""/>
+      <w:lvlJc w:val="left"/>
+      <w:pPr>
+        <w:tabs>
+          <w:tab w:val="num" w:pos="4254"/>
+        </w:tabs>
+        <w:ind w:left="4254" w:hanging="283"/>
+      </w:pPr>
+      <w:rPr>
+        <w:rFonts w:ascii="Symbol" w:hAnsi="Symbol" w:cs="Symbol" w:hint="default"/>
+      </w:rPr>
+    </w:lvl>
+    <w:lvl w:ilvl="6">
+      <w:start w:val="1"/>
+      <w:numFmt w:val="bullet"/>
+      <w:lvlText w:val=""/>
+      <w:lvlJc w:val="left"/>
+      <w:pPr>
+        <w:tabs>
+          <w:tab w:val="num" w:pos="4963"/>
+        </w:tabs>
+        <w:ind w:left="4963" w:hanging="283"/>
+      </w:pPr>
+      <w:rPr>
+        <w:rFonts w:ascii="Symbol" w:hAnsi="Symbol" w:cs="Symbol" w:hint="default"/>
+      </w:rPr>
+    </w:lvl>
+    <w:lvl w:ilvl="7">
+      <w:start w:val="1"/>
+      <w:numFmt w:val="bullet"/>
+      <w:lvlText w:val=""/>
+      <w:lvlJc w:val="left"/>
+      <w:pPr>
+        <w:tabs>
+          <w:tab w:val="num" w:pos="5672"/>
+        </w:tabs>
+        <w:ind w:left="5672" w:hanging="283"/>
+      </w:pPr>
+      <w:rPr>
+        <w:rFonts w:ascii="Symbol" w:hAnsi="Symbol" w:cs="Symbol" w:hint="default"/>
+      </w:rPr>
+    </w:lvl>
+    <w:lvl w:ilvl="8">
+      <w:start w:val="1"/>
+      <w:numFmt w:val="bullet"/>
+      <w:lvlText w:val=""/>
+      <w:lvlJc w:val="left"/>
+      <w:pPr>
+        <w:tabs>
+          <w:tab w:val="num" w:pos="6381"/>
+        </w:tabs>
+        <w:ind w:left="6381" w:hanging="283"/>
+      </w:pPr>
+      <w:rPr>
+        <w:rFonts w:ascii="Symbol" w:hAnsi="Symbol" w:cs="Symbol" w:hint="default"/>
+      </w:rPr>
+    </w:lvl>
+  </w:abstractNum>
+  <w:abstractNum w:abstractNumId="28">
+    <w:lvl w:ilvl="0">
+      <w:start w:val="1"/>
+      <w:numFmt w:val="bullet"/>
+      <w:lvlText w:val=""/>
+      <w:lvlJc w:val="left"/>
+      <w:pPr>
+        <w:tabs>
+          <w:tab w:val="num" w:pos="709"/>
+        </w:tabs>
+        <w:ind w:left="709" w:hanging="283"/>
+      </w:pPr>
+      <w:rPr>
+        <w:rFonts w:ascii="Symbol" w:hAnsi="Symbol" w:cs="Symbol" w:hint="default"/>
+      </w:rPr>
+    </w:lvl>
+    <w:lvl w:ilvl="1">
+      <w:start w:val="1"/>
+      <w:numFmt w:val="bullet"/>
+      <w:lvlText w:val=""/>
+      <w:lvlJc w:val="left"/>
+      <w:pPr>
+        <w:tabs>
+          <w:tab w:val="num" w:pos="1418"/>
+        </w:tabs>
+        <w:ind w:left="1418" w:hanging="283"/>
+      </w:pPr>
+      <w:rPr>
+        <w:rFonts w:ascii="Symbol" w:hAnsi="Symbol" w:cs="Symbol" w:hint="default"/>
+      </w:rPr>
+    </w:lvl>
+    <w:lvl w:ilvl="2">
+      <w:start w:val="1"/>
+      <w:numFmt w:val="bullet"/>
+      <w:lvlText w:val=""/>
+      <w:lvlJc w:val="left"/>
+      <w:pPr>
+        <w:tabs>
+          <w:tab w:val="num" w:pos="2127"/>
+        </w:tabs>
+        <w:ind w:left="2127" w:hanging="283"/>
+      </w:pPr>
+      <w:rPr>
+        <w:rFonts w:ascii="Symbol" w:hAnsi="Symbol" w:cs="Symbol" w:hint="default"/>
+      </w:rPr>
+    </w:lvl>
+    <w:lvl w:ilvl="3">
+      <w:start w:val="1"/>
+      <w:numFmt w:val="bullet"/>
+      <w:lvlText w:val=""/>
+      <w:lvlJc w:val="left"/>
+      <w:pPr>
+        <w:tabs>
+          <w:tab w:val="num" w:pos="2836"/>
+        </w:tabs>
+        <w:ind w:left="2836" w:hanging="283"/>
+      </w:pPr>
+      <w:rPr>
+        <w:rFonts w:ascii="Symbol" w:hAnsi="Symbol" w:cs="Symbol" w:hint="default"/>
+      </w:rPr>
+    </w:lvl>
+    <w:lvl w:ilvl="4">
+      <w:start w:val="1"/>
+      <w:numFmt w:val="bullet"/>
+      <w:lvlText w:val=""/>
+      <w:lvlJc w:val="left"/>
+      <w:pPr>
+        <w:tabs>
+          <w:tab w:val="num" w:pos="3545"/>
+        </w:tabs>
+        <w:ind w:left="3545" w:hanging="283"/>
+      </w:pPr>
+      <w:rPr>
+        <w:rFonts w:ascii="Symbol" w:hAnsi="Symbol" w:cs="Symbol" w:hint="default"/>
+      </w:rPr>
+    </w:lvl>
+    <w:lvl w:ilvl="5">
+      <w:start w:val="1"/>
+      <w:numFmt w:val="bullet"/>
+      <w:lvlText w:val=""/>
+      <w:lvlJc w:val="left"/>
+      <w:pPr>
+        <w:tabs>
+          <w:tab w:val="num" w:pos="4254"/>
+        </w:tabs>
+        <w:ind w:left="4254" w:hanging="283"/>
+      </w:pPr>
+      <w:rPr>
+        <w:rFonts w:ascii="Symbol" w:hAnsi="Symbol" w:cs="Symbol" w:hint="default"/>
+      </w:rPr>
+    </w:lvl>
+    <w:lvl w:ilvl="6">
+      <w:start w:val="1"/>
+      <w:numFmt w:val="bullet"/>
+      <w:lvlText w:val=""/>
+      <w:lvlJc w:val="left"/>
+      <w:pPr>
+        <w:tabs>
+          <w:tab w:val="num" w:pos="4963"/>
+        </w:tabs>
+        <w:ind w:left="4963" w:hanging="283"/>
+      </w:pPr>
+      <w:rPr>
+        <w:rFonts w:ascii="Symbol" w:hAnsi="Symbol" w:cs="Symbol" w:hint="default"/>
+      </w:rPr>
+    </w:lvl>
+    <w:lvl w:ilvl="7">
+      <w:start w:val="1"/>
+      <w:numFmt w:val="bullet"/>
+      <w:lvlText w:val=""/>
+      <w:lvlJc w:val="left"/>
+      <w:pPr>
+        <w:tabs>
+          <w:tab w:val="num" w:pos="5672"/>
+        </w:tabs>
+        <w:ind w:left="5672" w:hanging="283"/>
+      </w:pPr>
+      <w:rPr>
+        <w:rFonts w:ascii="Symbol" w:hAnsi="Symbol" w:cs="Symbol" w:hint="default"/>
+      </w:rPr>
+    </w:lvl>
+    <w:lvl w:ilvl="8">
+      <w:start w:val="1"/>
+      <w:numFmt w:val="bullet"/>
+      <w:lvlText w:val=""/>
+      <w:lvlJc w:val="left"/>
+      <w:pPr>
+        <w:tabs>
+          <w:tab w:val="num" w:pos="6381"/>
+        </w:tabs>
+        <w:ind w:left="6381" w:hanging="283"/>
+      </w:pPr>
+      <w:rPr>
+        <w:rFonts w:ascii="Symbol" w:hAnsi="Symbol" w:cs="Symbol" w:hint="default"/>
+      </w:rPr>
+    </w:lvl>
+  </w:abstractNum>
+  <w:abstractNum w:abstractNumId="29">
     <w:lvl w:ilvl="0">
       <w:start w:val="1"/>
       <w:numFmt w:val="none"/>
@@ -7589,6 +10309,30 @@
   </w:num>
   <w:num w:numId="21">
     <w:abstractNumId w:val="21"/>
+  </w:num>
+  <w:num w:numId="22">
+    <w:abstractNumId w:val="22"/>
+  </w:num>
+  <w:num w:numId="23">
+    <w:abstractNumId w:val="23"/>
+  </w:num>
+  <w:num w:numId="24">
+    <w:abstractNumId w:val="24"/>
+  </w:num>
+  <w:num w:numId="25">
+    <w:abstractNumId w:val="25"/>
+  </w:num>
+  <w:num w:numId="26">
+    <w:abstractNumId w:val="26"/>
+  </w:num>
+  <w:num w:numId="27">
+    <w:abstractNumId w:val="27"/>
+  </w:num>
+  <w:num w:numId="28">
+    <w:abstractNumId w:val="28"/>
+  </w:num>
+  <w:num w:numId="29">
+    <w:abstractNumId w:val="29"/>
   </w:num>
 </w:numbering>
 </file>

--- a/results.docx
+++ b/results.docx
@@ -4554,7 +4554,55 @@
           <w:shd w:fill="auto" w:val="clear"/>
           <w:lang w:val="en-US"/>
         </w:rPr>
-        <w:t>Reached 30cm: 29/100 (29.0%)</w:t>
+        <w:t xml:space="preserve">Reached 30cm: </w:t>
+      </w:r>
+      <w:r>
+        <w:rPr>
+          <w:rStyle w:val="StrongEmphasis"/>
+          <w:b w:val="false"/>
+          <w:bCs w:val="false"/>
+          <w:sz w:val="24"/>
+          <w:szCs w:val="24"/>
+          <w:shd w:fill="auto" w:val="clear"/>
+          <w:lang w:val="en-US"/>
+        </w:rPr>
+        <w:t>32</w:t>
+      </w:r>
+      <w:r>
+        <w:rPr>
+          <w:rStyle w:val="StrongEmphasis"/>
+          <w:b w:val="false"/>
+          <w:bCs w:val="false"/>
+          <w:sz w:val="24"/>
+          <w:szCs w:val="24"/>
+          <w:shd w:fill="auto" w:val="clear"/>
+          <w:lang w:val="en-US"/>
+        </w:rPr>
+        <w:t>/100 (</w:t>
+      </w:r>
+      <w:r>
+        <w:rPr>
+          <w:rStyle w:val="StrongEmphasis"/>
+          <w:b w:val="false"/>
+          <w:bCs w:val="false"/>
+          <w:sz w:val="24"/>
+          <w:szCs w:val="24"/>
+          <w:shd w:fill="auto" w:val="clear"/>
+          <w:lang w:val="en-US"/>
+        </w:rPr>
+        <w:t>32</w:t>
+      </w:r>
+      <w:r>
+        <w:rPr>
+          <w:rStyle w:val="StrongEmphasis"/>
+          <w:b w:val="false"/>
+          <w:bCs w:val="false"/>
+          <w:sz w:val="24"/>
+          <w:szCs w:val="24"/>
+          <w:shd w:fill="auto" w:val="clear"/>
+          <w:lang w:val="en-US"/>
+        </w:rPr>
+        <w:t>.0%)</w:t>
       </w:r>
     </w:p>
     <w:p>
@@ -4580,7 +4628,31 @@
           <w:shd w:fill="auto" w:val="clear"/>
           <w:lang w:val="en-US"/>
         </w:rPr>
-        <w:t>Avg steps-to-30cm over successes: 48.9</w:t>
+        <w:t xml:space="preserve">Avg steps-to-30cm over successes: </w:t>
+      </w:r>
+      <w:r>
+        <w:rPr>
+          <w:rStyle w:val="StrongEmphasis"/>
+          <w:b w:val="false"/>
+          <w:bCs w:val="false"/>
+          <w:sz w:val="24"/>
+          <w:szCs w:val="24"/>
+          <w:shd w:fill="auto" w:val="clear"/>
+          <w:lang w:val="en-US"/>
+        </w:rPr>
+        <w:t>65</w:t>
+      </w:r>
+      <w:r>
+        <w:rPr>
+          <w:rStyle w:val="StrongEmphasis"/>
+          <w:b w:val="false"/>
+          <w:bCs w:val="false"/>
+          <w:sz w:val="24"/>
+          <w:szCs w:val="24"/>
+          <w:shd w:fill="auto" w:val="clear"/>
+          <w:lang w:val="en-US"/>
+        </w:rPr>
+        <w:t>.9</w:t>
       </w:r>
     </w:p>
     <w:p>
@@ -4730,18 +4802,6 @@
           <w:lang w:val="en-US"/>
         </w:rPr>
         <w:t xml:space="preserve"> </w:t>
-        <w:br/>
-      </w:r>
-      <w:r>
-        <w:rPr>
-          <w:b/>
-          <w:bCs/>
-          <w:sz w:val="24"/>
-          <w:szCs w:val="24"/>
-          <w:shd w:fill="auto" w:val="clear"/>
-          <w:lang w:val="en-US"/>
-        </w:rPr>
-        <w:t>(Episodes 6)</w:t>
       </w:r>
     </w:p>
     <w:p>
@@ -5154,7 +5214,55 @@
           <w:shd w:fill="auto" w:val="clear"/>
           <w:lang w:val="en-US"/>
         </w:rPr>
-        <w:t xml:space="preserve">Reached 30cm: 28/100 (28.0%) </w:t>
+        <w:t xml:space="preserve">Reached 30cm: </w:t>
+      </w:r>
+      <w:r>
+        <w:rPr>
+          <w:rStyle w:val="StrongEmphasis"/>
+          <w:b w:val="false"/>
+          <w:bCs w:val="false"/>
+          <w:sz w:val="24"/>
+          <w:szCs w:val="24"/>
+          <w:shd w:fill="auto" w:val="clear"/>
+          <w:lang w:val="en-US"/>
+        </w:rPr>
+        <w:t>32</w:t>
+      </w:r>
+      <w:r>
+        <w:rPr>
+          <w:rStyle w:val="StrongEmphasis"/>
+          <w:b w:val="false"/>
+          <w:bCs w:val="false"/>
+          <w:sz w:val="24"/>
+          <w:szCs w:val="24"/>
+          <w:shd w:fill="auto" w:val="clear"/>
+          <w:lang w:val="en-US"/>
+        </w:rPr>
+        <w:t>/100 (</w:t>
+      </w:r>
+      <w:r>
+        <w:rPr>
+          <w:rStyle w:val="StrongEmphasis"/>
+          <w:b w:val="false"/>
+          <w:bCs w:val="false"/>
+          <w:sz w:val="24"/>
+          <w:szCs w:val="24"/>
+          <w:shd w:fill="auto" w:val="clear"/>
+          <w:lang w:val="en-US"/>
+        </w:rPr>
+        <w:t>32</w:t>
+      </w:r>
+      <w:r>
+        <w:rPr>
+          <w:rStyle w:val="StrongEmphasis"/>
+          <w:b w:val="false"/>
+          <w:bCs w:val="false"/>
+          <w:sz w:val="24"/>
+          <w:szCs w:val="24"/>
+          <w:shd w:fill="auto" w:val="clear"/>
+          <w:lang w:val="en-US"/>
+        </w:rPr>
+        <w:t xml:space="preserve">.0%) </w:t>
       </w:r>
     </w:p>
     <w:p>
@@ -5172,7 +5280,31 @@
           <w:shd w:fill="auto" w:val="clear"/>
           <w:lang w:val="en-US"/>
         </w:rPr>
-        <w:t xml:space="preserve">Avg steps-to-30cm over all successes: 43.1 </w:t>
+        <w:t xml:space="preserve">Avg steps-to-30cm over all successes: </w:t>
+      </w:r>
+      <w:r>
+        <w:rPr>
+          <w:rStyle w:val="StrongEmphasis"/>
+          <w:b w:val="false"/>
+          <w:bCs w:val="false"/>
+          <w:sz w:val="24"/>
+          <w:szCs w:val="24"/>
+          <w:shd w:fill="auto" w:val="clear"/>
+          <w:lang w:val="en-US"/>
+        </w:rPr>
+        <w:t>64</w:t>
+      </w:r>
+      <w:r>
+        <w:rPr>
+          <w:rStyle w:val="StrongEmphasis"/>
+          <w:b w:val="false"/>
+          <w:bCs w:val="false"/>
+          <w:sz w:val="24"/>
+          <w:szCs w:val="24"/>
+          <w:shd w:fill="auto" w:val="clear"/>
+          <w:lang w:val="en-US"/>
+        </w:rPr>
+        <w:t xml:space="preserve">.1 </w:t>
       </w:r>
     </w:p>
     <w:p>
@@ -5190,7 +5322,19 @@
           <w:shd w:fill="auto" w:val="clear"/>
           <w:lang w:val="en-US"/>
         </w:rPr>
-        <w:t>Mean reward per env (averaged over episodes): 14.360</w:t>
+        <w:t>Mean reward per env (averaged over episodes): 1</w:t>
+      </w:r>
+      <w:r>
+        <w:rPr>
+          <w:rStyle w:val="StrongEmphasis"/>
+          <w:b w:val="false"/>
+          <w:bCs w:val="false"/>
+          <w:sz w:val="24"/>
+          <w:szCs w:val="24"/>
+          <w:shd w:fill="auto" w:val="clear"/>
+          <w:lang w:val="en-US"/>
+        </w:rPr>
+        <w:t>6</w:t>
       </w:r>
     </w:p>
     <w:p>
@@ -5214,7 +5358,17 @@
           <w:shd w:fill="auto" w:val="clear"/>
           <w:lang w:val="en-US"/>
         </w:rPr>
-        <w:t>Cube</w:t>
+        <w:t xml:space="preserve">Cube, </w:t>
+      </w:r>
+      <w:r>
+        <w:rPr>
+          <w:rStyle w:val="StrongEmphasis"/>
+          <w:sz w:val="20"/>
+          <w:szCs w:val="20"/>
+          <w:shd w:fill="auto" w:val="clear"/>
+          <w:lang w:val="en-US"/>
+        </w:rPr>
+        <w:t>Steady tone</w:t>
       </w:r>
     </w:p>
     <w:p>
@@ -5239,7 +5393,14 @@
           <w:sz w:val="20"/>
           <w:szCs w:val="20"/>
         </w:rPr>
-        <w:t>Episodes: ~33</w:t>
+        <w:t>Episodes: ~</w:t>
+      </w:r>
+      <w:r>
+        <w:rPr>
+          <w:sz w:val="20"/>
+          <w:szCs w:val="20"/>
+        </w:rPr>
+        <w:t>39</w:t>
       </w:r>
     </w:p>
     <w:p>
@@ -5264,7 +5425,49 @@
           <w:sz w:val="20"/>
           <w:szCs w:val="20"/>
         </w:rPr>
-        <w:t>Successes: 10 / 33 → 30.3%</w:t>
+        <w:t xml:space="preserve">Successes: </w:t>
+      </w:r>
+      <w:r>
+        <w:rPr>
+          <w:sz w:val="20"/>
+          <w:szCs w:val="20"/>
+        </w:rPr>
+        <w:t>7</w:t>
+      </w:r>
+      <w:r>
+        <w:rPr>
+          <w:sz w:val="20"/>
+          <w:szCs w:val="20"/>
+        </w:rPr>
+        <w:t xml:space="preserve"> / 3</w:t>
+      </w:r>
+      <w:r>
+        <w:rPr>
+          <w:sz w:val="20"/>
+          <w:szCs w:val="20"/>
+        </w:rPr>
+        <w:t>9</w:t>
+      </w:r>
+      <w:r>
+        <w:rPr>
+          <w:sz w:val="20"/>
+          <w:szCs w:val="20"/>
+        </w:rPr>
+        <w:t xml:space="preserve"> → </w:t>
+      </w:r>
+      <w:r>
+        <w:rPr>
+          <w:sz w:val="20"/>
+          <w:szCs w:val="20"/>
+        </w:rPr>
+        <w:t>18</w:t>
+      </w:r>
+      <w:r>
+        <w:rPr>
+          <w:sz w:val="20"/>
+          <w:szCs w:val="20"/>
+        </w:rPr>
+        <w:t>%</w:t>
       </w:r>
     </w:p>
     <w:p>
@@ -5289,7 +5492,14 @@
           <w:sz w:val="20"/>
           <w:szCs w:val="20"/>
         </w:rPr>
-        <w:t>Avg steps-to-30cm (successful only): ~51</w:t>
+        <w:t>Avg steps-to-30cm (successful only): ~</w:t>
+      </w:r>
+      <w:r>
+        <w:rPr>
+          <w:sz w:val="20"/>
+          <w:szCs w:val="20"/>
+        </w:rPr>
+        <w:t>67</w:t>
       </w:r>
     </w:p>
     <w:p>
@@ -5328,7 +5538,15 @@
           <w:sz w:val="20"/>
           <w:szCs w:val="20"/>
         </w:rPr>
-        <w:t>Sphere</w:t>
+        <w:t xml:space="preserve">Sphere, </w:t>
+      </w:r>
+      <w:r>
+        <w:rPr>
+          <w:rStyle w:val="StrongEmphasis"/>
+          <w:sz w:val="20"/>
+          <w:szCs w:val="20"/>
+        </w:rPr>
+        <w:t>S chirp</w:t>
       </w:r>
     </w:p>
     <w:p>
@@ -5353,7 +5571,14 @@
           <w:sz w:val="20"/>
           <w:szCs w:val="20"/>
         </w:rPr>
-        <w:t>Episodes: ~33</w:t>
+        <w:t>Episodes: ~</w:t>
+      </w:r>
+      <w:r>
+        <w:rPr>
+          <w:sz w:val="20"/>
+          <w:szCs w:val="20"/>
+        </w:rPr>
+        <w:t>32</w:t>
       </w:r>
     </w:p>
     <w:p>
@@ -5378,7 +5603,63 @@
           <w:sz w:val="20"/>
           <w:szCs w:val="20"/>
         </w:rPr>
-        <w:t>Successes: 6 / 33 → 18.2%</w:t>
+        <w:t xml:space="preserve">Successes: </w:t>
+      </w:r>
+      <w:r>
+        <w:rPr>
+          <w:sz w:val="20"/>
+          <w:szCs w:val="20"/>
+        </w:rPr>
+        <w:t>11</w:t>
+      </w:r>
+      <w:r>
+        <w:rPr>
+          <w:sz w:val="20"/>
+          <w:szCs w:val="20"/>
+        </w:rPr>
+        <w:t xml:space="preserve"> / 3</w:t>
+      </w:r>
+      <w:r>
+        <w:rPr>
+          <w:sz w:val="20"/>
+          <w:szCs w:val="20"/>
+        </w:rPr>
+        <w:t>2</w:t>
+      </w:r>
+      <w:r>
+        <w:rPr>
+          <w:sz w:val="20"/>
+          <w:szCs w:val="20"/>
+        </w:rPr>
+        <w:t xml:space="preserve"> → </w:t>
+      </w:r>
+      <w:r>
+        <w:rPr>
+          <w:sz w:val="20"/>
+          <w:szCs w:val="20"/>
+        </w:rPr>
+        <w:t>34</w:t>
+      </w:r>
+      <w:r>
+        <w:rPr>
+          <w:sz w:val="20"/>
+          <w:szCs w:val="20"/>
+        </w:rPr>
+        <w:t>.</w:t>
+      </w:r>
+      <w:r>
+        <w:rPr>
+          <w:sz w:val="20"/>
+          <w:szCs w:val="20"/>
+        </w:rPr>
+        <w:t>4</w:t>
+      </w:r>
+      <w:r>
+        <w:rPr>
+          <w:sz w:val="20"/>
+          <w:szCs w:val="20"/>
+        </w:rPr>
+        <w:t>%</w:t>
       </w:r>
     </w:p>
     <w:p>
@@ -5403,7 +5684,14 @@
           <w:sz w:val="20"/>
           <w:szCs w:val="20"/>
         </w:rPr>
-        <w:t>Avg steps-to-30cm (successful only): ~38</w:t>
+        <w:t>Avg steps-to-30cm (successful only): ~</w:t>
+      </w:r>
+      <w:r>
+        <w:rPr>
+          <w:sz w:val="20"/>
+          <w:szCs w:val="20"/>
+        </w:rPr>
+        <w:t>72</w:t>
       </w:r>
     </w:p>
     <w:p>
@@ -5428,7 +5716,21 @@
           <w:sz w:val="20"/>
           <w:szCs w:val="20"/>
         </w:rPr>
-        <w:t>Mean reward: ~12.0</w:t>
+        <w:t>Mean reward: ~1</w:t>
+      </w:r>
+      <w:r>
+        <w:rPr>
+          <w:sz w:val="20"/>
+          <w:szCs w:val="20"/>
+        </w:rPr>
+        <w:t>8</w:t>
+      </w:r>
+      <w:r>
+        <w:rPr>
+          <w:sz w:val="20"/>
+          <w:szCs w:val="20"/>
+        </w:rPr>
+        <w:t>.0</w:t>
       </w:r>
     </w:p>
     <w:p>
@@ -5467,7 +5769,14 @@
           <w:sz w:val="20"/>
           <w:szCs w:val="20"/>
         </w:rPr>
-        <w:t>Episodes: ~34</w:t>
+        <w:t>Episodes: ~</w:t>
+      </w:r>
+      <w:r>
+        <w:rPr>
+          <w:sz w:val="20"/>
+          <w:szCs w:val="20"/>
+        </w:rPr>
+        <w:t>28</w:t>
       </w:r>
     </w:p>
     <w:p>
@@ -5492,7 +5801,63 @@
           <w:sz w:val="20"/>
           <w:szCs w:val="20"/>
         </w:rPr>
-        <w:t>Successes: 12 / 34 → 35.3%</w:t>
+        <w:t xml:space="preserve">Successes: </w:t>
+      </w:r>
+      <w:r>
+        <w:rPr>
+          <w:sz w:val="20"/>
+          <w:szCs w:val="20"/>
+        </w:rPr>
+        <w:t xml:space="preserve">13 </w:t>
+      </w:r>
+      <w:r>
+        <w:rPr>
+          <w:sz w:val="20"/>
+          <w:szCs w:val="20"/>
+        </w:rPr>
+        <w:t xml:space="preserve">/ </w:t>
+      </w:r>
+      <w:r>
+        <w:rPr>
+          <w:sz w:val="20"/>
+          <w:szCs w:val="20"/>
+        </w:rPr>
+        <w:t>28</w:t>
+      </w:r>
+      <w:r>
+        <w:rPr>
+          <w:sz w:val="20"/>
+          <w:szCs w:val="20"/>
+        </w:rPr>
+        <w:t xml:space="preserve"> → </w:t>
+      </w:r>
+      <w:r>
+        <w:rPr>
+          <w:sz w:val="20"/>
+          <w:szCs w:val="20"/>
+        </w:rPr>
+        <w:t>46</w:t>
+      </w:r>
+      <w:r>
+        <w:rPr>
+          <w:sz w:val="20"/>
+          <w:szCs w:val="20"/>
+        </w:rPr>
+        <w:t>.</w:t>
+      </w:r>
+      <w:r>
+        <w:rPr>
+          <w:sz w:val="20"/>
+          <w:szCs w:val="20"/>
+        </w:rPr>
+        <w:t>4</w:t>
+      </w:r>
+      <w:r>
+        <w:rPr>
+          <w:sz w:val="20"/>
+          <w:szCs w:val="20"/>
+        </w:rPr>
+        <w:t>%</w:t>
       </w:r>
     </w:p>
     <w:p>
@@ -5517,7 +5882,14 @@
           <w:sz w:val="20"/>
           <w:szCs w:val="20"/>
         </w:rPr>
-        <w:t>Avg steps-to-30cm (successful only): ~39</w:t>
+        <w:t>Avg steps-to-30cm (successful only): ~</w:t>
+      </w:r>
+      <w:r>
+        <w:rPr>
+          <w:sz w:val="20"/>
+          <w:szCs w:val="20"/>
+        </w:rPr>
+        <w:t>56</w:t>
       </w:r>
     </w:p>
     <w:p>
@@ -5542,7 +5914,7 @@
           <w:sz w:val="20"/>
           <w:szCs w:val="20"/>
         </w:rPr>
-        <w:t>Mean reward: ~15.8</w:t>
+        <w:t>Mean reward: ~15.</w:t>
       </w:r>
     </w:p>
     <w:p>
@@ -5651,7 +6023,7 @@
           <w:shd w:fill="auto" w:val="clear"/>
           <w:lang w:val="en-US"/>
         </w:rPr>
-        <w:t>Reached 30cm: 57/100 (57.0%)</w:t>
+        <w:t>Reached 30 cm: 25 / 100 → 25.0%</w:t>
       </w:r>
     </w:p>
     <w:p>
@@ -5664,12 +6036,15 @@
           <w:rStyle w:val="StrongEmphasis"/>
           <w:b w:val="false"/>
           <w:bCs w:val="false"/>
-          <w:sz w:val="24"/>
-          <w:szCs w:val="24"/>
-          <w:shd w:fill="auto" w:val="clear"/>
-          <w:lang w:val="en-US"/>
-        </w:rPr>
-        <w:t>Avg steps-to-30cm over all successes: 56.0</w:t>
+        </w:rPr>
+        <w:t>Avg steps-to-30 cm (success only):</w:t>
+      </w:r>
+      <w:r>
+        <w:rPr>
+          <w:b w:val="false"/>
+          <w:bCs w:val="false"/>
+        </w:rPr>
+        <w:t xml:space="preserve"> 65.6</w:t>
       </w:r>
     </w:p>
     <w:p>
@@ -5682,26 +6057,21 @@
           <w:rStyle w:val="StrongEmphasis"/>
           <w:b w:val="false"/>
           <w:bCs w:val="false"/>
-          <w:sz w:val="24"/>
-          <w:szCs w:val="24"/>
-          <w:shd w:fill="auto" w:val="clear"/>
-          <w:lang w:val="en-US"/>
-        </w:rPr>
-        <w:t>Mean reward per env (averaged over episodes): 19.910</w:t>
-      </w:r>
-    </w:p>
-    <w:p>
-      <w:pPr>
-        <w:pStyle w:val="TextBody"/>
-        <w:rPr>
-          <w:b w:val="false"/>
-          <w:b w:val="false"/>
-          <w:bCs w:val="false"/>
-          <w:sz w:val="20"/>
-          <w:szCs w:val="20"/>
-          <w:highlight w:val="none"/>
-          <w:shd w:fill="auto" w:val="clear"/>
-        </w:rPr>
+        </w:rPr>
+        <w:t>Mean reward (all episodes):</w:t>
+      </w:r>
+      <w:r>
+        <w:rPr>
+          <w:b w:val="false"/>
+          <w:bCs w:val="false"/>
+        </w:rPr>
+        <w:t xml:space="preserve"> ~16.3</w:t>
+      </w:r>
+    </w:p>
+    <w:p>
+      <w:pPr>
+        <w:pStyle w:val="TextBody"/>
+        <w:rPr/>
       </w:pPr>
       <w:r>
         <w:rPr>
@@ -5746,7 +6116,7 @@
           <w:sz w:val="20"/>
           <w:szCs w:val="20"/>
         </w:rPr>
-        <w:t>Episodes: ~17</w:t>
+        <w:t>Episodes: ~19</w:t>
       </w:r>
     </w:p>
     <w:p>
@@ -5754,24 +6124,31 @@
         <w:pStyle w:val="TextBody"/>
         <w:numPr>
           <w:ilvl w:val="0"/>
-          <w:numId w:val="25"/>
+          <w:numId w:val="42"/>
         </w:numPr>
         <w:tabs>
           <w:tab w:val="clear" w:pos="708"/>
           <w:tab w:val="left" w:pos="0" w:leader="none"/>
         </w:tabs>
-        <w:ind w:left="709" w:hanging="283"/>
-        <w:rPr>
-          <w:sz w:val="20"/>
-          <w:szCs w:val="20"/>
-        </w:rPr>
-      </w:pPr>
-      <w:r>
-        <w:rPr>
-          <w:sz w:val="20"/>
-          <w:szCs w:val="20"/>
-        </w:rPr>
-        <w:t>Successes: 7 / 17 → 41.2%</w:t>
+        <w:ind w:left="720" w:hanging="283"/>
+        <w:rPr/>
+      </w:pPr>
+      <w:r>
+        <w:rPr>
+          <w:sz w:val="20"/>
+          <w:szCs w:val="20"/>
+        </w:rPr>
+        <w:t xml:space="preserve">Successes: 6 → </w:t>
+      </w:r>
+      <w:r>
+        <w:rPr>
+          <w:rStyle w:val="StrongEmphasis"/>
+          <w:b w:val="false"/>
+          <w:bCs w:val="false"/>
+          <w:sz w:val="20"/>
+          <w:szCs w:val="20"/>
+        </w:rPr>
+        <w:t>31.6%</w:t>
       </w:r>
     </w:p>
     <w:p>
@@ -5779,24 +6156,24 @@
         <w:pStyle w:val="TextBody"/>
         <w:numPr>
           <w:ilvl w:val="0"/>
-          <w:numId w:val="25"/>
+          <w:numId w:val="43"/>
         </w:numPr>
         <w:tabs>
           <w:tab w:val="clear" w:pos="708"/>
           <w:tab w:val="left" w:pos="0" w:leader="none"/>
         </w:tabs>
-        <w:ind w:left="709" w:hanging="283"/>
-        <w:rPr>
-          <w:sz w:val="20"/>
-          <w:szCs w:val="20"/>
-        </w:rPr>
-      </w:pPr>
-      <w:r>
-        <w:rPr>
-          <w:sz w:val="20"/>
-          <w:szCs w:val="20"/>
-        </w:rPr>
-        <w:t>Avg steps-to-30cm (successful only): ~52</w:t>
+        <w:ind w:left="720" w:hanging="283"/>
+        <w:rPr>
+          <w:sz w:val="20"/>
+          <w:szCs w:val="20"/>
+        </w:rPr>
+      </w:pPr>
+      <w:r>
+        <w:rPr>
+          <w:sz w:val="20"/>
+          <w:szCs w:val="20"/>
+        </w:rPr>
+        <w:t>Avg steps (success only): ~72</w:t>
       </w:r>
     </w:p>
     <w:p>
@@ -5804,24 +6181,24 @@
         <w:pStyle w:val="TextBody"/>
         <w:numPr>
           <w:ilvl w:val="0"/>
-          <w:numId w:val="25"/>
+          <w:numId w:val="44"/>
         </w:numPr>
         <w:tabs>
           <w:tab w:val="clear" w:pos="708"/>
           <w:tab w:val="left" w:pos="0" w:leader="none"/>
         </w:tabs>
-        <w:ind w:left="709" w:hanging="283"/>
-        <w:rPr>
-          <w:sz w:val="20"/>
-          <w:szCs w:val="20"/>
-        </w:rPr>
-      </w:pPr>
-      <w:r>
-        <w:rPr>
-          <w:sz w:val="20"/>
-          <w:szCs w:val="20"/>
-        </w:rPr>
-        <w:t>Mean reward: ~19.7</w:t>
+        <w:ind w:left="720" w:hanging="283"/>
+        <w:rPr>
+          <w:sz w:val="20"/>
+          <w:szCs w:val="20"/>
+        </w:rPr>
+      </w:pPr>
+      <w:r>
+        <w:rPr>
+          <w:sz w:val="20"/>
+          <w:szCs w:val="20"/>
+        </w:rPr>
+        <w:t>Mean reward: ~17.0</w:t>
       </w:r>
     </w:p>
     <w:p>
@@ -5868,7 +6245,7 @@
           <w:sz w:val="20"/>
           <w:szCs w:val="20"/>
         </w:rPr>
-        <w:t>Episodes: ~25</w:t>
+        <w:t>Episodes: ~27</w:t>
       </w:r>
     </w:p>
     <w:p>
@@ -5876,24 +6253,31 @@
         <w:pStyle w:val="TextBody"/>
         <w:numPr>
           <w:ilvl w:val="0"/>
-          <w:numId w:val="26"/>
+          <w:numId w:val="45"/>
         </w:numPr>
         <w:tabs>
           <w:tab w:val="clear" w:pos="708"/>
           <w:tab w:val="left" w:pos="0" w:leader="none"/>
         </w:tabs>
-        <w:ind w:left="709" w:hanging="283"/>
-        <w:rPr>
-          <w:sz w:val="20"/>
-          <w:szCs w:val="20"/>
-        </w:rPr>
-      </w:pPr>
-      <w:r>
-        <w:rPr>
-          <w:sz w:val="20"/>
-          <w:szCs w:val="20"/>
-        </w:rPr>
-        <w:t>Successes: 11 / 25 → 44.0%</w:t>
+        <w:ind w:left="720" w:hanging="283"/>
+        <w:rPr/>
+      </w:pPr>
+      <w:r>
+        <w:rPr>
+          <w:sz w:val="20"/>
+          <w:szCs w:val="20"/>
+        </w:rPr>
+        <w:t xml:space="preserve">Successes: 6 → </w:t>
+      </w:r>
+      <w:r>
+        <w:rPr>
+          <w:rStyle w:val="StrongEmphasis"/>
+          <w:b w:val="false"/>
+          <w:bCs w:val="false"/>
+          <w:sz w:val="20"/>
+          <w:szCs w:val="20"/>
+        </w:rPr>
+        <w:t>22.2%</w:t>
       </w:r>
     </w:p>
     <w:p>
@@ -5901,24 +6285,24 @@
         <w:pStyle w:val="TextBody"/>
         <w:numPr>
           <w:ilvl w:val="0"/>
-          <w:numId w:val="26"/>
+          <w:numId w:val="46"/>
         </w:numPr>
         <w:tabs>
           <w:tab w:val="clear" w:pos="708"/>
           <w:tab w:val="left" w:pos="0" w:leader="none"/>
         </w:tabs>
-        <w:ind w:left="709" w:hanging="283"/>
-        <w:rPr>
-          <w:sz w:val="20"/>
-          <w:szCs w:val="20"/>
-        </w:rPr>
-      </w:pPr>
-      <w:r>
-        <w:rPr>
-          <w:sz w:val="20"/>
-          <w:szCs w:val="20"/>
-        </w:rPr>
-        <w:t>Avg steps-to-30cm (successful only): ~55</w:t>
+        <w:ind w:left="720" w:hanging="283"/>
+        <w:rPr>
+          <w:sz w:val="20"/>
+          <w:szCs w:val="20"/>
+        </w:rPr>
+      </w:pPr>
+      <w:r>
+        <w:rPr>
+          <w:sz w:val="20"/>
+          <w:szCs w:val="20"/>
+        </w:rPr>
+        <w:t>Avg steps (success only): ~61</w:t>
       </w:r>
     </w:p>
     <w:p>
@@ -5926,24 +6310,24 @@
         <w:pStyle w:val="TextBody"/>
         <w:numPr>
           <w:ilvl w:val="0"/>
-          <w:numId w:val="26"/>
+          <w:numId w:val="47"/>
         </w:numPr>
         <w:tabs>
           <w:tab w:val="clear" w:pos="708"/>
           <w:tab w:val="left" w:pos="0" w:leader="none"/>
         </w:tabs>
-        <w:ind w:left="709" w:hanging="283"/>
-        <w:rPr>
-          <w:sz w:val="20"/>
-          <w:szCs w:val="20"/>
-        </w:rPr>
-      </w:pPr>
-      <w:r>
-        <w:rPr>
-          <w:sz w:val="20"/>
-          <w:szCs w:val="20"/>
-        </w:rPr>
-        <w:t>Mean reward: ~19.0</w:t>
+        <w:ind w:left="720" w:hanging="283"/>
+        <w:rPr>
+          <w:sz w:val="20"/>
+          <w:szCs w:val="20"/>
+        </w:rPr>
+      </w:pPr>
+      <w:r>
+        <w:rPr>
+          <w:sz w:val="20"/>
+          <w:szCs w:val="20"/>
+        </w:rPr>
+        <w:t>Mean reward: ~14.2</w:t>
       </w:r>
     </w:p>
     <w:p>
@@ -5990,7 +6374,7 @@
           <w:sz w:val="20"/>
           <w:szCs w:val="20"/>
         </w:rPr>
-        <w:t>Episodes: ~32</w:t>
+        <w:t>Episodes: ~22</w:t>
       </w:r>
     </w:p>
     <w:p>
@@ -5998,24 +6382,31 @@
         <w:pStyle w:val="TextBody"/>
         <w:numPr>
           <w:ilvl w:val="0"/>
-          <w:numId w:val="27"/>
+          <w:numId w:val="48"/>
         </w:numPr>
         <w:tabs>
           <w:tab w:val="clear" w:pos="708"/>
           <w:tab w:val="left" w:pos="0" w:leader="none"/>
         </w:tabs>
-        <w:ind w:left="709" w:hanging="283"/>
-        <w:rPr>
-          <w:sz w:val="20"/>
-          <w:szCs w:val="20"/>
-        </w:rPr>
-      </w:pPr>
-      <w:r>
-        <w:rPr>
-          <w:sz w:val="20"/>
-          <w:szCs w:val="20"/>
-        </w:rPr>
-        <w:t>Successes: 17 / 32 → 53.1%</w:t>
+        <w:ind w:left="720" w:hanging="283"/>
+        <w:rPr/>
+      </w:pPr>
+      <w:r>
+        <w:rPr>
+          <w:sz w:val="20"/>
+          <w:szCs w:val="20"/>
+        </w:rPr>
+        <w:t xml:space="preserve">Successes: 7 → </w:t>
+      </w:r>
+      <w:r>
+        <w:rPr>
+          <w:rStyle w:val="StrongEmphasis"/>
+          <w:b w:val="false"/>
+          <w:bCs w:val="false"/>
+          <w:sz w:val="20"/>
+          <w:szCs w:val="20"/>
+        </w:rPr>
+        <w:t>31.8%</w:t>
       </w:r>
     </w:p>
     <w:p>
@@ -6023,24 +6414,24 @@
         <w:pStyle w:val="TextBody"/>
         <w:numPr>
           <w:ilvl w:val="0"/>
-          <w:numId w:val="27"/>
+          <w:numId w:val="49"/>
         </w:numPr>
         <w:tabs>
           <w:tab w:val="clear" w:pos="708"/>
           <w:tab w:val="left" w:pos="0" w:leader="none"/>
         </w:tabs>
-        <w:ind w:left="709" w:hanging="283"/>
-        <w:rPr>
-          <w:sz w:val="20"/>
-          <w:szCs w:val="20"/>
-        </w:rPr>
-      </w:pPr>
-      <w:r>
-        <w:rPr>
-          <w:sz w:val="20"/>
-          <w:szCs w:val="20"/>
-        </w:rPr>
-        <w:t>Avg steps-to-30cm (successful only): ~58</w:t>
+        <w:ind w:left="720" w:hanging="283"/>
+        <w:rPr>
+          <w:sz w:val="20"/>
+          <w:szCs w:val="20"/>
+        </w:rPr>
+      </w:pPr>
+      <w:r>
+        <w:rPr>
+          <w:sz w:val="20"/>
+          <w:szCs w:val="20"/>
+        </w:rPr>
+        <w:t>Avg steps (success only): ~64</w:t>
       </w:r>
     </w:p>
     <w:p>
@@ -6048,24 +6439,24 @@
         <w:pStyle w:val="TextBody"/>
         <w:numPr>
           <w:ilvl w:val="0"/>
-          <w:numId w:val="27"/>
+          <w:numId w:val="50"/>
         </w:numPr>
         <w:tabs>
           <w:tab w:val="clear" w:pos="708"/>
           <w:tab w:val="left" w:pos="0" w:leader="none"/>
         </w:tabs>
-        <w:ind w:left="709" w:hanging="283"/>
-        <w:rPr>
-          <w:sz w:val="20"/>
-          <w:szCs w:val="20"/>
-        </w:rPr>
-      </w:pPr>
-      <w:r>
-        <w:rPr>
-          <w:sz w:val="20"/>
-          <w:szCs w:val="20"/>
-        </w:rPr>
-        <w:t>Mean reward: ~22.1</w:t>
+        <w:ind w:left="720" w:hanging="283"/>
+        <w:rPr>
+          <w:sz w:val="20"/>
+          <w:szCs w:val="20"/>
+        </w:rPr>
+      </w:pPr>
+      <w:r>
+        <w:rPr>
+          <w:sz w:val="20"/>
+          <w:szCs w:val="20"/>
+        </w:rPr>
+        <w:t>Mean reward: ~18.1</w:t>
       </w:r>
     </w:p>
     <w:p>
@@ -6103,16 +6494,26 @@
         </w:tabs>
         <w:ind w:left="709" w:hanging="283"/>
         <w:rPr>
-          <w:sz w:val="20"/>
-          <w:szCs w:val="20"/>
-        </w:rPr>
-      </w:pPr>
-      <w:r>
-        <w:rPr>
-          <w:sz w:val="20"/>
-          <w:szCs w:val="20"/>
-        </w:rPr>
-        <w:t>Episodes: ~26</w:t>
+          <w:b w:val="false"/>
+          <w:b w:val="false"/>
+          <w:bCs w:val="false"/>
+          <w:sz w:val="20"/>
+          <w:szCs w:val="20"/>
+          <w:highlight w:val="none"/>
+          <w:shd w:fill="auto" w:val="clear"/>
+        </w:rPr>
+      </w:pPr>
+      <w:r>
+        <w:rPr>
+          <w:rStyle w:val="StrongEmphasis"/>
+          <w:b w:val="false"/>
+          <w:bCs w:val="false"/>
+          <w:sz w:val="20"/>
+          <w:szCs w:val="20"/>
+          <w:shd w:fill="auto" w:val="clear"/>
+          <w:lang w:val="en-US"/>
+        </w:rPr>
+        <w:t>Episodes: ~32</w:t>
       </w:r>
     </w:p>
     <w:p>
@@ -6120,24 +6521,31 @@
         <w:pStyle w:val="TextBody"/>
         <w:numPr>
           <w:ilvl w:val="0"/>
-          <w:numId w:val="28"/>
+          <w:numId w:val="51"/>
         </w:numPr>
         <w:tabs>
           <w:tab w:val="clear" w:pos="708"/>
           <w:tab w:val="left" w:pos="0" w:leader="none"/>
         </w:tabs>
-        <w:ind w:left="709" w:hanging="283"/>
-        <w:rPr>
-          <w:sz w:val="20"/>
-          <w:szCs w:val="20"/>
-        </w:rPr>
-      </w:pPr>
-      <w:r>
-        <w:rPr>
-          <w:sz w:val="20"/>
-          <w:szCs w:val="20"/>
-        </w:rPr>
-        <w:t>Successes: 12 / 26 → 46.2%</w:t>
+        <w:ind w:left="720" w:hanging="283"/>
+        <w:rPr/>
+      </w:pPr>
+      <w:r>
+        <w:rPr>
+          <w:sz w:val="20"/>
+          <w:szCs w:val="20"/>
+        </w:rPr>
+        <w:t xml:space="preserve">Successes: 6 → </w:t>
+      </w:r>
+      <w:r>
+        <w:rPr>
+          <w:rStyle w:val="StrongEmphasis"/>
+          <w:b w:val="false"/>
+          <w:bCs w:val="false"/>
+          <w:sz w:val="20"/>
+          <w:szCs w:val="20"/>
+        </w:rPr>
+        <w:t>18.8%</w:t>
       </w:r>
     </w:p>
     <w:p>
@@ -6145,24 +6553,24 @@
         <w:pStyle w:val="TextBody"/>
         <w:numPr>
           <w:ilvl w:val="0"/>
-          <w:numId w:val="28"/>
+          <w:numId w:val="52"/>
         </w:numPr>
         <w:tabs>
           <w:tab w:val="clear" w:pos="708"/>
           <w:tab w:val="left" w:pos="0" w:leader="none"/>
         </w:tabs>
-        <w:ind w:left="709" w:hanging="283"/>
-        <w:rPr>
-          <w:sz w:val="20"/>
-          <w:szCs w:val="20"/>
-        </w:rPr>
-      </w:pPr>
-      <w:r>
-        <w:rPr>
-          <w:sz w:val="20"/>
-          <w:szCs w:val="20"/>
-        </w:rPr>
-        <w:t>Avg steps-to-30cm (successful only): ~64</w:t>
+        <w:ind w:left="720" w:hanging="283"/>
+        <w:rPr>
+          <w:sz w:val="20"/>
+          <w:szCs w:val="20"/>
+        </w:rPr>
+      </w:pPr>
+      <w:r>
+        <w:rPr>
+          <w:sz w:val="20"/>
+          <w:szCs w:val="20"/>
+        </w:rPr>
+        <w:t>Avg steps (success only): ~65</w:t>
       </w:r>
     </w:p>
     <w:p>
@@ -6170,34 +6578,24 @@
         <w:pStyle w:val="TextBody"/>
         <w:numPr>
           <w:ilvl w:val="0"/>
-          <w:numId w:val="28"/>
+          <w:numId w:val="53"/>
         </w:numPr>
         <w:tabs>
           <w:tab w:val="clear" w:pos="708"/>
           <w:tab w:val="left" w:pos="0" w:leader="none"/>
         </w:tabs>
-        <w:ind w:left="709" w:hanging="283"/>
-        <w:rPr>
-          <w:b w:val="false"/>
-          <w:b w:val="false"/>
-          <w:bCs w:val="false"/>
-          <w:sz w:val="20"/>
-          <w:szCs w:val="20"/>
-          <w:highlight w:val="none"/>
-          <w:shd w:fill="auto" w:val="clear"/>
-        </w:rPr>
-      </w:pPr>
-      <w:r>
-        <w:rPr>
-          <w:rStyle w:val="StrongEmphasis"/>
-          <w:b w:val="false"/>
-          <w:bCs w:val="false"/>
-          <w:sz w:val="20"/>
-          <w:szCs w:val="20"/>
-          <w:shd w:fill="auto" w:val="clear"/>
-          <w:lang w:val="en-US"/>
-        </w:rPr>
-        <w:t>Mean reward: ~22.8</w:t>
+        <w:ind w:left="720" w:hanging="283"/>
+        <w:rPr>
+          <w:sz w:val="20"/>
+          <w:szCs w:val="20"/>
+        </w:rPr>
+      </w:pPr>
+      <w:r>
+        <w:rPr>
+          <w:sz w:val="20"/>
+          <w:szCs w:val="20"/>
+        </w:rPr>
+        <w:t>Mean reward: ~15.9</w:t>
       </w:r>
     </w:p>
     <w:p>
@@ -6301,6 +6699,53 @@
     <w:p>
       <w:pPr>
         <w:pStyle w:val="TextBody"/>
+        <w:rPr>
+          <w:b w:val="false"/>
+          <w:b w:val="false"/>
+          <w:bCs w:val="false"/>
+          <w:sz w:val="20"/>
+          <w:szCs w:val="20"/>
+          <w:highlight w:val="none"/>
+          <w:shd w:fill="auto" w:val="clear"/>
+        </w:rPr>
+      </w:pPr>
+      <w:r>
+        <w:rPr>
+          <w:rStyle w:val="StrongEmphasis"/>
+          <w:b w:val="false"/>
+          <w:bCs w:val="false"/>
+          <w:sz w:val="20"/>
+          <w:szCs w:val="20"/>
+          <w:shd w:fill="auto" w:val="clear"/>
+          <w:lang w:val="en-US"/>
+        </w:rPr>
+        <w:t>after that bunny performance is lower?</w:t>
+      </w:r>
+    </w:p>
+    <w:p>
+      <w:pPr>
+        <w:pStyle w:val="TextBody"/>
+        <w:rPr>
+          <w:rStyle w:val="StrongEmphasis"/>
+          <w:b w:val="false"/>
+          <w:b w:val="false"/>
+          <w:bCs w:val="false"/>
+          <w:lang w:val="en-US"/>
+        </w:rPr>
+      </w:pPr>
+      <w:r>
+        <w:rPr>
+          <w:b w:val="false"/>
+          <w:bCs w:val="false"/>
+          <w:sz w:val="20"/>
+          <w:szCs w:val="20"/>
+          <w:shd w:fill="auto" w:val="clear"/>
+        </w:rPr>
+      </w:r>
+    </w:p>
+    <w:p>
+      <w:pPr>
+        <w:pStyle w:val="TextBody"/>
         <w:spacing w:before="0" w:after="140"/>
         <w:rPr>
           <w:b w:val="false"/>
@@ -6322,7 +6767,7 @@
           <w:shd w:fill="auto" w:val="clear"/>
           <w:lang w:val="en-US"/>
         </w:rPr>
-        <w:t>after that bunny performance is lower?</w:t>
+        <w:t>Compare position, after training on different position, first position is gone!</w:t>
       </w:r>
     </w:p>
     <w:sectPr>
@@ -10129,6 +10574,1362 @@
     </w:lvl>
   </w:abstractNum>
   <w:abstractNum w:abstractNumId="29">
+    <w:lvl w:ilvl="0">
+      <w:start w:val="1"/>
+      <w:numFmt w:val="bullet"/>
+      <w:lvlText w:val=""/>
+      <w:lvlJc w:val="left"/>
+      <w:pPr>
+        <w:tabs>
+          <w:tab w:val="num" w:pos="720"/>
+        </w:tabs>
+        <w:ind w:left="720" w:hanging="283"/>
+      </w:pPr>
+      <w:rPr>
+        <w:rFonts w:ascii="Symbol" w:hAnsi="Symbol" w:cs="Symbol" w:hint="default"/>
+      </w:rPr>
+    </w:lvl>
+    <w:lvl w:ilvl="1">
+      <w:start w:val="1"/>
+      <w:numFmt w:val="decimal"/>
+      <w:lvlText w:val="%2."/>
+      <w:lvlJc w:val="left"/>
+      <w:pPr>
+        <w:tabs>
+          <w:tab w:val="num" w:pos="1080"/>
+        </w:tabs>
+        <w:ind w:left="1080" w:hanging="360"/>
+      </w:pPr>
+    </w:lvl>
+    <w:lvl w:ilvl="2">
+      <w:start w:val="1"/>
+      <w:numFmt w:val="decimal"/>
+      <w:lvlText w:val="%3."/>
+      <w:lvlJc w:val="left"/>
+      <w:pPr>
+        <w:tabs>
+          <w:tab w:val="num" w:pos="1440"/>
+        </w:tabs>
+        <w:ind w:left="1440" w:hanging="360"/>
+      </w:pPr>
+    </w:lvl>
+    <w:lvl w:ilvl="3">
+      <w:start w:val="1"/>
+      <w:numFmt w:val="decimal"/>
+      <w:lvlText w:val="%4."/>
+      <w:lvlJc w:val="left"/>
+      <w:pPr>
+        <w:tabs>
+          <w:tab w:val="num" w:pos="1800"/>
+        </w:tabs>
+        <w:ind w:left="1800" w:hanging="360"/>
+      </w:pPr>
+    </w:lvl>
+    <w:lvl w:ilvl="4">
+      <w:start w:val="1"/>
+      <w:numFmt w:val="decimal"/>
+      <w:lvlText w:val="%5."/>
+      <w:lvlJc w:val="left"/>
+      <w:pPr>
+        <w:tabs>
+          <w:tab w:val="num" w:pos="2160"/>
+        </w:tabs>
+        <w:ind w:left="2160" w:hanging="360"/>
+      </w:pPr>
+    </w:lvl>
+    <w:lvl w:ilvl="5">
+      <w:start w:val="1"/>
+      <w:numFmt w:val="decimal"/>
+      <w:lvlText w:val="%6."/>
+      <w:lvlJc w:val="left"/>
+      <w:pPr>
+        <w:tabs>
+          <w:tab w:val="num" w:pos="2520"/>
+        </w:tabs>
+        <w:ind w:left="2520" w:hanging="360"/>
+      </w:pPr>
+    </w:lvl>
+    <w:lvl w:ilvl="6">
+      <w:start w:val="1"/>
+      <w:numFmt w:val="decimal"/>
+      <w:lvlText w:val="%7."/>
+      <w:lvlJc w:val="left"/>
+      <w:pPr>
+        <w:tabs>
+          <w:tab w:val="num" w:pos="2880"/>
+        </w:tabs>
+        <w:ind w:left="2880" w:hanging="360"/>
+      </w:pPr>
+    </w:lvl>
+    <w:lvl w:ilvl="7">
+      <w:start w:val="1"/>
+      <w:numFmt w:val="decimal"/>
+      <w:lvlText w:val="%8."/>
+      <w:lvlJc w:val="left"/>
+      <w:pPr>
+        <w:tabs>
+          <w:tab w:val="num" w:pos="3240"/>
+        </w:tabs>
+        <w:ind w:left="3240" w:hanging="360"/>
+      </w:pPr>
+    </w:lvl>
+    <w:lvl w:ilvl="8">
+      <w:start w:val="1"/>
+      <w:numFmt w:val="decimal"/>
+      <w:lvlText w:val="%9."/>
+      <w:lvlJc w:val="left"/>
+      <w:pPr>
+        <w:tabs>
+          <w:tab w:val="num" w:pos="3600"/>
+        </w:tabs>
+        <w:ind w:left="3600" w:hanging="360"/>
+      </w:pPr>
+    </w:lvl>
+  </w:abstractNum>
+  <w:abstractNum w:abstractNumId="30">
+    <w:lvl w:ilvl="0">
+      <w:start w:val="1"/>
+      <w:numFmt w:val="bullet"/>
+      <w:lvlText w:val=""/>
+      <w:lvlJc w:val="left"/>
+      <w:pPr>
+        <w:tabs>
+          <w:tab w:val="num" w:pos="720"/>
+        </w:tabs>
+        <w:ind w:left="720" w:hanging="283"/>
+      </w:pPr>
+      <w:rPr>
+        <w:rFonts w:ascii="Symbol" w:hAnsi="Symbol" w:cs="Symbol" w:hint="default"/>
+      </w:rPr>
+    </w:lvl>
+    <w:lvl w:ilvl="1">
+      <w:start w:val="1"/>
+      <w:numFmt w:val="decimal"/>
+      <w:lvlText w:val="%2."/>
+      <w:lvlJc w:val="left"/>
+      <w:pPr>
+        <w:tabs>
+          <w:tab w:val="num" w:pos="1080"/>
+        </w:tabs>
+        <w:ind w:left="1080" w:hanging="360"/>
+      </w:pPr>
+    </w:lvl>
+    <w:lvl w:ilvl="2">
+      <w:start w:val="1"/>
+      <w:numFmt w:val="decimal"/>
+      <w:lvlText w:val="%3."/>
+      <w:lvlJc w:val="left"/>
+      <w:pPr>
+        <w:tabs>
+          <w:tab w:val="num" w:pos="1440"/>
+        </w:tabs>
+        <w:ind w:left="1440" w:hanging="360"/>
+      </w:pPr>
+    </w:lvl>
+    <w:lvl w:ilvl="3">
+      <w:start w:val="1"/>
+      <w:numFmt w:val="decimal"/>
+      <w:lvlText w:val="%4."/>
+      <w:lvlJc w:val="left"/>
+      <w:pPr>
+        <w:tabs>
+          <w:tab w:val="num" w:pos="1800"/>
+        </w:tabs>
+        <w:ind w:left="1800" w:hanging="360"/>
+      </w:pPr>
+    </w:lvl>
+    <w:lvl w:ilvl="4">
+      <w:start w:val="1"/>
+      <w:numFmt w:val="decimal"/>
+      <w:lvlText w:val="%5."/>
+      <w:lvlJc w:val="left"/>
+      <w:pPr>
+        <w:tabs>
+          <w:tab w:val="num" w:pos="2160"/>
+        </w:tabs>
+        <w:ind w:left="2160" w:hanging="360"/>
+      </w:pPr>
+    </w:lvl>
+    <w:lvl w:ilvl="5">
+      <w:start w:val="1"/>
+      <w:numFmt w:val="decimal"/>
+      <w:lvlText w:val="%6."/>
+      <w:lvlJc w:val="left"/>
+      <w:pPr>
+        <w:tabs>
+          <w:tab w:val="num" w:pos="2520"/>
+        </w:tabs>
+        <w:ind w:left="2520" w:hanging="360"/>
+      </w:pPr>
+    </w:lvl>
+    <w:lvl w:ilvl="6">
+      <w:start w:val="1"/>
+      <w:numFmt w:val="decimal"/>
+      <w:lvlText w:val="%7."/>
+      <w:lvlJc w:val="left"/>
+      <w:pPr>
+        <w:tabs>
+          <w:tab w:val="num" w:pos="2880"/>
+        </w:tabs>
+        <w:ind w:left="2880" w:hanging="360"/>
+      </w:pPr>
+    </w:lvl>
+    <w:lvl w:ilvl="7">
+      <w:start w:val="1"/>
+      <w:numFmt w:val="decimal"/>
+      <w:lvlText w:val="%8."/>
+      <w:lvlJc w:val="left"/>
+      <w:pPr>
+        <w:tabs>
+          <w:tab w:val="num" w:pos="3240"/>
+        </w:tabs>
+        <w:ind w:left="3240" w:hanging="360"/>
+      </w:pPr>
+    </w:lvl>
+    <w:lvl w:ilvl="8">
+      <w:start w:val="1"/>
+      <w:numFmt w:val="decimal"/>
+      <w:lvlText w:val="%9."/>
+      <w:lvlJc w:val="left"/>
+      <w:pPr>
+        <w:tabs>
+          <w:tab w:val="num" w:pos="3600"/>
+        </w:tabs>
+        <w:ind w:left="3600" w:hanging="360"/>
+      </w:pPr>
+    </w:lvl>
+  </w:abstractNum>
+  <w:abstractNum w:abstractNumId="31">
+    <w:lvl w:ilvl="0">
+      <w:start w:val="1"/>
+      <w:numFmt w:val="bullet"/>
+      <w:lvlText w:val=""/>
+      <w:lvlJc w:val="left"/>
+      <w:pPr>
+        <w:tabs>
+          <w:tab w:val="num" w:pos="720"/>
+        </w:tabs>
+        <w:ind w:left="720" w:hanging="283"/>
+      </w:pPr>
+      <w:rPr>
+        <w:rFonts w:ascii="Symbol" w:hAnsi="Symbol" w:cs="Symbol" w:hint="default"/>
+      </w:rPr>
+    </w:lvl>
+    <w:lvl w:ilvl="1">
+      <w:start w:val="1"/>
+      <w:numFmt w:val="decimal"/>
+      <w:lvlText w:val="%2."/>
+      <w:lvlJc w:val="left"/>
+      <w:pPr>
+        <w:tabs>
+          <w:tab w:val="num" w:pos="1080"/>
+        </w:tabs>
+        <w:ind w:left="1080" w:hanging="360"/>
+      </w:pPr>
+    </w:lvl>
+    <w:lvl w:ilvl="2">
+      <w:start w:val="1"/>
+      <w:numFmt w:val="decimal"/>
+      <w:lvlText w:val="%3."/>
+      <w:lvlJc w:val="left"/>
+      <w:pPr>
+        <w:tabs>
+          <w:tab w:val="num" w:pos="1440"/>
+        </w:tabs>
+        <w:ind w:left="1440" w:hanging="360"/>
+      </w:pPr>
+    </w:lvl>
+    <w:lvl w:ilvl="3">
+      <w:start w:val="1"/>
+      <w:numFmt w:val="decimal"/>
+      <w:lvlText w:val="%4."/>
+      <w:lvlJc w:val="left"/>
+      <w:pPr>
+        <w:tabs>
+          <w:tab w:val="num" w:pos="1800"/>
+        </w:tabs>
+        <w:ind w:left="1800" w:hanging="360"/>
+      </w:pPr>
+    </w:lvl>
+    <w:lvl w:ilvl="4">
+      <w:start w:val="1"/>
+      <w:numFmt w:val="decimal"/>
+      <w:lvlText w:val="%5."/>
+      <w:lvlJc w:val="left"/>
+      <w:pPr>
+        <w:tabs>
+          <w:tab w:val="num" w:pos="2160"/>
+        </w:tabs>
+        <w:ind w:left="2160" w:hanging="360"/>
+      </w:pPr>
+    </w:lvl>
+    <w:lvl w:ilvl="5">
+      <w:start w:val="1"/>
+      <w:numFmt w:val="decimal"/>
+      <w:lvlText w:val="%6."/>
+      <w:lvlJc w:val="left"/>
+      <w:pPr>
+        <w:tabs>
+          <w:tab w:val="num" w:pos="2520"/>
+        </w:tabs>
+        <w:ind w:left="2520" w:hanging="360"/>
+      </w:pPr>
+    </w:lvl>
+    <w:lvl w:ilvl="6">
+      <w:start w:val="1"/>
+      <w:numFmt w:val="decimal"/>
+      <w:lvlText w:val="%7."/>
+      <w:lvlJc w:val="left"/>
+      <w:pPr>
+        <w:tabs>
+          <w:tab w:val="num" w:pos="2880"/>
+        </w:tabs>
+        <w:ind w:left="2880" w:hanging="360"/>
+      </w:pPr>
+    </w:lvl>
+    <w:lvl w:ilvl="7">
+      <w:start w:val="1"/>
+      <w:numFmt w:val="decimal"/>
+      <w:lvlText w:val="%8."/>
+      <w:lvlJc w:val="left"/>
+      <w:pPr>
+        <w:tabs>
+          <w:tab w:val="num" w:pos="3240"/>
+        </w:tabs>
+        <w:ind w:left="3240" w:hanging="360"/>
+      </w:pPr>
+    </w:lvl>
+    <w:lvl w:ilvl="8">
+      <w:start w:val="1"/>
+      <w:numFmt w:val="decimal"/>
+      <w:lvlText w:val="%9."/>
+      <w:lvlJc w:val="left"/>
+      <w:pPr>
+        <w:tabs>
+          <w:tab w:val="num" w:pos="3600"/>
+        </w:tabs>
+        <w:ind w:left="3600" w:hanging="360"/>
+      </w:pPr>
+    </w:lvl>
+  </w:abstractNum>
+  <w:abstractNum w:abstractNumId="32">
+    <w:lvl w:ilvl="0">
+      <w:start w:val="1"/>
+      <w:numFmt w:val="bullet"/>
+      <w:lvlText w:val=""/>
+      <w:lvlJc w:val="left"/>
+      <w:pPr>
+        <w:tabs>
+          <w:tab w:val="num" w:pos="720"/>
+        </w:tabs>
+        <w:ind w:left="720" w:hanging="283"/>
+      </w:pPr>
+      <w:rPr>
+        <w:rFonts w:ascii="Symbol" w:hAnsi="Symbol" w:cs="Symbol" w:hint="default"/>
+      </w:rPr>
+    </w:lvl>
+    <w:lvl w:ilvl="1">
+      <w:start w:val="1"/>
+      <w:numFmt w:val="decimal"/>
+      <w:lvlText w:val="%2."/>
+      <w:lvlJc w:val="left"/>
+      <w:pPr>
+        <w:tabs>
+          <w:tab w:val="num" w:pos="1080"/>
+        </w:tabs>
+        <w:ind w:left="1080" w:hanging="360"/>
+      </w:pPr>
+    </w:lvl>
+    <w:lvl w:ilvl="2">
+      <w:start w:val="1"/>
+      <w:numFmt w:val="decimal"/>
+      <w:lvlText w:val="%3."/>
+      <w:lvlJc w:val="left"/>
+      <w:pPr>
+        <w:tabs>
+          <w:tab w:val="num" w:pos="1440"/>
+        </w:tabs>
+        <w:ind w:left="1440" w:hanging="360"/>
+      </w:pPr>
+    </w:lvl>
+    <w:lvl w:ilvl="3">
+      <w:start w:val="1"/>
+      <w:numFmt w:val="decimal"/>
+      <w:lvlText w:val="%4."/>
+      <w:lvlJc w:val="left"/>
+      <w:pPr>
+        <w:tabs>
+          <w:tab w:val="num" w:pos="1800"/>
+        </w:tabs>
+        <w:ind w:left="1800" w:hanging="360"/>
+      </w:pPr>
+    </w:lvl>
+    <w:lvl w:ilvl="4">
+      <w:start w:val="1"/>
+      <w:numFmt w:val="decimal"/>
+      <w:lvlText w:val="%5."/>
+      <w:lvlJc w:val="left"/>
+      <w:pPr>
+        <w:tabs>
+          <w:tab w:val="num" w:pos="2160"/>
+        </w:tabs>
+        <w:ind w:left="2160" w:hanging="360"/>
+      </w:pPr>
+    </w:lvl>
+    <w:lvl w:ilvl="5">
+      <w:start w:val="1"/>
+      <w:numFmt w:val="decimal"/>
+      <w:lvlText w:val="%6."/>
+      <w:lvlJc w:val="left"/>
+      <w:pPr>
+        <w:tabs>
+          <w:tab w:val="num" w:pos="2520"/>
+        </w:tabs>
+        <w:ind w:left="2520" w:hanging="360"/>
+      </w:pPr>
+    </w:lvl>
+    <w:lvl w:ilvl="6">
+      <w:start w:val="1"/>
+      <w:numFmt w:val="decimal"/>
+      <w:lvlText w:val="%7."/>
+      <w:lvlJc w:val="left"/>
+      <w:pPr>
+        <w:tabs>
+          <w:tab w:val="num" w:pos="2880"/>
+        </w:tabs>
+        <w:ind w:left="2880" w:hanging="360"/>
+      </w:pPr>
+    </w:lvl>
+    <w:lvl w:ilvl="7">
+      <w:start w:val="1"/>
+      <w:numFmt w:val="decimal"/>
+      <w:lvlText w:val="%8."/>
+      <w:lvlJc w:val="left"/>
+      <w:pPr>
+        <w:tabs>
+          <w:tab w:val="num" w:pos="3240"/>
+        </w:tabs>
+        <w:ind w:left="3240" w:hanging="360"/>
+      </w:pPr>
+    </w:lvl>
+    <w:lvl w:ilvl="8">
+      <w:start w:val="1"/>
+      <w:numFmt w:val="decimal"/>
+      <w:lvlText w:val="%9."/>
+      <w:lvlJc w:val="left"/>
+      <w:pPr>
+        <w:tabs>
+          <w:tab w:val="num" w:pos="3600"/>
+        </w:tabs>
+        <w:ind w:left="3600" w:hanging="360"/>
+      </w:pPr>
+    </w:lvl>
+  </w:abstractNum>
+  <w:abstractNum w:abstractNumId="33">
+    <w:lvl w:ilvl="0">
+      <w:start w:val="1"/>
+      <w:numFmt w:val="bullet"/>
+      <w:lvlText w:val=""/>
+      <w:lvlJc w:val="left"/>
+      <w:pPr>
+        <w:tabs>
+          <w:tab w:val="num" w:pos="720"/>
+        </w:tabs>
+        <w:ind w:left="720" w:hanging="283"/>
+      </w:pPr>
+      <w:rPr>
+        <w:rFonts w:ascii="Symbol" w:hAnsi="Symbol" w:cs="Symbol" w:hint="default"/>
+      </w:rPr>
+    </w:lvl>
+    <w:lvl w:ilvl="1">
+      <w:start w:val="1"/>
+      <w:numFmt w:val="decimal"/>
+      <w:lvlText w:val="%2."/>
+      <w:lvlJc w:val="left"/>
+      <w:pPr>
+        <w:tabs>
+          <w:tab w:val="num" w:pos="1080"/>
+        </w:tabs>
+        <w:ind w:left="1080" w:hanging="360"/>
+      </w:pPr>
+    </w:lvl>
+    <w:lvl w:ilvl="2">
+      <w:start w:val="1"/>
+      <w:numFmt w:val="decimal"/>
+      <w:lvlText w:val="%3."/>
+      <w:lvlJc w:val="left"/>
+      <w:pPr>
+        <w:tabs>
+          <w:tab w:val="num" w:pos="1440"/>
+        </w:tabs>
+        <w:ind w:left="1440" w:hanging="360"/>
+      </w:pPr>
+    </w:lvl>
+    <w:lvl w:ilvl="3">
+      <w:start w:val="1"/>
+      <w:numFmt w:val="decimal"/>
+      <w:lvlText w:val="%4."/>
+      <w:lvlJc w:val="left"/>
+      <w:pPr>
+        <w:tabs>
+          <w:tab w:val="num" w:pos="1800"/>
+        </w:tabs>
+        <w:ind w:left="1800" w:hanging="360"/>
+      </w:pPr>
+    </w:lvl>
+    <w:lvl w:ilvl="4">
+      <w:start w:val="1"/>
+      <w:numFmt w:val="decimal"/>
+      <w:lvlText w:val="%5."/>
+      <w:lvlJc w:val="left"/>
+      <w:pPr>
+        <w:tabs>
+          <w:tab w:val="num" w:pos="2160"/>
+        </w:tabs>
+        <w:ind w:left="2160" w:hanging="360"/>
+      </w:pPr>
+    </w:lvl>
+    <w:lvl w:ilvl="5">
+      <w:start w:val="1"/>
+      <w:numFmt w:val="decimal"/>
+      <w:lvlText w:val="%6."/>
+      <w:lvlJc w:val="left"/>
+      <w:pPr>
+        <w:tabs>
+          <w:tab w:val="num" w:pos="2520"/>
+        </w:tabs>
+        <w:ind w:left="2520" w:hanging="360"/>
+      </w:pPr>
+    </w:lvl>
+    <w:lvl w:ilvl="6">
+      <w:start w:val="1"/>
+      <w:numFmt w:val="decimal"/>
+      <w:lvlText w:val="%7."/>
+      <w:lvlJc w:val="left"/>
+      <w:pPr>
+        <w:tabs>
+          <w:tab w:val="num" w:pos="2880"/>
+        </w:tabs>
+        <w:ind w:left="2880" w:hanging="360"/>
+      </w:pPr>
+    </w:lvl>
+    <w:lvl w:ilvl="7">
+      <w:start w:val="1"/>
+      <w:numFmt w:val="decimal"/>
+      <w:lvlText w:val="%8."/>
+      <w:lvlJc w:val="left"/>
+      <w:pPr>
+        <w:tabs>
+          <w:tab w:val="num" w:pos="3240"/>
+        </w:tabs>
+        <w:ind w:left="3240" w:hanging="360"/>
+      </w:pPr>
+    </w:lvl>
+    <w:lvl w:ilvl="8">
+      <w:start w:val="1"/>
+      <w:numFmt w:val="decimal"/>
+      <w:lvlText w:val="%9."/>
+      <w:lvlJc w:val="left"/>
+      <w:pPr>
+        <w:tabs>
+          <w:tab w:val="num" w:pos="3600"/>
+        </w:tabs>
+        <w:ind w:left="3600" w:hanging="360"/>
+      </w:pPr>
+    </w:lvl>
+  </w:abstractNum>
+  <w:abstractNum w:abstractNumId="34">
+    <w:lvl w:ilvl="0">
+      <w:start w:val="1"/>
+      <w:numFmt w:val="bullet"/>
+      <w:lvlText w:val=""/>
+      <w:lvlJc w:val="left"/>
+      <w:pPr>
+        <w:tabs>
+          <w:tab w:val="num" w:pos="720"/>
+        </w:tabs>
+        <w:ind w:left="720" w:hanging="283"/>
+      </w:pPr>
+      <w:rPr>
+        <w:rFonts w:ascii="Symbol" w:hAnsi="Symbol" w:cs="Symbol" w:hint="default"/>
+      </w:rPr>
+    </w:lvl>
+    <w:lvl w:ilvl="1">
+      <w:start w:val="1"/>
+      <w:numFmt w:val="decimal"/>
+      <w:lvlText w:val="%2."/>
+      <w:lvlJc w:val="left"/>
+      <w:pPr>
+        <w:tabs>
+          <w:tab w:val="num" w:pos="1080"/>
+        </w:tabs>
+        <w:ind w:left="1080" w:hanging="360"/>
+      </w:pPr>
+    </w:lvl>
+    <w:lvl w:ilvl="2">
+      <w:start w:val="1"/>
+      <w:numFmt w:val="decimal"/>
+      <w:lvlText w:val="%3."/>
+      <w:lvlJc w:val="left"/>
+      <w:pPr>
+        <w:tabs>
+          <w:tab w:val="num" w:pos="1440"/>
+        </w:tabs>
+        <w:ind w:left="1440" w:hanging="360"/>
+      </w:pPr>
+    </w:lvl>
+    <w:lvl w:ilvl="3">
+      <w:start w:val="1"/>
+      <w:numFmt w:val="decimal"/>
+      <w:lvlText w:val="%4."/>
+      <w:lvlJc w:val="left"/>
+      <w:pPr>
+        <w:tabs>
+          <w:tab w:val="num" w:pos="1800"/>
+        </w:tabs>
+        <w:ind w:left="1800" w:hanging="360"/>
+      </w:pPr>
+    </w:lvl>
+    <w:lvl w:ilvl="4">
+      <w:start w:val="1"/>
+      <w:numFmt w:val="decimal"/>
+      <w:lvlText w:val="%5."/>
+      <w:lvlJc w:val="left"/>
+      <w:pPr>
+        <w:tabs>
+          <w:tab w:val="num" w:pos="2160"/>
+        </w:tabs>
+        <w:ind w:left="2160" w:hanging="360"/>
+      </w:pPr>
+    </w:lvl>
+    <w:lvl w:ilvl="5">
+      <w:start w:val="1"/>
+      <w:numFmt w:val="decimal"/>
+      <w:lvlText w:val="%6."/>
+      <w:lvlJc w:val="left"/>
+      <w:pPr>
+        <w:tabs>
+          <w:tab w:val="num" w:pos="2520"/>
+        </w:tabs>
+        <w:ind w:left="2520" w:hanging="360"/>
+      </w:pPr>
+    </w:lvl>
+    <w:lvl w:ilvl="6">
+      <w:start w:val="1"/>
+      <w:numFmt w:val="decimal"/>
+      <w:lvlText w:val="%7."/>
+      <w:lvlJc w:val="left"/>
+      <w:pPr>
+        <w:tabs>
+          <w:tab w:val="num" w:pos="2880"/>
+        </w:tabs>
+        <w:ind w:left="2880" w:hanging="360"/>
+      </w:pPr>
+    </w:lvl>
+    <w:lvl w:ilvl="7">
+      <w:start w:val="1"/>
+      <w:numFmt w:val="decimal"/>
+      <w:lvlText w:val="%8."/>
+      <w:lvlJc w:val="left"/>
+      <w:pPr>
+        <w:tabs>
+          <w:tab w:val="num" w:pos="3240"/>
+        </w:tabs>
+        <w:ind w:left="3240" w:hanging="360"/>
+      </w:pPr>
+    </w:lvl>
+    <w:lvl w:ilvl="8">
+      <w:start w:val="1"/>
+      <w:numFmt w:val="decimal"/>
+      <w:lvlText w:val="%9."/>
+      <w:lvlJc w:val="left"/>
+      <w:pPr>
+        <w:tabs>
+          <w:tab w:val="num" w:pos="3600"/>
+        </w:tabs>
+        <w:ind w:left="3600" w:hanging="360"/>
+      </w:pPr>
+    </w:lvl>
+  </w:abstractNum>
+  <w:abstractNum w:abstractNumId="35">
+    <w:lvl w:ilvl="0">
+      <w:start w:val="1"/>
+      <w:numFmt w:val="bullet"/>
+      <w:lvlText w:val=""/>
+      <w:lvlJc w:val="left"/>
+      <w:pPr>
+        <w:tabs>
+          <w:tab w:val="num" w:pos="720"/>
+        </w:tabs>
+        <w:ind w:left="720" w:hanging="283"/>
+      </w:pPr>
+      <w:rPr>
+        <w:rFonts w:ascii="Symbol" w:hAnsi="Symbol" w:cs="Symbol" w:hint="default"/>
+      </w:rPr>
+    </w:lvl>
+    <w:lvl w:ilvl="1">
+      <w:start w:val="1"/>
+      <w:numFmt w:val="decimal"/>
+      <w:lvlText w:val="%2."/>
+      <w:lvlJc w:val="left"/>
+      <w:pPr>
+        <w:tabs>
+          <w:tab w:val="num" w:pos="1080"/>
+        </w:tabs>
+        <w:ind w:left="1080" w:hanging="360"/>
+      </w:pPr>
+    </w:lvl>
+    <w:lvl w:ilvl="2">
+      <w:start w:val="1"/>
+      <w:numFmt w:val="decimal"/>
+      <w:lvlText w:val="%3."/>
+      <w:lvlJc w:val="left"/>
+      <w:pPr>
+        <w:tabs>
+          <w:tab w:val="num" w:pos="1440"/>
+        </w:tabs>
+        <w:ind w:left="1440" w:hanging="360"/>
+      </w:pPr>
+    </w:lvl>
+    <w:lvl w:ilvl="3">
+      <w:start w:val="1"/>
+      <w:numFmt w:val="decimal"/>
+      <w:lvlText w:val="%4."/>
+      <w:lvlJc w:val="left"/>
+      <w:pPr>
+        <w:tabs>
+          <w:tab w:val="num" w:pos="1800"/>
+        </w:tabs>
+        <w:ind w:left="1800" w:hanging="360"/>
+      </w:pPr>
+    </w:lvl>
+    <w:lvl w:ilvl="4">
+      <w:start w:val="1"/>
+      <w:numFmt w:val="decimal"/>
+      <w:lvlText w:val="%5."/>
+      <w:lvlJc w:val="left"/>
+      <w:pPr>
+        <w:tabs>
+          <w:tab w:val="num" w:pos="2160"/>
+        </w:tabs>
+        <w:ind w:left="2160" w:hanging="360"/>
+      </w:pPr>
+    </w:lvl>
+    <w:lvl w:ilvl="5">
+      <w:start w:val="1"/>
+      <w:numFmt w:val="decimal"/>
+      <w:lvlText w:val="%6."/>
+      <w:lvlJc w:val="left"/>
+      <w:pPr>
+        <w:tabs>
+          <w:tab w:val="num" w:pos="2520"/>
+        </w:tabs>
+        <w:ind w:left="2520" w:hanging="360"/>
+      </w:pPr>
+    </w:lvl>
+    <w:lvl w:ilvl="6">
+      <w:start w:val="1"/>
+      <w:numFmt w:val="decimal"/>
+      <w:lvlText w:val="%7."/>
+      <w:lvlJc w:val="left"/>
+      <w:pPr>
+        <w:tabs>
+          <w:tab w:val="num" w:pos="2880"/>
+        </w:tabs>
+        <w:ind w:left="2880" w:hanging="360"/>
+      </w:pPr>
+    </w:lvl>
+    <w:lvl w:ilvl="7">
+      <w:start w:val="1"/>
+      <w:numFmt w:val="decimal"/>
+      <w:lvlText w:val="%8."/>
+      <w:lvlJc w:val="left"/>
+      <w:pPr>
+        <w:tabs>
+          <w:tab w:val="num" w:pos="3240"/>
+        </w:tabs>
+        <w:ind w:left="3240" w:hanging="360"/>
+      </w:pPr>
+    </w:lvl>
+    <w:lvl w:ilvl="8">
+      <w:start w:val="1"/>
+      <w:numFmt w:val="decimal"/>
+      <w:lvlText w:val="%9."/>
+      <w:lvlJc w:val="left"/>
+      <w:pPr>
+        <w:tabs>
+          <w:tab w:val="num" w:pos="3600"/>
+        </w:tabs>
+        <w:ind w:left="3600" w:hanging="360"/>
+      </w:pPr>
+    </w:lvl>
+  </w:abstractNum>
+  <w:abstractNum w:abstractNumId="36">
+    <w:lvl w:ilvl="0">
+      <w:start w:val="1"/>
+      <w:numFmt w:val="bullet"/>
+      <w:lvlText w:val=""/>
+      <w:lvlJc w:val="left"/>
+      <w:pPr>
+        <w:tabs>
+          <w:tab w:val="num" w:pos="720"/>
+        </w:tabs>
+        <w:ind w:left="720" w:hanging="283"/>
+      </w:pPr>
+      <w:rPr>
+        <w:rFonts w:ascii="Symbol" w:hAnsi="Symbol" w:cs="Symbol" w:hint="default"/>
+      </w:rPr>
+    </w:lvl>
+    <w:lvl w:ilvl="1">
+      <w:start w:val="1"/>
+      <w:numFmt w:val="decimal"/>
+      <w:lvlText w:val="%2."/>
+      <w:lvlJc w:val="left"/>
+      <w:pPr>
+        <w:tabs>
+          <w:tab w:val="num" w:pos="1080"/>
+        </w:tabs>
+        <w:ind w:left="1080" w:hanging="360"/>
+      </w:pPr>
+    </w:lvl>
+    <w:lvl w:ilvl="2">
+      <w:start w:val="1"/>
+      <w:numFmt w:val="decimal"/>
+      <w:lvlText w:val="%3."/>
+      <w:lvlJc w:val="left"/>
+      <w:pPr>
+        <w:tabs>
+          <w:tab w:val="num" w:pos="1440"/>
+        </w:tabs>
+        <w:ind w:left="1440" w:hanging="360"/>
+      </w:pPr>
+    </w:lvl>
+    <w:lvl w:ilvl="3">
+      <w:start w:val="1"/>
+      <w:numFmt w:val="decimal"/>
+      <w:lvlText w:val="%4."/>
+      <w:lvlJc w:val="left"/>
+      <w:pPr>
+        <w:tabs>
+          <w:tab w:val="num" w:pos="1800"/>
+        </w:tabs>
+        <w:ind w:left="1800" w:hanging="360"/>
+      </w:pPr>
+    </w:lvl>
+    <w:lvl w:ilvl="4">
+      <w:start w:val="1"/>
+      <w:numFmt w:val="decimal"/>
+      <w:lvlText w:val="%5."/>
+      <w:lvlJc w:val="left"/>
+      <w:pPr>
+        <w:tabs>
+          <w:tab w:val="num" w:pos="2160"/>
+        </w:tabs>
+        <w:ind w:left="2160" w:hanging="360"/>
+      </w:pPr>
+    </w:lvl>
+    <w:lvl w:ilvl="5">
+      <w:start w:val="1"/>
+      <w:numFmt w:val="decimal"/>
+      <w:lvlText w:val="%6."/>
+      <w:lvlJc w:val="left"/>
+      <w:pPr>
+        <w:tabs>
+          <w:tab w:val="num" w:pos="2520"/>
+        </w:tabs>
+        <w:ind w:left="2520" w:hanging="360"/>
+      </w:pPr>
+    </w:lvl>
+    <w:lvl w:ilvl="6">
+      <w:start w:val="1"/>
+      <w:numFmt w:val="decimal"/>
+      <w:lvlText w:val="%7."/>
+      <w:lvlJc w:val="left"/>
+      <w:pPr>
+        <w:tabs>
+          <w:tab w:val="num" w:pos="2880"/>
+        </w:tabs>
+        <w:ind w:left="2880" w:hanging="360"/>
+      </w:pPr>
+    </w:lvl>
+    <w:lvl w:ilvl="7">
+      <w:start w:val="1"/>
+      <w:numFmt w:val="decimal"/>
+      <w:lvlText w:val="%8."/>
+      <w:lvlJc w:val="left"/>
+      <w:pPr>
+        <w:tabs>
+          <w:tab w:val="num" w:pos="3240"/>
+        </w:tabs>
+        <w:ind w:left="3240" w:hanging="360"/>
+      </w:pPr>
+    </w:lvl>
+    <w:lvl w:ilvl="8">
+      <w:start w:val="1"/>
+      <w:numFmt w:val="decimal"/>
+      <w:lvlText w:val="%9."/>
+      <w:lvlJc w:val="left"/>
+      <w:pPr>
+        <w:tabs>
+          <w:tab w:val="num" w:pos="3600"/>
+        </w:tabs>
+        <w:ind w:left="3600" w:hanging="360"/>
+      </w:pPr>
+    </w:lvl>
+  </w:abstractNum>
+  <w:abstractNum w:abstractNumId="37">
+    <w:lvl w:ilvl="0">
+      <w:start w:val="1"/>
+      <w:numFmt w:val="bullet"/>
+      <w:lvlText w:val=""/>
+      <w:lvlJc w:val="left"/>
+      <w:pPr>
+        <w:tabs>
+          <w:tab w:val="num" w:pos="720"/>
+        </w:tabs>
+        <w:ind w:left="720" w:hanging="283"/>
+      </w:pPr>
+      <w:rPr>
+        <w:rFonts w:ascii="Symbol" w:hAnsi="Symbol" w:cs="Symbol" w:hint="default"/>
+      </w:rPr>
+    </w:lvl>
+    <w:lvl w:ilvl="1">
+      <w:start w:val="1"/>
+      <w:numFmt w:val="decimal"/>
+      <w:lvlText w:val="%2."/>
+      <w:lvlJc w:val="left"/>
+      <w:pPr>
+        <w:tabs>
+          <w:tab w:val="num" w:pos="1080"/>
+        </w:tabs>
+        <w:ind w:left="1080" w:hanging="360"/>
+      </w:pPr>
+    </w:lvl>
+    <w:lvl w:ilvl="2">
+      <w:start w:val="1"/>
+      <w:numFmt w:val="decimal"/>
+      <w:lvlText w:val="%3."/>
+      <w:lvlJc w:val="left"/>
+      <w:pPr>
+        <w:tabs>
+          <w:tab w:val="num" w:pos="1440"/>
+        </w:tabs>
+        <w:ind w:left="1440" w:hanging="360"/>
+      </w:pPr>
+    </w:lvl>
+    <w:lvl w:ilvl="3">
+      <w:start w:val="1"/>
+      <w:numFmt w:val="decimal"/>
+      <w:lvlText w:val="%4."/>
+      <w:lvlJc w:val="left"/>
+      <w:pPr>
+        <w:tabs>
+          <w:tab w:val="num" w:pos="1800"/>
+        </w:tabs>
+        <w:ind w:left="1800" w:hanging="360"/>
+      </w:pPr>
+    </w:lvl>
+    <w:lvl w:ilvl="4">
+      <w:start w:val="1"/>
+      <w:numFmt w:val="decimal"/>
+      <w:lvlText w:val="%5."/>
+      <w:lvlJc w:val="left"/>
+      <w:pPr>
+        <w:tabs>
+          <w:tab w:val="num" w:pos="2160"/>
+        </w:tabs>
+        <w:ind w:left="2160" w:hanging="360"/>
+      </w:pPr>
+    </w:lvl>
+    <w:lvl w:ilvl="5">
+      <w:start w:val="1"/>
+      <w:numFmt w:val="decimal"/>
+      <w:lvlText w:val="%6."/>
+      <w:lvlJc w:val="left"/>
+      <w:pPr>
+        <w:tabs>
+          <w:tab w:val="num" w:pos="2520"/>
+        </w:tabs>
+        <w:ind w:left="2520" w:hanging="360"/>
+      </w:pPr>
+    </w:lvl>
+    <w:lvl w:ilvl="6">
+      <w:start w:val="1"/>
+      <w:numFmt w:val="decimal"/>
+      <w:lvlText w:val="%7."/>
+      <w:lvlJc w:val="left"/>
+      <w:pPr>
+        <w:tabs>
+          <w:tab w:val="num" w:pos="2880"/>
+        </w:tabs>
+        <w:ind w:left="2880" w:hanging="360"/>
+      </w:pPr>
+    </w:lvl>
+    <w:lvl w:ilvl="7">
+      <w:start w:val="1"/>
+      <w:numFmt w:val="decimal"/>
+      <w:lvlText w:val="%8."/>
+      <w:lvlJc w:val="left"/>
+      <w:pPr>
+        <w:tabs>
+          <w:tab w:val="num" w:pos="3240"/>
+        </w:tabs>
+        <w:ind w:left="3240" w:hanging="360"/>
+      </w:pPr>
+    </w:lvl>
+    <w:lvl w:ilvl="8">
+      <w:start w:val="1"/>
+      <w:numFmt w:val="decimal"/>
+      <w:lvlText w:val="%9."/>
+      <w:lvlJc w:val="left"/>
+      <w:pPr>
+        <w:tabs>
+          <w:tab w:val="num" w:pos="3600"/>
+        </w:tabs>
+        <w:ind w:left="3600" w:hanging="360"/>
+      </w:pPr>
+    </w:lvl>
+  </w:abstractNum>
+  <w:abstractNum w:abstractNumId="38">
+    <w:lvl w:ilvl="0">
+      <w:start w:val="1"/>
+      <w:numFmt w:val="bullet"/>
+      <w:lvlText w:val=""/>
+      <w:lvlJc w:val="left"/>
+      <w:pPr>
+        <w:tabs>
+          <w:tab w:val="num" w:pos="720"/>
+        </w:tabs>
+        <w:ind w:left="720" w:hanging="283"/>
+      </w:pPr>
+      <w:rPr>
+        <w:rFonts w:ascii="Symbol" w:hAnsi="Symbol" w:cs="Symbol" w:hint="default"/>
+      </w:rPr>
+    </w:lvl>
+    <w:lvl w:ilvl="1">
+      <w:start w:val="1"/>
+      <w:numFmt w:val="decimal"/>
+      <w:lvlText w:val="%2."/>
+      <w:lvlJc w:val="left"/>
+      <w:pPr>
+        <w:tabs>
+          <w:tab w:val="num" w:pos="1080"/>
+        </w:tabs>
+        <w:ind w:left="1080" w:hanging="360"/>
+      </w:pPr>
+    </w:lvl>
+    <w:lvl w:ilvl="2">
+      <w:start w:val="1"/>
+      <w:numFmt w:val="decimal"/>
+      <w:lvlText w:val="%3."/>
+      <w:lvlJc w:val="left"/>
+      <w:pPr>
+        <w:tabs>
+          <w:tab w:val="num" w:pos="1440"/>
+        </w:tabs>
+        <w:ind w:left="1440" w:hanging="360"/>
+      </w:pPr>
+    </w:lvl>
+    <w:lvl w:ilvl="3">
+      <w:start w:val="1"/>
+      <w:numFmt w:val="decimal"/>
+      <w:lvlText w:val="%4."/>
+      <w:lvlJc w:val="left"/>
+      <w:pPr>
+        <w:tabs>
+          <w:tab w:val="num" w:pos="1800"/>
+        </w:tabs>
+        <w:ind w:left="1800" w:hanging="360"/>
+      </w:pPr>
+    </w:lvl>
+    <w:lvl w:ilvl="4">
+      <w:start w:val="1"/>
+      <w:numFmt w:val="decimal"/>
+      <w:lvlText w:val="%5."/>
+      <w:lvlJc w:val="left"/>
+      <w:pPr>
+        <w:tabs>
+          <w:tab w:val="num" w:pos="2160"/>
+        </w:tabs>
+        <w:ind w:left="2160" w:hanging="360"/>
+      </w:pPr>
+    </w:lvl>
+    <w:lvl w:ilvl="5">
+      <w:start w:val="1"/>
+      <w:numFmt w:val="decimal"/>
+      <w:lvlText w:val="%6."/>
+      <w:lvlJc w:val="left"/>
+      <w:pPr>
+        <w:tabs>
+          <w:tab w:val="num" w:pos="2520"/>
+        </w:tabs>
+        <w:ind w:left="2520" w:hanging="360"/>
+      </w:pPr>
+    </w:lvl>
+    <w:lvl w:ilvl="6">
+      <w:start w:val="1"/>
+      <w:numFmt w:val="decimal"/>
+      <w:lvlText w:val="%7."/>
+      <w:lvlJc w:val="left"/>
+      <w:pPr>
+        <w:tabs>
+          <w:tab w:val="num" w:pos="2880"/>
+        </w:tabs>
+        <w:ind w:left="2880" w:hanging="360"/>
+      </w:pPr>
+    </w:lvl>
+    <w:lvl w:ilvl="7">
+      <w:start w:val="1"/>
+      <w:numFmt w:val="decimal"/>
+      <w:lvlText w:val="%8."/>
+      <w:lvlJc w:val="left"/>
+      <w:pPr>
+        <w:tabs>
+          <w:tab w:val="num" w:pos="3240"/>
+        </w:tabs>
+        <w:ind w:left="3240" w:hanging="360"/>
+      </w:pPr>
+    </w:lvl>
+    <w:lvl w:ilvl="8">
+      <w:start w:val="1"/>
+      <w:numFmt w:val="decimal"/>
+      <w:lvlText w:val="%9."/>
+      <w:lvlJc w:val="left"/>
+      <w:pPr>
+        <w:tabs>
+          <w:tab w:val="num" w:pos="3600"/>
+        </w:tabs>
+        <w:ind w:left="3600" w:hanging="360"/>
+      </w:pPr>
+    </w:lvl>
+  </w:abstractNum>
+  <w:abstractNum w:abstractNumId="39">
+    <w:lvl w:ilvl="0">
+      <w:start w:val="1"/>
+      <w:numFmt w:val="bullet"/>
+      <w:lvlText w:val=""/>
+      <w:lvlJc w:val="left"/>
+      <w:pPr>
+        <w:tabs>
+          <w:tab w:val="num" w:pos="720"/>
+        </w:tabs>
+        <w:ind w:left="720" w:hanging="283"/>
+      </w:pPr>
+      <w:rPr>
+        <w:rFonts w:ascii="Symbol" w:hAnsi="Symbol" w:cs="Symbol" w:hint="default"/>
+      </w:rPr>
+    </w:lvl>
+    <w:lvl w:ilvl="1">
+      <w:start w:val="1"/>
+      <w:numFmt w:val="decimal"/>
+      <w:lvlText w:val="%2."/>
+      <w:lvlJc w:val="left"/>
+      <w:pPr>
+        <w:tabs>
+          <w:tab w:val="num" w:pos="1080"/>
+        </w:tabs>
+        <w:ind w:left="1080" w:hanging="360"/>
+      </w:pPr>
+    </w:lvl>
+    <w:lvl w:ilvl="2">
+      <w:start w:val="1"/>
+      <w:numFmt w:val="decimal"/>
+      <w:lvlText w:val="%3."/>
+      <w:lvlJc w:val="left"/>
+      <w:pPr>
+        <w:tabs>
+          <w:tab w:val="num" w:pos="1440"/>
+        </w:tabs>
+        <w:ind w:left="1440" w:hanging="360"/>
+      </w:pPr>
+    </w:lvl>
+    <w:lvl w:ilvl="3">
+      <w:start w:val="1"/>
+      <w:numFmt w:val="decimal"/>
+      <w:lvlText w:val="%4."/>
+      <w:lvlJc w:val="left"/>
+      <w:pPr>
+        <w:tabs>
+          <w:tab w:val="num" w:pos="1800"/>
+        </w:tabs>
+        <w:ind w:left="1800" w:hanging="360"/>
+      </w:pPr>
+    </w:lvl>
+    <w:lvl w:ilvl="4">
+      <w:start w:val="1"/>
+      <w:numFmt w:val="decimal"/>
+      <w:lvlText w:val="%5."/>
+      <w:lvlJc w:val="left"/>
+      <w:pPr>
+        <w:tabs>
+          <w:tab w:val="num" w:pos="2160"/>
+        </w:tabs>
+        <w:ind w:left="2160" w:hanging="360"/>
+      </w:pPr>
+    </w:lvl>
+    <w:lvl w:ilvl="5">
+      <w:start w:val="1"/>
+      <w:numFmt w:val="decimal"/>
+      <w:lvlText w:val="%6."/>
+      <w:lvlJc w:val="left"/>
+      <w:pPr>
+        <w:tabs>
+          <w:tab w:val="num" w:pos="2520"/>
+        </w:tabs>
+        <w:ind w:left="2520" w:hanging="360"/>
+      </w:pPr>
+    </w:lvl>
+    <w:lvl w:ilvl="6">
+      <w:start w:val="1"/>
+      <w:numFmt w:val="decimal"/>
+      <w:lvlText w:val="%7."/>
+      <w:lvlJc w:val="left"/>
+      <w:pPr>
+        <w:tabs>
+          <w:tab w:val="num" w:pos="2880"/>
+        </w:tabs>
+        <w:ind w:left="2880" w:hanging="360"/>
+      </w:pPr>
+    </w:lvl>
+    <w:lvl w:ilvl="7">
+      <w:start w:val="1"/>
+      <w:numFmt w:val="decimal"/>
+      <w:lvlText w:val="%8."/>
+      <w:lvlJc w:val="left"/>
+      <w:pPr>
+        <w:tabs>
+          <w:tab w:val="num" w:pos="3240"/>
+        </w:tabs>
+        <w:ind w:left="3240" w:hanging="360"/>
+      </w:pPr>
+    </w:lvl>
+    <w:lvl w:ilvl="8">
+      <w:start w:val="1"/>
+      <w:numFmt w:val="decimal"/>
+      <w:lvlText w:val="%9."/>
+      <w:lvlJc w:val="left"/>
+      <w:pPr>
+        <w:tabs>
+          <w:tab w:val="num" w:pos="3600"/>
+        </w:tabs>
+        <w:ind w:left="3600" w:hanging="360"/>
+      </w:pPr>
+    </w:lvl>
+  </w:abstractNum>
+  <w:abstractNum w:abstractNumId="40">
+    <w:lvl w:ilvl="0">
+      <w:start w:val="1"/>
+      <w:numFmt w:val="bullet"/>
+      <w:lvlText w:val=""/>
+      <w:lvlJc w:val="left"/>
+      <w:pPr>
+        <w:tabs>
+          <w:tab w:val="num" w:pos="720"/>
+        </w:tabs>
+        <w:ind w:left="720" w:hanging="283"/>
+      </w:pPr>
+      <w:rPr>
+        <w:rFonts w:ascii="Symbol" w:hAnsi="Symbol" w:cs="Symbol" w:hint="default"/>
+      </w:rPr>
+    </w:lvl>
+    <w:lvl w:ilvl="1">
+      <w:start w:val="1"/>
+      <w:numFmt w:val="decimal"/>
+      <w:lvlText w:val="%2."/>
+      <w:lvlJc w:val="left"/>
+      <w:pPr>
+        <w:tabs>
+          <w:tab w:val="num" w:pos="1080"/>
+        </w:tabs>
+        <w:ind w:left="1080" w:hanging="360"/>
+      </w:pPr>
+    </w:lvl>
+    <w:lvl w:ilvl="2">
+      <w:start w:val="1"/>
+      <w:numFmt w:val="decimal"/>
+      <w:lvlText w:val="%3."/>
+      <w:lvlJc w:val="left"/>
+      <w:pPr>
+        <w:tabs>
+          <w:tab w:val="num" w:pos="1440"/>
+        </w:tabs>
+        <w:ind w:left="1440" w:hanging="360"/>
+      </w:pPr>
+    </w:lvl>
+    <w:lvl w:ilvl="3">
+      <w:start w:val="1"/>
+      <w:numFmt w:val="decimal"/>
+      <w:lvlText w:val="%4."/>
+      <w:lvlJc w:val="left"/>
+      <w:pPr>
+        <w:tabs>
+          <w:tab w:val="num" w:pos="1800"/>
+        </w:tabs>
+        <w:ind w:left="1800" w:hanging="360"/>
+      </w:pPr>
+    </w:lvl>
+    <w:lvl w:ilvl="4">
+      <w:start w:val="1"/>
+      <w:numFmt w:val="decimal"/>
+      <w:lvlText w:val="%5."/>
+      <w:lvlJc w:val="left"/>
+      <w:pPr>
+        <w:tabs>
+          <w:tab w:val="num" w:pos="2160"/>
+        </w:tabs>
+        <w:ind w:left="2160" w:hanging="360"/>
+      </w:pPr>
+    </w:lvl>
+    <w:lvl w:ilvl="5">
+      <w:start w:val="1"/>
+      <w:numFmt w:val="decimal"/>
+      <w:lvlText w:val="%6."/>
+      <w:lvlJc w:val="left"/>
+      <w:pPr>
+        <w:tabs>
+          <w:tab w:val="num" w:pos="2520"/>
+        </w:tabs>
+        <w:ind w:left="2520" w:hanging="360"/>
+      </w:pPr>
+    </w:lvl>
+    <w:lvl w:ilvl="6">
+      <w:start w:val="1"/>
+      <w:numFmt w:val="decimal"/>
+      <w:lvlText w:val="%7."/>
+      <w:lvlJc w:val="left"/>
+      <w:pPr>
+        <w:tabs>
+          <w:tab w:val="num" w:pos="2880"/>
+        </w:tabs>
+        <w:ind w:left="2880" w:hanging="360"/>
+      </w:pPr>
+    </w:lvl>
+    <w:lvl w:ilvl="7">
+      <w:start w:val="1"/>
+      <w:numFmt w:val="decimal"/>
+      <w:lvlText w:val="%8."/>
+      <w:lvlJc w:val="left"/>
+      <w:pPr>
+        <w:tabs>
+          <w:tab w:val="num" w:pos="3240"/>
+        </w:tabs>
+        <w:ind w:left="3240" w:hanging="360"/>
+      </w:pPr>
+    </w:lvl>
+    <w:lvl w:ilvl="8">
+      <w:start w:val="1"/>
+      <w:numFmt w:val="decimal"/>
+      <w:lvlText w:val="%9."/>
+      <w:lvlJc w:val="left"/>
+      <w:pPr>
+        <w:tabs>
+          <w:tab w:val="num" w:pos="3600"/>
+        </w:tabs>
+        <w:ind w:left="3600" w:hanging="360"/>
+      </w:pPr>
+    </w:lvl>
+  </w:abstractNum>
+  <w:abstractNum w:abstractNumId="41">
     <w:lvl w:ilvl="0">
       <w:start w:val="1"/>
       <w:numFmt w:val="none"/>
@@ -10333,6 +12134,1722 @@
   </w:num>
   <w:num w:numId="29">
     <w:abstractNumId w:val="29"/>
+  </w:num>
+  <w:num w:numId="30">
+    <w:abstractNumId w:val="30"/>
+  </w:num>
+  <w:num w:numId="31">
+    <w:abstractNumId w:val="31"/>
+  </w:num>
+  <w:num w:numId="32">
+    <w:abstractNumId w:val="32"/>
+  </w:num>
+  <w:num w:numId="33">
+    <w:abstractNumId w:val="33"/>
+  </w:num>
+  <w:num w:numId="34">
+    <w:abstractNumId w:val="34"/>
+  </w:num>
+  <w:num w:numId="35">
+    <w:abstractNumId w:val="35"/>
+  </w:num>
+  <w:num w:numId="36">
+    <w:abstractNumId w:val="36"/>
+  </w:num>
+  <w:num w:numId="37">
+    <w:abstractNumId w:val="37"/>
+  </w:num>
+  <w:num w:numId="38">
+    <w:abstractNumId w:val="38"/>
+  </w:num>
+  <w:num w:numId="39">
+    <w:abstractNumId w:val="39"/>
+  </w:num>
+  <w:num w:numId="40">
+    <w:abstractNumId w:val="40"/>
+  </w:num>
+  <w:num w:numId="41">
+    <w:abstractNumId w:val="41"/>
+  </w:num>
+  <w:num w:numId="42">
+    <w:abstractNumId w:val="25"/>
+    <w:lvlOverride w:ilvl="0">
+      <w:lvl w:ilvl="0">
+        <w:start w:val="1"/>
+        <w:numFmt w:val="bullet"/>
+        <w:lvlText w:val=""/>
+        <w:lvlJc w:val="left"/>
+        <w:pPr>
+          <w:tabs>
+            <w:tab w:val="num" w:pos="720"/>
+          </w:tabs>
+          <w:ind w:left="720" w:hanging="283"/>
+        </w:pPr>
+        <w:rPr>
+          <w:rFonts w:ascii="Symbol" w:hAnsi="Symbol" w:cs="Symbol" w:hint="default"/>
+        </w:rPr>
+      </w:lvl>
+    </w:lvlOverride>
+    <w:lvlOverride w:ilvl="0"/>
+    <w:lvlOverride w:ilvl="1">
+      <w:lvl w:ilvl="1">
+        <w:start w:val="1"/>
+        <w:numFmt w:val="decimal"/>
+        <w:lvlText w:val="%2."/>
+        <w:lvlJc w:val="left"/>
+        <w:pPr>
+          <w:tabs>
+            <w:tab w:val="num" w:pos="1080"/>
+          </w:tabs>
+          <w:ind w:left="1080" w:hanging="360"/>
+        </w:pPr>
+      </w:lvl>
+    </w:lvlOverride>
+    <w:lvlOverride w:ilvl="1"/>
+    <w:lvlOverride w:ilvl="2">
+      <w:lvl w:ilvl="2">
+        <w:start w:val="1"/>
+        <w:numFmt w:val="decimal"/>
+        <w:lvlText w:val="%3."/>
+        <w:lvlJc w:val="left"/>
+        <w:pPr>
+          <w:tabs>
+            <w:tab w:val="num" w:pos="1440"/>
+          </w:tabs>
+          <w:ind w:left="1440" w:hanging="360"/>
+        </w:pPr>
+      </w:lvl>
+    </w:lvlOverride>
+    <w:lvlOverride w:ilvl="2"/>
+    <w:lvlOverride w:ilvl="3">
+      <w:lvl w:ilvl="3">
+        <w:start w:val="1"/>
+        <w:numFmt w:val="decimal"/>
+        <w:lvlText w:val="%4."/>
+        <w:lvlJc w:val="left"/>
+        <w:pPr>
+          <w:tabs>
+            <w:tab w:val="num" w:pos="1800"/>
+          </w:tabs>
+          <w:ind w:left="1800" w:hanging="360"/>
+        </w:pPr>
+      </w:lvl>
+    </w:lvlOverride>
+    <w:lvlOverride w:ilvl="3"/>
+    <w:lvlOverride w:ilvl="4">
+      <w:lvl w:ilvl="4">
+        <w:start w:val="1"/>
+        <w:numFmt w:val="decimal"/>
+        <w:lvlText w:val="%5."/>
+        <w:lvlJc w:val="left"/>
+        <w:pPr>
+          <w:tabs>
+            <w:tab w:val="num" w:pos="2160"/>
+          </w:tabs>
+          <w:ind w:left="2160" w:hanging="360"/>
+        </w:pPr>
+      </w:lvl>
+    </w:lvlOverride>
+    <w:lvlOverride w:ilvl="4"/>
+    <w:lvlOverride w:ilvl="5">
+      <w:lvl w:ilvl="5">
+        <w:start w:val="1"/>
+        <w:numFmt w:val="decimal"/>
+        <w:lvlText w:val="%6."/>
+        <w:lvlJc w:val="left"/>
+        <w:pPr>
+          <w:tabs>
+            <w:tab w:val="num" w:pos="2520"/>
+          </w:tabs>
+          <w:ind w:left="2520" w:hanging="360"/>
+        </w:pPr>
+      </w:lvl>
+    </w:lvlOverride>
+    <w:lvlOverride w:ilvl="5"/>
+    <w:lvlOverride w:ilvl="6">
+      <w:lvl w:ilvl="6">
+        <w:start w:val="1"/>
+        <w:numFmt w:val="decimal"/>
+        <w:lvlText w:val="%7."/>
+        <w:lvlJc w:val="left"/>
+        <w:pPr>
+          <w:tabs>
+            <w:tab w:val="num" w:pos="2880"/>
+          </w:tabs>
+          <w:ind w:left="2880" w:hanging="360"/>
+        </w:pPr>
+      </w:lvl>
+    </w:lvlOverride>
+    <w:lvlOverride w:ilvl="6"/>
+    <w:lvlOverride w:ilvl="7">
+      <w:lvl w:ilvl="7">
+        <w:start w:val="1"/>
+        <w:numFmt w:val="decimal"/>
+        <w:lvlText w:val="%8."/>
+        <w:lvlJc w:val="left"/>
+        <w:pPr>
+          <w:tabs>
+            <w:tab w:val="num" w:pos="3240"/>
+          </w:tabs>
+          <w:ind w:left="3240" w:hanging="360"/>
+        </w:pPr>
+      </w:lvl>
+    </w:lvlOverride>
+    <w:lvlOverride w:ilvl="7"/>
+    <w:lvlOverride w:ilvl="8">
+      <w:lvl w:ilvl="8">
+        <w:start w:val="1"/>
+        <w:numFmt w:val="decimal"/>
+        <w:lvlText w:val="%9."/>
+        <w:lvlJc w:val="left"/>
+        <w:pPr>
+          <w:tabs>
+            <w:tab w:val="num" w:pos="3600"/>
+          </w:tabs>
+          <w:ind w:left="3600" w:hanging="360"/>
+        </w:pPr>
+      </w:lvl>
+    </w:lvlOverride>
+  </w:num>
+  <w:num w:numId="43">
+    <w:abstractNumId w:val="25"/>
+    <w:lvlOverride w:ilvl="0">
+      <w:lvl w:ilvl="0">
+        <w:start w:val="1"/>
+        <w:numFmt w:val="bullet"/>
+        <w:lvlText w:val=""/>
+        <w:lvlJc w:val="left"/>
+        <w:pPr>
+          <w:tabs>
+            <w:tab w:val="num" w:pos="720"/>
+          </w:tabs>
+          <w:ind w:left="720" w:hanging="283"/>
+        </w:pPr>
+        <w:rPr>
+          <w:rFonts w:ascii="Symbol" w:hAnsi="Symbol" w:cs="Symbol" w:hint="default"/>
+        </w:rPr>
+      </w:lvl>
+    </w:lvlOverride>
+    <w:lvlOverride w:ilvl="0"/>
+    <w:lvlOverride w:ilvl="1">
+      <w:lvl w:ilvl="1">
+        <w:start w:val="1"/>
+        <w:numFmt w:val="decimal"/>
+        <w:lvlText w:val="%2."/>
+        <w:lvlJc w:val="left"/>
+        <w:pPr>
+          <w:tabs>
+            <w:tab w:val="num" w:pos="1080"/>
+          </w:tabs>
+          <w:ind w:left="1080" w:hanging="360"/>
+        </w:pPr>
+      </w:lvl>
+    </w:lvlOverride>
+    <w:lvlOverride w:ilvl="1"/>
+    <w:lvlOverride w:ilvl="2">
+      <w:lvl w:ilvl="2">
+        <w:start w:val="1"/>
+        <w:numFmt w:val="decimal"/>
+        <w:lvlText w:val="%3."/>
+        <w:lvlJc w:val="left"/>
+        <w:pPr>
+          <w:tabs>
+            <w:tab w:val="num" w:pos="1440"/>
+          </w:tabs>
+          <w:ind w:left="1440" w:hanging="360"/>
+        </w:pPr>
+      </w:lvl>
+    </w:lvlOverride>
+    <w:lvlOverride w:ilvl="2"/>
+    <w:lvlOverride w:ilvl="3">
+      <w:lvl w:ilvl="3">
+        <w:start w:val="1"/>
+        <w:numFmt w:val="decimal"/>
+        <w:lvlText w:val="%4."/>
+        <w:lvlJc w:val="left"/>
+        <w:pPr>
+          <w:tabs>
+            <w:tab w:val="num" w:pos="1800"/>
+          </w:tabs>
+          <w:ind w:left="1800" w:hanging="360"/>
+        </w:pPr>
+      </w:lvl>
+    </w:lvlOverride>
+    <w:lvlOverride w:ilvl="3"/>
+    <w:lvlOverride w:ilvl="4">
+      <w:lvl w:ilvl="4">
+        <w:start w:val="1"/>
+        <w:numFmt w:val="decimal"/>
+        <w:lvlText w:val="%5."/>
+        <w:lvlJc w:val="left"/>
+        <w:pPr>
+          <w:tabs>
+            <w:tab w:val="num" w:pos="2160"/>
+          </w:tabs>
+          <w:ind w:left="2160" w:hanging="360"/>
+        </w:pPr>
+      </w:lvl>
+    </w:lvlOverride>
+    <w:lvlOverride w:ilvl="4"/>
+    <w:lvlOverride w:ilvl="5">
+      <w:lvl w:ilvl="5">
+        <w:start w:val="1"/>
+        <w:numFmt w:val="decimal"/>
+        <w:lvlText w:val="%6."/>
+        <w:lvlJc w:val="left"/>
+        <w:pPr>
+          <w:tabs>
+            <w:tab w:val="num" w:pos="2520"/>
+          </w:tabs>
+          <w:ind w:left="2520" w:hanging="360"/>
+        </w:pPr>
+      </w:lvl>
+    </w:lvlOverride>
+    <w:lvlOverride w:ilvl="5"/>
+    <w:lvlOverride w:ilvl="6">
+      <w:lvl w:ilvl="6">
+        <w:start w:val="1"/>
+        <w:numFmt w:val="decimal"/>
+        <w:lvlText w:val="%7."/>
+        <w:lvlJc w:val="left"/>
+        <w:pPr>
+          <w:tabs>
+            <w:tab w:val="num" w:pos="2880"/>
+          </w:tabs>
+          <w:ind w:left="2880" w:hanging="360"/>
+        </w:pPr>
+      </w:lvl>
+    </w:lvlOverride>
+    <w:lvlOverride w:ilvl="6"/>
+    <w:lvlOverride w:ilvl="7">
+      <w:lvl w:ilvl="7">
+        <w:start w:val="1"/>
+        <w:numFmt w:val="decimal"/>
+        <w:lvlText w:val="%8."/>
+        <w:lvlJc w:val="left"/>
+        <w:pPr>
+          <w:tabs>
+            <w:tab w:val="num" w:pos="3240"/>
+          </w:tabs>
+          <w:ind w:left="3240" w:hanging="360"/>
+        </w:pPr>
+      </w:lvl>
+    </w:lvlOverride>
+    <w:lvlOverride w:ilvl="7"/>
+    <w:lvlOverride w:ilvl="8">
+      <w:lvl w:ilvl="8">
+        <w:start w:val="1"/>
+        <w:numFmt w:val="decimal"/>
+        <w:lvlText w:val="%9."/>
+        <w:lvlJc w:val="left"/>
+        <w:pPr>
+          <w:tabs>
+            <w:tab w:val="num" w:pos="3600"/>
+          </w:tabs>
+          <w:ind w:left="3600" w:hanging="360"/>
+        </w:pPr>
+      </w:lvl>
+    </w:lvlOverride>
+  </w:num>
+  <w:num w:numId="44">
+    <w:abstractNumId w:val="25"/>
+    <w:lvlOverride w:ilvl="0">
+      <w:lvl w:ilvl="0">
+        <w:start w:val="1"/>
+        <w:numFmt w:val="bullet"/>
+        <w:lvlText w:val=""/>
+        <w:lvlJc w:val="left"/>
+        <w:pPr>
+          <w:tabs>
+            <w:tab w:val="num" w:pos="720"/>
+          </w:tabs>
+          <w:ind w:left="720" w:hanging="283"/>
+        </w:pPr>
+        <w:rPr>
+          <w:rFonts w:ascii="Symbol" w:hAnsi="Symbol" w:cs="Symbol" w:hint="default"/>
+        </w:rPr>
+      </w:lvl>
+    </w:lvlOverride>
+    <w:lvlOverride w:ilvl="0"/>
+    <w:lvlOverride w:ilvl="1">
+      <w:lvl w:ilvl="1">
+        <w:start w:val="1"/>
+        <w:numFmt w:val="decimal"/>
+        <w:lvlText w:val="%2."/>
+        <w:lvlJc w:val="left"/>
+        <w:pPr>
+          <w:tabs>
+            <w:tab w:val="num" w:pos="1080"/>
+          </w:tabs>
+          <w:ind w:left="1080" w:hanging="360"/>
+        </w:pPr>
+      </w:lvl>
+    </w:lvlOverride>
+    <w:lvlOverride w:ilvl="1"/>
+    <w:lvlOverride w:ilvl="2">
+      <w:lvl w:ilvl="2">
+        <w:start w:val="1"/>
+        <w:numFmt w:val="decimal"/>
+        <w:lvlText w:val="%3."/>
+        <w:lvlJc w:val="left"/>
+        <w:pPr>
+          <w:tabs>
+            <w:tab w:val="num" w:pos="1440"/>
+          </w:tabs>
+          <w:ind w:left="1440" w:hanging="360"/>
+        </w:pPr>
+      </w:lvl>
+    </w:lvlOverride>
+    <w:lvlOverride w:ilvl="2"/>
+    <w:lvlOverride w:ilvl="3">
+      <w:lvl w:ilvl="3">
+        <w:start w:val="1"/>
+        <w:numFmt w:val="decimal"/>
+        <w:lvlText w:val="%4."/>
+        <w:lvlJc w:val="left"/>
+        <w:pPr>
+          <w:tabs>
+            <w:tab w:val="num" w:pos="1800"/>
+          </w:tabs>
+          <w:ind w:left="1800" w:hanging="360"/>
+        </w:pPr>
+      </w:lvl>
+    </w:lvlOverride>
+    <w:lvlOverride w:ilvl="3"/>
+    <w:lvlOverride w:ilvl="4">
+      <w:lvl w:ilvl="4">
+        <w:start w:val="1"/>
+        <w:numFmt w:val="decimal"/>
+        <w:lvlText w:val="%5."/>
+        <w:lvlJc w:val="left"/>
+        <w:pPr>
+          <w:tabs>
+            <w:tab w:val="num" w:pos="2160"/>
+          </w:tabs>
+          <w:ind w:left="2160" w:hanging="360"/>
+        </w:pPr>
+      </w:lvl>
+    </w:lvlOverride>
+    <w:lvlOverride w:ilvl="4"/>
+    <w:lvlOverride w:ilvl="5">
+      <w:lvl w:ilvl="5">
+        <w:start w:val="1"/>
+        <w:numFmt w:val="decimal"/>
+        <w:lvlText w:val="%6."/>
+        <w:lvlJc w:val="left"/>
+        <w:pPr>
+          <w:tabs>
+            <w:tab w:val="num" w:pos="2520"/>
+          </w:tabs>
+          <w:ind w:left="2520" w:hanging="360"/>
+        </w:pPr>
+      </w:lvl>
+    </w:lvlOverride>
+    <w:lvlOverride w:ilvl="5"/>
+    <w:lvlOverride w:ilvl="6">
+      <w:lvl w:ilvl="6">
+        <w:start w:val="1"/>
+        <w:numFmt w:val="decimal"/>
+        <w:lvlText w:val="%7."/>
+        <w:lvlJc w:val="left"/>
+        <w:pPr>
+          <w:tabs>
+            <w:tab w:val="num" w:pos="2880"/>
+          </w:tabs>
+          <w:ind w:left="2880" w:hanging="360"/>
+        </w:pPr>
+      </w:lvl>
+    </w:lvlOverride>
+    <w:lvlOverride w:ilvl="6"/>
+    <w:lvlOverride w:ilvl="7">
+      <w:lvl w:ilvl="7">
+        <w:start w:val="1"/>
+        <w:numFmt w:val="decimal"/>
+        <w:lvlText w:val="%8."/>
+        <w:lvlJc w:val="left"/>
+        <w:pPr>
+          <w:tabs>
+            <w:tab w:val="num" w:pos="3240"/>
+          </w:tabs>
+          <w:ind w:left="3240" w:hanging="360"/>
+        </w:pPr>
+      </w:lvl>
+    </w:lvlOverride>
+    <w:lvlOverride w:ilvl="7"/>
+    <w:lvlOverride w:ilvl="8">
+      <w:lvl w:ilvl="8">
+        <w:start w:val="1"/>
+        <w:numFmt w:val="decimal"/>
+        <w:lvlText w:val="%9."/>
+        <w:lvlJc w:val="left"/>
+        <w:pPr>
+          <w:tabs>
+            <w:tab w:val="num" w:pos="3600"/>
+          </w:tabs>
+          <w:ind w:left="3600" w:hanging="360"/>
+        </w:pPr>
+      </w:lvl>
+    </w:lvlOverride>
+  </w:num>
+  <w:num w:numId="45">
+    <w:abstractNumId w:val="26"/>
+    <w:lvlOverride w:ilvl="0">
+      <w:lvl w:ilvl="0">
+        <w:start w:val="1"/>
+        <w:numFmt w:val="bullet"/>
+        <w:lvlText w:val=""/>
+        <w:lvlJc w:val="left"/>
+        <w:pPr>
+          <w:tabs>
+            <w:tab w:val="num" w:pos="720"/>
+          </w:tabs>
+          <w:ind w:left="720" w:hanging="283"/>
+        </w:pPr>
+        <w:rPr>
+          <w:rFonts w:ascii="Symbol" w:hAnsi="Symbol" w:cs="Symbol" w:hint="default"/>
+        </w:rPr>
+      </w:lvl>
+    </w:lvlOverride>
+    <w:lvlOverride w:ilvl="0"/>
+    <w:lvlOverride w:ilvl="1">
+      <w:lvl w:ilvl="1">
+        <w:start w:val="1"/>
+        <w:numFmt w:val="decimal"/>
+        <w:lvlText w:val="%2."/>
+        <w:lvlJc w:val="left"/>
+        <w:pPr>
+          <w:tabs>
+            <w:tab w:val="num" w:pos="1080"/>
+          </w:tabs>
+          <w:ind w:left="1080" w:hanging="360"/>
+        </w:pPr>
+      </w:lvl>
+    </w:lvlOverride>
+    <w:lvlOverride w:ilvl="1"/>
+    <w:lvlOverride w:ilvl="2">
+      <w:lvl w:ilvl="2">
+        <w:start w:val="1"/>
+        <w:numFmt w:val="decimal"/>
+        <w:lvlText w:val="%3."/>
+        <w:lvlJc w:val="left"/>
+        <w:pPr>
+          <w:tabs>
+            <w:tab w:val="num" w:pos="1440"/>
+          </w:tabs>
+          <w:ind w:left="1440" w:hanging="360"/>
+        </w:pPr>
+      </w:lvl>
+    </w:lvlOverride>
+    <w:lvlOverride w:ilvl="2"/>
+    <w:lvlOverride w:ilvl="3">
+      <w:lvl w:ilvl="3">
+        <w:start w:val="1"/>
+        <w:numFmt w:val="decimal"/>
+        <w:lvlText w:val="%4."/>
+        <w:lvlJc w:val="left"/>
+        <w:pPr>
+          <w:tabs>
+            <w:tab w:val="num" w:pos="1800"/>
+          </w:tabs>
+          <w:ind w:left="1800" w:hanging="360"/>
+        </w:pPr>
+      </w:lvl>
+    </w:lvlOverride>
+    <w:lvlOverride w:ilvl="3"/>
+    <w:lvlOverride w:ilvl="4">
+      <w:lvl w:ilvl="4">
+        <w:start w:val="1"/>
+        <w:numFmt w:val="decimal"/>
+        <w:lvlText w:val="%5."/>
+        <w:lvlJc w:val="left"/>
+        <w:pPr>
+          <w:tabs>
+            <w:tab w:val="num" w:pos="2160"/>
+          </w:tabs>
+          <w:ind w:left="2160" w:hanging="360"/>
+        </w:pPr>
+      </w:lvl>
+    </w:lvlOverride>
+    <w:lvlOverride w:ilvl="4"/>
+    <w:lvlOverride w:ilvl="5">
+      <w:lvl w:ilvl="5">
+        <w:start w:val="1"/>
+        <w:numFmt w:val="decimal"/>
+        <w:lvlText w:val="%6."/>
+        <w:lvlJc w:val="left"/>
+        <w:pPr>
+          <w:tabs>
+            <w:tab w:val="num" w:pos="2520"/>
+          </w:tabs>
+          <w:ind w:left="2520" w:hanging="360"/>
+        </w:pPr>
+      </w:lvl>
+    </w:lvlOverride>
+    <w:lvlOverride w:ilvl="5"/>
+    <w:lvlOverride w:ilvl="6">
+      <w:lvl w:ilvl="6">
+        <w:start w:val="1"/>
+        <w:numFmt w:val="decimal"/>
+        <w:lvlText w:val="%7."/>
+        <w:lvlJc w:val="left"/>
+        <w:pPr>
+          <w:tabs>
+            <w:tab w:val="num" w:pos="2880"/>
+          </w:tabs>
+          <w:ind w:left="2880" w:hanging="360"/>
+        </w:pPr>
+      </w:lvl>
+    </w:lvlOverride>
+    <w:lvlOverride w:ilvl="6"/>
+    <w:lvlOverride w:ilvl="7">
+      <w:lvl w:ilvl="7">
+        <w:start w:val="1"/>
+        <w:numFmt w:val="decimal"/>
+        <w:lvlText w:val="%8."/>
+        <w:lvlJc w:val="left"/>
+        <w:pPr>
+          <w:tabs>
+            <w:tab w:val="num" w:pos="3240"/>
+          </w:tabs>
+          <w:ind w:left="3240" w:hanging="360"/>
+        </w:pPr>
+      </w:lvl>
+    </w:lvlOverride>
+    <w:lvlOverride w:ilvl="7"/>
+    <w:lvlOverride w:ilvl="8">
+      <w:lvl w:ilvl="8">
+        <w:start w:val="1"/>
+        <w:numFmt w:val="decimal"/>
+        <w:lvlText w:val="%9."/>
+        <w:lvlJc w:val="left"/>
+        <w:pPr>
+          <w:tabs>
+            <w:tab w:val="num" w:pos="3600"/>
+          </w:tabs>
+          <w:ind w:left="3600" w:hanging="360"/>
+        </w:pPr>
+      </w:lvl>
+    </w:lvlOverride>
+  </w:num>
+  <w:num w:numId="46">
+    <w:abstractNumId w:val="26"/>
+    <w:lvlOverride w:ilvl="0">
+      <w:lvl w:ilvl="0">
+        <w:start w:val="1"/>
+        <w:numFmt w:val="bullet"/>
+        <w:lvlText w:val=""/>
+        <w:lvlJc w:val="left"/>
+        <w:pPr>
+          <w:tabs>
+            <w:tab w:val="num" w:pos="720"/>
+          </w:tabs>
+          <w:ind w:left="720" w:hanging="283"/>
+        </w:pPr>
+        <w:rPr>
+          <w:rFonts w:ascii="Symbol" w:hAnsi="Symbol" w:cs="Symbol" w:hint="default"/>
+        </w:rPr>
+      </w:lvl>
+    </w:lvlOverride>
+    <w:lvlOverride w:ilvl="0"/>
+    <w:lvlOverride w:ilvl="1">
+      <w:lvl w:ilvl="1">
+        <w:start w:val="1"/>
+        <w:numFmt w:val="decimal"/>
+        <w:lvlText w:val="%2."/>
+        <w:lvlJc w:val="left"/>
+        <w:pPr>
+          <w:tabs>
+            <w:tab w:val="num" w:pos="1080"/>
+          </w:tabs>
+          <w:ind w:left="1080" w:hanging="360"/>
+        </w:pPr>
+      </w:lvl>
+    </w:lvlOverride>
+    <w:lvlOverride w:ilvl="1"/>
+    <w:lvlOverride w:ilvl="2">
+      <w:lvl w:ilvl="2">
+        <w:start w:val="1"/>
+        <w:numFmt w:val="decimal"/>
+        <w:lvlText w:val="%3."/>
+        <w:lvlJc w:val="left"/>
+        <w:pPr>
+          <w:tabs>
+            <w:tab w:val="num" w:pos="1440"/>
+          </w:tabs>
+          <w:ind w:left="1440" w:hanging="360"/>
+        </w:pPr>
+      </w:lvl>
+    </w:lvlOverride>
+    <w:lvlOverride w:ilvl="2"/>
+    <w:lvlOverride w:ilvl="3">
+      <w:lvl w:ilvl="3">
+        <w:start w:val="1"/>
+        <w:numFmt w:val="decimal"/>
+        <w:lvlText w:val="%4."/>
+        <w:lvlJc w:val="left"/>
+        <w:pPr>
+          <w:tabs>
+            <w:tab w:val="num" w:pos="1800"/>
+          </w:tabs>
+          <w:ind w:left="1800" w:hanging="360"/>
+        </w:pPr>
+      </w:lvl>
+    </w:lvlOverride>
+    <w:lvlOverride w:ilvl="3"/>
+    <w:lvlOverride w:ilvl="4">
+      <w:lvl w:ilvl="4">
+        <w:start w:val="1"/>
+        <w:numFmt w:val="decimal"/>
+        <w:lvlText w:val="%5."/>
+        <w:lvlJc w:val="left"/>
+        <w:pPr>
+          <w:tabs>
+            <w:tab w:val="num" w:pos="2160"/>
+          </w:tabs>
+          <w:ind w:left="2160" w:hanging="360"/>
+        </w:pPr>
+      </w:lvl>
+    </w:lvlOverride>
+    <w:lvlOverride w:ilvl="4"/>
+    <w:lvlOverride w:ilvl="5">
+      <w:lvl w:ilvl="5">
+        <w:start w:val="1"/>
+        <w:numFmt w:val="decimal"/>
+        <w:lvlText w:val="%6."/>
+        <w:lvlJc w:val="left"/>
+        <w:pPr>
+          <w:tabs>
+            <w:tab w:val="num" w:pos="2520"/>
+          </w:tabs>
+          <w:ind w:left="2520" w:hanging="360"/>
+        </w:pPr>
+      </w:lvl>
+    </w:lvlOverride>
+    <w:lvlOverride w:ilvl="5"/>
+    <w:lvlOverride w:ilvl="6">
+      <w:lvl w:ilvl="6">
+        <w:start w:val="1"/>
+        <w:numFmt w:val="decimal"/>
+        <w:lvlText w:val="%7."/>
+        <w:lvlJc w:val="left"/>
+        <w:pPr>
+          <w:tabs>
+            <w:tab w:val="num" w:pos="2880"/>
+          </w:tabs>
+          <w:ind w:left="2880" w:hanging="360"/>
+        </w:pPr>
+      </w:lvl>
+    </w:lvlOverride>
+    <w:lvlOverride w:ilvl="6"/>
+    <w:lvlOverride w:ilvl="7">
+      <w:lvl w:ilvl="7">
+        <w:start w:val="1"/>
+        <w:numFmt w:val="decimal"/>
+        <w:lvlText w:val="%8."/>
+        <w:lvlJc w:val="left"/>
+        <w:pPr>
+          <w:tabs>
+            <w:tab w:val="num" w:pos="3240"/>
+          </w:tabs>
+          <w:ind w:left="3240" w:hanging="360"/>
+        </w:pPr>
+      </w:lvl>
+    </w:lvlOverride>
+    <w:lvlOverride w:ilvl="7"/>
+    <w:lvlOverride w:ilvl="8">
+      <w:lvl w:ilvl="8">
+        <w:start w:val="1"/>
+        <w:numFmt w:val="decimal"/>
+        <w:lvlText w:val="%9."/>
+        <w:lvlJc w:val="left"/>
+        <w:pPr>
+          <w:tabs>
+            <w:tab w:val="num" w:pos="3600"/>
+          </w:tabs>
+          <w:ind w:left="3600" w:hanging="360"/>
+        </w:pPr>
+      </w:lvl>
+    </w:lvlOverride>
+  </w:num>
+  <w:num w:numId="47">
+    <w:abstractNumId w:val="26"/>
+    <w:lvlOverride w:ilvl="0">
+      <w:lvl w:ilvl="0">
+        <w:start w:val="1"/>
+        <w:numFmt w:val="bullet"/>
+        <w:lvlText w:val=""/>
+        <w:lvlJc w:val="left"/>
+        <w:pPr>
+          <w:tabs>
+            <w:tab w:val="num" w:pos="720"/>
+          </w:tabs>
+          <w:ind w:left="720" w:hanging="283"/>
+        </w:pPr>
+        <w:rPr>
+          <w:rFonts w:ascii="Symbol" w:hAnsi="Symbol" w:cs="Symbol" w:hint="default"/>
+        </w:rPr>
+      </w:lvl>
+    </w:lvlOverride>
+    <w:lvlOverride w:ilvl="0"/>
+    <w:lvlOverride w:ilvl="1">
+      <w:lvl w:ilvl="1">
+        <w:start w:val="1"/>
+        <w:numFmt w:val="decimal"/>
+        <w:lvlText w:val="%2."/>
+        <w:lvlJc w:val="left"/>
+        <w:pPr>
+          <w:tabs>
+            <w:tab w:val="num" w:pos="1080"/>
+          </w:tabs>
+          <w:ind w:left="1080" w:hanging="360"/>
+        </w:pPr>
+      </w:lvl>
+    </w:lvlOverride>
+    <w:lvlOverride w:ilvl="1"/>
+    <w:lvlOverride w:ilvl="2">
+      <w:lvl w:ilvl="2">
+        <w:start w:val="1"/>
+        <w:numFmt w:val="decimal"/>
+        <w:lvlText w:val="%3."/>
+        <w:lvlJc w:val="left"/>
+        <w:pPr>
+          <w:tabs>
+            <w:tab w:val="num" w:pos="1440"/>
+          </w:tabs>
+          <w:ind w:left="1440" w:hanging="360"/>
+        </w:pPr>
+      </w:lvl>
+    </w:lvlOverride>
+    <w:lvlOverride w:ilvl="2"/>
+    <w:lvlOverride w:ilvl="3">
+      <w:lvl w:ilvl="3">
+        <w:start w:val="1"/>
+        <w:numFmt w:val="decimal"/>
+        <w:lvlText w:val="%4."/>
+        <w:lvlJc w:val="left"/>
+        <w:pPr>
+          <w:tabs>
+            <w:tab w:val="num" w:pos="1800"/>
+          </w:tabs>
+          <w:ind w:left="1800" w:hanging="360"/>
+        </w:pPr>
+      </w:lvl>
+    </w:lvlOverride>
+    <w:lvlOverride w:ilvl="3"/>
+    <w:lvlOverride w:ilvl="4">
+      <w:lvl w:ilvl="4">
+        <w:start w:val="1"/>
+        <w:numFmt w:val="decimal"/>
+        <w:lvlText w:val="%5."/>
+        <w:lvlJc w:val="left"/>
+        <w:pPr>
+          <w:tabs>
+            <w:tab w:val="num" w:pos="2160"/>
+          </w:tabs>
+          <w:ind w:left="2160" w:hanging="360"/>
+        </w:pPr>
+      </w:lvl>
+    </w:lvlOverride>
+    <w:lvlOverride w:ilvl="4"/>
+    <w:lvlOverride w:ilvl="5">
+      <w:lvl w:ilvl="5">
+        <w:start w:val="1"/>
+        <w:numFmt w:val="decimal"/>
+        <w:lvlText w:val="%6."/>
+        <w:lvlJc w:val="left"/>
+        <w:pPr>
+          <w:tabs>
+            <w:tab w:val="num" w:pos="2520"/>
+          </w:tabs>
+          <w:ind w:left="2520" w:hanging="360"/>
+        </w:pPr>
+      </w:lvl>
+    </w:lvlOverride>
+    <w:lvlOverride w:ilvl="5"/>
+    <w:lvlOverride w:ilvl="6">
+      <w:lvl w:ilvl="6">
+        <w:start w:val="1"/>
+        <w:numFmt w:val="decimal"/>
+        <w:lvlText w:val="%7."/>
+        <w:lvlJc w:val="left"/>
+        <w:pPr>
+          <w:tabs>
+            <w:tab w:val="num" w:pos="2880"/>
+          </w:tabs>
+          <w:ind w:left="2880" w:hanging="360"/>
+        </w:pPr>
+      </w:lvl>
+    </w:lvlOverride>
+    <w:lvlOverride w:ilvl="6"/>
+    <w:lvlOverride w:ilvl="7">
+      <w:lvl w:ilvl="7">
+        <w:start w:val="1"/>
+        <w:numFmt w:val="decimal"/>
+        <w:lvlText w:val="%8."/>
+        <w:lvlJc w:val="left"/>
+        <w:pPr>
+          <w:tabs>
+            <w:tab w:val="num" w:pos="3240"/>
+          </w:tabs>
+          <w:ind w:left="3240" w:hanging="360"/>
+        </w:pPr>
+      </w:lvl>
+    </w:lvlOverride>
+    <w:lvlOverride w:ilvl="7"/>
+    <w:lvlOverride w:ilvl="8">
+      <w:lvl w:ilvl="8">
+        <w:start w:val="1"/>
+        <w:numFmt w:val="decimal"/>
+        <w:lvlText w:val="%9."/>
+        <w:lvlJc w:val="left"/>
+        <w:pPr>
+          <w:tabs>
+            <w:tab w:val="num" w:pos="3600"/>
+          </w:tabs>
+          <w:ind w:left="3600" w:hanging="360"/>
+        </w:pPr>
+      </w:lvl>
+    </w:lvlOverride>
+  </w:num>
+  <w:num w:numId="48">
+    <w:abstractNumId w:val="27"/>
+    <w:lvlOverride w:ilvl="0">
+      <w:lvl w:ilvl="0">
+        <w:start w:val="1"/>
+        <w:numFmt w:val="bullet"/>
+        <w:lvlText w:val=""/>
+        <w:lvlJc w:val="left"/>
+        <w:pPr>
+          <w:tabs>
+            <w:tab w:val="num" w:pos="720"/>
+          </w:tabs>
+          <w:ind w:left="720" w:hanging="283"/>
+        </w:pPr>
+        <w:rPr>
+          <w:rFonts w:ascii="Symbol" w:hAnsi="Symbol" w:cs="Symbol" w:hint="default"/>
+        </w:rPr>
+      </w:lvl>
+    </w:lvlOverride>
+    <w:lvlOverride w:ilvl="0"/>
+    <w:lvlOverride w:ilvl="1">
+      <w:lvl w:ilvl="1">
+        <w:start w:val="1"/>
+        <w:numFmt w:val="decimal"/>
+        <w:lvlText w:val="%2."/>
+        <w:lvlJc w:val="left"/>
+        <w:pPr>
+          <w:tabs>
+            <w:tab w:val="num" w:pos="1080"/>
+          </w:tabs>
+          <w:ind w:left="1080" w:hanging="360"/>
+        </w:pPr>
+      </w:lvl>
+    </w:lvlOverride>
+    <w:lvlOverride w:ilvl="1"/>
+    <w:lvlOverride w:ilvl="2">
+      <w:lvl w:ilvl="2">
+        <w:start w:val="1"/>
+        <w:numFmt w:val="decimal"/>
+        <w:lvlText w:val="%3."/>
+        <w:lvlJc w:val="left"/>
+        <w:pPr>
+          <w:tabs>
+            <w:tab w:val="num" w:pos="1440"/>
+          </w:tabs>
+          <w:ind w:left="1440" w:hanging="360"/>
+        </w:pPr>
+      </w:lvl>
+    </w:lvlOverride>
+    <w:lvlOverride w:ilvl="2"/>
+    <w:lvlOverride w:ilvl="3">
+      <w:lvl w:ilvl="3">
+        <w:start w:val="1"/>
+        <w:numFmt w:val="decimal"/>
+        <w:lvlText w:val="%4."/>
+        <w:lvlJc w:val="left"/>
+        <w:pPr>
+          <w:tabs>
+            <w:tab w:val="num" w:pos="1800"/>
+          </w:tabs>
+          <w:ind w:left="1800" w:hanging="360"/>
+        </w:pPr>
+      </w:lvl>
+    </w:lvlOverride>
+    <w:lvlOverride w:ilvl="3"/>
+    <w:lvlOverride w:ilvl="4">
+      <w:lvl w:ilvl="4">
+        <w:start w:val="1"/>
+        <w:numFmt w:val="decimal"/>
+        <w:lvlText w:val="%5."/>
+        <w:lvlJc w:val="left"/>
+        <w:pPr>
+          <w:tabs>
+            <w:tab w:val="num" w:pos="2160"/>
+          </w:tabs>
+          <w:ind w:left="2160" w:hanging="360"/>
+        </w:pPr>
+      </w:lvl>
+    </w:lvlOverride>
+    <w:lvlOverride w:ilvl="4"/>
+    <w:lvlOverride w:ilvl="5">
+      <w:lvl w:ilvl="5">
+        <w:start w:val="1"/>
+        <w:numFmt w:val="decimal"/>
+        <w:lvlText w:val="%6."/>
+        <w:lvlJc w:val="left"/>
+        <w:pPr>
+          <w:tabs>
+            <w:tab w:val="num" w:pos="2520"/>
+          </w:tabs>
+          <w:ind w:left="2520" w:hanging="360"/>
+        </w:pPr>
+      </w:lvl>
+    </w:lvlOverride>
+    <w:lvlOverride w:ilvl="5"/>
+    <w:lvlOverride w:ilvl="6">
+      <w:lvl w:ilvl="6">
+        <w:start w:val="1"/>
+        <w:numFmt w:val="decimal"/>
+        <w:lvlText w:val="%7."/>
+        <w:lvlJc w:val="left"/>
+        <w:pPr>
+          <w:tabs>
+            <w:tab w:val="num" w:pos="2880"/>
+          </w:tabs>
+          <w:ind w:left="2880" w:hanging="360"/>
+        </w:pPr>
+      </w:lvl>
+    </w:lvlOverride>
+    <w:lvlOverride w:ilvl="6"/>
+    <w:lvlOverride w:ilvl="7">
+      <w:lvl w:ilvl="7">
+        <w:start w:val="1"/>
+        <w:numFmt w:val="decimal"/>
+        <w:lvlText w:val="%8."/>
+        <w:lvlJc w:val="left"/>
+        <w:pPr>
+          <w:tabs>
+            <w:tab w:val="num" w:pos="3240"/>
+          </w:tabs>
+          <w:ind w:left="3240" w:hanging="360"/>
+        </w:pPr>
+      </w:lvl>
+    </w:lvlOverride>
+    <w:lvlOverride w:ilvl="7"/>
+    <w:lvlOverride w:ilvl="8">
+      <w:lvl w:ilvl="8">
+        <w:start w:val="1"/>
+        <w:numFmt w:val="decimal"/>
+        <w:lvlText w:val="%9."/>
+        <w:lvlJc w:val="left"/>
+        <w:pPr>
+          <w:tabs>
+            <w:tab w:val="num" w:pos="3600"/>
+          </w:tabs>
+          <w:ind w:left="3600" w:hanging="360"/>
+        </w:pPr>
+      </w:lvl>
+    </w:lvlOverride>
+  </w:num>
+  <w:num w:numId="49">
+    <w:abstractNumId w:val="27"/>
+    <w:lvlOverride w:ilvl="0">
+      <w:lvl w:ilvl="0">
+        <w:start w:val="1"/>
+        <w:numFmt w:val="bullet"/>
+        <w:lvlText w:val=""/>
+        <w:lvlJc w:val="left"/>
+        <w:pPr>
+          <w:tabs>
+            <w:tab w:val="num" w:pos="720"/>
+          </w:tabs>
+          <w:ind w:left="720" w:hanging="283"/>
+        </w:pPr>
+        <w:rPr>
+          <w:rFonts w:ascii="Symbol" w:hAnsi="Symbol" w:cs="Symbol" w:hint="default"/>
+        </w:rPr>
+      </w:lvl>
+    </w:lvlOverride>
+    <w:lvlOverride w:ilvl="0"/>
+    <w:lvlOverride w:ilvl="1">
+      <w:lvl w:ilvl="1">
+        <w:start w:val="1"/>
+        <w:numFmt w:val="decimal"/>
+        <w:lvlText w:val="%2."/>
+        <w:lvlJc w:val="left"/>
+        <w:pPr>
+          <w:tabs>
+            <w:tab w:val="num" w:pos="1080"/>
+          </w:tabs>
+          <w:ind w:left="1080" w:hanging="360"/>
+        </w:pPr>
+      </w:lvl>
+    </w:lvlOverride>
+    <w:lvlOverride w:ilvl="1"/>
+    <w:lvlOverride w:ilvl="2">
+      <w:lvl w:ilvl="2">
+        <w:start w:val="1"/>
+        <w:numFmt w:val="decimal"/>
+        <w:lvlText w:val="%3."/>
+        <w:lvlJc w:val="left"/>
+        <w:pPr>
+          <w:tabs>
+            <w:tab w:val="num" w:pos="1440"/>
+          </w:tabs>
+          <w:ind w:left="1440" w:hanging="360"/>
+        </w:pPr>
+      </w:lvl>
+    </w:lvlOverride>
+    <w:lvlOverride w:ilvl="2"/>
+    <w:lvlOverride w:ilvl="3">
+      <w:lvl w:ilvl="3">
+        <w:start w:val="1"/>
+        <w:numFmt w:val="decimal"/>
+        <w:lvlText w:val="%4."/>
+        <w:lvlJc w:val="left"/>
+        <w:pPr>
+          <w:tabs>
+            <w:tab w:val="num" w:pos="1800"/>
+          </w:tabs>
+          <w:ind w:left="1800" w:hanging="360"/>
+        </w:pPr>
+      </w:lvl>
+    </w:lvlOverride>
+    <w:lvlOverride w:ilvl="3"/>
+    <w:lvlOverride w:ilvl="4">
+      <w:lvl w:ilvl="4">
+        <w:start w:val="1"/>
+        <w:numFmt w:val="decimal"/>
+        <w:lvlText w:val="%5."/>
+        <w:lvlJc w:val="left"/>
+        <w:pPr>
+          <w:tabs>
+            <w:tab w:val="num" w:pos="2160"/>
+          </w:tabs>
+          <w:ind w:left="2160" w:hanging="360"/>
+        </w:pPr>
+      </w:lvl>
+    </w:lvlOverride>
+    <w:lvlOverride w:ilvl="4"/>
+    <w:lvlOverride w:ilvl="5">
+      <w:lvl w:ilvl="5">
+        <w:start w:val="1"/>
+        <w:numFmt w:val="decimal"/>
+        <w:lvlText w:val="%6."/>
+        <w:lvlJc w:val="left"/>
+        <w:pPr>
+          <w:tabs>
+            <w:tab w:val="num" w:pos="2520"/>
+          </w:tabs>
+          <w:ind w:left="2520" w:hanging="360"/>
+        </w:pPr>
+      </w:lvl>
+    </w:lvlOverride>
+    <w:lvlOverride w:ilvl="5"/>
+    <w:lvlOverride w:ilvl="6">
+      <w:lvl w:ilvl="6">
+        <w:start w:val="1"/>
+        <w:numFmt w:val="decimal"/>
+        <w:lvlText w:val="%7."/>
+        <w:lvlJc w:val="left"/>
+        <w:pPr>
+          <w:tabs>
+            <w:tab w:val="num" w:pos="2880"/>
+          </w:tabs>
+          <w:ind w:left="2880" w:hanging="360"/>
+        </w:pPr>
+      </w:lvl>
+    </w:lvlOverride>
+    <w:lvlOverride w:ilvl="6"/>
+    <w:lvlOverride w:ilvl="7">
+      <w:lvl w:ilvl="7">
+        <w:start w:val="1"/>
+        <w:numFmt w:val="decimal"/>
+        <w:lvlText w:val="%8."/>
+        <w:lvlJc w:val="left"/>
+        <w:pPr>
+          <w:tabs>
+            <w:tab w:val="num" w:pos="3240"/>
+          </w:tabs>
+          <w:ind w:left="3240" w:hanging="360"/>
+        </w:pPr>
+      </w:lvl>
+    </w:lvlOverride>
+    <w:lvlOverride w:ilvl="7"/>
+    <w:lvlOverride w:ilvl="8">
+      <w:lvl w:ilvl="8">
+        <w:start w:val="1"/>
+        <w:numFmt w:val="decimal"/>
+        <w:lvlText w:val="%9."/>
+        <w:lvlJc w:val="left"/>
+        <w:pPr>
+          <w:tabs>
+            <w:tab w:val="num" w:pos="3600"/>
+          </w:tabs>
+          <w:ind w:left="3600" w:hanging="360"/>
+        </w:pPr>
+      </w:lvl>
+    </w:lvlOverride>
+  </w:num>
+  <w:num w:numId="50">
+    <w:abstractNumId w:val="27"/>
+    <w:lvlOverride w:ilvl="0">
+      <w:lvl w:ilvl="0">
+        <w:start w:val="1"/>
+        <w:numFmt w:val="bullet"/>
+        <w:lvlText w:val=""/>
+        <w:lvlJc w:val="left"/>
+        <w:pPr>
+          <w:tabs>
+            <w:tab w:val="num" w:pos="720"/>
+          </w:tabs>
+          <w:ind w:left="720" w:hanging="283"/>
+        </w:pPr>
+        <w:rPr>
+          <w:rFonts w:ascii="Symbol" w:hAnsi="Symbol" w:cs="Symbol" w:hint="default"/>
+        </w:rPr>
+      </w:lvl>
+    </w:lvlOverride>
+    <w:lvlOverride w:ilvl="0"/>
+    <w:lvlOverride w:ilvl="1">
+      <w:lvl w:ilvl="1">
+        <w:start w:val="1"/>
+        <w:numFmt w:val="decimal"/>
+        <w:lvlText w:val="%2."/>
+        <w:lvlJc w:val="left"/>
+        <w:pPr>
+          <w:tabs>
+            <w:tab w:val="num" w:pos="1080"/>
+          </w:tabs>
+          <w:ind w:left="1080" w:hanging="360"/>
+        </w:pPr>
+      </w:lvl>
+    </w:lvlOverride>
+    <w:lvlOverride w:ilvl="1"/>
+    <w:lvlOverride w:ilvl="2">
+      <w:lvl w:ilvl="2">
+        <w:start w:val="1"/>
+        <w:numFmt w:val="decimal"/>
+        <w:lvlText w:val="%3."/>
+        <w:lvlJc w:val="left"/>
+        <w:pPr>
+          <w:tabs>
+            <w:tab w:val="num" w:pos="1440"/>
+          </w:tabs>
+          <w:ind w:left="1440" w:hanging="360"/>
+        </w:pPr>
+      </w:lvl>
+    </w:lvlOverride>
+    <w:lvlOverride w:ilvl="2"/>
+    <w:lvlOverride w:ilvl="3">
+      <w:lvl w:ilvl="3">
+        <w:start w:val="1"/>
+        <w:numFmt w:val="decimal"/>
+        <w:lvlText w:val="%4."/>
+        <w:lvlJc w:val="left"/>
+        <w:pPr>
+          <w:tabs>
+            <w:tab w:val="num" w:pos="1800"/>
+          </w:tabs>
+          <w:ind w:left="1800" w:hanging="360"/>
+        </w:pPr>
+      </w:lvl>
+    </w:lvlOverride>
+    <w:lvlOverride w:ilvl="3"/>
+    <w:lvlOverride w:ilvl="4">
+      <w:lvl w:ilvl="4">
+        <w:start w:val="1"/>
+        <w:numFmt w:val="decimal"/>
+        <w:lvlText w:val="%5."/>
+        <w:lvlJc w:val="left"/>
+        <w:pPr>
+          <w:tabs>
+            <w:tab w:val="num" w:pos="2160"/>
+          </w:tabs>
+          <w:ind w:left="2160" w:hanging="360"/>
+        </w:pPr>
+      </w:lvl>
+    </w:lvlOverride>
+    <w:lvlOverride w:ilvl="4"/>
+    <w:lvlOverride w:ilvl="5">
+      <w:lvl w:ilvl="5">
+        <w:start w:val="1"/>
+        <w:numFmt w:val="decimal"/>
+        <w:lvlText w:val="%6."/>
+        <w:lvlJc w:val="left"/>
+        <w:pPr>
+          <w:tabs>
+            <w:tab w:val="num" w:pos="2520"/>
+          </w:tabs>
+          <w:ind w:left="2520" w:hanging="360"/>
+        </w:pPr>
+      </w:lvl>
+    </w:lvlOverride>
+    <w:lvlOverride w:ilvl="5"/>
+    <w:lvlOverride w:ilvl="6">
+      <w:lvl w:ilvl="6">
+        <w:start w:val="1"/>
+        <w:numFmt w:val="decimal"/>
+        <w:lvlText w:val="%7."/>
+        <w:lvlJc w:val="left"/>
+        <w:pPr>
+          <w:tabs>
+            <w:tab w:val="num" w:pos="2880"/>
+          </w:tabs>
+          <w:ind w:left="2880" w:hanging="360"/>
+        </w:pPr>
+      </w:lvl>
+    </w:lvlOverride>
+    <w:lvlOverride w:ilvl="6"/>
+    <w:lvlOverride w:ilvl="7">
+      <w:lvl w:ilvl="7">
+        <w:start w:val="1"/>
+        <w:numFmt w:val="decimal"/>
+        <w:lvlText w:val="%8."/>
+        <w:lvlJc w:val="left"/>
+        <w:pPr>
+          <w:tabs>
+            <w:tab w:val="num" w:pos="3240"/>
+          </w:tabs>
+          <w:ind w:left="3240" w:hanging="360"/>
+        </w:pPr>
+      </w:lvl>
+    </w:lvlOverride>
+    <w:lvlOverride w:ilvl="7"/>
+    <w:lvlOverride w:ilvl="8">
+      <w:lvl w:ilvl="8">
+        <w:start w:val="1"/>
+        <w:numFmt w:val="decimal"/>
+        <w:lvlText w:val="%9."/>
+        <w:lvlJc w:val="left"/>
+        <w:pPr>
+          <w:tabs>
+            <w:tab w:val="num" w:pos="3600"/>
+          </w:tabs>
+          <w:ind w:left="3600" w:hanging="360"/>
+        </w:pPr>
+      </w:lvl>
+    </w:lvlOverride>
+  </w:num>
+  <w:num w:numId="51">
+    <w:abstractNumId w:val="28"/>
+    <w:lvlOverride w:ilvl="0">
+      <w:lvl w:ilvl="0">
+        <w:start w:val="1"/>
+        <w:numFmt w:val="bullet"/>
+        <w:lvlText w:val=""/>
+        <w:lvlJc w:val="left"/>
+        <w:pPr>
+          <w:tabs>
+            <w:tab w:val="num" w:pos="720"/>
+          </w:tabs>
+          <w:ind w:left="720" w:hanging="283"/>
+        </w:pPr>
+        <w:rPr>
+          <w:rFonts w:ascii="Symbol" w:hAnsi="Symbol" w:cs="Symbol" w:hint="default"/>
+        </w:rPr>
+      </w:lvl>
+    </w:lvlOverride>
+    <w:lvlOverride w:ilvl="0"/>
+    <w:lvlOverride w:ilvl="1">
+      <w:lvl w:ilvl="1">
+        <w:start w:val="1"/>
+        <w:numFmt w:val="decimal"/>
+        <w:lvlText w:val="%2."/>
+        <w:lvlJc w:val="left"/>
+        <w:pPr>
+          <w:tabs>
+            <w:tab w:val="num" w:pos="1080"/>
+          </w:tabs>
+          <w:ind w:left="1080" w:hanging="360"/>
+        </w:pPr>
+      </w:lvl>
+    </w:lvlOverride>
+    <w:lvlOverride w:ilvl="1"/>
+    <w:lvlOverride w:ilvl="2">
+      <w:lvl w:ilvl="2">
+        <w:start w:val="1"/>
+        <w:numFmt w:val="decimal"/>
+        <w:lvlText w:val="%3."/>
+        <w:lvlJc w:val="left"/>
+        <w:pPr>
+          <w:tabs>
+            <w:tab w:val="num" w:pos="1440"/>
+          </w:tabs>
+          <w:ind w:left="1440" w:hanging="360"/>
+        </w:pPr>
+      </w:lvl>
+    </w:lvlOverride>
+    <w:lvlOverride w:ilvl="2"/>
+    <w:lvlOverride w:ilvl="3">
+      <w:lvl w:ilvl="3">
+        <w:start w:val="1"/>
+        <w:numFmt w:val="decimal"/>
+        <w:lvlText w:val="%4."/>
+        <w:lvlJc w:val="left"/>
+        <w:pPr>
+          <w:tabs>
+            <w:tab w:val="num" w:pos="1800"/>
+          </w:tabs>
+          <w:ind w:left="1800" w:hanging="360"/>
+        </w:pPr>
+      </w:lvl>
+    </w:lvlOverride>
+    <w:lvlOverride w:ilvl="3"/>
+    <w:lvlOverride w:ilvl="4">
+      <w:lvl w:ilvl="4">
+        <w:start w:val="1"/>
+        <w:numFmt w:val="decimal"/>
+        <w:lvlText w:val="%5."/>
+        <w:lvlJc w:val="left"/>
+        <w:pPr>
+          <w:tabs>
+            <w:tab w:val="num" w:pos="2160"/>
+          </w:tabs>
+          <w:ind w:left="2160" w:hanging="360"/>
+        </w:pPr>
+      </w:lvl>
+    </w:lvlOverride>
+    <w:lvlOverride w:ilvl="4"/>
+    <w:lvlOverride w:ilvl="5">
+      <w:lvl w:ilvl="5">
+        <w:start w:val="1"/>
+        <w:numFmt w:val="decimal"/>
+        <w:lvlText w:val="%6."/>
+        <w:lvlJc w:val="left"/>
+        <w:pPr>
+          <w:tabs>
+            <w:tab w:val="num" w:pos="2520"/>
+          </w:tabs>
+          <w:ind w:left="2520" w:hanging="360"/>
+        </w:pPr>
+      </w:lvl>
+    </w:lvlOverride>
+    <w:lvlOverride w:ilvl="5"/>
+    <w:lvlOverride w:ilvl="6">
+      <w:lvl w:ilvl="6">
+        <w:start w:val="1"/>
+        <w:numFmt w:val="decimal"/>
+        <w:lvlText w:val="%7."/>
+        <w:lvlJc w:val="left"/>
+        <w:pPr>
+          <w:tabs>
+            <w:tab w:val="num" w:pos="2880"/>
+          </w:tabs>
+          <w:ind w:left="2880" w:hanging="360"/>
+        </w:pPr>
+      </w:lvl>
+    </w:lvlOverride>
+    <w:lvlOverride w:ilvl="6"/>
+    <w:lvlOverride w:ilvl="7">
+      <w:lvl w:ilvl="7">
+        <w:start w:val="1"/>
+        <w:numFmt w:val="decimal"/>
+        <w:lvlText w:val="%8."/>
+        <w:lvlJc w:val="left"/>
+        <w:pPr>
+          <w:tabs>
+            <w:tab w:val="num" w:pos="3240"/>
+          </w:tabs>
+          <w:ind w:left="3240" w:hanging="360"/>
+        </w:pPr>
+      </w:lvl>
+    </w:lvlOverride>
+    <w:lvlOverride w:ilvl="7"/>
+    <w:lvlOverride w:ilvl="8">
+      <w:lvl w:ilvl="8">
+        <w:start w:val="1"/>
+        <w:numFmt w:val="decimal"/>
+        <w:lvlText w:val="%9."/>
+        <w:lvlJc w:val="left"/>
+        <w:pPr>
+          <w:tabs>
+            <w:tab w:val="num" w:pos="3600"/>
+          </w:tabs>
+          <w:ind w:left="3600" w:hanging="360"/>
+        </w:pPr>
+      </w:lvl>
+    </w:lvlOverride>
+  </w:num>
+  <w:num w:numId="52">
+    <w:abstractNumId w:val="28"/>
+    <w:lvlOverride w:ilvl="0">
+      <w:lvl w:ilvl="0">
+        <w:start w:val="1"/>
+        <w:numFmt w:val="bullet"/>
+        <w:lvlText w:val=""/>
+        <w:lvlJc w:val="left"/>
+        <w:pPr>
+          <w:tabs>
+            <w:tab w:val="num" w:pos="720"/>
+          </w:tabs>
+          <w:ind w:left="720" w:hanging="283"/>
+        </w:pPr>
+        <w:rPr>
+          <w:rFonts w:ascii="Symbol" w:hAnsi="Symbol" w:cs="Symbol" w:hint="default"/>
+        </w:rPr>
+      </w:lvl>
+    </w:lvlOverride>
+    <w:lvlOverride w:ilvl="0"/>
+    <w:lvlOverride w:ilvl="1">
+      <w:lvl w:ilvl="1">
+        <w:start w:val="1"/>
+        <w:numFmt w:val="decimal"/>
+        <w:lvlText w:val="%2."/>
+        <w:lvlJc w:val="left"/>
+        <w:pPr>
+          <w:tabs>
+            <w:tab w:val="num" w:pos="1080"/>
+          </w:tabs>
+          <w:ind w:left="1080" w:hanging="360"/>
+        </w:pPr>
+      </w:lvl>
+    </w:lvlOverride>
+    <w:lvlOverride w:ilvl="1"/>
+    <w:lvlOverride w:ilvl="2">
+      <w:lvl w:ilvl="2">
+        <w:start w:val="1"/>
+        <w:numFmt w:val="decimal"/>
+        <w:lvlText w:val="%3."/>
+        <w:lvlJc w:val="left"/>
+        <w:pPr>
+          <w:tabs>
+            <w:tab w:val="num" w:pos="1440"/>
+          </w:tabs>
+          <w:ind w:left="1440" w:hanging="360"/>
+        </w:pPr>
+      </w:lvl>
+    </w:lvlOverride>
+    <w:lvlOverride w:ilvl="2"/>
+    <w:lvlOverride w:ilvl="3">
+      <w:lvl w:ilvl="3">
+        <w:start w:val="1"/>
+        <w:numFmt w:val="decimal"/>
+        <w:lvlText w:val="%4."/>
+        <w:lvlJc w:val="left"/>
+        <w:pPr>
+          <w:tabs>
+            <w:tab w:val="num" w:pos="1800"/>
+          </w:tabs>
+          <w:ind w:left="1800" w:hanging="360"/>
+        </w:pPr>
+      </w:lvl>
+    </w:lvlOverride>
+    <w:lvlOverride w:ilvl="3"/>
+    <w:lvlOverride w:ilvl="4">
+      <w:lvl w:ilvl="4">
+        <w:start w:val="1"/>
+        <w:numFmt w:val="decimal"/>
+        <w:lvlText w:val="%5."/>
+        <w:lvlJc w:val="left"/>
+        <w:pPr>
+          <w:tabs>
+            <w:tab w:val="num" w:pos="2160"/>
+          </w:tabs>
+          <w:ind w:left="2160" w:hanging="360"/>
+        </w:pPr>
+      </w:lvl>
+    </w:lvlOverride>
+    <w:lvlOverride w:ilvl="4"/>
+    <w:lvlOverride w:ilvl="5">
+      <w:lvl w:ilvl="5">
+        <w:start w:val="1"/>
+        <w:numFmt w:val="decimal"/>
+        <w:lvlText w:val="%6."/>
+        <w:lvlJc w:val="left"/>
+        <w:pPr>
+          <w:tabs>
+            <w:tab w:val="num" w:pos="2520"/>
+          </w:tabs>
+          <w:ind w:left="2520" w:hanging="360"/>
+        </w:pPr>
+      </w:lvl>
+    </w:lvlOverride>
+    <w:lvlOverride w:ilvl="5"/>
+    <w:lvlOverride w:ilvl="6">
+      <w:lvl w:ilvl="6">
+        <w:start w:val="1"/>
+        <w:numFmt w:val="decimal"/>
+        <w:lvlText w:val="%7."/>
+        <w:lvlJc w:val="left"/>
+        <w:pPr>
+          <w:tabs>
+            <w:tab w:val="num" w:pos="2880"/>
+          </w:tabs>
+          <w:ind w:left="2880" w:hanging="360"/>
+        </w:pPr>
+      </w:lvl>
+    </w:lvlOverride>
+    <w:lvlOverride w:ilvl="6"/>
+    <w:lvlOverride w:ilvl="7">
+      <w:lvl w:ilvl="7">
+        <w:start w:val="1"/>
+        <w:numFmt w:val="decimal"/>
+        <w:lvlText w:val="%8."/>
+        <w:lvlJc w:val="left"/>
+        <w:pPr>
+          <w:tabs>
+            <w:tab w:val="num" w:pos="3240"/>
+          </w:tabs>
+          <w:ind w:left="3240" w:hanging="360"/>
+        </w:pPr>
+      </w:lvl>
+    </w:lvlOverride>
+    <w:lvlOverride w:ilvl="7"/>
+    <w:lvlOverride w:ilvl="8">
+      <w:lvl w:ilvl="8">
+        <w:start w:val="1"/>
+        <w:numFmt w:val="decimal"/>
+        <w:lvlText w:val="%9."/>
+        <w:lvlJc w:val="left"/>
+        <w:pPr>
+          <w:tabs>
+            <w:tab w:val="num" w:pos="3600"/>
+          </w:tabs>
+          <w:ind w:left="3600" w:hanging="360"/>
+        </w:pPr>
+      </w:lvl>
+    </w:lvlOverride>
+  </w:num>
+  <w:num w:numId="53">
+    <w:abstractNumId w:val="28"/>
+    <w:lvlOverride w:ilvl="0">
+      <w:lvl w:ilvl="0">
+        <w:start w:val="1"/>
+        <w:numFmt w:val="bullet"/>
+        <w:lvlText w:val=""/>
+        <w:lvlJc w:val="left"/>
+        <w:pPr>
+          <w:tabs>
+            <w:tab w:val="num" w:pos="720"/>
+          </w:tabs>
+          <w:ind w:left="720" w:hanging="283"/>
+        </w:pPr>
+        <w:rPr>
+          <w:rFonts w:ascii="Symbol" w:hAnsi="Symbol" w:cs="Symbol" w:hint="default"/>
+        </w:rPr>
+      </w:lvl>
+    </w:lvlOverride>
+    <w:lvlOverride w:ilvl="0"/>
+    <w:lvlOverride w:ilvl="1">
+      <w:lvl w:ilvl="1">
+        <w:start w:val="1"/>
+        <w:numFmt w:val="decimal"/>
+        <w:lvlText w:val="%2."/>
+        <w:lvlJc w:val="left"/>
+        <w:pPr>
+          <w:tabs>
+            <w:tab w:val="num" w:pos="1080"/>
+          </w:tabs>
+          <w:ind w:left="1080" w:hanging="360"/>
+        </w:pPr>
+      </w:lvl>
+    </w:lvlOverride>
+    <w:lvlOverride w:ilvl="1"/>
+    <w:lvlOverride w:ilvl="2">
+      <w:lvl w:ilvl="2">
+        <w:start w:val="1"/>
+        <w:numFmt w:val="decimal"/>
+        <w:lvlText w:val="%3."/>
+        <w:lvlJc w:val="left"/>
+        <w:pPr>
+          <w:tabs>
+            <w:tab w:val="num" w:pos="1440"/>
+          </w:tabs>
+          <w:ind w:left="1440" w:hanging="360"/>
+        </w:pPr>
+      </w:lvl>
+    </w:lvlOverride>
+    <w:lvlOverride w:ilvl="2"/>
+    <w:lvlOverride w:ilvl="3">
+      <w:lvl w:ilvl="3">
+        <w:start w:val="1"/>
+        <w:numFmt w:val="decimal"/>
+        <w:lvlText w:val="%4."/>
+        <w:lvlJc w:val="left"/>
+        <w:pPr>
+          <w:tabs>
+            <w:tab w:val="num" w:pos="1800"/>
+          </w:tabs>
+          <w:ind w:left="1800" w:hanging="360"/>
+        </w:pPr>
+      </w:lvl>
+    </w:lvlOverride>
+    <w:lvlOverride w:ilvl="3"/>
+    <w:lvlOverride w:ilvl="4">
+      <w:lvl w:ilvl="4">
+        <w:start w:val="1"/>
+        <w:numFmt w:val="decimal"/>
+        <w:lvlText w:val="%5."/>
+        <w:lvlJc w:val="left"/>
+        <w:pPr>
+          <w:tabs>
+            <w:tab w:val="num" w:pos="2160"/>
+          </w:tabs>
+          <w:ind w:left="2160" w:hanging="360"/>
+        </w:pPr>
+      </w:lvl>
+    </w:lvlOverride>
+    <w:lvlOverride w:ilvl="4"/>
+    <w:lvlOverride w:ilvl="5">
+      <w:lvl w:ilvl="5">
+        <w:start w:val="1"/>
+        <w:numFmt w:val="decimal"/>
+        <w:lvlText w:val="%6."/>
+        <w:lvlJc w:val="left"/>
+        <w:pPr>
+          <w:tabs>
+            <w:tab w:val="num" w:pos="2520"/>
+          </w:tabs>
+          <w:ind w:left="2520" w:hanging="360"/>
+        </w:pPr>
+      </w:lvl>
+    </w:lvlOverride>
+    <w:lvlOverride w:ilvl="5"/>
+    <w:lvlOverride w:ilvl="6">
+      <w:lvl w:ilvl="6">
+        <w:start w:val="1"/>
+        <w:numFmt w:val="decimal"/>
+        <w:lvlText w:val="%7."/>
+        <w:lvlJc w:val="left"/>
+        <w:pPr>
+          <w:tabs>
+            <w:tab w:val="num" w:pos="2880"/>
+          </w:tabs>
+          <w:ind w:left="2880" w:hanging="360"/>
+        </w:pPr>
+      </w:lvl>
+    </w:lvlOverride>
+    <w:lvlOverride w:ilvl="6"/>
+    <w:lvlOverride w:ilvl="7">
+      <w:lvl w:ilvl="7">
+        <w:start w:val="1"/>
+        <w:numFmt w:val="decimal"/>
+        <w:lvlText w:val="%8."/>
+        <w:lvlJc w:val="left"/>
+        <w:pPr>
+          <w:tabs>
+            <w:tab w:val="num" w:pos="3240"/>
+          </w:tabs>
+          <w:ind w:left="3240" w:hanging="360"/>
+        </w:pPr>
+      </w:lvl>
+    </w:lvlOverride>
+    <w:lvlOverride w:ilvl="7"/>
+    <w:lvlOverride w:ilvl="8">
+      <w:lvl w:ilvl="8">
+        <w:start w:val="1"/>
+        <w:numFmt w:val="decimal"/>
+        <w:lvlText w:val="%9."/>
+        <w:lvlJc w:val="left"/>
+        <w:pPr>
+          <w:tabs>
+            <w:tab w:val="num" w:pos="3600"/>
+          </w:tabs>
+          <w:ind w:left="3600" w:hanging="360"/>
+        </w:pPr>
+      </w:lvl>
+    </w:lvlOverride>
   </w:num>
 </w:numbering>
 </file>

--- a/results.docx
+++ b/results.docx
@@ -1523,6 +1523,30 @@
           <w:szCs w:val="24"/>
           <w:shd w:fill="auto" w:val="clear"/>
         </w:rPr>
+        <w:t>model a</w:t>
+      </w:r>
+    </w:p>
+    <w:p>
+      <w:pPr>
+        <w:pStyle w:val="Normal"/>
+        <w:rPr>
+          <w:b w:val="false"/>
+          <w:b w:val="false"/>
+          <w:bCs w:val="false"/>
+          <w:sz w:val="24"/>
+          <w:szCs w:val="24"/>
+          <w:highlight w:val="none"/>
+          <w:shd w:fill="auto" w:val="clear"/>
+        </w:rPr>
+      </w:pPr>
+      <w:r>
+        <w:rPr>
+          <w:b w:val="false"/>
+          <w:bCs w:val="false"/>
+          <w:sz w:val="24"/>
+          <w:szCs w:val="24"/>
+          <w:shd w:fill="auto" w:val="clear"/>
+        </w:rPr>
         <w:t>Reached 30cm: 28/100 (28.0%)</w:t>
       </w:r>
     </w:p>
@@ -1595,6 +1619,30 @@
           <w:szCs w:val="24"/>
           <w:shd w:fill="auto" w:val="clear"/>
         </w:rPr>
+        <w:t>b</w:t>
+      </w:r>
+    </w:p>
+    <w:p>
+      <w:pPr>
+        <w:pStyle w:val="Normal"/>
+        <w:rPr>
+          <w:b w:val="false"/>
+          <w:b w:val="false"/>
+          <w:bCs w:val="false"/>
+          <w:sz w:val="24"/>
+          <w:szCs w:val="24"/>
+          <w:highlight w:val="none"/>
+          <w:shd w:fill="auto" w:val="clear"/>
+        </w:rPr>
+      </w:pPr>
+      <w:r>
+        <w:rPr>
+          <w:b w:val="false"/>
+          <w:bCs w:val="false"/>
+          <w:sz w:val="24"/>
+          <w:szCs w:val="24"/>
+          <w:shd w:fill="auto" w:val="clear"/>
+        </w:rPr>
         <w:t>Reached 30cm: 24/100 (24.0%)</w:t>
       </w:r>
     </w:p>
@@ -1660,6 +1708,102 @@
         </w:rPr>
       </w:pPr>
       <w:r>
+        <w:rPr>
+          <w:b w:val="false"/>
+          <w:bCs w:val="false"/>
+          <w:sz w:val="24"/>
+          <w:szCs w:val="24"/>
+          <w:shd w:fill="auto" w:val="clear"/>
+        </w:rPr>
+        <w:t>b</w:t>
+      </w:r>
+    </w:p>
+    <w:p>
+      <w:pPr>
+        <w:pStyle w:val="Normal"/>
+        <w:rPr>
+          <w:b w:val="false"/>
+          <w:b w:val="false"/>
+          <w:bCs w:val="false"/>
+          <w:sz w:val="24"/>
+          <w:szCs w:val="24"/>
+          <w:highlight w:val="none"/>
+          <w:shd w:fill="auto" w:val="clear"/>
+        </w:rPr>
+      </w:pPr>
+      <w:r>
+        <w:rPr>
+          <w:b w:val="false"/>
+          <w:bCs w:val="false"/>
+          <w:sz w:val="24"/>
+          <w:szCs w:val="24"/>
+          <w:shd w:fill="auto" w:val="clear"/>
+        </w:rPr>
+        <w:t>Reached 30cm: 22/100 (22.0%)</w:t>
+      </w:r>
+    </w:p>
+    <w:p>
+      <w:pPr>
+        <w:pStyle w:val="Normal"/>
+        <w:rPr>
+          <w:b w:val="false"/>
+          <w:b w:val="false"/>
+          <w:bCs w:val="false"/>
+          <w:sz w:val="24"/>
+          <w:szCs w:val="24"/>
+          <w:highlight w:val="none"/>
+          <w:shd w:fill="auto" w:val="clear"/>
+        </w:rPr>
+      </w:pPr>
+      <w:r>
+        <w:rPr>
+          <w:b w:val="false"/>
+          <w:bCs w:val="false"/>
+          <w:sz w:val="24"/>
+          <w:szCs w:val="24"/>
+          <w:shd w:fill="auto" w:val="clear"/>
+        </w:rPr>
+        <w:t>Avg steps-to-30cm over all successes: 41.0</w:t>
+      </w:r>
+    </w:p>
+    <w:p>
+      <w:pPr>
+        <w:pStyle w:val="Normal"/>
+        <w:rPr>
+          <w:b w:val="false"/>
+          <w:b w:val="false"/>
+          <w:bCs w:val="false"/>
+          <w:sz w:val="24"/>
+          <w:szCs w:val="24"/>
+          <w:highlight w:val="none"/>
+          <w:shd w:fill="auto" w:val="clear"/>
+        </w:rPr>
+      </w:pPr>
+      <w:r>
+        <w:rPr>
+          <w:b w:val="false"/>
+          <w:bCs w:val="false"/>
+          <w:sz w:val="24"/>
+          <w:szCs w:val="24"/>
+          <w:shd w:fill="auto" w:val="clear"/>
+        </w:rPr>
+        <w:t>Mean reward per env (averaged over episodes): 13.335</w:t>
+      </w:r>
+    </w:p>
+    <w:p>
+      <w:pPr>
+        <w:pStyle w:val="Normal"/>
+        <w:rPr>
+          <w:b w:val="false"/>
+          <w:b w:val="false"/>
+          <w:bCs w:val="false"/>
+          <w:sz w:val="24"/>
+          <w:szCs w:val="24"/>
+          <w:highlight w:val="none"/>
+          <w:shd w:fill="auto" w:val="clear"/>
+        </w:rPr>
+      </w:pPr>
+      <w:r>
         <w:rPr/>
       </w:r>
     </w:p>
@@ -1711,7 +1855,34 @@
         </w:rPr>
       </w:pPr>
       <w:r>
-        <w:rPr/>
+        <w:rPr>
+          <w:b w:val="false"/>
+          <w:bCs w:val="false"/>
+          <w:sz w:val="24"/>
+          <w:szCs w:val="24"/>
+          <w:shd w:fill="auto" w:val="clear"/>
+        </w:rPr>
+        <w:t>with 5</w:t>
+      </w:r>
+      <w:r>
+        <w:rPr>
+          <w:b w:val="false"/>
+          <w:bCs w:val="false"/>
+          <w:sz w:val="24"/>
+          <w:szCs w:val="24"/>
+          <w:shd w:fill="auto" w:val="clear"/>
+        </w:rPr>
+        <w:t>0%</w:t>
+      </w:r>
+      <w:r>
+        <w:rPr>
+          <w:b w:val="false"/>
+          <w:bCs w:val="false"/>
+          <w:sz w:val="24"/>
+          <w:szCs w:val="24"/>
+          <w:shd w:fill="auto" w:val="clear"/>
+        </w:rPr>
+        <w:t xml:space="preserve"> noise</w:t>
       </w:r>
     </w:p>
     <w:p>
@@ -1735,42 +1906,8 @@
           <w:szCs w:val="24"/>
           <w:shd w:fill="auto" w:val="clear"/>
         </w:rPr>
-        <w:t>with 5</w:t>
-      </w:r>
-      <w:r>
-        <w:rPr>
-          <w:b w:val="false"/>
-          <w:bCs w:val="false"/>
-          <w:sz w:val="24"/>
-          <w:szCs w:val="24"/>
-          <w:shd w:fill="auto" w:val="clear"/>
-        </w:rPr>
-        <w:t>0%</w:t>
-      </w:r>
-      <w:r>
-        <w:rPr>
-          <w:b w:val="false"/>
-          <w:bCs w:val="false"/>
-          <w:sz w:val="24"/>
-          <w:szCs w:val="24"/>
-          <w:shd w:fill="auto" w:val="clear"/>
-        </w:rPr>
-        <w:t xml:space="preserve"> noise</w:t>
-      </w:r>
-    </w:p>
-    <w:p>
-      <w:pPr>
-        <w:pStyle w:val="Normal"/>
-        <w:rPr>
-          <w:b w:val="false"/>
-          <w:b w:val="false"/>
-          <w:bCs w:val="false"/>
-          <w:sz w:val="24"/>
-          <w:szCs w:val="24"/>
-          <w:highlight w:val="none"/>
-          <w:shd w:fill="auto" w:val="clear"/>
-        </w:rPr>
-      </w:pPr>
+        <w:t>model b</w:t>
+      </w:r>
       <w:r>
         <w:rPr>
           <w:b w:val="false"/>
@@ -1909,6 +2046,16 @@
         <w:t xml:space="preserve"> noise</w:t>
         <w:br/>
       </w:r>
+      <w:r>
+        <w:rPr>
+          <w:b w:val="false"/>
+          <w:bCs w:val="false"/>
+          <w:sz w:val="24"/>
+          <w:szCs w:val="24"/>
+          <w:shd w:fill="auto" w:val="clear"/>
+        </w:rPr>
+        <w:t>b</w:t>
+      </w:r>
     </w:p>
     <w:p>
       <w:pPr>
@@ -1996,7 +2143,14 @@
         </w:rPr>
       </w:pPr>
       <w:r>
-        <w:rPr/>
+        <w:rPr>
+          <w:b w:val="false"/>
+          <w:bCs w:val="false"/>
+          <w:sz w:val="24"/>
+          <w:szCs w:val="24"/>
+          <w:shd w:fill="auto" w:val="clear"/>
+        </w:rPr>
+        <w:t>b</w:t>
       </w:r>
     </w:p>
     <w:p>
@@ -2085,7 +2239,14 @@
         </w:rPr>
       </w:pPr>
       <w:r>
-        <w:rPr/>
+        <w:rPr>
+          <w:b w:val="false"/>
+          <w:bCs w:val="false"/>
+          <w:sz w:val="24"/>
+          <w:szCs w:val="24"/>
+          <w:shd w:fill="auto" w:val="clear"/>
+        </w:rPr>
+        <w:t>b</w:t>
       </w:r>
     </w:p>
     <w:p>
@@ -2789,7 +2950,29 @@
           <w:shd w:fill="auto" w:val="clear"/>
           <w:lang w:val="en-US"/>
         </w:rPr>
-        <w:t xml:space="preserve">Video </w:t>
+        <w:t>Vi</w:t>
+      </w:r>
+      <w:r>
+        <w:rPr>
+          <w:b/>
+          <w:bCs/>
+          <w:sz w:val="30"/>
+          <w:szCs w:val="30"/>
+          <w:shd w:fill="auto" w:val="clear"/>
+          <w:lang w:val="en-US"/>
+        </w:rPr>
+        <w:t>sion</w:t>
+      </w:r>
+      <w:r>
+        <w:rPr>
+          <w:b/>
+          <w:bCs/>
+          <w:sz w:val="30"/>
+          <w:szCs w:val="30"/>
+          <w:shd w:fill="auto" w:val="clear"/>
+          <w:lang w:val="en-US"/>
+        </w:rPr>
+        <w:t xml:space="preserve"> </w:t>
       </w:r>
     </w:p>
     <w:p>
@@ -3791,6 +3974,24 @@
           <w:shd w:fill="auto" w:val="clear"/>
           <w:lang w:val="en-US"/>
         </w:rPr>
+        <w:t>Model a</w:t>
+      </w:r>
+    </w:p>
+    <w:p>
+      <w:pPr>
+        <w:pStyle w:val="TextBody"/>
+        <w:rPr/>
+      </w:pPr>
+      <w:r>
+        <w:rPr>
+          <w:rStyle w:val="StrongEmphasis"/>
+          <w:b w:val="false"/>
+          <w:bCs w:val="false"/>
+          <w:sz w:val="24"/>
+          <w:szCs w:val="24"/>
+          <w:shd w:fill="auto" w:val="clear"/>
+          <w:lang w:val="en-US"/>
+        </w:rPr>
         <w:t>Reached 30cm: 57/100 (57.0%)</w:t>
       </w:r>
     </w:p>
@@ -3833,9 +4034,11 @@
     <w:p>
       <w:pPr>
         <w:pStyle w:val="TextBody"/>
-        <w:rPr>
-          <w:rStyle w:val="StrongEmphasis"/>
-          <w:b w:val="false"/>
+        <w:rPr/>
+      </w:pPr>
+      <w:r>
+        <w:rPr>
+          <w:rStyle w:val="StrongEmphasis"/>
           <w:b w:val="false"/>
           <w:bCs w:val="false"/>
           <w:sz w:val="24"/>
@@ -3843,9 +4046,25 @@
           <w:shd w:fill="auto" w:val="clear"/>
           <w:lang w:val="en-US"/>
         </w:rPr>
-      </w:pPr>
-      <w:r>
+        <w:t>b</w:t>
+      </w:r>
+    </w:p>
+    <w:p>
+      <w:pPr>
+        <w:pStyle w:val="TextBody"/>
         <w:rPr/>
+      </w:pPr>
+      <w:r>
+        <w:rPr>
+          <w:rStyle w:val="StrongEmphasis"/>
+          <w:b w:val="false"/>
+          <w:bCs w:val="false"/>
+          <w:sz w:val="24"/>
+          <w:szCs w:val="24"/>
+          <w:shd w:fill="auto" w:val="clear"/>
+          <w:lang w:val="en-US"/>
+        </w:rPr>
+        <w:t>Reached 30cm: 36/100 (36.0%)</w:t>
       </w:r>
     </w:p>
     <w:p>
@@ -3863,7 +4082,7 @@
           <w:shd w:fill="auto" w:val="clear"/>
           <w:lang w:val="en-US"/>
         </w:rPr>
-        <w:t>Reached 30cm: 36/100 (36.0%)</w:t>
+        <w:t>Avg steps-to-30cm over all successes: 36.1</w:t>
       </w:r>
     </w:p>
     <w:p>
@@ -3881,7 +4100,7 @@
           <w:shd w:fill="auto" w:val="clear"/>
           <w:lang w:val="en-US"/>
         </w:rPr>
-        <w:t>Avg steps-to-30cm over all successes: 36.1</w:t>
+        <w:t>Mean reward per env (averaged over episodes): 15.619</w:t>
       </w:r>
     </w:p>
     <w:p>
@@ -3899,15 +4118,17 @@
           <w:shd w:fill="auto" w:val="clear"/>
           <w:lang w:val="en-US"/>
         </w:rPr>
-        <w:t>Mean reward per env (averaged over episodes): 15.619</w:t>
-      </w:r>
-    </w:p>
-    <w:p>
-      <w:pPr>
-        <w:pStyle w:val="TextBody"/>
-        <w:rPr>
-          <w:rStyle w:val="StrongEmphasis"/>
-          <w:b w:val="false"/>
+        <w:t>b</w:t>
+      </w:r>
+    </w:p>
+    <w:p>
+      <w:pPr>
+        <w:pStyle w:val="TextBody"/>
+        <w:rPr/>
+      </w:pPr>
+      <w:r>
+        <w:rPr>
+          <w:rStyle w:val="StrongEmphasis"/>
           <w:b w:val="false"/>
           <w:bCs w:val="false"/>
           <w:sz w:val="24"/>
@@ -3915,17 +4136,17 @@
           <w:shd w:fill="auto" w:val="clear"/>
           <w:lang w:val="en-US"/>
         </w:rPr>
-      </w:pPr>
-      <w:r>
+        <w:t>Reached 30cm: 32/100 (32.0%)</w:t>
+      </w:r>
+    </w:p>
+    <w:p>
+      <w:pPr>
+        <w:pStyle w:val="TextBody"/>
         <w:rPr/>
-      </w:r>
-    </w:p>
-    <w:p>
-      <w:pPr>
-        <w:pStyle w:val="TextBody"/>
-        <w:rPr>
-          <w:rStyle w:val="StrongEmphasis"/>
-          <w:b w:val="false"/>
+      </w:pPr>
+      <w:r>
+        <w:rPr>
+          <w:rStyle w:val="StrongEmphasis"/>
           <w:b w:val="false"/>
           <w:bCs w:val="false"/>
           <w:sz w:val="24"/>
@@ -3933,15 +4154,49 @@
           <w:shd w:fill="auto" w:val="clear"/>
           <w:lang w:val="en-US"/>
         </w:rPr>
-      </w:pPr>
-      <w:r>
+        <w:t>Avg steps-to-30cm over all successes: 43.2</w:t>
+      </w:r>
+    </w:p>
+    <w:p>
+      <w:pPr>
+        <w:pStyle w:val="TextBody"/>
         <w:rPr/>
-      </w:r>
-    </w:p>
-    <w:p>
-      <w:pPr>
-        <w:pStyle w:val="TextBody"/>
+      </w:pPr>
+      <w:r>
+        <w:rPr>
+          <w:rStyle w:val="StrongEmphasis"/>
+          <w:b w:val="false"/>
+          <w:bCs w:val="false"/>
+          <w:sz w:val="24"/>
+          <w:szCs w:val="24"/>
+          <w:shd w:fill="auto" w:val="clear"/>
+          <w:lang w:val="en-US"/>
+        </w:rPr>
+        <w:t>Mean reward per env (averaged over episodes): 15.840</w:t>
+      </w:r>
+    </w:p>
+    <w:p>
+      <w:pPr>
+        <w:pStyle w:val="TextBody"/>
+        <w:rPr>
+          <w:rStyle w:val="StrongEmphasis"/>
+          <w:b w:val="false"/>
+          <w:b w:val="false"/>
+          <w:bCs w:val="false"/>
+          <w:sz w:val="24"/>
+          <w:szCs w:val="24"/>
+          <w:shd w:fill="auto" w:val="clear"/>
+          <w:lang w:val="en-US"/>
+        </w:rPr>
+      </w:pPr>
+      <w:r>
         <w:rPr/>
+      </w:r>
+    </w:p>
+    <w:p>
+      <w:pPr>
+        <w:pStyle w:val="TextBody"/>
+        <w:rPr/>
       </w:pPr>
       <w:r>
         <w:rPr>
@@ -3995,6 +4250,24 @@
           <w:shd w:fill="auto" w:val="clear"/>
           <w:lang w:val="en-US"/>
         </w:rPr>
+        <w:t>b</w:t>
+      </w:r>
+    </w:p>
+    <w:p>
+      <w:pPr>
+        <w:pStyle w:val="TextBody"/>
+        <w:rPr/>
+      </w:pPr>
+      <w:r>
+        <w:rPr>
+          <w:rStyle w:val="StrongEmphasis"/>
+          <w:b w:val="false"/>
+          <w:bCs w:val="false"/>
+          <w:sz w:val="24"/>
+          <w:szCs w:val="24"/>
+          <w:shd w:fill="auto" w:val="clear"/>
+          <w:lang w:val="en-US"/>
+        </w:rPr>
         <w:t>Reached 30cm: 29/100 (29.0%)</w:t>
       </w:r>
     </w:p>
@@ -4109,6 +4382,24 @@
           <w:shd w:fill="auto" w:val="clear"/>
           <w:lang w:val="en-US"/>
         </w:rPr>
+        <w:t>b</w:t>
+      </w:r>
+    </w:p>
+    <w:p>
+      <w:pPr>
+        <w:pStyle w:val="TextBody"/>
+        <w:rPr/>
+      </w:pPr>
+      <w:r>
+        <w:rPr>
+          <w:rStyle w:val="StrongEmphasis"/>
+          <w:b w:val="false"/>
+          <w:bCs w:val="false"/>
+          <w:sz w:val="24"/>
+          <w:szCs w:val="24"/>
+          <w:shd w:fill="auto" w:val="clear"/>
+          <w:lang w:val="en-US"/>
+        </w:rPr>
         <w:t>Reached 30cm: 11/100 (11.0%)</w:t>
       </w:r>
     </w:p>
@@ -4151,9 +4442,11 @@
     <w:p>
       <w:pPr>
         <w:pStyle w:val="TextBody"/>
-        <w:rPr>
-          <w:rStyle w:val="StrongEmphasis"/>
-          <w:b w:val="false"/>
+        <w:rPr/>
+      </w:pPr>
+      <w:r>
+        <w:rPr>
+          <w:rStyle w:val="StrongEmphasis"/>
           <w:b w:val="false"/>
           <w:bCs w:val="false"/>
           <w:sz w:val="24"/>
@@ -4161,9 +4454,25 @@
           <w:shd w:fill="auto" w:val="clear"/>
           <w:lang w:val="en-US"/>
         </w:rPr>
-      </w:pPr>
-      <w:r>
+        <w:t>b</w:t>
+      </w:r>
+    </w:p>
+    <w:p>
+      <w:pPr>
+        <w:pStyle w:val="TextBody"/>
         <w:rPr/>
+      </w:pPr>
+      <w:r>
+        <w:rPr>
+          <w:rStyle w:val="StrongEmphasis"/>
+          <w:b w:val="false"/>
+          <w:bCs w:val="false"/>
+          <w:sz w:val="24"/>
+          <w:szCs w:val="24"/>
+          <w:shd w:fill="auto" w:val="clear"/>
+          <w:lang w:val="en-US"/>
+        </w:rPr>
+        <w:t>Reached 30cm: 14/100 (14.0%)</w:t>
       </w:r>
     </w:p>
     <w:p>
@@ -4181,7 +4490,7 @@
           <w:shd w:fill="auto" w:val="clear"/>
           <w:lang w:val="en-US"/>
         </w:rPr>
-        <w:t>Reached 30cm: 14/100 (14.0%)</w:t>
+        <w:t>Avg steps-to-30cm over all successes: 61.9</w:t>
       </w:r>
     </w:p>
     <w:p>
@@ -4199,7 +4508,7 @@
           <w:shd w:fill="auto" w:val="clear"/>
           <w:lang w:val="en-US"/>
         </w:rPr>
-        <w:t>Avg steps-to-30cm over all successes: 61.9</w:t>
+        <w:t>Mean reward per env (averaged over episodes): 8.781</w:t>
       </w:r>
     </w:p>
     <w:p>
@@ -4217,25 +4526,7 @@
           <w:shd w:fill="auto" w:val="clear"/>
           <w:lang w:val="en-US"/>
         </w:rPr>
-        <w:t>Mean reward per env (averaged over episodes): 8.781</w:t>
-      </w:r>
-    </w:p>
-    <w:p>
-      <w:pPr>
-        <w:pStyle w:val="TextBody"/>
-        <w:rPr>
-          <w:rStyle w:val="StrongEmphasis"/>
-          <w:b w:val="false"/>
-          <w:b w:val="false"/>
-          <w:bCs w:val="false"/>
-          <w:sz w:val="24"/>
-          <w:szCs w:val="24"/>
-          <w:shd w:fill="auto" w:val="clear"/>
-          <w:lang w:val="en-US"/>
-        </w:rPr>
-      </w:pPr>
-      <w:r>
-        <w:rPr/>
+        <w:t>b</w:t>
       </w:r>
     </w:p>
     <w:p>
@@ -6032,6 +6323,27 @@
     </w:p>
     <w:p>
       <w:pPr>
+        <w:pStyle w:val="Normal"/>
+        <w:rPr>
+          <w:b w:val="false"/>
+          <w:b w:val="false"/>
+          <w:bCs w:val="false"/>
+        </w:rPr>
+      </w:pPr>
+      <w:r>
+        <w:rPr>
+          <w:b w:val="false"/>
+          <w:bCs w:val="false"/>
+          <w:sz w:val="24"/>
+          <w:szCs w:val="24"/>
+          <w:shd w:fill="auto" w:val="clear"/>
+          <w:lang w:val="en-US"/>
+        </w:rPr>
+        <w:t>model a</w:t>
+      </w:r>
+    </w:p>
+    <w:p>
+      <w:pPr>
         <w:pStyle w:val="TextBody"/>
         <w:rPr/>
       </w:pPr>
@@ -6093,14 +6405,14 @@
     <w:p>
       <w:pPr>
         <w:pStyle w:val="TextBody"/>
-        <w:rPr>
-          <w:b w:val="false"/>
-          <w:b w:val="false"/>
-          <w:bCs w:val="false"/>
-        </w:rPr>
-      </w:pPr>
-      <w:r>
         <w:rPr/>
+      </w:pPr>
+      <w:r>
+        <w:rPr>
+          <w:b w:val="false"/>
+          <w:bCs w:val="false"/>
+        </w:rPr>
+        <w:t>b</w:t>
       </w:r>
     </w:p>
     <w:p>
@@ -6280,6 +6592,19 @@
       </w:pPr>
       <w:r>
         <w:rPr>
+          <w:b w:val="false"/>
+          <w:bCs w:val="false"/>
+        </w:rPr>
+        <w:t>b</w:t>
+      </w:r>
+    </w:p>
+    <w:p>
+      <w:pPr>
+        <w:pStyle w:val="TextBody"/>
+        <w:rPr/>
+      </w:pPr>
+      <w:r>
+        <w:rPr>
           <w:rStyle w:val="StrongEmphasis"/>
           <w:b w:val="false"/>
           <w:bCs w:val="false"/>
@@ -6414,6 +6739,34 @@
           <w:bCs w:val="false"/>
         </w:rPr>
         <w:t>100% audio</w:t>
+      </w:r>
+    </w:p>
+    <w:p>
+      <w:pPr>
+        <w:pStyle w:val="TextBody"/>
+        <w:rPr/>
+      </w:pPr>
+      <w:r>
+        <w:rPr>
+          <w:rStyle w:val="StrongEmphasis"/>
+          <w:b w:val="false"/>
+          <w:bCs w:val="false"/>
+        </w:rPr>
+        <w:t>same model</w:t>
+      </w:r>
+    </w:p>
+    <w:p>
+      <w:pPr>
+        <w:pStyle w:val="TextBody"/>
+        <w:rPr/>
+      </w:pPr>
+      <w:r>
+        <w:rPr>
+          <w:rStyle w:val="StrongEmphasis"/>
+          <w:b w:val="false"/>
+          <w:bCs w:val="false"/>
+        </w:rPr>
+        <w:t>b</w:t>
       </w:r>
     </w:p>
     <w:p>
@@ -6451,6 +6804,14 @@
       <w:r>
         <w:rPr>
           <w:rStyle w:val="StrongEmphasis"/>
+          <w:b w:val="false"/>
+          <w:bCs w:val="false"/>
+        </w:rPr>
+        <w:t>b</w:t>
+      </w:r>
+      <w:r>
+        <w:rPr>
+          <w:rStyle w:val="StrongEmphasis"/>
         </w:rPr>
         <w:br/>
       </w:r>
@@ -6542,6 +6903,14 @@
         <w:t>14.744</w:t>
         <w:br/>
       </w:r>
+      <w:r>
+        <w:rPr>
+          <w:rStyle w:val="StrongEmphasis"/>
+          <w:b w:val="false"/>
+          <w:bCs w:val="false"/>
+        </w:rPr>
+        <w:t>b</w:t>
+      </w:r>
     </w:p>
     <w:p>
       <w:pPr>
@@ -6674,6 +7043,32 @@
       </w:pPr>
       <w:r>
         <w:rPr>
+          <w:b w:val="false"/>
+          <w:bCs w:val="false"/>
+        </w:rPr>
+        <w:t>same model</w:t>
+      </w:r>
+    </w:p>
+    <w:p>
+      <w:pPr>
+        <w:pStyle w:val="TextBody"/>
+        <w:rPr/>
+      </w:pPr>
+      <w:r>
+        <w:rPr>
+          <w:b w:val="false"/>
+          <w:bCs w:val="false"/>
+        </w:rPr>
+        <w:t>b</w:t>
+      </w:r>
+    </w:p>
+    <w:p>
+      <w:pPr>
+        <w:pStyle w:val="TextBody"/>
+        <w:rPr/>
+      </w:pPr>
+      <w:r>
+        <w:rPr>
           <w:rStyle w:val="StrongEmphasis"/>
           <w:b w:val="false"/>
           <w:bCs w:val="false"/>
@@ -6763,29 +7158,57 @@
     <w:p>
       <w:pPr>
         <w:pStyle w:val="TextBody"/>
-        <w:rPr>
-          <w:rStyle w:val="StrongEmphasis"/>
-          <w:b w:val="false"/>
-          <w:b w:val="false"/>
-          <w:bCs w:val="false"/>
-        </w:rPr>
-      </w:pPr>
-      <w:r>
         <w:rPr/>
-      </w:r>
-    </w:p>
-    <w:p>
-      <w:pPr>
-        <w:pStyle w:val="TextBody"/>
-        <w:rPr>
-          <w:rStyle w:val="StrongEmphasis"/>
-          <w:b w:val="false"/>
-          <w:b w:val="false"/>
-          <w:bCs w:val="false"/>
-        </w:rPr>
-      </w:pPr>
-      <w:r>
+      </w:pPr>
+      <w:r>
+        <w:rPr>
+          <w:rStyle w:val="StrongEmphasis"/>
+          <w:b w:val="false"/>
+          <w:bCs w:val="false"/>
+        </w:rPr>
+        <w:t>b</w:t>
+      </w:r>
+    </w:p>
+    <w:p>
+      <w:pPr>
+        <w:pStyle w:val="TextBody"/>
         <w:rPr/>
+      </w:pPr>
+      <w:r>
+        <w:rPr>
+          <w:rStyle w:val="StrongEmphasis"/>
+          <w:b w:val="false"/>
+          <w:bCs w:val="false"/>
+        </w:rPr>
+        <w:t>Reached 30cm: 20/100 (20.0%)</w:t>
+      </w:r>
+    </w:p>
+    <w:p>
+      <w:pPr>
+        <w:pStyle w:val="TextBody"/>
+        <w:rPr/>
+      </w:pPr>
+      <w:r>
+        <w:rPr>
+          <w:rStyle w:val="StrongEmphasis"/>
+          <w:b w:val="false"/>
+          <w:bCs w:val="false"/>
+        </w:rPr>
+        <w:t>Avg steps-to-30cm over all successes: 58.0</w:t>
+      </w:r>
+    </w:p>
+    <w:p>
+      <w:pPr>
+        <w:pStyle w:val="TextBody"/>
+        <w:rPr/>
+      </w:pPr>
+      <w:r>
+        <w:rPr>
+          <w:rStyle w:val="StrongEmphasis"/>
+          <w:b w:val="false"/>
+          <w:bCs w:val="false"/>
+        </w:rPr>
+        <w:t>Mean reward per env (averaged over episodes): 12.098</w:t>
       </w:r>
     </w:p>
     <w:p>

--- a/results.docx
+++ b/results.docx
@@ -1643,7 +1643,47 @@
           <w:szCs w:val="24"/>
           <w:shd w:fill="auto" w:val="clear"/>
         </w:rPr>
-        <w:t>Reached 30cm: 24/100 (24.0%)</w:t>
+        <w:t>Reached 30cm: 2</w:t>
+      </w:r>
+      <w:r>
+        <w:rPr>
+          <w:b w:val="false"/>
+          <w:bCs w:val="false"/>
+          <w:sz w:val="24"/>
+          <w:szCs w:val="24"/>
+          <w:shd w:fill="auto" w:val="clear"/>
+        </w:rPr>
+        <w:t>3</w:t>
+      </w:r>
+      <w:r>
+        <w:rPr>
+          <w:b w:val="false"/>
+          <w:bCs w:val="false"/>
+          <w:sz w:val="24"/>
+          <w:szCs w:val="24"/>
+          <w:shd w:fill="auto" w:val="clear"/>
+        </w:rPr>
+        <w:t>/100 (2</w:t>
+      </w:r>
+      <w:r>
+        <w:rPr>
+          <w:b w:val="false"/>
+          <w:bCs w:val="false"/>
+          <w:sz w:val="24"/>
+          <w:szCs w:val="24"/>
+          <w:shd w:fill="auto" w:val="clear"/>
+        </w:rPr>
+        <w:t>3</w:t>
+      </w:r>
+      <w:r>
+        <w:rPr>
+          <w:b w:val="false"/>
+          <w:bCs w:val="false"/>
+          <w:sz w:val="24"/>
+          <w:szCs w:val="24"/>
+          <w:shd w:fill="auto" w:val="clear"/>
+        </w:rPr>
+        <w:t>.0%)</w:t>
       </w:r>
     </w:p>
     <w:p>
@@ -1667,7 +1707,27 @@
           <w:szCs w:val="24"/>
           <w:shd w:fill="auto" w:val="clear"/>
         </w:rPr>
-        <w:t>Avg steps-to-30cm over all successes: 43.7</w:t>
+        <w:t>Avg steps-to-30cm over all successes: 4</w:t>
+      </w:r>
+      <w:r>
+        <w:rPr>
+          <w:b w:val="false"/>
+          <w:bCs w:val="false"/>
+          <w:sz w:val="24"/>
+          <w:szCs w:val="24"/>
+          <w:shd w:fill="auto" w:val="clear"/>
+        </w:rPr>
+        <w:t>2</w:t>
+      </w:r>
+      <w:r>
+        <w:rPr>
+          <w:b w:val="false"/>
+          <w:bCs w:val="false"/>
+          <w:sz w:val="24"/>
+          <w:szCs w:val="24"/>
+          <w:shd w:fill="auto" w:val="clear"/>
+        </w:rPr>
+        <w:t>.7</w:t>
       </w:r>
     </w:p>
     <w:p>
@@ -1691,7 +1751,47 @@
           <w:szCs w:val="24"/>
           <w:shd w:fill="auto" w:val="clear"/>
         </w:rPr>
-        <w:t>Mean reward per env (averaged over episodes): 14.114</w:t>
+        <w:t>Mean reward per env (averaged over episodes): 1</w:t>
+      </w:r>
+      <w:r>
+        <w:rPr>
+          <w:b w:val="false"/>
+          <w:bCs w:val="false"/>
+          <w:sz w:val="24"/>
+          <w:szCs w:val="24"/>
+          <w:shd w:fill="auto" w:val="clear"/>
+        </w:rPr>
+        <w:t>3</w:t>
+      </w:r>
+      <w:r>
+        <w:rPr>
+          <w:b w:val="false"/>
+          <w:bCs w:val="false"/>
+          <w:sz w:val="24"/>
+          <w:szCs w:val="24"/>
+          <w:shd w:fill="auto" w:val="clear"/>
+        </w:rPr>
+        <w:t>.</w:t>
+      </w:r>
+      <w:r>
+        <w:rPr>
+          <w:b w:val="false"/>
+          <w:bCs w:val="false"/>
+          <w:sz w:val="24"/>
+          <w:szCs w:val="24"/>
+          <w:shd w:fill="auto" w:val="clear"/>
+        </w:rPr>
+        <w:t>8</w:t>
+      </w:r>
+      <w:r>
+        <w:rPr>
+          <w:b w:val="false"/>
+          <w:bCs w:val="false"/>
+          <w:sz w:val="24"/>
+          <w:szCs w:val="24"/>
+          <w:shd w:fill="auto" w:val="clear"/>
+        </w:rPr>
+        <w:t>14</w:t>
       </w:r>
     </w:p>
     <w:p>
@@ -1715,7 +1815,7 @@
           <w:szCs w:val="24"/>
           <w:shd w:fill="auto" w:val="clear"/>
         </w:rPr>
-        <w:t>b</w:t>
+        <w:t>c</w:t>
       </w:r>
     </w:p>
     <w:p>
@@ -1739,7 +1839,7 @@
           <w:szCs w:val="24"/>
           <w:shd w:fill="auto" w:val="clear"/>
         </w:rPr>
-        <w:t>Reached 30cm: 22/100 (22.0%)</w:t>
+        <w:t>Reached 30cm: 37/100 (37.0%)</w:t>
       </w:r>
     </w:p>
     <w:p>
@@ -1763,7 +1863,7 @@
           <w:szCs w:val="24"/>
           <w:shd w:fill="auto" w:val="clear"/>
         </w:rPr>
-        <w:t>Avg steps-to-30cm over all successes: 41.0</w:t>
+        <w:t>Avg steps-to-30cm over all successes: 42.1</w:t>
       </w:r>
     </w:p>
     <w:p>
@@ -1787,24 +1887,7 @@
           <w:szCs w:val="24"/>
           <w:shd w:fill="auto" w:val="clear"/>
         </w:rPr>
-        <w:t>Mean reward per env (averaged over episodes): 13.335</w:t>
-      </w:r>
-    </w:p>
-    <w:p>
-      <w:pPr>
-        <w:pStyle w:val="Normal"/>
-        <w:rPr>
-          <w:b w:val="false"/>
-          <w:b w:val="false"/>
-          <w:bCs w:val="false"/>
-          <w:sz w:val="24"/>
-          <w:szCs w:val="24"/>
-          <w:highlight w:val="none"/>
-          <w:shd w:fill="auto" w:val="clear"/>
-        </w:rPr>
-      </w:pPr>
-      <w:r>
-        <w:rPr/>
+        <w:t>Mean reward per env (averaged over episodes): 16.111</w:t>
       </w:r>
     </w:p>
     <w:p>
@@ -2150,7 +2233,7 @@
           <w:szCs w:val="24"/>
           <w:shd w:fill="auto" w:val="clear"/>
         </w:rPr>
-        <w:t>b</w:t>
+        <w:t>c</w:t>
       </w:r>
     </w:p>
     <w:p>
@@ -2174,7 +2257,7 @@
           <w:szCs w:val="24"/>
           <w:shd w:fill="auto" w:val="clear"/>
         </w:rPr>
-        <w:t>Reached 30cm: 2/100 (2.0%)</w:t>
+        <w:t>Reached 30cm: 8/100 (8.0%)</w:t>
       </w:r>
     </w:p>
     <w:p>
@@ -2198,7 +2281,7 @@
           <w:szCs w:val="24"/>
           <w:shd w:fill="auto" w:val="clear"/>
         </w:rPr>
-        <w:t>Avg steps-to-30cm over all successes: 67.0</w:t>
+        <w:t>Avg steps-to-30cm over all successes: 74.6</w:t>
       </w:r>
     </w:p>
     <w:p>
@@ -2222,103 +2305,7 @@
           <w:szCs w:val="24"/>
           <w:shd w:fill="auto" w:val="clear"/>
         </w:rPr>
-        <w:t>Mean reward per env (averaged over episodes): 7.551</w:t>
-      </w:r>
-    </w:p>
-    <w:p>
-      <w:pPr>
-        <w:pStyle w:val="Normal"/>
-        <w:rPr>
-          <w:b w:val="false"/>
-          <w:b w:val="false"/>
-          <w:bCs w:val="false"/>
-          <w:sz w:val="24"/>
-          <w:szCs w:val="24"/>
-          <w:highlight w:val="none"/>
-          <w:shd w:fill="auto" w:val="clear"/>
-        </w:rPr>
-      </w:pPr>
-      <w:r>
-        <w:rPr>
-          <w:b w:val="false"/>
-          <w:bCs w:val="false"/>
-          <w:sz w:val="24"/>
-          <w:szCs w:val="24"/>
-          <w:shd w:fill="auto" w:val="clear"/>
-        </w:rPr>
-        <w:t>b</w:t>
-      </w:r>
-    </w:p>
-    <w:p>
-      <w:pPr>
-        <w:pStyle w:val="Normal"/>
-        <w:rPr>
-          <w:b w:val="false"/>
-          <w:b w:val="false"/>
-          <w:bCs w:val="false"/>
-          <w:sz w:val="24"/>
-          <w:szCs w:val="24"/>
-          <w:highlight w:val="none"/>
-          <w:shd w:fill="auto" w:val="clear"/>
-        </w:rPr>
-      </w:pPr>
-      <w:r>
-        <w:rPr>
-          <w:b w:val="false"/>
-          <w:bCs w:val="false"/>
-          <w:sz w:val="24"/>
-          <w:szCs w:val="24"/>
-          <w:shd w:fill="auto" w:val="clear"/>
-        </w:rPr>
-        <w:t>Reached 30cm: 9/100 (9.0%)</w:t>
-      </w:r>
-    </w:p>
-    <w:p>
-      <w:pPr>
-        <w:pStyle w:val="Normal"/>
-        <w:rPr>
-          <w:b w:val="false"/>
-          <w:b w:val="false"/>
-          <w:bCs w:val="false"/>
-          <w:sz w:val="24"/>
-          <w:szCs w:val="24"/>
-          <w:highlight w:val="none"/>
-          <w:shd w:fill="auto" w:val="clear"/>
-        </w:rPr>
-      </w:pPr>
-      <w:r>
-        <w:rPr>
-          <w:b w:val="false"/>
-          <w:bCs w:val="false"/>
-          <w:sz w:val="24"/>
-          <w:szCs w:val="24"/>
-          <w:shd w:fill="auto" w:val="clear"/>
-        </w:rPr>
-        <w:t>Avg steps-to-30cm over all successes: 75.7</w:t>
-      </w:r>
-    </w:p>
-    <w:p>
-      <w:pPr>
-        <w:pStyle w:val="Normal"/>
-        <w:rPr>
-          <w:b w:val="false"/>
-          <w:b w:val="false"/>
-          <w:bCs w:val="false"/>
-          <w:sz w:val="24"/>
-          <w:szCs w:val="24"/>
-          <w:highlight w:val="none"/>
-          <w:shd w:fill="auto" w:val="clear"/>
-        </w:rPr>
-      </w:pPr>
-      <w:r>
-        <w:rPr>
-          <w:b w:val="false"/>
-          <w:bCs w:val="false"/>
-          <w:sz w:val="24"/>
-          <w:szCs w:val="24"/>
-          <w:shd w:fill="auto" w:val="clear"/>
-        </w:rPr>
-        <w:t>Mean reward per env (averaged over episodes): 9.046</w:t>
+        <w:t>Mean reward per env (averaged over episodes): 7.447</w:t>
       </w:r>
     </w:p>
     <w:p>
@@ -4064,7 +4051,55 @@
           <w:shd w:fill="auto" w:val="clear"/>
           <w:lang w:val="en-US"/>
         </w:rPr>
-        <w:t>Reached 30cm: 36/100 (36.0%)</w:t>
+        <w:t>Reached 30cm: 3</w:t>
+      </w:r>
+      <w:r>
+        <w:rPr>
+          <w:rStyle w:val="StrongEmphasis"/>
+          <w:b w:val="false"/>
+          <w:bCs w:val="false"/>
+          <w:sz w:val="24"/>
+          <w:szCs w:val="24"/>
+          <w:shd w:fill="auto" w:val="clear"/>
+          <w:lang w:val="en-US"/>
+        </w:rPr>
+        <w:t>4</w:t>
+      </w:r>
+      <w:r>
+        <w:rPr>
+          <w:rStyle w:val="StrongEmphasis"/>
+          <w:b w:val="false"/>
+          <w:bCs w:val="false"/>
+          <w:sz w:val="24"/>
+          <w:szCs w:val="24"/>
+          <w:shd w:fill="auto" w:val="clear"/>
+          <w:lang w:val="en-US"/>
+        </w:rPr>
+        <w:t>/100 (3</w:t>
+      </w:r>
+      <w:r>
+        <w:rPr>
+          <w:rStyle w:val="StrongEmphasis"/>
+          <w:b w:val="false"/>
+          <w:bCs w:val="false"/>
+          <w:sz w:val="24"/>
+          <w:szCs w:val="24"/>
+          <w:shd w:fill="auto" w:val="clear"/>
+          <w:lang w:val="en-US"/>
+        </w:rPr>
+        <w:t>4</w:t>
+      </w:r>
+      <w:r>
+        <w:rPr>
+          <w:rStyle w:val="StrongEmphasis"/>
+          <w:b w:val="false"/>
+          <w:bCs w:val="false"/>
+          <w:sz w:val="24"/>
+          <w:szCs w:val="24"/>
+          <w:shd w:fill="auto" w:val="clear"/>
+          <w:lang w:val="en-US"/>
+        </w:rPr>
+        <w:t>.0%)</w:t>
       </w:r>
     </w:p>
     <w:p>
@@ -4082,7 +4117,31 @@
           <w:shd w:fill="auto" w:val="clear"/>
           <w:lang w:val="en-US"/>
         </w:rPr>
-        <w:t>Avg steps-to-30cm over all successes: 36.1</w:t>
+        <w:t xml:space="preserve">Avg steps-to-30cm over all successes: </w:t>
+      </w:r>
+      <w:r>
+        <w:rPr>
+          <w:rStyle w:val="StrongEmphasis"/>
+          <w:b w:val="false"/>
+          <w:bCs w:val="false"/>
+          <w:sz w:val="24"/>
+          <w:szCs w:val="24"/>
+          <w:shd w:fill="auto" w:val="clear"/>
+          <w:lang w:val="en-US"/>
+        </w:rPr>
+        <w:t>40</w:t>
+      </w:r>
+      <w:r>
+        <w:rPr>
+          <w:rStyle w:val="StrongEmphasis"/>
+          <w:b w:val="false"/>
+          <w:bCs w:val="false"/>
+          <w:sz w:val="24"/>
+          <w:szCs w:val="24"/>
+          <w:shd w:fill="auto" w:val="clear"/>
+          <w:lang w:val="en-US"/>
+        </w:rPr>
+        <w:t>.1</w:t>
       </w:r>
     </w:p>
     <w:p>
@@ -4118,6 +4177,138 @@
           <w:shd w:fill="auto" w:val="clear"/>
           <w:lang w:val="en-US"/>
         </w:rPr>
+        <w:t>c</w:t>
+      </w:r>
+    </w:p>
+    <w:p>
+      <w:pPr>
+        <w:pStyle w:val="TextBody"/>
+        <w:rPr/>
+      </w:pPr>
+      <w:r>
+        <w:rPr>
+          <w:rStyle w:val="StrongEmphasis"/>
+          <w:b w:val="false"/>
+          <w:bCs w:val="false"/>
+          <w:sz w:val="24"/>
+          <w:szCs w:val="24"/>
+          <w:shd w:fill="auto" w:val="clear"/>
+          <w:lang w:val="en-US"/>
+        </w:rPr>
+        <w:t>Reached 30cm: 37/100 (37.0%)</w:t>
+      </w:r>
+    </w:p>
+    <w:p>
+      <w:pPr>
+        <w:pStyle w:val="TextBody"/>
+        <w:rPr/>
+      </w:pPr>
+      <w:r>
+        <w:rPr>
+          <w:rStyle w:val="StrongEmphasis"/>
+          <w:b w:val="false"/>
+          <w:bCs w:val="false"/>
+          <w:sz w:val="24"/>
+          <w:szCs w:val="24"/>
+          <w:shd w:fill="auto" w:val="clear"/>
+          <w:lang w:val="en-US"/>
+        </w:rPr>
+        <w:t>Avg steps-to-30cm over all successes: 61.4</w:t>
+      </w:r>
+    </w:p>
+    <w:p>
+      <w:pPr>
+        <w:pStyle w:val="TextBody"/>
+        <w:rPr/>
+      </w:pPr>
+      <w:r>
+        <w:rPr>
+          <w:rStyle w:val="StrongEmphasis"/>
+          <w:b w:val="false"/>
+          <w:bCs w:val="false"/>
+          <w:sz w:val="24"/>
+          <w:szCs w:val="24"/>
+          <w:shd w:fill="auto" w:val="clear"/>
+          <w:lang w:val="en-US"/>
+        </w:rPr>
+        <w:t>Mean reward per env (averaged over episodes): 17.106</w:t>
+      </w:r>
+    </w:p>
+    <w:p>
+      <w:pPr>
+        <w:pStyle w:val="TextBody"/>
+        <w:rPr>
+          <w:rStyle w:val="StrongEmphasis"/>
+          <w:b w:val="false"/>
+          <w:b w:val="false"/>
+          <w:bCs w:val="false"/>
+          <w:sz w:val="24"/>
+          <w:szCs w:val="24"/>
+          <w:shd w:fill="auto" w:val="clear"/>
+          <w:lang w:val="en-US"/>
+        </w:rPr>
+      </w:pPr>
+      <w:r>
+        <w:rPr/>
+      </w:r>
+    </w:p>
+    <w:p>
+      <w:pPr>
+        <w:pStyle w:val="TextBody"/>
+        <w:rPr/>
+      </w:pPr>
+      <w:r>
+        <w:rPr>
+          <w:rStyle w:val="StrongEmphasis"/>
+          <w:b w:val="false"/>
+          <w:bCs w:val="false"/>
+          <w:sz w:val="24"/>
+          <w:szCs w:val="24"/>
+          <w:shd w:fill="auto" w:val="clear"/>
+          <w:lang w:val="en-US"/>
+        </w:rPr>
+        <w:t>with 5</w:t>
+      </w:r>
+      <w:r>
+        <w:rPr>
+          <w:rStyle w:val="StrongEmphasis"/>
+          <w:b w:val="false"/>
+          <w:bCs w:val="false"/>
+          <w:sz w:val="24"/>
+          <w:szCs w:val="24"/>
+          <w:shd w:fill="auto" w:val="clear"/>
+          <w:lang w:val="en-US"/>
+        </w:rPr>
+        <w:t>0%</w:t>
+      </w:r>
+      <w:r>
+        <w:rPr>
+          <w:rStyle w:val="StrongEmphasis"/>
+          <w:b w:val="false"/>
+          <w:bCs w:val="false"/>
+          <w:sz w:val="24"/>
+          <w:szCs w:val="24"/>
+          <w:shd w:fill="auto" w:val="clear"/>
+          <w:lang w:val="en-US"/>
+        </w:rPr>
+        <w:t xml:space="preserve"> noise</w:t>
+      </w:r>
+    </w:p>
+    <w:p>
+      <w:pPr>
+        <w:pStyle w:val="TextBody"/>
+        <w:rPr/>
+      </w:pPr>
+      <w:r>
+        <w:rPr>
+          <w:rStyle w:val="StrongEmphasis"/>
+          <w:b w:val="false"/>
+          <w:bCs w:val="false"/>
+          <w:sz w:val="24"/>
+          <w:szCs w:val="24"/>
+          <w:shd w:fill="auto" w:val="clear"/>
+          <w:lang w:val="en-US"/>
+        </w:rPr>
         <w:t>b</w:t>
       </w:r>
     </w:p>
@@ -4136,7 +4327,7 @@
           <w:shd w:fill="auto" w:val="clear"/>
           <w:lang w:val="en-US"/>
         </w:rPr>
-        <w:t>Reached 30cm: 32/100 (32.0%)</w:t>
+        <w:t>Reached 30cm: 29/100 (29.0%)</w:t>
       </w:r>
     </w:p>
     <w:p>
@@ -4154,7 +4345,7 @@
           <w:shd w:fill="auto" w:val="clear"/>
           <w:lang w:val="en-US"/>
         </w:rPr>
-        <w:t>Avg steps-to-30cm over all successes: 43.2</w:t>
+        <w:t>Avg steps-to-30cm over all successes: 41.0</w:t>
       </w:r>
     </w:p>
     <w:p>
@@ -4172,7 +4363,7 @@
           <w:shd w:fill="auto" w:val="clear"/>
           <w:lang w:val="en-US"/>
         </w:rPr>
-        <w:t>Mean reward per env (averaged over episodes): 15.840</w:t>
+        <w:t>Mean reward per env (averaged over episodes): 14.386</w:t>
       </w:r>
     </w:p>
     <w:p>
@@ -4208,7 +4399,7 @@
           <w:shd w:fill="auto" w:val="clear"/>
           <w:lang w:val="en-US"/>
         </w:rPr>
-        <w:t>with 5</w:t>
+        <w:t>with 1</w:t>
       </w:r>
       <w:r>
         <w:rPr>
@@ -4220,7 +4411,7 @@
           <w:shd w:fill="auto" w:val="clear"/>
           <w:lang w:val="en-US"/>
         </w:rPr>
-        <w:t>0%</w:t>
+        <w:t>00%</w:t>
       </w:r>
       <w:r>
         <w:rPr>
@@ -4268,7 +4459,55 @@
           <w:shd w:fill="auto" w:val="clear"/>
           <w:lang w:val="en-US"/>
         </w:rPr>
-        <w:t>Reached 30cm: 29/100 (29.0%)</w:t>
+        <w:t>Reached 30cm: 1</w:t>
+      </w:r>
+      <w:r>
+        <w:rPr>
+          <w:rStyle w:val="StrongEmphasis"/>
+          <w:b w:val="false"/>
+          <w:bCs w:val="false"/>
+          <w:sz w:val="24"/>
+          <w:szCs w:val="24"/>
+          <w:shd w:fill="auto" w:val="clear"/>
+          <w:lang w:val="en-US"/>
+        </w:rPr>
+        <w:t>2</w:t>
+      </w:r>
+      <w:r>
+        <w:rPr>
+          <w:rStyle w:val="StrongEmphasis"/>
+          <w:b w:val="false"/>
+          <w:bCs w:val="false"/>
+          <w:sz w:val="24"/>
+          <w:szCs w:val="24"/>
+          <w:shd w:fill="auto" w:val="clear"/>
+          <w:lang w:val="en-US"/>
+        </w:rPr>
+        <w:t>/100 (1</w:t>
+      </w:r>
+      <w:r>
+        <w:rPr>
+          <w:rStyle w:val="StrongEmphasis"/>
+          <w:b w:val="false"/>
+          <w:bCs w:val="false"/>
+          <w:sz w:val="24"/>
+          <w:szCs w:val="24"/>
+          <w:shd w:fill="auto" w:val="clear"/>
+          <w:lang w:val="en-US"/>
+        </w:rPr>
+        <w:t>2</w:t>
+      </w:r>
+      <w:r>
+        <w:rPr>
+          <w:rStyle w:val="StrongEmphasis"/>
+          <w:b w:val="false"/>
+          <w:bCs w:val="false"/>
+          <w:sz w:val="24"/>
+          <w:szCs w:val="24"/>
+          <w:shd w:fill="auto" w:val="clear"/>
+          <w:lang w:val="en-US"/>
+        </w:rPr>
+        <w:t>.0%)</w:t>
       </w:r>
     </w:p>
     <w:p>
@@ -4286,7 +4525,7 @@
           <w:shd w:fill="auto" w:val="clear"/>
           <w:lang w:val="en-US"/>
         </w:rPr>
-        <w:t>Avg steps-to-30cm over all successes: 41.0</w:t>
+        <w:t>Avg steps-to-30cm over all successes: 63.1</w:t>
       </w:r>
     </w:p>
     <w:p>
@@ -4304,15 +4543,11 @@
           <w:shd w:fill="auto" w:val="clear"/>
           <w:lang w:val="en-US"/>
         </w:rPr>
-        <w:t>Mean reward per env (averaged over episodes): 14.386</w:t>
-      </w:r>
-    </w:p>
-    <w:p>
-      <w:pPr>
-        <w:pStyle w:val="TextBody"/>
-        <w:rPr>
-          <w:rStyle w:val="StrongEmphasis"/>
-          <w:b w:val="false"/>
+        <w:t xml:space="preserve">Mean reward per env (averaged over episodes): </w:t>
+      </w:r>
+      <w:r>
+        <w:rPr>
+          <w:rStyle w:val="StrongEmphasis"/>
           <w:b w:val="false"/>
           <w:bCs w:val="false"/>
           <w:sz w:val="24"/>
@@ -4320,16 +4555,8 @@
           <w:shd w:fill="auto" w:val="clear"/>
           <w:lang w:val="en-US"/>
         </w:rPr>
-      </w:pPr>
-      <w:r>
-        <w:rPr/>
-      </w:r>
-    </w:p>
-    <w:p>
-      <w:pPr>
-        <w:pStyle w:val="TextBody"/>
-        <w:rPr/>
-      </w:pPr>
+        <w:t>8.0</w:t>
+      </w:r>
       <w:r>
         <w:rPr>
           <w:rStyle w:val="StrongEmphasis"/>
@@ -4340,283 +4567,7 @@
           <w:shd w:fill="auto" w:val="clear"/>
           <w:lang w:val="en-US"/>
         </w:rPr>
-        <w:t>with 1</w:t>
-      </w:r>
-      <w:r>
-        <w:rPr>
-          <w:rStyle w:val="StrongEmphasis"/>
-          <w:b w:val="false"/>
-          <w:bCs w:val="false"/>
-          <w:sz w:val="24"/>
-          <w:szCs w:val="24"/>
-          <w:shd w:fill="auto" w:val="clear"/>
-          <w:lang w:val="en-US"/>
-        </w:rPr>
-        <w:t>00%</w:t>
-      </w:r>
-      <w:r>
-        <w:rPr>
-          <w:rStyle w:val="StrongEmphasis"/>
-          <w:b w:val="false"/>
-          <w:bCs w:val="false"/>
-          <w:sz w:val="24"/>
-          <w:szCs w:val="24"/>
-          <w:shd w:fill="auto" w:val="clear"/>
-          <w:lang w:val="en-US"/>
-        </w:rPr>
-        <w:t xml:space="preserve"> noise</w:t>
-      </w:r>
-    </w:p>
-    <w:p>
-      <w:pPr>
-        <w:pStyle w:val="TextBody"/>
-        <w:rPr/>
-      </w:pPr>
-      <w:r>
-        <w:rPr>
-          <w:rStyle w:val="StrongEmphasis"/>
-          <w:b w:val="false"/>
-          <w:bCs w:val="false"/>
-          <w:sz w:val="24"/>
-          <w:szCs w:val="24"/>
-          <w:shd w:fill="auto" w:val="clear"/>
-          <w:lang w:val="en-US"/>
-        </w:rPr>
-        <w:t>b</w:t>
-      </w:r>
-    </w:p>
-    <w:p>
-      <w:pPr>
-        <w:pStyle w:val="TextBody"/>
-        <w:rPr/>
-      </w:pPr>
-      <w:r>
-        <w:rPr>
-          <w:rStyle w:val="StrongEmphasis"/>
-          <w:b w:val="false"/>
-          <w:bCs w:val="false"/>
-          <w:sz w:val="24"/>
-          <w:szCs w:val="24"/>
-          <w:shd w:fill="auto" w:val="clear"/>
-          <w:lang w:val="en-US"/>
-        </w:rPr>
-        <w:t>Reached 30cm: 11/100 (11.0%)</w:t>
-      </w:r>
-    </w:p>
-    <w:p>
-      <w:pPr>
-        <w:pStyle w:val="TextBody"/>
-        <w:rPr/>
-      </w:pPr>
-      <w:r>
-        <w:rPr>
-          <w:rStyle w:val="StrongEmphasis"/>
-          <w:b w:val="false"/>
-          <w:bCs w:val="false"/>
-          <w:sz w:val="24"/>
-          <w:szCs w:val="24"/>
-          <w:shd w:fill="auto" w:val="clear"/>
-          <w:lang w:val="en-US"/>
-        </w:rPr>
-        <w:t>Avg steps-to-30cm over all successes: 63.1</w:t>
-      </w:r>
-    </w:p>
-    <w:p>
-      <w:pPr>
-        <w:pStyle w:val="TextBody"/>
-        <w:rPr/>
-      </w:pPr>
-      <w:r>
-        <w:rPr>
-          <w:rStyle w:val="StrongEmphasis"/>
-          <w:b w:val="false"/>
-          <w:bCs w:val="false"/>
-          <w:sz w:val="24"/>
-          <w:szCs w:val="24"/>
-          <w:shd w:fill="auto" w:val="clear"/>
-          <w:lang w:val="en-US"/>
-        </w:rPr>
-        <w:t>Mean reward per env (averaged over episodes): 7.673</w:t>
-      </w:r>
-    </w:p>
-    <w:p>
-      <w:pPr>
-        <w:pStyle w:val="TextBody"/>
-        <w:rPr/>
-      </w:pPr>
-      <w:r>
-        <w:rPr>
-          <w:rStyle w:val="StrongEmphasis"/>
-          <w:b w:val="false"/>
-          <w:bCs w:val="false"/>
-          <w:sz w:val="24"/>
-          <w:szCs w:val="24"/>
-          <w:shd w:fill="auto" w:val="clear"/>
-          <w:lang w:val="en-US"/>
-        </w:rPr>
-        <w:t>b</w:t>
-      </w:r>
-    </w:p>
-    <w:p>
-      <w:pPr>
-        <w:pStyle w:val="TextBody"/>
-        <w:rPr/>
-      </w:pPr>
-      <w:r>
-        <w:rPr>
-          <w:rStyle w:val="StrongEmphasis"/>
-          <w:b w:val="false"/>
-          <w:bCs w:val="false"/>
-          <w:sz w:val="24"/>
-          <w:szCs w:val="24"/>
-          <w:shd w:fill="auto" w:val="clear"/>
-          <w:lang w:val="en-US"/>
-        </w:rPr>
-        <w:t>Reached 30cm: 14/100 (14.0%)</w:t>
-      </w:r>
-    </w:p>
-    <w:p>
-      <w:pPr>
-        <w:pStyle w:val="TextBody"/>
-        <w:rPr/>
-      </w:pPr>
-      <w:r>
-        <w:rPr>
-          <w:rStyle w:val="StrongEmphasis"/>
-          <w:b w:val="false"/>
-          <w:bCs w:val="false"/>
-          <w:sz w:val="24"/>
-          <w:szCs w:val="24"/>
-          <w:shd w:fill="auto" w:val="clear"/>
-          <w:lang w:val="en-US"/>
-        </w:rPr>
-        <w:t>Avg steps-to-30cm over all successes: 61.9</w:t>
-      </w:r>
-    </w:p>
-    <w:p>
-      <w:pPr>
-        <w:pStyle w:val="TextBody"/>
-        <w:rPr/>
-      </w:pPr>
-      <w:r>
-        <w:rPr>
-          <w:rStyle w:val="StrongEmphasis"/>
-          <w:b w:val="false"/>
-          <w:bCs w:val="false"/>
-          <w:sz w:val="24"/>
-          <w:szCs w:val="24"/>
-          <w:shd w:fill="auto" w:val="clear"/>
-          <w:lang w:val="en-US"/>
-        </w:rPr>
-        <w:t>Mean reward per env (averaged over episodes): 8.781</w:t>
-      </w:r>
-    </w:p>
-    <w:p>
-      <w:pPr>
-        <w:pStyle w:val="TextBody"/>
-        <w:rPr/>
-      </w:pPr>
-      <w:r>
-        <w:rPr>
-          <w:rStyle w:val="StrongEmphasis"/>
-          <w:b w:val="false"/>
-          <w:bCs w:val="false"/>
-          <w:sz w:val="24"/>
-          <w:szCs w:val="24"/>
-          <w:shd w:fill="auto" w:val="clear"/>
-          <w:lang w:val="en-US"/>
-        </w:rPr>
-        <w:t>b</w:t>
-      </w:r>
-    </w:p>
-    <w:p>
-      <w:pPr>
-        <w:pStyle w:val="TextBody"/>
-        <w:rPr/>
-      </w:pPr>
-      <w:r>
-        <w:rPr>
-          <w:rStyle w:val="StrongEmphasis"/>
-          <w:b w:val="false"/>
-          <w:bCs w:val="false"/>
-          <w:sz w:val="24"/>
-          <w:szCs w:val="24"/>
-          <w:shd w:fill="auto" w:val="clear"/>
-          <w:lang w:val="en-US"/>
-        </w:rPr>
-        <w:t>Reached 30cm: 11/100 (11.0%)</w:t>
-      </w:r>
-    </w:p>
-    <w:p>
-      <w:pPr>
-        <w:pStyle w:val="TextBody"/>
-        <w:rPr/>
-      </w:pPr>
-      <w:r>
-        <w:rPr>
-          <w:rStyle w:val="StrongEmphasis"/>
-          <w:b w:val="false"/>
-          <w:bCs w:val="false"/>
-          <w:sz w:val="24"/>
-          <w:szCs w:val="24"/>
-          <w:shd w:fill="auto" w:val="clear"/>
-          <w:lang w:val="en-US"/>
-        </w:rPr>
-        <w:t>Avg steps-to-30cm over all successes: 64.9</w:t>
-      </w:r>
-    </w:p>
-    <w:p>
-      <w:pPr>
-        <w:pStyle w:val="TextBody"/>
-        <w:rPr/>
-      </w:pPr>
-      <w:r>
-        <w:rPr>
-          <w:rStyle w:val="StrongEmphasis"/>
-          <w:b w:val="false"/>
-          <w:bCs w:val="false"/>
-          <w:sz w:val="24"/>
-          <w:szCs w:val="24"/>
-          <w:shd w:fill="auto" w:val="clear"/>
-          <w:lang w:val="en-US"/>
-        </w:rPr>
-        <w:t>Mean reward per env (averaged over episodes): 7.903</w:t>
-      </w:r>
-    </w:p>
-    <w:p>
-      <w:pPr>
-        <w:pStyle w:val="TextBody"/>
-        <w:rPr>
-          <w:rStyle w:val="StrongEmphasis"/>
-          <w:b w:val="false"/>
-          <w:b w:val="false"/>
-          <w:bCs w:val="false"/>
-          <w:sz w:val="24"/>
-          <w:szCs w:val="24"/>
-          <w:shd w:fill="auto" w:val="clear"/>
-          <w:lang w:val="en-US"/>
-        </w:rPr>
-      </w:pPr>
-      <w:r>
-        <w:rPr/>
-      </w:r>
-    </w:p>
-    <w:p>
-      <w:pPr>
-        <w:pStyle w:val="TextBody"/>
-        <w:rPr>
-          <w:rStyle w:val="StrongEmphasis"/>
-          <w:b w:val="false"/>
-          <w:b w:val="false"/>
-          <w:bCs w:val="false"/>
-          <w:sz w:val="24"/>
-          <w:szCs w:val="24"/>
-          <w:shd w:fill="auto" w:val="clear"/>
-          <w:lang w:val="en-US"/>
-        </w:rPr>
-      </w:pPr>
-      <w:r>
-        <w:rPr/>
+        <w:t>73</w:t>
       </w:r>
     </w:p>
     <w:p>
@@ -5389,6 +5340,27 @@
           <w:b w:val="false"/>
           <w:b w:val="false"/>
           <w:bCs w:val="false"/>
+        </w:rPr>
+      </w:pPr>
+      <w:r>
+        <w:rPr>
+          <w:b w:val="false"/>
+          <w:bCs w:val="false"/>
+          <w:sz w:val="24"/>
+          <w:szCs w:val="24"/>
+          <w:shd w:fill="auto" w:val="clear"/>
+          <w:lang w:val="en-US"/>
+        </w:rPr>
+        <w:t>model a</w:t>
+      </w:r>
+    </w:p>
+    <w:p>
+      <w:pPr>
+        <w:pStyle w:val="Normal"/>
+        <w:rPr>
+          <w:b w:val="false"/>
+          <w:b w:val="false"/>
+          <w:bCs w:val="false"/>
           <w:sz w:val="24"/>
           <w:szCs w:val="24"/>
           <w:highlight w:val="none"/>
@@ -5464,7 +5436,6 @@
       <w:pPr>
         <w:pStyle w:val="TextBody"/>
         <w:rPr>
-          <w:rStyle w:val="StrongEmphasis"/>
           <w:b w:val="false"/>
           <w:b w:val="false"/>
           <w:bCs w:val="false"/>
@@ -5475,19 +5446,20 @@
       </w:pPr>
       <w:r>
         <w:rPr>
-          <w:b w:val="false"/>
-          <w:bCs w:val="false"/>
-          <w:sz w:val="20"/>
-          <w:szCs w:val="20"/>
+          <w:rStyle w:val="StrongEmphasis"/>
+          <w:b w:val="false"/>
+          <w:bCs w:val="false"/>
+          <w:sz w:val="24"/>
+          <w:szCs w:val="24"/>
           <w:lang w:val="en-US"/>
         </w:rPr>
-      </w:r>
-    </w:p>
-    <w:p>
-      <w:pPr>
-        <w:pStyle w:val="TextBody"/>
-        <w:rPr>
-          <w:rStyle w:val="StrongEmphasis"/>
+        <w:t>b</w:t>
+      </w:r>
+    </w:p>
+    <w:p>
+      <w:pPr>
+        <w:pStyle w:val="TextBody"/>
+        <w:rPr>
           <w:b w:val="false"/>
           <w:b w:val="false"/>
           <w:bCs w:val="false"/>
@@ -5498,73 +5470,52 @@
       </w:pPr>
       <w:r>
         <w:rPr>
-          <w:b w:val="false"/>
-          <w:bCs w:val="false"/>
-          <w:sz w:val="20"/>
-          <w:szCs w:val="20"/>
+          <w:rStyle w:val="StrongEmphasis"/>
+          <w:b w:val="false"/>
+          <w:bCs w:val="false"/>
+          <w:sz w:val="24"/>
+          <w:szCs w:val="24"/>
           <w:lang w:val="en-US"/>
         </w:rPr>
-      </w:r>
-    </w:p>
-    <w:p>
-      <w:pPr>
-        <w:pStyle w:val="Normal"/>
-        <w:rPr>
-          <w:sz w:val="24"/>
-          <w:szCs w:val="24"/>
-          <w:highlight w:val="none"/>
-          <w:shd w:fill="auto" w:val="clear"/>
-        </w:rPr>
-      </w:pPr>
-      <w:r>
-        <w:rPr>
-          <w:b/>
-          <w:bCs/>
-          <w:sz w:val="24"/>
-          <w:szCs w:val="24"/>
-          <w:shd w:fill="auto" w:val="clear"/>
+        <w:t>Reached 30cm: 32/100 (32.0%)</w:t>
+        <w:br/>
+        <w:t>Avg steps</w:t>
+        <w:noBreakHyphen/>
+        <w:t>to</w:t>
+        <w:noBreakHyphen/>
+        <w:t>30cm over all successes: 44.47</w:t>
+        <w:br/>
+        <w:t>Mean reward per env (averaged over episodes): 15.032</w:t>
+      </w:r>
+    </w:p>
+    <w:p>
+      <w:pPr>
+        <w:pStyle w:val="TextBody"/>
+        <w:rPr>
+          <w:rStyle w:val="StrongEmphasis"/>
+          <w:b w:val="false"/>
+          <w:b w:val="false"/>
+          <w:bCs w:val="false"/>
+          <w:sz w:val="20"/>
+          <w:szCs w:val="20"/>
           <w:lang w:val="en-US"/>
         </w:rPr>
-        <w:t xml:space="preserve">Two objects </w:t>
-      </w:r>
-    </w:p>
-    <w:p>
-      <w:pPr>
-        <w:pStyle w:val="TextBody"/>
+      </w:pPr>
+      <w:r>
         <w:rPr/>
-      </w:pPr>
-      <w:r>
-        <w:rPr>
-          <w:rStyle w:val="StrongEmphasis"/>
-          <w:b w:val="false"/>
-          <w:bCs w:val="false"/>
-          <w:sz w:val="24"/>
-          <w:szCs w:val="24"/>
-          <w:shd w:fill="auto" w:val="clear"/>
-          <w:lang w:val="en-US"/>
-        </w:rPr>
-        <w:t>Reached 30cm: 27/100 (27.0%)</w:t>
-      </w:r>
-    </w:p>
-    <w:p>
-      <w:pPr>
-        <w:pStyle w:val="TextBody"/>
+      </w:r>
+    </w:p>
+    <w:p>
+      <w:pPr>
+        <w:pStyle w:val="TextBody"/>
+        <w:rPr>
+          <w:b w:val="false"/>
+          <w:b w:val="false"/>
+          <w:bCs w:val="false"/>
+        </w:rPr>
+      </w:pPr>
+      <w:r>
         <w:rPr/>
-      </w:pPr>
-      <w:r>
-        <w:rPr>
-          <w:rStyle w:val="StrongEmphasis"/>
-          <w:b w:val="false"/>
-          <w:bCs w:val="false"/>
-        </w:rPr>
-        <w:t>Avg steps-to-30cm (success only)</w:t>
-      </w:r>
-      <w:r>
-        <w:rPr>
-          <w:b w:val="false"/>
-          <w:bCs w:val="false"/>
-        </w:rPr>
-        <w:t>: 73.9</w:t>
       </w:r>
     </w:p>
     <w:p>
@@ -5574,142 +5525,31 @@
       </w:pPr>
       <w:r>
         <w:rPr>
-          <w:rStyle w:val="StrongEmphasis"/>
-          <w:b w:val="false"/>
-          <w:bCs w:val="false"/>
-        </w:rPr>
-        <w:t>Mean reward per env</w:t>
-      </w:r>
-      <w:r>
-        <w:rPr>
-          <w:b w:val="false"/>
-          <w:bCs w:val="false"/>
-        </w:rPr>
-        <w:t>: 12.66</w:t>
-      </w:r>
-    </w:p>
-    <w:p>
-      <w:pPr>
-        <w:pStyle w:val="TextBody"/>
-        <w:rPr>
-          <w:b w:val="false"/>
-          <w:b w:val="false"/>
-          <w:bCs w:val="false"/>
-          <w:sz w:val="24"/>
-          <w:szCs w:val="24"/>
-          <w:highlight w:val="none"/>
-          <w:shd w:fill="auto" w:val="clear"/>
-        </w:rPr>
-      </w:pPr>
-      <w:r>
-        <w:rPr>
-          <w:rStyle w:val="StrongEmphasis"/>
-          <w:sz w:val="20"/>
-          <w:szCs w:val="20"/>
-          <w:shd w:fill="auto" w:val="clear"/>
-          <w:lang w:val="en-US"/>
-        </w:rPr>
-        <w:t>Cube, steady tone</w:t>
-      </w:r>
-    </w:p>
-    <w:p>
-      <w:pPr>
-        <w:pStyle w:val="TextBody"/>
-        <w:numPr>
-          <w:ilvl w:val="0"/>
-          <w:numId w:val="10"/>
-        </w:numPr>
-        <w:tabs>
-          <w:tab w:val="clear" w:pos="708"/>
-          <w:tab w:val="left" w:pos="0" w:leader="none"/>
-        </w:tabs>
-        <w:ind w:left="709" w:hanging="283"/>
-        <w:rPr>
-          <w:sz w:val="20"/>
-          <w:szCs w:val="20"/>
-        </w:rPr>
-      </w:pPr>
-      <w:r>
-        <w:rPr>
-          <w:sz w:val="20"/>
-          <w:szCs w:val="20"/>
-        </w:rPr>
-        <w:t>Episodes: ~70</w:t>
-      </w:r>
-    </w:p>
-    <w:p>
-      <w:pPr>
-        <w:pStyle w:val="TextBody"/>
-        <w:numPr>
-          <w:ilvl w:val="0"/>
-          <w:numId w:val="10"/>
-        </w:numPr>
-        <w:tabs>
-          <w:tab w:val="clear" w:pos="708"/>
-          <w:tab w:val="left" w:pos="0" w:leader="none"/>
-        </w:tabs>
-        <w:ind w:left="709" w:hanging="283"/>
-        <w:rPr>
-          <w:sz w:val="20"/>
-          <w:szCs w:val="20"/>
-        </w:rPr>
-      </w:pPr>
-      <w:r>
-        <w:rPr>
-          <w:sz w:val="20"/>
-          <w:szCs w:val="20"/>
-        </w:rPr>
-        <w:t>Successes: 20 / 70 → 28.6%</w:t>
-      </w:r>
-    </w:p>
-    <w:p>
-      <w:pPr>
-        <w:pStyle w:val="TextBody"/>
-        <w:numPr>
-          <w:ilvl w:val="0"/>
-          <w:numId w:val="10"/>
-        </w:numPr>
-        <w:tabs>
-          <w:tab w:val="clear" w:pos="708"/>
-          <w:tab w:val="left" w:pos="0" w:leader="none"/>
-        </w:tabs>
-        <w:ind w:left="709" w:hanging="283"/>
-        <w:rPr>
-          <w:sz w:val="20"/>
-          <w:szCs w:val="20"/>
-        </w:rPr>
-      </w:pPr>
-      <w:r>
-        <w:rPr>
-          <w:sz w:val="20"/>
-          <w:szCs w:val="20"/>
-        </w:rPr>
-        <w:t>Avg steps-to-30cm (successful only): ~71</w:t>
-      </w:r>
-    </w:p>
-    <w:p>
-      <w:pPr>
-        <w:pStyle w:val="TextBody"/>
-        <w:numPr>
-          <w:ilvl w:val="0"/>
-          <w:numId w:val="10"/>
-        </w:numPr>
-        <w:tabs>
-          <w:tab w:val="clear" w:pos="708"/>
-          <w:tab w:val="left" w:pos="0" w:leader="none"/>
-        </w:tabs>
-        <w:ind w:left="709" w:hanging="283"/>
-        <w:rPr>
-          <w:sz w:val="20"/>
-          <w:szCs w:val="20"/>
-        </w:rPr>
-      </w:pPr>
-      <w:r>
-        <w:rPr>
-          <w:sz w:val="20"/>
-          <w:szCs w:val="20"/>
-        </w:rPr>
-        <w:t>Mean reward: ~13.2</w:t>
+          <w:b w:val="false"/>
+          <w:bCs w:val="false"/>
+        </w:rPr>
+        <w:t xml:space="preserve">noise </w:t>
+      </w:r>
+      <w:r>
+        <w:rPr>
+          <w:b w:val="false"/>
+          <w:bCs w:val="false"/>
+        </w:rPr>
+        <w:t>50%</w:t>
+      </w:r>
+      <w:r>
+        <w:rPr>
+          <w:b w:val="false"/>
+          <w:bCs w:val="false"/>
+        </w:rPr>
+        <w:t xml:space="preserve"> </w:t>
+      </w:r>
+      <w:r>
+        <w:rPr>
+          <w:b w:val="false"/>
+          <w:bCs w:val="false"/>
+        </w:rPr>
+        <w:t>50%</w:t>
       </w:r>
     </w:p>
     <w:p>
@@ -5719,152 +5559,10 @@
       </w:pPr>
       <w:r>
         <w:rPr>
-          <w:rStyle w:val="StrongEmphasis"/>
-          <w:sz w:val="20"/>
-          <w:szCs w:val="20"/>
-        </w:rPr>
-        <w:t>Sphere, sweeping chirp 600→2400 Hz</w:t>
-      </w:r>
-    </w:p>
-    <w:p>
-      <w:pPr>
-        <w:pStyle w:val="TextBody"/>
-        <w:numPr>
-          <w:ilvl w:val="0"/>
-          <w:numId w:val="19"/>
-        </w:numPr>
-        <w:tabs>
-          <w:tab w:val="clear" w:pos="708"/>
-          <w:tab w:val="left" w:pos="0" w:leader="none"/>
-        </w:tabs>
-        <w:ind w:left="709" w:hanging="283"/>
-        <w:rPr>
-          <w:sz w:val="20"/>
-          <w:szCs w:val="20"/>
-        </w:rPr>
-      </w:pPr>
-      <w:r>
-        <w:rPr>
-          <w:sz w:val="20"/>
-          <w:szCs w:val="20"/>
-        </w:rPr>
-        <w:t>Episodes: ~30</w:t>
-      </w:r>
-    </w:p>
-    <w:p>
-      <w:pPr>
-        <w:pStyle w:val="TextBody"/>
-        <w:numPr>
-          <w:ilvl w:val="0"/>
-          <w:numId w:val="19"/>
-        </w:numPr>
-        <w:tabs>
-          <w:tab w:val="clear" w:pos="708"/>
-          <w:tab w:val="left" w:pos="0" w:leader="none"/>
-        </w:tabs>
-        <w:ind w:left="709" w:hanging="283"/>
-        <w:rPr>
-          <w:sz w:val="20"/>
-          <w:szCs w:val="20"/>
-        </w:rPr>
-      </w:pPr>
-      <w:r>
-        <w:rPr>
-          <w:sz w:val="20"/>
-          <w:szCs w:val="20"/>
-        </w:rPr>
-        <w:t>Successes: 7 / 30 → 23.3%</w:t>
-      </w:r>
-    </w:p>
-    <w:p>
-      <w:pPr>
-        <w:pStyle w:val="TextBody"/>
-        <w:numPr>
-          <w:ilvl w:val="0"/>
-          <w:numId w:val="19"/>
-        </w:numPr>
-        <w:tabs>
-          <w:tab w:val="clear" w:pos="708"/>
-          <w:tab w:val="left" w:pos="0" w:leader="none"/>
-        </w:tabs>
-        <w:ind w:left="709" w:hanging="283"/>
-        <w:rPr>
-          <w:sz w:val="20"/>
-          <w:szCs w:val="20"/>
-        </w:rPr>
-      </w:pPr>
-      <w:r>
-        <w:rPr>
-          <w:sz w:val="20"/>
-          <w:szCs w:val="20"/>
-        </w:rPr>
-        <w:t>Avg steps-to-30cm (successful only): ~82</w:t>
-      </w:r>
-    </w:p>
-    <w:p>
-      <w:pPr>
-        <w:pStyle w:val="TextBody"/>
-        <w:numPr>
-          <w:ilvl w:val="0"/>
-          <w:numId w:val="19"/>
-        </w:numPr>
-        <w:tabs>
-          <w:tab w:val="clear" w:pos="708"/>
-          <w:tab w:val="left" w:pos="0" w:leader="none"/>
-        </w:tabs>
-        <w:ind w:left="709" w:hanging="283"/>
-        <w:rPr>
-          <w:sz w:val="20"/>
-          <w:szCs w:val="20"/>
-        </w:rPr>
-      </w:pPr>
-      <w:r>
-        <w:rPr>
-          <w:sz w:val="20"/>
-          <w:szCs w:val="20"/>
-        </w:rPr>
-        <w:t>Mean reward: ~11.2</w:t>
-      </w:r>
-    </w:p>
-    <w:p>
-      <w:pPr>
-        <w:pStyle w:val="Normal"/>
-        <w:rPr>
-          <w:rStyle w:val="StrongEmphasis"/>
-          <w:b w:val="false"/>
-          <w:b w:val="false"/>
-          <w:bCs w:val="false"/>
-          <w:lang w:val="en-US"/>
-        </w:rPr>
-      </w:pPr>
-      <w:r>
-        <w:rPr>
-          <w:b w:val="false"/>
-          <w:bCs w:val="false"/>
-          <w:lang w:val="en-US"/>
-        </w:rPr>
-      </w:r>
-    </w:p>
-    <w:p>
-      <w:pPr>
-        <w:pStyle w:val="Normal"/>
-        <w:rPr>
-          <w:sz w:val="24"/>
-          <w:szCs w:val="24"/>
-          <w:highlight w:val="none"/>
-          <w:shd w:fill="auto" w:val="clear"/>
-        </w:rPr>
-      </w:pPr>
-      <w:r>
-        <w:rPr>
-          <w:b/>
-          <w:bCs/>
-          <w:sz w:val="24"/>
-          <w:szCs w:val="24"/>
-          <w:shd w:fill="auto" w:val="clear"/>
-          <w:lang w:val="en-US"/>
-        </w:rPr>
-        <w:t xml:space="preserve">Three objects </w:t>
+          <w:b w:val="false"/>
+          <w:bCs w:val="false"/>
+        </w:rPr>
+        <w:t>b</w:t>
       </w:r>
     </w:p>
     <w:p>
@@ -5877,558 +5575,6 @@
           <w:rStyle w:val="StrongEmphasis"/>
           <w:b w:val="false"/>
           <w:bCs w:val="false"/>
-          <w:sz w:val="24"/>
-          <w:szCs w:val="24"/>
-          <w:shd w:fill="auto" w:val="clear"/>
-          <w:lang w:val="en-US"/>
-        </w:rPr>
-        <w:t xml:space="preserve">Reached 30cm: 32/100 (32.0%) </w:t>
-      </w:r>
-    </w:p>
-    <w:p>
-      <w:pPr>
-        <w:pStyle w:val="TextBody"/>
-        <w:rPr/>
-      </w:pPr>
-      <w:r>
-        <w:rPr>
-          <w:rStyle w:val="StrongEmphasis"/>
-          <w:b w:val="false"/>
-          <w:bCs w:val="false"/>
-          <w:sz w:val="24"/>
-          <w:szCs w:val="24"/>
-          <w:shd w:fill="auto" w:val="clear"/>
-          <w:lang w:val="en-US"/>
-        </w:rPr>
-        <w:t xml:space="preserve">Avg steps-to-30cm over all successes: 64.1 </w:t>
-      </w:r>
-    </w:p>
-    <w:p>
-      <w:pPr>
-        <w:pStyle w:val="TextBody"/>
-        <w:rPr/>
-      </w:pPr>
-      <w:r>
-        <w:rPr>
-          <w:rStyle w:val="StrongEmphasis"/>
-          <w:b w:val="false"/>
-          <w:bCs w:val="false"/>
-          <w:sz w:val="24"/>
-          <w:szCs w:val="24"/>
-          <w:shd w:fill="auto" w:val="clear"/>
-          <w:lang w:val="en-US"/>
-        </w:rPr>
-        <w:t>Mean reward per env (averaged over episodes): 16</w:t>
-      </w:r>
-    </w:p>
-    <w:p>
-      <w:pPr>
-        <w:pStyle w:val="TextBody"/>
-        <w:rPr>
-          <w:b w:val="false"/>
-          <w:b w:val="false"/>
-          <w:bCs w:val="false"/>
-          <w:sz w:val="24"/>
-          <w:szCs w:val="24"/>
-          <w:highlight w:val="none"/>
-          <w:shd w:fill="auto" w:val="clear"/>
-        </w:rPr>
-      </w:pPr>
-      <w:r>
-        <w:rPr>
-          <w:rStyle w:val="StrongEmphasis"/>
-          <w:sz w:val="20"/>
-          <w:szCs w:val="20"/>
-          <w:shd w:fill="auto" w:val="clear"/>
-          <w:lang w:val="en-US"/>
-        </w:rPr>
-        <w:t>Cube, Steady tone</w:t>
-      </w:r>
-    </w:p>
-    <w:p>
-      <w:pPr>
-        <w:pStyle w:val="TextBody"/>
-        <w:numPr>
-          <w:ilvl w:val="0"/>
-          <w:numId w:val="20"/>
-        </w:numPr>
-        <w:tabs>
-          <w:tab w:val="clear" w:pos="708"/>
-          <w:tab w:val="left" w:pos="0" w:leader="none"/>
-        </w:tabs>
-        <w:ind w:left="709" w:hanging="283"/>
-        <w:rPr>
-          <w:sz w:val="20"/>
-          <w:szCs w:val="20"/>
-        </w:rPr>
-      </w:pPr>
-      <w:r>
-        <w:rPr>
-          <w:sz w:val="20"/>
-          <w:szCs w:val="20"/>
-        </w:rPr>
-        <w:t>Episodes: ~39</w:t>
-      </w:r>
-    </w:p>
-    <w:p>
-      <w:pPr>
-        <w:pStyle w:val="TextBody"/>
-        <w:numPr>
-          <w:ilvl w:val="0"/>
-          <w:numId w:val="20"/>
-        </w:numPr>
-        <w:tabs>
-          <w:tab w:val="clear" w:pos="708"/>
-          <w:tab w:val="left" w:pos="0" w:leader="none"/>
-        </w:tabs>
-        <w:ind w:left="709" w:hanging="283"/>
-        <w:rPr>
-          <w:sz w:val="20"/>
-          <w:szCs w:val="20"/>
-        </w:rPr>
-      </w:pPr>
-      <w:r>
-        <w:rPr>
-          <w:sz w:val="20"/>
-          <w:szCs w:val="20"/>
-        </w:rPr>
-        <w:t>Successes: 7 / 39 → 18%</w:t>
-      </w:r>
-    </w:p>
-    <w:p>
-      <w:pPr>
-        <w:pStyle w:val="TextBody"/>
-        <w:numPr>
-          <w:ilvl w:val="0"/>
-          <w:numId w:val="20"/>
-        </w:numPr>
-        <w:tabs>
-          <w:tab w:val="clear" w:pos="708"/>
-          <w:tab w:val="left" w:pos="0" w:leader="none"/>
-        </w:tabs>
-        <w:ind w:left="709" w:hanging="283"/>
-        <w:rPr>
-          <w:sz w:val="20"/>
-          <w:szCs w:val="20"/>
-        </w:rPr>
-      </w:pPr>
-      <w:r>
-        <w:rPr>
-          <w:sz w:val="20"/>
-          <w:szCs w:val="20"/>
-        </w:rPr>
-        <w:t>Avg steps-to-30cm (successful only): ~67</w:t>
-      </w:r>
-    </w:p>
-    <w:p>
-      <w:pPr>
-        <w:pStyle w:val="TextBody"/>
-        <w:numPr>
-          <w:ilvl w:val="0"/>
-          <w:numId w:val="20"/>
-        </w:numPr>
-        <w:tabs>
-          <w:tab w:val="clear" w:pos="708"/>
-          <w:tab w:val="left" w:pos="0" w:leader="none"/>
-        </w:tabs>
-        <w:ind w:left="709" w:hanging="283"/>
-        <w:rPr>
-          <w:sz w:val="20"/>
-          <w:szCs w:val="20"/>
-        </w:rPr>
-      </w:pPr>
-      <w:r>
-        <w:rPr>
-          <w:sz w:val="20"/>
-          <w:szCs w:val="20"/>
-        </w:rPr>
-        <w:t>Mean reward: ~15.2</w:t>
-      </w:r>
-    </w:p>
-    <w:p>
-      <w:pPr>
-        <w:pStyle w:val="TextBody"/>
-        <w:rPr/>
-      </w:pPr>
-      <w:r>
-        <w:rPr>
-          <w:rStyle w:val="StrongEmphasis"/>
-          <w:sz w:val="20"/>
-          <w:szCs w:val="20"/>
-        </w:rPr>
-        <w:t>Sphere, S chirp</w:t>
-      </w:r>
-    </w:p>
-    <w:p>
-      <w:pPr>
-        <w:pStyle w:val="TextBody"/>
-        <w:numPr>
-          <w:ilvl w:val="0"/>
-          <w:numId w:val="21"/>
-        </w:numPr>
-        <w:tabs>
-          <w:tab w:val="clear" w:pos="708"/>
-          <w:tab w:val="left" w:pos="0" w:leader="none"/>
-        </w:tabs>
-        <w:ind w:left="709" w:hanging="283"/>
-        <w:rPr>
-          <w:sz w:val="20"/>
-          <w:szCs w:val="20"/>
-        </w:rPr>
-      </w:pPr>
-      <w:r>
-        <w:rPr>
-          <w:sz w:val="20"/>
-          <w:szCs w:val="20"/>
-        </w:rPr>
-        <w:t>Episodes: ~32</w:t>
-      </w:r>
-    </w:p>
-    <w:p>
-      <w:pPr>
-        <w:pStyle w:val="TextBody"/>
-        <w:numPr>
-          <w:ilvl w:val="0"/>
-          <w:numId w:val="21"/>
-        </w:numPr>
-        <w:tabs>
-          <w:tab w:val="clear" w:pos="708"/>
-          <w:tab w:val="left" w:pos="0" w:leader="none"/>
-        </w:tabs>
-        <w:ind w:left="709" w:hanging="283"/>
-        <w:rPr>
-          <w:sz w:val="20"/>
-          <w:szCs w:val="20"/>
-        </w:rPr>
-      </w:pPr>
-      <w:r>
-        <w:rPr>
-          <w:sz w:val="20"/>
-          <w:szCs w:val="20"/>
-        </w:rPr>
-        <w:t>Successes: 11 / 32 → 34.4%</w:t>
-      </w:r>
-    </w:p>
-    <w:p>
-      <w:pPr>
-        <w:pStyle w:val="TextBody"/>
-        <w:numPr>
-          <w:ilvl w:val="0"/>
-          <w:numId w:val="21"/>
-        </w:numPr>
-        <w:tabs>
-          <w:tab w:val="clear" w:pos="708"/>
-          <w:tab w:val="left" w:pos="0" w:leader="none"/>
-        </w:tabs>
-        <w:ind w:left="709" w:hanging="283"/>
-        <w:rPr>
-          <w:sz w:val="20"/>
-          <w:szCs w:val="20"/>
-        </w:rPr>
-      </w:pPr>
-      <w:r>
-        <w:rPr>
-          <w:sz w:val="20"/>
-          <w:szCs w:val="20"/>
-        </w:rPr>
-        <w:t>Avg steps-to-30cm (successful only): ~72</w:t>
-      </w:r>
-    </w:p>
-    <w:p>
-      <w:pPr>
-        <w:pStyle w:val="TextBody"/>
-        <w:numPr>
-          <w:ilvl w:val="0"/>
-          <w:numId w:val="21"/>
-        </w:numPr>
-        <w:tabs>
-          <w:tab w:val="clear" w:pos="708"/>
-          <w:tab w:val="left" w:pos="0" w:leader="none"/>
-        </w:tabs>
-        <w:ind w:left="709" w:hanging="283"/>
-        <w:rPr>
-          <w:sz w:val="20"/>
-          <w:szCs w:val="20"/>
-        </w:rPr>
-      </w:pPr>
-      <w:r>
-        <w:rPr>
-          <w:sz w:val="20"/>
-          <w:szCs w:val="20"/>
-        </w:rPr>
-        <w:t>Mean reward: ~18.0</w:t>
-      </w:r>
-    </w:p>
-    <w:p>
-      <w:pPr>
-        <w:pStyle w:val="TextBody"/>
-        <w:rPr/>
-      </w:pPr>
-      <w:r>
-        <w:rPr>
-          <w:rStyle w:val="StrongEmphasis"/>
-          <w:sz w:val="20"/>
-          <w:szCs w:val="20"/>
-        </w:rPr>
-        <w:t>Bunny, 1.5 kHz tone with 8 Hz tremolo</w:t>
-      </w:r>
-    </w:p>
-    <w:p>
-      <w:pPr>
-        <w:pStyle w:val="TextBody"/>
-        <w:numPr>
-          <w:ilvl w:val="0"/>
-          <w:numId w:val="22"/>
-        </w:numPr>
-        <w:tabs>
-          <w:tab w:val="clear" w:pos="708"/>
-          <w:tab w:val="left" w:pos="0" w:leader="none"/>
-        </w:tabs>
-        <w:ind w:left="709" w:hanging="283"/>
-        <w:rPr>
-          <w:sz w:val="20"/>
-          <w:szCs w:val="20"/>
-        </w:rPr>
-      </w:pPr>
-      <w:r>
-        <w:rPr>
-          <w:sz w:val="20"/>
-          <w:szCs w:val="20"/>
-        </w:rPr>
-        <w:t>Episodes: ~28</w:t>
-      </w:r>
-    </w:p>
-    <w:p>
-      <w:pPr>
-        <w:pStyle w:val="TextBody"/>
-        <w:numPr>
-          <w:ilvl w:val="0"/>
-          <w:numId w:val="22"/>
-        </w:numPr>
-        <w:tabs>
-          <w:tab w:val="clear" w:pos="708"/>
-          <w:tab w:val="left" w:pos="0" w:leader="none"/>
-        </w:tabs>
-        <w:ind w:left="709" w:hanging="283"/>
-        <w:rPr>
-          <w:sz w:val="20"/>
-          <w:szCs w:val="20"/>
-        </w:rPr>
-      </w:pPr>
-      <w:r>
-        <w:rPr>
-          <w:sz w:val="20"/>
-          <w:szCs w:val="20"/>
-        </w:rPr>
-        <w:t>Successes: 13 / 28 → 46.4%</w:t>
-      </w:r>
-    </w:p>
-    <w:p>
-      <w:pPr>
-        <w:pStyle w:val="TextBody"/>
-        <w:numPr>
-          <w:ilvl w:val="0"/>
-          <w:numId w:val="22"/>
-        </w:numPr>
-        <w:tabs>
-          <w:tab w:val="clear" w:pos="708"/>
-          <w:tab w:val="left" w:pos="0" w:leader="none"/>
-        </w:tabs>
-        <w:ind w:left="709" w:hanging="283"/>
-        <w:rPr>
-          <w:sz w:val="20"/>
-          <w:szCs w:val="20"/>
-        </w:rPr>
-      </w:pPr>
-      <w:r>
-        <w:rPr>
-          <w:sz w:val="20"/>
-          <w:szCs w:val="20"/>
-        </w:rPr>
-        <w:t>Avg steps-to-30cm (successful only): ~56</w:t>
-      </w:r>
-    </w:p>
-    <w:p>
-      <w:pPr>
-        <w:pStyle w:val="TextBody"/>
-        <w:numPr>
-          <w:ilvl w:val="0"/>
-          <w:numId w:val="22"/>
-        </w:numPr>
-        <w:tabs>
-          <w:tab w:val="clear" w:pos="708"/>
-          <w:tab w:val="left" w:pos="0" w:leader="none"/>
-        </w:tabs>
-        <w:ind w:left="709" w:hanging="283"/>
-        <w:rPr>
-          <w:sz w:val="20"/>
-          <w:szCs w:val="20"/>
-        </w:rPr>
-      </w:pPr>
-      <w:r>
-        <w:rPr>
-          <w:sz w:val="20"/>
-          <w:szCs w:val="20"/>
-        </w:rPr>
-        <w:t>Mean reward: ~15.</w:t>
-      </w:r>
-    </w:p>
-    <w:p>
-      <w:pPr>
-        <w:pStyle w:val="TextBody"/>
-        <w:rPr>
-          <w:rStyle w:val="StrongEmphasis"/>
-          <w:b w:val="false"/>
-          <w:b w:val="false"/>
-          <w:bCs w:val="false"/>
-          <w:sz w:val="24"/>
-          <w:szCs w:val="24"/>
-          <w:highlight w:val="none"/>
-          <w:shd w:fill="auto" w:val="clear"/>
-          <w:lang w:val="en-US"/>
-        </w:rPr>
-      </w:pPr>
-      <w:r>
-        <w:rPr>
-          <w:b w:val="false"/>
-          <w:bCs w:val="false"/>
-          <w:sz w:val="24"/>
-          <w:szCs w:val="24"/>
-          <w:shd w:fill="auto" w:val="clear"/>
-          <w:lang w:val="en-US"/>
-        </w:rPr>
-      </w:r>
-    </w:p>
-    <w:p>
-      <w:pPr>
-        <w:pStyle w:val="Normal"/>
-        <w:rPr>
-          <w:sz w:val="24"/>
-          <w:szCs w:val="24"/>
-          <w:highlight w:val="none"/>
-          <w:shd w:fill="auto" w:val="clear"/>
-        </w:rPr>
-      </w:pPr>
-      <w:r>
-        <w:rPr>
-          <w:b/>
-          <w:bCs/>
-          <w:sz w:val="24"/>
-          <w:szCs w:val="24"/>
-          <w:shd w:fill="auto" w:val="clear"/>
-          <w:lang w:val="en-US"/>
-        </w:rPr>
-        <w:t xml:space="preserve">Four objects </w:t>
-      </w:r>
-    </w:p>
-    <w:p>
-      <w:pPr>
-        <w:pStyle w:val="Normal"/>
-        <w:rPr>
-          <w:b w:val="false"/>
-          <w:b w:val="false"/>
-          <w:bCs w:val="false"/>
-        </w:rPr>
-      </w:pPr>
-      <w:r>
-        <w:rPr>
-          <w:b w:val="false"/>
-          <w:bCs w:val="false"/>
-          <w:sz w:val="24"/>
-          <w:szCs w:val="24"/>
-          <w:shd w:fill="auto" w:val="clear"/>
-          <w:lang w:val="en-US"/>
-        </w:rPr>
-        <w:t>model a</w:t>
-      </w:r>
-    </w:p>
-    <w:p>
-      <w:pPr>
-        <w:pStyle w:val="TextBody"/>
-        <w:rPr/>
-      </w:pPr>
-      <w:r>
-        <w:rPr>
-          <w:rStyle w:val="StrongEmphasis"/>
-          <w:b w:val="false"/>
-          <w:bCs w:val="false"/>
-          <w:sz w:val="24"/>
-          <w:szCs w:val="24"/>
-          <w:shd w:fill="auto" w:val="clear"/>
-          <w:lang w:val="en-US"/>
-        </w:rPr>
-        <w:t>Reached 30 cm: 25 / 100 → 25.0%</w:t>
-      </w:r>
-    </w:p>
-    <w:p>
-      <w:pPr>
-        <w:pStyle w:val="TextBody"/>
-        <w:rPr/>
-      </w:pPr>
-      <w:r>
-        <w:rPr>
-          <w:rStyle w:val="StrongEmphasis"/>
-          <w:b w:val="false"/>
-          <w:bCs w:val="false"/>
-        </w:rPr>
-        <w:t>Avg steps-to-30 cm (success only):</w:t>
-      </w:r>
-      <w:r>
-        <w:rPr>
-          <w:b w:val="false"/>
-          <w:bCs w:val="false"/>
-        </w:rPr>
-        <w:t xml:space="preserve"> 65.6</w:t>
-      </w:r>
-    </w:p>
-    <w:p>
-      <w:pPr>
-        <w:pStyle w:val="TextBody"/>
-        <w:rPr/>
-      </w:pPr>
-      <w:r>
-        <w:rPr>
-          <w:rStyle w:val="StrongEmphasis"/>
-          <w:b w:val="false"/>
-          <w:bCs w:val="false"/>
-        </w:rPr>
-        <w:t>Mean reward (all episodes):</w:t>
-      </w:r>
-      <w:r>
-        <w:rPr>
-          <w:b w:val="false"/>
-          <w:bCs w:val="false"/>
-        </w:rPr>
-        <w:t xml:space="preserve"> ~16.3</w:t>
-      </w:r>
-    </w:p>
-    <w:p>
-      <w:pPr>
-        <w:pStyle w:val="TextBody"/>
-        <w:rPr/>
-      </w:pPr>
-      <w:r>
-        <w:rPr>
-          <w:b w:val="false"/>
-          <w:bCs w:val="false"/>
-        </w:rPr>
-        <w:t>b</w:t>
-      </w:r>
-    </w:p>
-    <w:p>
-      <w:pPr>
-        <w:pStyle w:val="TextBody"/>
-        <w:rPr>
-          <w:b w:val="false"/>
-          <w:b w:val="false"/>
-          <w:bCs w:val="false"/>
-        </w:rPr>
-      </w:pPr>
-      <w:r>
-        <w:rPr>
-          <w:rStyle w:val="StrongEmphasis"/>
-          <w:b w:val="false"/>
-          <w:bCs w:val="false"/>
         </w:rPr>
         <w:t>Reached 30cm:</w:t>
       </w:r>
@@ -6445,7 +5591,7 @@
           <w:b w:val="false"/>
           <w:bCs w:val="false"/>
         </w:rPr>
-        <w:t>32/100 (32.0%)</w:t>
+        <w:t>23/100 (23.0%)</w:t>
       </w:r>
       <w:r>
         <w:rPr>
@@ -6479,7 +5625,7 @@
           <w:b w:val="false"/>
           <w:bCs w:val="false"/>
         </w:rPr>
-        <w:t>44.47</w:t>
+        <w:t>45.91</w:t>
       </w:r>
       <w:r>
         <w:rPr>
@@ -6509,13 +5655,14 @@
           <w:b w:val="false"/>
           <w:bCs w:val="false"/>
         </w:rPr>
-        <w:t>15.032</w:t>
-      </w:r>
-    </w:p>
-    <w:p>
-      <w:pPr>
-        <w:pStyle w:val="TextBody"/>
-        <w:rPr>
+        <w:t>12.331</w:t>
+      </w:r>
+    </w:p>
+    <w:p>
+      <w:pPr>
+        <w:pStyle w:val="TextBody"/>
+        <w:rPr>
+          <w:rStyle w:val="StrongEmphasis"/>
           <w:b w:val="false"/>
           <w:b w:val="false"/>
           <w:bCs w:val="false"/>
@@ -6528,47 +5675,51 @@
     <w:p>
       <w:pPr>
         <w:pStyle w:val="TextBody"/>
-        <w:rPr>
-          <w:b w:val="false"/>
-          <w:b w:val="false"/>
-          <w:bCs w:val="false"/>
-        </w:rPr>
-      </w:pPr>
-      <w:r>
         <w:rPr/>
-      </w:r>
-    </w:p>
-    <w:p>
-      <w:pPr>
-        <w:pStyle w:val="TextBody"/>
-        <w:rPr>
-          <w:b w:val="false"/>
-          <w:b w:val="false"/>
-          <w:bCs w:val="false"/>
-        </w:rPr>
-      </w:pPr>
-      <w:r>
+      </w:pPr>
+      <w:r>
+        <w:rPr>
+          <w:rStyle w:val="StrongEmphasis"/>
+          <w:b w:val="false"/>
+          <w:bCs w:val="false"/>
+        </w:rPr>
+        <w:t xml:space="preserve">noise </w:t>
+      </w:r>
+      <w:r>
+        <w:rPr>
+          <w:rStyle w:val="StrongEmphasis"/>
+          <w:b w:val="false"/>
+          <w:bCs w:val="false"/>
+        </w:rPr>
+        <w:t>100% audio</w:t>
+      </w:r>
+    </w:p>
+    <w:p>
+      <w:pPr>
+        <w:pStyle w:val="TextBody"/>
         <w:rPr/>
-      </w:r>
-    </w:p>
-    <w:p>
-      <w:pPr>
-        <w:pStyle w:val="TextBody"/>
-        <w:rPr/>
-      </w:pPr>
-      <w:r>
-        <w:rPr>
-          <w:b w:val="false"/>
-          <w:bCs w:val="false"/>
-        </w:rPr>
-        <w:t xml:space="preserve">noise </w:t>
-      </w:r>
-      <w:r>
-        <w:rPr>
-          <w:b w:val="false"/>
-          <w:bCs w:val="false"/>
-        </w:rPr>
-        <w:t>50%</w:t>
+      </w:pPr>
+      <w:r>
+        <w:rPr>
+          <w:rStyle w:val="StrongEmphasis"/>
+          <w:b w:val="false"/>
+          <w:bCs w:val="false"/>
+        </w:rPr>
+        <w:t>b</w:t>
+      </w:r>
+      <w:r>
+        <w:rPr>
+          <w:rStyle w:val="StrongEmphasis"/>
+        </w:rPr>
+        <w:br/>
+      </w:r>
+      <w:r>
+        <w:rPr>
+          <w:rStyle w:val="StrongEmphasis"/>
+          <w:b w:val="false"/>
+          <w:bCs w:val="false"/>
+        </w:rPr>
+        <w:t>Reached 30cm:</w:t>
       </w:r>
       <w:r>
         <w:rPr>
@@ -6579,52 +5730,27 @@
       </w:r>
       <w:r>
         <w:rPr>
-          <w:b w:val="false"/>
-          <w:bCs w:val="false"/>
-        </w:rPr>
-        <w:t>50%</w:t>
-      </w:r>
-    </w:p>
-    <w:p>
-      <w:pPr>
-        <w:pStyle w:val="TextBody"/>
-        <w:rPr/>
-      </w:pPr>
-      <w:r>
-        <w:rPr>
-          <w:b w:val="false"/>
-          <w:bCs w:val="false"/>
-        </w:rPr>
-        <w:t>b</w:t>
-      </w:r>
-    </w:p>
-    <w:p>
-      <w:pPr>
-        <w:pStyle w:val="TextBody"/>
-        <w:rPr/>
-      </w:pPr>
-      <w:r>
-        <w:rPr>
-          <w:rStyle w:val="StrongEmphasis"/>
-          <w:b w:val="false"/>
-          <w:bCs w:val="false"/>
-        </w:rPr>
-        <w:t>Reached 30cm:</w:t>
-      </w:r>
-      <w:r>
-        <w:rPr>
-          <w:b w:val="false"/>
-          <w:bCs w:val="false"/>
-        </w:rPr>
-        <w:t xml:space="preserve"> </w:t>
-      </w:r>
-      <w:r>
-        <w:rPr>
-          <w:rStyle w:val="StrongEmphasis"/>
-          <w:b w:val="false"/>
-          <w:bCs w:val="false"/>
-        </w:rPr>
-        <w:t>23/100 (23.0%)</w:t>
+          <w:rStyle w:val="StrongEmphasis"/>
+          <w:b w:val="false"/>
+          <w:bCs w:val="false"/>
+        </w:rPr>
+        <w:t>35/100 (3</w:t>
+      </w:r>
+      <w:r>
+        <w:rPr>
+          <w:rStyle w:val="StrongEmphasis"/>
+          <w:b w:val="false"/>
+          <w:bCs w:val="false"/>
+        </w:rPr>
+        <w:t>3</w:t>
+      </w:r>
+      <w:r>
+        <w:rPr>
+          <w:rStyle w:val="StrongEmphasis"/>
+          <w:b w:val="false"/>
+          <w:bCs w:val="false"/>
+        </w:rPr>
+        <w:t>.0%)</w:t>
       </w:r>
       <w:r>
         <w:rPr>
@@ -6658,7 +5784,7 @@
           <w:b w:val="false"/>
           <w:bCs w:val="false"/>
         </w:rPr>
-        <w:t>45.91</w:t>
+        <w:t>47.63</w:t>
       </w:r>
       <w:r>
         <w:rPr>
@@ -6688,35 +5814,260 @@
           <w:b w:val="false"/>
           <w:bCs w:val="false"/>
         </w:rPr>
-        <w:t>12.331</w:t>
-      </w:r>
-    </w:p>
-    <w:p>
-      <w:pPr>
-        <w:pStyle w:val="TextBody"/>
-        <w:rPr>
-          <w:rStyle w:val="StrongEmphasis"/>
-          <w:b w:val="false"/>
-          <w:b w:val="false"/>
-          <w:bCs w:val="false"/>
-        </w:rPr>
-      </w:pPr>
-      <w:r>
+        <w:t>14.</w:t>
+      </w:r>
+      <w:r>
+        <w:rPr>
+          <w:rStyle w:val="StrongEmphasis"/>
+          <w:b w:val="false"/>
+          <w:bCs w:val="false"/>
+        </w:rPr>
+        <w:t>3</w:t>
+      </w:r>
+      <w:r>
+        <w:rPr>
+          <w:rStyle w:val="StrongEmphasis"/>
+          <w:b w:val="false"/>
+          <w:bCs w:val="false"/>
+        </w:rPr>
+        <w:t>44</w:t>
+        <w:br/>
+      </w:r>
+    </w:p>
+    <w:p>
+      <w:pPr>
+        <w:pStyle w:val="TextBody"/>
         <w:rPr/>
-      </w:r>
-    </w:p>
-    <w:p>
-      <w:pPr>
-        <w:pStyle w:val="TextBody"/>
-        <w:rPr>
-          <w:rStyle w:val="StrongEmphasis"/>
-          <w:b w:val="false"/>
-          <w:b w:val="false"/>
-          <w:bCs w:val="false"/>
-        </w:rPr>
-      </w:pPr>
-      <w:r>
+      </w:pPr>
+      <w:r>
+        <w:rPr>
+          <w:b w:val="false"/>
+          <w:bCs w:val="false"/>
+        </w:rPr>
+        <w:t>noise 100% vision</w:t>
+        <w:br/>
+      </w:r>
+      <w:r>
+        <w:rPr>
+          <w:b w:val="false"/>
+          <w:bCs w:val="false"/>
+        </w:rPr>
+        <w:t>b</w:t>
+      </w:r>
+    </w:p>
+    <w:p>
+      <w:pPr>
+        <w:pStyle w:val="TextBody"/>
         <w:rPr/>
+      </w:pPr>
+      <w:r>
+        <w:rPr>
+          <w:rStyle w:val="StrongEmphasis"/>
+          <w:b w:val="false"/>
+          <w:bCs w:val="false"/>
+        </w:rPr>
+        <w:t>Reached 30cm:</w:t>
+      </w:r>
+      <w:r>
+        <w:rPr>
+          <w:b w:val="false"/>
+          <w:bCs w:val="false"/>
+        </w:rPr>
+        <w:t xml:space="preserve"> </w:t>
+      </w:r>
+      <w:r>
+        <w:rPr>
+          <w:rStyle w:val="StrongEmphasis"/>
+          <w:b w:val="false"/>
+          <w:bCs w:val="false"/>
+        </w:rPr>
+        <w:t>2</w:t>
+      </w:r>
+      <w:r>
+        <w:rPr>
+          <w:rStyle w:val="StrongEmphasis"/>
+          <w:b w:val="false"/>
+          <w:bCs w:val="false"/>
+        </w:rPr>
+        <w:t>2</w:t>
+      </w:r>
+      <w:r>
+        <w:rPr>
+          <w:rStyle w:val="StrongEmphasis"/>
+          <w:b w:val="false"/>
+          <w:bCs w:val="false"/>
+        </w:rPr>
+        <w:t>/100 (2</w:t>
+      </w:r>
+      <w:r>
+        <w:rPr>
+          <w:rStyle w:val="StrongEmphasis"/>
+          <w:b w:val="false"/>
+          <w:bCs w:val="false"/>
+        </w:rPr>
+        <w:t>2</w:t>
+      </w:r>
+      <w:r>
+        <w:rPr>
+          <w:rStyle w:val="StrongEmphasis"/>
+          <w:b w:val="false"/>
+          <w:bCs w:val="false"/>
+        </w:rPr>
+        <w:t>%)</w:t>
+      </w:r>
+      <w:r>
+        <w:rPr>
+          <w:b w:val="false"/>
+          <w:bCs w:val="false"/>
+        </w:rPr>
+        <w:br/>
+      </w:r>
+      <w:r>
+        <w:rPr>
+          <w:rStyle w:val="StrongEmphasis"/>
+          <w:b w:val="false"/>
+          <w:bCs w:val="false"/>
+        </w:rPr>
+        <w:t>Avg steps</w:t>
+        <w:noBreakHyphen/>
+        <w:t>to</w:t>
+        <w:noBreakHyphen/>
+        <w:t>30cm over all successes:</w:t>
+      </w:r>
+      <w:r>
+        <w:rPr>
+          <w:b w:val="false"/>
+          <w:bCs w:val="false"/>
+        </w:rPr>
+        <w:t xml:space="preserve"> </w:t>
+      </w:r>
+      <w:r>
+        <w:rPr>
+          <w:rStyle w:val="StrongEmphasis"/>
+          <w:b w:val="false"/>
+          <w:bCs w:val="false"/>
+        </w:rPr>
+        <w:t>6</w:t>
+      </w:r>
+      <w:r>
+        <w:rPr>
+          <w:rStyle w:val="StrongEmphasis"/>
+          <w:b w:val="false"/>
+          <w:bCs w:val="false"/>
+        </w:rPr>
+        <w:t>0</w:t>
+      </w:r>
+      <w:r>
+        <w:rPr>
+          <w:rStyle w:val="StrongEmphasis"/>
+          <w:b w:val="false"/>
+          <w:bCs w:val="false"/>
+        </w:rPr>
+        <w:t>.61</w:t>
+      </w:r>
+      <w:r>
+        <w:rPr>
+          <w:b w:val="false"/>
+          <w:bCs w:val="false"/>
+        </w:rPr>
+        <w:br/>
+      </w:r>
+      <w:r>
+        <w:rPr>
+          <w:rStyle w:val="StrongEmphasis"/>
+          <w:b w:val="false"/>
+          <w:bCs w:val="false"/>
+        </w:rPr>
+        <w:t>Mean reward per env (averaged over episodes):</w:t>
+      </w:r>
+      <w:r>
+        <w:rPr>
+          <w:b w:val="false"/>
+          <w:bCs w:val="false"/>
+        </w:rPr>
+        <w:t xml:space="preserve"> </w:t>
+      </w:r>
+      <w:r>
+        <w:rPr>
+          <w:rStyle w:val="StrongEmphasis"/>
+          <w:b w:val="false"/>
+          <w:bCs w:val="false"/>
+        </w:rPr>
+        <w:t>1</w:t>
+      </w:r>
+      <w:r>
+        <w:rPr>
+          <w:rStyle w:val="StrongEmphasis"/>
+          <w:b w:val="false"/>
+          <w:bCs w:val="false"/>
+        </w:rPr>
+        <w:t>3</w:t>
+      </w:r>
+      <w:r>
+        <w:rPr>
+          <w:rStyle w:val="StrongEmphasis"/>
+          <w:b w:val="false"/>
+          <w:bCs w:val="false"/>
+        </w:rPr>
+        <w:t>.</w:t>
+      </w:r>
+      <w:r>
+        <w:rPr>
+          <w:rStyle w:val="StrongEmphasis"/>
+          <w:b w:val="false"/>
+          <w:bCs w:val="false"/>
+        </w:rPr>
+        <w:t>0</w:t>
+      </w:r>
+      <w:r>
+        <w:rPr>
+          <w:rStyle w:val="StrongEmphasis"/>
+          <w:b w:val="false"/>
+          <w:bCs w:val="false"/>
+        </w:rPr>
+        <w:t>97</w:t>
+      </w:r>
+    </w:p>
+    <w:p>
+      <w:pPr>
+        <w:pStyle w:val="TextBody"/>
+        <w:rPr>
+          <w:rStyle w:val="StrongEmphasis"/>
+          <w:b w:val="false"/>
+          <w:b w:val="false"/>
+          <w:bCs w:val="false"/>
+        </w:rPr>
+      </w:pPr>
+      <w:r>
+        <w:rPr>
+          <w:b w:val="false"/>
+          <w:bCs w:val="false"/>
+          <w:sz w:val="20"/>
+          <w:szCs w:val="20"/>
+          <w:lang w:val="en-US"/>
+        </w:rPr>
+      </w:r>
+    </w:p>
+    <w:p>
+      <w:pPr>
+        <w:pStyle w:val="Normal"/>
+        <w:rPr>
+          <w:sz w:val="24"/>
+          <w:szCs w:val="24"/>
+          <w:highlight w:val="none"/>
+          <w:shd w:fill="auto" w:val="clear"/>
+        </w:rPr>
+      </w:pPr>
+      <w:r>
+        <w:rPr>
+          <w:b/>
+          <w:bCs/>
+          <w:sz w:val="24"/>
+          <w:szCs w:val="24"/>
+          <w:shd w:fill="auto" w:val="clear"/>
+          <w:lang w:val="en-US"/>
+        </w:rPr>
+        <w:t xml:space="preserve">Two objects </w:t>
       </w:r>
     </w:p>
     <w:p>
@@ -6729,6 +6080,963 @@
           <w:rStyle w:val="StrongEmphasis"/>
           <w:b w:val="false"/>
           <w:bCs w:val="false"/>
+          <w:sz w:val="24"/>
+          <w:szCs w:val="24"/>
+          <w:shd w:fill="auto" w:val="clear"/>
+          <w:lang w:val="en-US"/>
+        </w:rPr>
+        <w:t>Reached 30cm: 27/100 (27.0%)</w:t>
+      </w:r>
+    </w:p>
+    <w:p>
+      <w:pPr>
+        <w:pStyle w:val="TextBody"/>
+        <w:rPr/>
+      </w:pPr>
+      <w:r>
+        <w:rPr>
+          <w:rStyle w:val="StrongEmphasis"/>
+          <w:b w:val="false"/>
+          <w:bCs w:val="false"/>
+        </w:rPr>
+        <w:t>Avg steps-to-30cm (success only)</w:t>
+      </w:r>
+      <w:r>
+        <w:rPr>
+          <w:b w:val="false"/>
+          <w:bCs w:val="false"/>
+        </w:rPr>
+        <w:t>: 73.9</w:t>
+      </w:r>
+    </w:p>
+    <w:p>
+      <w:pPr>
+        <w:pStyle w:val="TextBody"/>
+        <w:rPr/>
+      </w:pPr>
+      <w:r>
+        <w:rPr>
+          <w:rStyle w:val="StrongEmphasis"/>
+          <w:b w:val="false"/>
+          <w:bCs w:val="false"/>
+        </w:rPr>
+        <w:t>Mean reward per env</w:t>
+      </w:r>
+      <w:r>
+        <w:rPr>
+          <w:b w:val="false"/>
+          <w:bCs w:val="false"/>
+        </w:rPr>
+        <w:t>: 12.66</w:t>
+      </w:r>
+    </w:p>
+    <w:p>
+      <w:pPr>
+        <w:pStyle w:val="TextBody"/>
+        <w:rPr>
+          <w:b w:val="false"/>
+          <w:b w:val="false"/>
+          <w:bCs w:val="false"/>
+          <w:sz w:val="24"/>
+          <w:szCs w:val="24"/>
+          <w:highlight w:val="none"/>
+          <w:shd w:fill="auto" w:val="clear"/>
+        </w:rPr>
+      </w:pPr>
+      <w:r>
+        <w:rPr>
+          <w:rStyle w:val="StrongEmphasis"/>
+          <w:sz w:val="20"/>
+          <w:szCs w:val="20"/>
+          <w:shd w:fill="auto" w:val="clear"/>
+          <w:lang w:val="en-US"/>
+        </w:rPr>
+        <w:t>Cube, steady tone</w:t>
+      </w:r>
+    </w:p>
+    <w:p>
+      <w:pPr>
+        <w:pStyle w:val="TextBody"/>
+        <w:numPr>
+          <w:ilvl w:val="0"/>
+          <w:numId w:val="10"/>
+        </w:numPr>
+        <w:tabs>
+          <w:tab w:val="clear" w:pos="708"/>
+          <w:tab w:val="left" w:pos="0" w:leader="none"/>
+        </w:tabs>
+        <w:ind w:left="709" w:hanging="283"/>
+        <w:rPr>
+          <w:sz w:val="20"/>
+          <w:szCs w:val="20"/>
+        </w:rPr>
+      </w:pPr>
+      <w:r>
+        <w:rPr>
+          <w:sz w:val="20"/>
+          <w:szCs w:val="20"/>
+        </w:rPr>
+        <w:t>Episodes: ~70</w:t>
+      </w:r>
+    </w:p>
+    <w:p>
+      <w:pPr>
+        <w:pStyle w:val="TextBody"/>
+        <w:numPr>
+          <w:ilvl w:val="0"/>
+          <w:numId w:val="10"/>
+        </w:numPr>
+        <w:tabs>
+          <w:tab w:val="clear" w:pos="708"/>
+          <w:tab w:val="left" w:pos="0" w:leader="none"/>
+        </w:tabs>
+        <w:ind w:left="709" w:hanging="283"/>
+        <w:rPr>
+          <w:sz w:val="20"/>
+          <w:szCs w:val="20"/>
+        </w:rPr>
+      </w:pPr>
+      <w:r>
+        <w:rPr>
+          <w:sz w:val="20"/>
+          <w:szCs w:val="20"/>
+        </w:rPr>
+        <w:t>Successes: 20 / 70 → 28.6%</w:t>
+      </w:r>
+    </w:p>
+    <w:p>
+      <w:pPr>
+        <w:pStyle w:val="TextBody"/>
+        <w:numPr>
+          <w:ilvl w:val="0"/>
+          <w:numId w:val="10"/>
+        </w:numPr>
+        <w:tabs>
+          <w:tab w:val="clear" w:pos="708"/>
+          <w:tab w:val="left" w:pos="0" w:leader="none"/>
+        </w:tabs>
+        <w:ind w:left="709" w:hanging="283"/>
+        <w:rPr>
+          <w:sz w:val="20"/>
+          <w:szCs w:val="20"/>
+        </w:rPr>
+      </w:pPr>
+      <w:r>
+        <w:rPr>
+          <w:sz w:val="20"/>
+          <w:szCs w:val="20"/>
+        </w:rPr>
+        <w:t>Avg steps-to-30cm (successful only): ~71</w:t>
+      </w:r>
+    </w:p>
+    <w:p>
+      <w:pPr>
+        <w:pStyle w:val="TextBody"/>
+        <w:numPr>
+          <w:ilvl w:val="0"/>
+          <w:numId w:val="10"/>
+        </w:numPr>
+        <w:tabs>
+          <w:tab w:val="clear" w:pos="708"/>
+          <w:tab w:val="left" w:pos="0" w:leader="none"/>
+        </w:tabs>
+        <w:ind w:left="709" w:hanging="283"/>
+        <w:rPr>
+          <w:sz w:val="20"/>
+          <w:szCs w:val="20"/>
+        </w:rPr>
+      </w:pPr>
+      <w:r>
+        <w:rPr>
+          <w:sz w:val="20"/>
+          <w:szCs w:val="20"/>
+        </w:rPr>
+        <w:t>Mean reward: ~13.2</w:t>
+      </w:r>
+    </w:p>
+    <w:p>
+      <w:pPr>
+        <w:pStyle w:val="TextBody"/>
+        <w:rPr/>
+      </w:pPr>
+      <w:r>
+        <w:rPr>
+          <w:rStyle w:val="StrongEmphasis"/>
+          <w:sz w:val="20"/>
+          <w:szCs w:val="20"/>
+        </w:rPr>
+        <w:t>Sphere, sweeping chirp 600→2400 Hz</w:t>
+      </w:r>
+    </w:p>
+    <w:p>
+      <w:pPr>
+        <w:pStyle w:val="TextBody"/>
+        <w:numPr>
+          <w:ilvl w:val="0"/>
+          <w:numId w:val="19"/>
+        </w:numPr>
+        <w:tabs>
+          <w:tab w:val="clear" w:pos="708"/>
+          <w:tab w:val="left" w:pos="0" w:leader="none"/>
+        </w:tabs>
+        <w:ind w:left="709" w:hanging="283"/>
+        <w:rPr>
+          <w:sz w:val="20"/>
+          <w:szCs w:val="20"/>
+        </w:rPr>
+      </w:pPr>
+      <w:r>
+        <w:rPr>
+          <w:sz w:val="20"/>
+          <w:szCs w:val="20"/>
+        </w:rPr>
+        <w:t>Episodes: ~30</w:t>
+      </w:r>
+    </w:p>
+    <w:p>
+      <w:pPr>
+        <w:pStyle w:val="TextBody"/>
+        <w:numPr>
+          <w:ilvl w:val="0"/>
+          <w:numId w:val="19"/>
+        </w:numPr>
+        <w:tabs>
+          <w:tab w:val="clear" w:pos="708"/>
+          <w:tab w:val="left" w:pos="0" w:leader="none"/>
+        </w:tabs>
+        <w:ind w:left="709" w:hanging="283"/>
+        <w:rPr>
+          <w:sz w:val="20"/>
+          <w:szCs w:val="20"/>
+        </w:rPr>
+      </w:pPr>
+      <w:r>
+        <w:rPr>
+          <w:sz w:val="20"/>
+          <w:szCs w:val="20"/>
+        </w:rPr>
+        <w:t>Successes: 7 / 30 → 23.3%</w:t>
+      </w:r>
+    </w:p>
+    <w:p>
+      <w:pPr>
+        <w:pStyle w:val="TextBody"/>
+        <w:numPr>
+          <w:ilvl w:val="0"/>
+          <w:numId w:val="19"/>
+        </w:numPr>
+        <w:tabs>
+          <w:tab w:val="clear" w:pos="708"/>
+          <w:tab w:val="left" w:pos="0" w:leader="none"/>
+        </w:tabs>
+        <w:ind w:left="709" w:hanging="283"/>
+        <w:rPr>
+          <w:sz w:val="20"/>
+          <w:szCs w:val="20"/>
+        </w:rPr>
+      </w:pPr>
+      <w:r>
+        <w:rPr>
+          <w:sz w:val="20"/>
+          <w:szCs w:val="20"/>
+        </w:rPr>
+        <w:t>Avg steps-to-30cm (successful only): ~82</w:t>
+      </w:r>
+    </w:p>
+    <w:p>
+      <w:pPr>
+        <w:pStyle w:val="TextBody"/>
+        <w:numPr>
+          <w:ilvl w:val="0"/>
+          <w:numId w:val="19"/>
+        </w:numPr>
+        <w:tabs>
+          <w:tab w:val="clear" w:pos="708"/>
+          <w:tab w:val="left" w:pos="0" w:leader="none"/>
+        </w:tabs>
+        <w:ind w:left="709" w:hanging="283"/>
+        <w:rPr>
+          <w:sz w:val="20"/>
+          <w:szCs w:val="20"/>
+        </w:rPr>
+      </w:pPr>
+      <w:r>
+        <w:rPr>
+          <w:sz w:val="20"/>
+          <w:szCs w:val="20"/>
+        </w:rPr>
+        <w:t>Mean reward: ~11.2</w:t>
+      </w:r>
+    </w:p>
+    <w:p>
+      <w:pPr>
+        <w:pStyle w:val="Normal"/>
+        <w:rPr>
+          <w:rStyle w:val="StrongEmphasis"/>
+          <w:b w:val="false"/>
+          <w:b w:val="false"/>
+          <w:bCs w:val="false"/>
+          <w:lang w:val="en-US"/>
+        </w:rPr>
+      </w:pPr>
+      <w:r>
+        <w:rPr>
+          <w:b w:val="false"/>
+          <w:bCs w:val="false"/>
+          <w:lang w:val="en-US"/>
+        </w:rPr>
+      </w:r>
+    </w:p>
+    <w:p>
+      <w:pPr>
+        <w:pStyle w:val="Normal"/>
+        <w:rPr>
+          <w:sz w:val="24"/>
+          <w:szCs w:val="24"/>
+          <w:highlight w:val="none"/>
+          <w:shd w:fill="auto" w:val="clear"/>
+        </w:rPr>
+      </w:pPr>
+      <w:r>
+        <w:rPr>
+          <w:b/>
+          <w:bCs/>
+          <w:sz w:val="24"/>
+          <w:szCs w:val="24"/>
+          <w:shd w:fill="auto" w:val="clear"/>
+          <w:lang w:val="en-US"/>
+        </w:rPr>
+        <w:t xml:space="preserve">Three objects </w:t>
+      </w:r>
+    </w:p>
+    <w:p>
+      <w:pPr>
+        <w:pStyle w:val="TextBody"/>
+        <w:rPr/>
+      </w:pPr>
+      <w:r>
+        <w:rPr>
+          <w:rStyle w:val="StrongEmphasis"/>
+          <w:b w:val="false"/>
+          <w:bCs w:val="false"/>
+          <w:sz w:val="24"/>
+          <w:szCs w:val="24"/>
+          <w:shd w:fill="auto" w:val="clear"/>
+          <w:lang w:val="en-US"/>
+        </w:rPr>
+        <w:t xml:space="preserve">Reached 30cm: 32/100 (32.0%) </w:t>
+      </w:r>
+    </w:p>
+    <w:p>
+      <w:pPr>
+        <w:pStyle w:val="TextBody"/>
+        <w:rPr/>
+      </w:pPr>
+      <w:r>
+        <w:rPr>
+          <w:rStyle w:val="StrongEmphasis"/>
+          <w:b w:val="false"/>
+          <w:bCs w:val="false"/>
+          <w:sz w:val="24"/>
+          <w:szCs w:val="24"/>
+          <w:shd w:fill="auto" w:val="clear"/>
+          <w:lang w:val="en-US"/>
+        </w:rPr>
+        <w:t xml:space="preserve">Avg steps-to-30cm over all successes: 64.1 </w:t>
+      </w:r>
+    </w:p>
+    <w:p>
+      <w:pPr>
+        <w:pStyle w:val="TextBody"/>
+        <w:rPr/>
+      </w:pPr>
+      <w:r>
+        <w:rPr>
+          <w:rStyle w:val="StrongEmphasis"/>
+          <w:b w:val="false"/>
+          <w:bCs w:val="false"/>
+          <w:sz w:val="24"/>
+          <w:szCs w:val="24"/>
+          <w:shd w:fill="auto" w:val="clear"/>
+          <w:lang w:val="en-US"/>
+        </w:rPr>
+        <w:t>Mean reward per env (averaged over episodes): 16</w:t>
+      </w:r>
+    </w:p>
+    <w:p>
+      <w:pPr>
+        <w:pStyle w:val="TextBody"/>
+        <w:rPr>
+          <w:b w:val="false"/>
+          <w:b w:val="false"/>
+          <w:bCs w:val="false"/>
+          <w:sz w:val="24"/>
+          <w:szCs w:val="24"/>
+          <w:highlight w:val="none"/>
+          <w:shd w:fill="auto" w:val="clear"/>
+        </w:rPr>
+      </w:pPr>
+      <w:r>
+        <w:rPr>
+          <w:rStyle w:val="StrongEmphasis"/>
+          <w:sz w:val="20"/>
+          <w:szCs w:val="20"/>
+          <w:shd w:fill="auto" w:val="clear"/>
+          <w:lang w:val="en-US"/>
+        </w:rPr>
+        <w:t>Cube, Steady tone</w:t>
+      </w:r>
+    </w:p>
+    <w:p>
+      <w:pPr>
+        <w:pStyle w:val="TextBody"/>
+        <w:numPr>
+          <w:ilvl w:val="0"/>
+          <w:numId w:val="20"/>
+        </w:numPr>
+        <w:tabs>
+          <w:tab w:val="clear" w:pos="708"/>
+          <w:tab w:val="left" w:pos="0" w:leader="none"/>
+        </w:tabs>
+        <w:ind w:left="709" w:hanging="283"/>
+        <w:rPr>
+          <w:sz w:val="20"/>
+          <w:szCs w:val="20"/>
+        </w:rPr>
+      </w:pPr>
+      <w:r>
+        <w:rPr>
+          <w:sz w:val="20"/>
+          <w:szCs w:val="20"/>
+        </w:rPr>
+        <w:t>Episodes: ~39</w:t>
+      </w:r>
+    </w:p>
+    <w:p>
+      <w:pPr>
+        <w:pStyle w:val="TextBody"/>
+        <w:numPr>
+          <w:ilvl w:val="0"/>
+          <w:numId w:val="20"/>
+        </w:numPr>
+        <w:tabs>
+          <w:tab w:val="clear" w:pos="708"/>
+          <w:tab w:val="left" w:pos="0" w:leader="none"/>
+        </w:tabs>
+        <w:ind w:left="709" w:hanging="283"/>
+        <w:rPr>
+          <w:sz w:val="20"/>
+          <w:szCs w:val="20"/>
+        </w:rPr>
+      </w:pPr>
+      <w:r>
+        <w:rPr>
+          <w:sz w:val="20"/>
+          <w:szCs w:val="20"/>
+        </w:rPr>
+        <w:t>Successes: 7 / 39 → 18%</w:t>
+      </w:r>
+    </w:p>
+    <w:p>
+      <w:pPr>
+        <w:pStyle w:val="TextBody"/>
+        <w:numPr>
+          <w:ilvl w:val="0"/>
+          <w:numId w:val="20"/>
+        </w:numPr>
+        <w:tabs>
+          <w:tab w:val="clear" w:pos="708"/>
+          <w:tab w:val="left" w:pos="0" w:leader="none"/>
+        </w:tabs>
+        <w:ind w:left="709" w:hanging="283"/>
+        <w:rPr>
+          <w:sz w:val="20"/>
+          <w:szCs w:val="20"/>
+        </w:rPr>
+      </w:pPr>
+      <w:r>
+        <w:rPr>
+          <w:sz w:val="20"/>
+          <w:szCs w:val="20"/>
+        </w:rPr>
+        <w:t>Avg steps-to-30cm (successful only): ~67</w:t>
+      </w:r>
+    </w:p>
+    <w:p>
+      <w:pPr>
+        <w:pStyle w:val="TextBody"/>
+        <w:numPr>
+          <w:ilvl w:val="0"/>
+          <w:numId w:val="20"/>
+        </w:numPr>
+        <w:tabs>
+          <w:tab w:val="clear" w:pos="708"/>
+          <w:tab w:val="left" w:pos="0" w:leader="none"/>
+        </w:tabs>
+        <w:ind w:left="709" w:hanging="283"/>
+        <w:rPr>
+          <w:sz w:val="20"/>
+          <w:szCs w:val="20"/>
+        </w:rPr>
+      </w:pPr>
+      <w:r>
+        <w:rPr>
+          <w:sz w:val="20"/>
+          <w:szCs w:val="20"/>
+        </w:rPr>
+        <w:t>Mean reward: ~15.2</w:t>
+      </w:r>
+    </w:p>
+    <w:p>
+      <w:pPr>
+        <w:pStyle w:val="TextBody"/>
+        <w:rPr/>
+      </w:pPr>
+      <w:r>
+        <w:rPr>
+          <w:rStyle w:val="StrongEmphasis"/>
+          <w:sz w:val="20"/>
+          <w:szCs w:val="20"/>
+        </w:rPr>
+        <w:t>Sphere, S chirp</w:t>
+      </w:r>
+    </w:p>
+    <w:p>
+      <w:pPr>
+        <w:pStyle w:val="TextBody"/>
+        <w:numPr>
+          <w:ilvl w:val="0"/>
+          <w:numId w:val="21"/>
+        </w:numPr>
+        <w:tabs>
+          <w:tab w:val="clear" w:pos="708"/>
+          <w:tab w:val="left" w:pos="0" w:leader="none"/>
+        </w:tabs>
+        <w:ind w:left="709" w:hanging="283"/>
+        <w:rPr>
+          <w:sz w:val="20"/>
+          <w:szCs w:val="20"/>
+        </w:rPr>
+      </w:pPr>
+      <w:r>
+        <w:rPr>
+          <w:sz w:val="20"/>
+          <w:szCs w:val="20"/>
+        </w:rPr>
+        <w:t>Episodes: ~32</w:t>
+      </w:r>
+    </w:p>
+    <w:p>
+      <w:pPr>
+        <w:pStyle w:val="TextBody"/>
+        <w:numPr>
+          <w:ilvl w:val="0"/>
+          <w:numId w:val="21"/>
+        </w:numPr>
+        <w:tabs>
+          <w:tab w:val="clear" w:pos="708"/>
+          <w:tab w:val="left" w:pos="0" w:leader="none"/>
+        </w:tabs>
+        <w:ind w:left="709" w:hanging="283"/>
+        <w:rPr>
+          <w:sz w:val="20"/>
+          <w:szCs w:val="20"/>
+        </w:rPr>
+      </w:pPr>
+      <w:r>
+        <w:rPr>
+          <w:sz w:val="20"/>
+          <w:szCs w:val="20"/>
+        </w:rPr>
+        <w:t>Successes: 11 / 32 → 34.4%</w:t>
+      </w:r>
+    </w:p>
+    <w:p>
+      <w:pPr>
+        <w:pStyle w:val="TextBody"/>
+        <w:numPr>
+          <w:ilvl w:val="0"/>
+          <w:numId w:val="21"/>
+        </w:numPr>
+        <w:tabs>
+          <w:tab w:val="clear" w:pos="708"/>
+          <w:tab w:val="left" w:pos="0" w:leader="none"/>
+        </w:tabs>
+        <w:ind w:left="709" w:hanging="283"/>
+        <w:rPr>
+          <w:sz w:val="20"/>
+          <w:szCs w:val="20"/>
+        </w:rPr>
+      </w:pPr>
+      <w:r>
+        <w:rPr>
+          <w:sz w:val="20"/>
+          <w:szCs w:val="20"/>
+        </w:rPr>
+        <w:t>Avg steps-to-30cm (successful only): ~72</w:t>
+      </w:r>
+    </w:p>
+    <w:p>
+      <w:pPr>
+        <w:pStyle w:val="TextBody"/>
+        <w:numPr>
+          <w:ilvl w:val="0"/>
+          <w:numId w:val="21"/>
+        </w:numPr>
+        <w:tabs>
+          <w:tab w:val="clear" w:pos="708"/>
+          <w:tab w:val="left" w:pos="0" w:leader="none"/>
+        </w:tabs>
+        <w:ind w:left="709" w:hanging="283"/>
+        <w:rPr>
+          <w:sz w:val="20"/>
+          <w:szCs w:val="20"/>
+        </w:rPr>
+      </w:pPr>
+      <w:r>
+        <w:rPr>
+          <w:sz w:val="20"/>
+          <w:szCs w:val="20"/>
+        </w:rPr>
+        <w:t>Mean reward: ~18.0</w:t>
+      </w:r>
+    </w:p>
+    <w:p>
+      <w:pPr>
+        <w:pStyle w:val="TextBody"/>
+        <w:rPr/>
+      </w:pPr>
+      <w:r>
+        <w:rPr>
+          <w:rStyle w:val="StrongEmphasis"/>
+          <w:sz w:val="20"/>
+          <w:szCs w:val="20"/>
+        </w:rPr>
+        <w:t>Bunny, 1.5 kHz tone with 8 Hz tremolo</w:t>
+      </w:r>
+    </w:p>
+    <w:p>
+      <w:pPr>
+        <w:pStyle w:val="TextBody"/>
+        <w:numPr>
+          <w:ilvl w:val="0"/>
+          <w:numId w:val="22"/>
+        </w:numPr>
+        <w:tabs>
+          <w:tab w:val="clear" w:pos="708"/>
+          <w:tab w:val="left" w:pos="0" w:leader="none"/>
+        </w:tabs>
+        <w:ind w:left="709" w:hanging="283"/>
+        <w:rPr>
+          <w:sz w:val="20"/>
+          <w:szCs w:val="20"/>
+        </w:rPr>
+      </w:pPr>
+      <w:r>
+        <w:rPr>
+          <w:sz w:val="20"/>
+          <w:szCs w:val="20"/>
+        </w:rPr>
+        <w:t>Episodes: ~28</w:t>
+      </w:r>
+    </w:p>
+    <w:p>
+      <w:pPr>
+        <w:pStyle w:val="TextBody"/>
+        <w:numPr>
+          <w:ilvl w:val="0"/>
+          <w:numId w:val="22"/>
+        </w:numPr>
+        <w:tabs>
+          <w:tab w:val="clear" w:pos="708"/>
+          <w:tab w:val="left" w:pos="0" w:leader="none"/>
+        </w:tabs>
+        <w:ind w:left="709" w:hanging="283"/>
+        <w:rPr>
+          <w:sz w:val="20"/>
+          <w:szCs w:val="20"/>
+        </w:rPr>
+      </w:pPr>
+      <w:r>
+        <w:rPr>
+          <w:sz w:val="20"/>
+          <w:szCs w:val="20"/>
+        </w:rPr>
+        <w:t>Successes: 13 / 28 → 46.4%</w:t>
+      </w:r>
+    </w:p>
+    <w:p>
+      <w:pPr>
+        <w:pStyle w:val="TextBody"/>
+        <w:numPr>
+          <w:ilvl w:val="0"/>
+          <w:numId w:val="22"/>
+        </w:numPr>
+        <w:tabs>
+          <w:tab w:val="clear" w:pos="708"/>
+          <w:tab w:val="left" w:pos="0" w:leader="none"/>
+        </w:tabs>
+        <w:ind w:left="709" w:hanging="283"/>
+        <w:rPr>
+          <w:sz w:val="20"/>
+          <w:szCs w:val="20"/>
+        </w:rPr>
+      </w:pPr>
+      <w:r>
+        <w:rPr>
+          <w:sz w:val="20"/>
+          <w:szCs w:val="20"/>
+        </w:rPr>
+        <w:t>Avg steps-to-30cm (successful only): ~56</w:t>
+      </w:r>
+    </w:p>
+    <w:p>
+      <w:pPr>
+        <w:pStyle w:val="TextBody"/>
+        <w:numPr>
+          <w:ilvl w:val="0"/>
+          <w:numId w:val="22"/>
+        </w:numPr>
+        <w:tabs>
+          <w:tab w:val="clear" w:pos="708"/>
+          <w:tab w:val="left" w:pos="0" w:leader="none"/>
+        </w:tabs>
+        <w:ind w:left="709" w:hanging="283"/>
+        <w:rPr>
+          <w:sz w:val="20"/>
+          <w:szCs w:val="20"/>
+        </w:rPr>
+      </w:pPr>
+      <w:r>
+        <w:rPr>
+          <w:sz w:val="20"/>
+          <w:szCs w:val="20"/>
+        </w:rPr>
+        <w:t>Mean reward: ~15.</w:t>
+      </w:r>
+    </w:p>
+    <w:p>
+      <w:pPr>
+        <w:pStyle w:val="TextBody"/>
+        <w:rPr>
+          <w:rStyle w:val="StrongEmphasis"/>
+          <w:b w:val="false"/>
+          <w:b w:val="false"/>
+          <w:bCs w:val="false"/>
+          <w:sz w:val="24"/>
+          <w:szCs w:val="24"/>
+          <w:highlight w:val="none"/>
+          <w:shd w:fill="auto" w:val="clear"/>
+          <w:lang w:val="en-US"/>
+        </w:rPr>
+      </w:pPr>
+      <w:r>
+        <w:rPr>
+          <w:b w:val="false"/>
+          <w:bCs w:val="false"/>
+          <w:sz w:val="24"/>
+          <w:szCs w:val="24"/>
+          <w:shd w:fill="auto" w:val="clear"/>
+          <w:lang w:val="en-US"/>
+        </w:rPr>
+      </w:r>
+    </w:p>
+    <w:p>
+      <w:pPr>
+        <w:pStyle w:val="Normal"/>
+        <w:rPr>
+          <w:sz w:val="24"/>
+          <w:szCs w:val="24"/>
+          <w:highlight w:val="none"/>
+          <w:shd w:fill="auto" w:val="clear"/>
+        </w:rPr>
+      </w:pPr>
+      <w:r>
+        <w:rPr>
+          <w:b/>
+          <w:bCs/>
+          <w:sz w:val="24"/>
+          <w:szCs w:val="24"/>
+          <w:shd w:fill="auto" w:val="clear"/>
+          <w:lang w:val="en-US"/>
+        </w:rPr>
+        <w:t xml:space="preserve">Four objects </w:t>
+      </w:r>
+    </w:p>
+    <w:p>
+      <w:pPr>
+        <w:pStyle w:val="Normal"/>
+        <w:rPr>
+          <w:b w:val="false"/>
+          <w:b w:val="false"/>
+          <w:bCs w:val="false"/>
+        </w:rPr>
+      </w:pPr>
+      <w:r>
+        <w:rPr>
+          <w:b w:val="false"/>
+          <w:bCs w:val="false"/>
+          <w:sz w:val="24"/>
+          <w:szCs w:val="24"/>
+          <w:shd w:fill="auto" w:val="clear"/>
+          <w:lang w:val="en-US"/>
+        </w:rPr>
+        <w:t>model a</w:t>
+      </w:r>
+    </w:p>
+    <w:p>
+      <w:pPr>
+        <w:pStyle w:val="TextBody"/>
+        <w:rPr/>
+      </w:pPr>
+      <w:r>
+        <w:rPr>
+          <w:rStyle w:val="StrongEmphasis"/>
+          <w:b w:val="false"/>
+          <w:bCs w:val="false"/>
+          <w:sz w:val="24"/>
+          <w:szCs w:val="24"/>
+          <w:shd w:fill="auto" w:val="clear"/>
+          <w:lang w:val="en-US"/>
+        </w:rPr>
+        <w:t>Reached 30 cm: 25 / 100 → 25.0%</w:t>
+      </w:r>
+    </w:p>
+    <w:p>
+      <w:pPr>
+        <w:pStyle w:val="TextBody"/>
+        <w:rPr/>
+      </w:pPr>
+      <w:r>
+        <w:rPr>
+          <w:rStyle w:val="StrongEmphasis"/>
+          <w:b w:val="false"/>
+          <w:bCs w:val="false"/>
+        </w:rPr>
+        <w:t>Avg steps-to-30 cm (success only):</w:t>
+      </w:r>
+      <w:r>
+        <w:rPr>
+          <w:b w:val="false"/>
+          <w:bCs w:val="false"/>
+        </w:rPr>
+        <w:t xml:space="preserve"> 65.6</w:t>
+      </w:r>
+    </w:p>
+    <w:p>
+      <w:pPr>
+        <w:pStyle w:val="TextBody"/>
+        <w:rPr/>
+      </w:pPr>
+      <w:r>
+        <w:rPr>
+          <w:rStyle w:val="StrongEmphasis"/>
+          <w:b w:val="false"/>
+          <w:bCs w:val="false"/>
+        </w:rPr>
+        <w:t>Mean reward (all episodes):</w:t>
+      </w:r>
+      <w:r>
+        <w:rPr>
+          <w:b w:val="false"/>
+          <w:bCs w:val="false"/>
+        </w:rPr>
+        <w:t xml:space="preserve"> ~16.3</w:t>
+      </w:r>
+    </w:p>
+    <w:p>
+      <w:pPr>
+        <w:pStyle w:val="TextBody"/>
+        <w:rPr/>
+      </w:pPr>
+      <w:r>
+        <w:rPr>
+          <w:b w:val="false"/>
+          <w:bCs w:val="false"/>
+        </w:rPr>
+        <w:t>b</w:t>
+      </w:r>
+    </w:p>
+    <w:p>
+      <w:pPr>
+        <w:pStyle w:val="TextBody"/>
+        <w:rPr/>
+      </w:pPr>
+      <w:r>
+        <w:rPr>
+          <w:rStyle w:val="StrongEmphasis"/>
+          <w:b w:val="false"/>
+          <w:bCs w:val="false"/>
+        </w:rPr>
+        <w:t>Reached 30cm: 47/100 (47.0%)</w:t>
+      </w:r>
+    </w:p>
+    <w:p>
+      <w:pPr>
+        <w:pStyle w:val="TextBody"/>
+        <w:rPr/>
+      </w:pPr>
+      <w:r>
+        <w:rPr>
+          <w:rStyle w:val="StrongEmphasis"/>
+          <w:b w:val="false"/>
+          <w:bCs w:val="false"/>
+        </w:rPr>
+        <w:t>Avg steps-to-30cm over all successes: 69.3</w:t>
+      </w:r>
+    </w:p>
+    <w:p>
+      <w:pPr>
+        <w:pStyle w:val="TextBody"/>
+        <w:rPr/>
+      </w:pPr>
+      <w:r>
+        <w:rPr>
+          <w:rStyle w:val="StrongEmphasis"/>
+          <w:b w:val="false"/>
+          <w:bCs w:val="false"/>
+        </w:rPr>
+        <w:t>Mean reward per env (averaged over episodes): 18.512</w:t>
+      </w:r>
+    </w:p>
+    <w:p>
+      <w:pPr>
+        <w:pStyle w:val="TextBody"/>
+        <w:rPr>
+          <w:rStyle w:val="StrongEmphasis"/>
+          <w:b w:val="false"/>
+          <w:b w:val="false"/>
+          <w:bCs w:val="false"/>
+        </w:rPr>
+      </w:pPr>
+      <w:r>
+        <w:rPr/>
+      </w:r>
+    </w:p>
+    <w:p>
+      <w:pPr>
+        <w:pStyle w:val="TextBody"/>
+        <w:rPr>
+          <w:rStyle w:val="StrongEmphasis"/>
+          <w:b w:val="false"/>
+          <w:b w:val="false"/>
+          <w:bCs w:val="false"/>
+        </w:rPr>
+      </w:pPr>
+      <w:r>
+        <w:rPr/>
+      </w:r>
+    </w:p>
+    <w:p>
+      <w:pPr>
+        <w:pStyle w:val="TextBody"/>
+        <w:rPr/>
+      </w:pPr>
+      <w:r>
+        <w:rPr>
+          <w:rStyle w:val="StrongEmphasis"/>
+          <w:b w:val="false"/>
+          <w:bCs w:val="false"/>
         </w:rPr>
         <w:t xml:space="preserve">noise </w:t>
       </w:r>
@@ -6739,20 +7047,6 @@
           <w:bCs w:val="false"/>
         </w:rPr>
         <w:t>100% audio</w:t>
-      </w:r>
-    </w:p>
-    <w:p>
-      <w:pPr>
-        <w:pStyle w:val="TextBody"/>
-        <w:rPr/>
-      </w:pPr>
-      <w:r>
-        <w:rPr>
-          <w:rStyle w:val="StrongEmphasis"/>
-          <w:b w:val="false"/>
-          <w:bCs w:val="false"/>
-        </w:rPr>
-        <w:t>same model</w:t>
       </w:r>
     </w:p>
     <w:p>
@@ -6799,22 +7093,57 @@
     <w:p>
       <w:pPr>
         <w:pStyle w:val="TextBody"/>
+        <w:rPr>
+          <w:rStyle w:val="StrongEmphasis"/>
+          <w:b w:val="false"/>
+          <w:b w:val="false"/>
+          <w:bCs w:val="false"/>
+        </w:rPr>
+      </w:pPr>
+      <w:r>
         <w:rPr/>
-      </w:pPr>
-      <w:r>
-        <w:rPr>
-          <w:rStyle w:val="StrongEmphasis"/>
+      </w:r>
+    </w:p>
+    <w:p>
+      <w:pPr>
+        <w:pStyle w:val="TextBody"/>
+        <w:rPr>
+          <w:rStyle w:val="StrongEmphasis"/>
+          <w:b w:val="false"/>
+          <w:b w:val="false"/>
+          <w:bCs w:val="false"/>
+        </w:rPr>
+      </w:pPr>
+      <w:r>
+        <w:rPr/>
+      </w:r>
+    </w:p>
+    <w:p>
+      <w:pPr>
+        <w:pStyle w:val="TextBody"/>
+        <w:rPr/>
+      </w:pPr>
+      <w:r>
+        <w:rPr>
+          <w:b w:val="false"/>
+          <w:bCs w:val="false"/>
+        </w:rPr>
+        <w:t>noise 100% vision</w:t>
+        <w:br/>
+      </w:r>
+      <w:r>
+        <w:rPr>
           <w:b w:val="false"/>
           <w:bCs w:val="false"/>
         </w:rPr>
         <w:t>b</w:t>
       </w:r>
-      <w:r>
-        <w:rPr>
-          <w:rStyle w:val="StrongEmphasis"/>
-        </w:rPr>
-        <w:br/>
-      </w:r>
+    </w:p>
+    <w:p>
+      <w:pPr>
+        <w:pStyle w:val="TextBody"/>
+        <w:rPr/>
+      </w:pPr>
       <w:r>
         <w:rPr>
           <w:rStyle w:val="StrongEmphasis"/>
@@ -6836,7 +7165,7 @@
           <w:b w:val="false"/>
           <w:bCs w:val="false"/>
         </w:rPr>
-        <w:t>35/100 (35.0%)</w:t>
+        <w:t>23/100 (23.0%)</w:t>
       </w:r>
       <w:r>
         <w:rPr>
@@ -6870,7 +7199,7 @@
           <w:b w:val="false"/>
           <w:bCs w:val="false"/>
         </w:rPr>
-        <w:t>47.63</w:t>
+        <w:t>61.61</w:t>
       </w:r>
       <w:r>
         <w:rPr>
@@ -6900,315 +7229,21 @@
           <w:b w:val="false"/>
           <w:bCs w:val="false"/>
         </w:rPr>
-        <w:t>14.744</w:t>
-        <w:br/>
-      </w:r>
-      <w:r>
-        <w:rPr>
-          <w:rStyle w:val="StrongEmphasis"/>
-          <w:b w:val="false"/>
-          <w:bCs w:val="false"/>
-        </w:rPr>
-        <w:t>b</w:t>
-      </w:r>
-    </w:p>
-    <w:p>
-      <w:pPr>
-        <w:pStyle w:val="TextBody"/>
+        <w:t>13.197</w:t>
+      </w:r>
+    </w:p>
+    <w:p>
+      <w:pPr>
+        <w:pStyle w:val="TextBody"/>
+        <w:rPr>
+          <w:rStyle w:val="StrongEmphasis"/>
+          <w:b w:val="false"/>
+          <w:b w:val="false"/>
+          <w:bCs w:val="false"/>
+        </w:rPr>
+      </w:pPr>
+      <w:r>
         <w:rPr/>
-      </w:pPr>
-      <w:r>
-        <w:rPr>
-          <w:rStyle w:val="StrongEmphasis"/>
-          <w:b w:val="false"/>
-          <w:bCs w:val="false"/>
-        </w:rPr>
-        <w:t>Reached 30 cm: 32/100 (32%)</w:t>
-      </w:r>
-    </w:p>
-    <w:p>
-      <w:pPr>
-        <w:pStyle w:val="TextBody"/>
-        <w:rPr/>
-      </w:pPr>
-      <w:r>
-        <w:rPr>
-          <w:rStyle w:val="StrongEmphasis"/>
-          <w:b w:val="false"/>
-          <w:bCs w:val="false"/>
-        </w:rPr>
-        <w:t>Avg steps</w:t>
-        <w:noBreakHyphen/>
-        <w:t>to</w:t>
-        <w:noBreakHyphen/>
-        <w:t>30 cm (over successes):</w:t>
-      </w:r>
-      <w:r>
-        <w:rPr>
-          <w:b w:val="false"/>
-          <w:bCs w:val="false"/>
-        </w:rPr>
-        <w:t xml:space="preserve"> </w:t>
-      </w:r>
-      <w:r>
-        <w:rPr>
-          <w:rStyle w:val="StrongEmphasis"/>
-          <w:b w:val="false"/>
-          <w:bCs w:val="false"/>
-        </w:rPr>
-        <w:t>45.72</w:t>
-      </w:r>
-      <w:r>
-        <w:rPr>
-          <w:b w:val="false"/>
-          <w:bCs w:val="false"/>
-        </w:rPr>
-        <w:t xml:space="preserve"> steps</w:t>
-      </w:r>
-    </w:p>
-    <w:p>
-      <w:pPr>
-        <w:pStyle w:val="TextBody"/>
-        <w:rPr/>
-      </w:pPr>
-      <w:r>
-        <w:rPr>
-          <w:rStyle w:val="StrongEmphasis"/>
-          <w:b w:val="false"/>
-          <w:bCs w:val="false"/>
-        </w:rPr>
-        <w:t>Mean reward per env (avg over all episodes):</w:t>
-      </w:r>
-      <w:r>
-        <w:rPr>
-          <w:b w:val="false"/>
-          <w:bCs w:val="false"/>
-        </w:rPr>
-        <w:t xml:space="preserve"> </w:t>
-      </w:r>
-      <w:r>
-        <w:rPr>
-          <w:rStyle w:val="StrongEmphasis"/>
-          <w:b w:val="false"/>
-          <w:bCs w:val="false"/>
-        </w:rPr>
-        <w:t>14.16</w:t>
-      </w:r>
-    </w:p>
-    <w:p>
-      <w:pPr>
-        <w:pStyle w:val="TextBody"/>
-        <w:rPr/>
-      </w:pPr>
-      <w:r>
-        <w:rPr>
-          <w:rStyle w:val="StrongEmphasis"/>
-          <w:b w:val="false"/>
-          <w:bCs w:val="false"/>
-        </w:rPr>
-        <w:br/>
-      </w:r>
-    </w:p>
-    <w:p>
-      <w:pPr>
-        <w:pStyle w:val="TextBody"/>
-        <w:rPr>
-          <w:b w:val="false"/>
-          <w:b w:val="false"/>
-          <w:bCs w:val="false"/>
-        </w:rPr>
-      </w:pPr>
-      <w:r>
-        <w:rPr/>
-      </w:r>
-    </w:p>
-    <w:p>
-      <w:pPr>
-        <w:pStyle w:val="TextBody"/>
-        <w:rPr/>
-      </w:pPr>
-      <w:r>
-        <w:rPr>
-          <w:b w:val="false"/>
-          <w:bCs w:val="false"/>
-        </w:rPr>
-        <w:t>noise 100% vision</w:t>
-        <w:br/>
-      </w:r>
-    </w:p>
-    <w:p>
-      <w:pPr>
-        <w:pStyle w:val="TextBody"/>
-        <w:rPr/>
-      </w:pPr>
-      <w:r>
-        <w:rPr>
-          <w:b w:val="false"/>
-          <w:bCs w:val="false"/>
-        </w:rPr>
-        <w:t>same model</w:t>
-      </w:r>
-    </w:p>
-    <w:p>
-      <w:pPr>
-        <w:pStyle w:val="TextBody"/>
-        <w:rPr/>
-      </w:pPr>
-      <w:r>
-        <w:rPr>
-          <w:b w:val="false"/>
-          <w:bCs w:val="false"/>
-        </w:rPr>
-        <w:t>b</w:t>
-      </w:r>
-    </w:p>
-    <w:p>
-      <w:pPr>
-        <w:pStyle w:val="TextBody"/>
-        <w:rPr/>
-      </w:pPr>
-      <w:r>
-        <w:rPr>
-          <w:rStyle w:val="StrongEmphasis"/>
-          <w:b w:val="false"/>
-          <w:bCs w:val="false"/>
-        </w:rPr>
-        <w:t>Reached 30cm:</w:t>
-      </w:r>
-      <w:r>
-        <w:rPr>
-          <w:b w:val="false"/>
-          <w:bCs w:val="false"/>
-        </w:rPr>
-        <w:t xml:space="preserve"> </w:t>
-      </w:r>
-      <w:r>
-        <w:rPr>
-          <w:rStyle w:val="StrongEmphasis"/>
-          <w:b w:val="false"/>
-          <w:bCs w:val="false"/>
-        </w:rPr>
-        <w:t>23/100 (23.0%)</w:t>
-      </w:r>
-      <w:r>
-        <w:rPr>
-          <w:b w:val="false"/>
-          <w:bCs w:val="false"/>
-        </w:rPr>
-        <w:br/>
-      </w:r>
-      <w:r>
-        <w:rPr>
-          <w:rStyle w:val="StrongEmphasis"/>
-          <w:b w:val="false"/>
-          <w:bCs w:val="false"/>
-        </w:rPr>
-        <w:t>Avg steps</w:t>
-        <w:noBreakHyphen/>
-        <w:t>to</w:t>
-        <w:noBreakHyphen/>
-        <w:t>30cm over all successes:</w:t>
-      </w:r>
-      <w:r>
-        <w:rPr>
-          <w:b w:val="false"/>
-          <w:bCs w:val="false"/>
-        </w:rPr>
-        <w:t xml:space="preserve"> </w:t>
-      </w:r>
-      <w:r>
-        <w:rPr>
-          <w:rStyle w:val="StrongEmphasis"/>
-          <w:b w:val="false"/>
-          <w:bCs w:val="false"/>
-        </w:rPr>
-        <w:t>61.61</w:t>
-      </w:r>
-      <w:r>
-        <w:rPr>
-          <w:b w:val="false"/>
-          <w:bCs w:val="false"/>
-        </w:rPr>
-        <w:br/>
-      </w:r>
-      <w:r>
-        <w:rPr>
-          <w:rStyle w:val="StrongEmphasis"/>
-          <w:b w:val="false"/>
-          <w:bCs w:val="false"/>
-        </w:rPr>
-        <w:t>Mean reward per env (averaged over episodes):</w:t>
-      </w:r>
-      <w:r>
-        <w:rPr>
-          <w:b w:val="false"/>
-          <w:bCs w:val="false"/>
-        </w:rPr>
-        <w:t xml:space="preserve"> </w:t>
-      </w:r>
-      <w:r>
-        <w:rPr>
-          <w:rStyle w:val="StrongEmphasis"/>
-          <w:b w:val="false"/>
-          <w:bCs w:val="false"/>
-        </w:rPr>
-        <w:t>13.197</w:t>
-      </w:r>
-    </w:p>
-    <w:p>
-      <w:pPr>
-        <w:pStyle w:val="TextBody"/>
-        <w:rPr/>
-      </w:pPr>
-      <w:r>
-        <w:rPr>
-          <w:rStyle w:val="StrongEmphasis"/>
-          <w:b w:val="false"/>
-          <w:bCs w:val="false"/>
-        </w:rPr>
-        <w:t>b</w:t>
-      </w:r>
-    </w:p>
-    <w:p>
-      <w:pPr>
-        <w:pStyle w:val="TextBody"/>
-        <w:rPr/>
-      </w:pPr>
-      <w:r>
-        <w:rPr>
-          <w:rStyle w:val="StrongEmphasis"/>
-          <w:b w:val="false"/>
-          <w:bCs w:val="false"/>
-        </w:rPr>
-        <w:t>Reached 30cm: 20/100 (20.0%)</w:t>
-      </w:r>
-    </w:p>
-    <w:p>
-      <w:pPr>
-        <w:pStyle w:val="TextBody"/>
-        <w:rPr/>
-      </w:pPr>
-      <w:r>
-        <w:rPr>
-          <w:rStyle w:val="StrongEmphasis"/>
-          <w:b w:val="false"/>
-          <w:bCs w:val="false"/>
-        </w:rPr>
-        <w:t>Avg steps-to-30cm over all successes: 58.0</w:t>
-      </w:r>
-    </w:p>
-    <w:p>
-      <w:pPr>
-        <w:pStyle w:val="TextBody"/>
-        <w:rPr/>
-      </w:pPr>
-      <w:r>
-        <w:rPr>
-          <w:rStyle w:val="StrongEmphasis"/>
-          <w:b w:val="false"/>
-          <w:bCs w:val="false"/>
-        </w:rPr>
-        <w:t>Mean reward per env (averaged over episodes): 12.098</w:t>
       </w:r>
     </w:p>
     <w:p>

--- a/results.docx
+++ b/results.docx
@@ -1904,6 +1904,102 @@
         </w:rPr>
       </w:pPr>
       <w:r>
+        <w:rPr>
+          <w:b w:val="false"/>
+          <w:bCs w:val="false"/>
+          <w:sz w:val="24"/>
+          <w:szCs w:val="24"/>
+          <w:shd w:fill="auto" w:val="clear"/>
+        </w:rPr>
+        <w:t>d</w:t>
+      </w:r>
+    </w:p>
+    <w:p>
+      <w:pPr>
+        <w:pStyle w:val="Normal"/>
+        <w:rPr>
+          <w:b w:val="false"/>
+          <w:b w:val="false"/>
+          <w:bCs w:val="false"/>
+          <w:sz w:val="24"/>
+          <w:szCs w:val="24"/>
+          <w:highlight w:val="none"/>
+          <w:shd w:fill="auto" w:val="clear"/>
+        </w:rPr>
+      </w:pPr>
+      <w:r>
+        <w:rPr>
+          <w:b w:val="false"/>
+          <w:bCs w:val="false"/>
+          <w:sz w:val="24"/>
+          <w:szCs w:val="24"/>
+          <w:shd w:fill="auto" w:val="clear"/>
+        </w:rPr>
+        <w:t>Reached 30cm: 34/100 (34.0%)</w:t>
+      </w:r>
+    </w:p>
+    <w:p>
+      <w:pPr>
+        <w:pStyle w:val="Normal"/>
+        <w:rPr>
+          <w:b w:val="false"/>
+          <w:b w:val="false"/>
+          <w:bCs w:val="false"/>
+          <w:sz w:val="24"/>
+          <w:szCs w:val="24"/>
+          <w:highlight w:val="none"/>
+          <w:shd w:fill="auto" w:val="clear"/>
+        </w:rPr>
+      </w:pPr>
+      <w:r>
+        <w:rPr>
+          <w:b w:val="false"/>
+          <w:bCs w:val="false"/>
+          <w:sz w:val="24"/>
+          <w:szCs w:val="24"/>
+          <w:shd w:fill="auto" w:val="clear"/>
+        </w:rPr>
+        <w:t>Avg steps-to-30cm over all successes: 64.9</w:t>
+      </w:r>
+    </w:p>
+    <w:p>
+      <w:pPr>
+        <w:pStyle w:val="Normal"/>
+        <w:rPr>
+          <w:b w:val="false"/>
+          <w:b w:val="false"/>
+          <w:bCs w:val="false"/>
+          <w:sz w:val="24"/>
+          <w:szCs w:val="24"/>
+          <w:highlight w:val="none"/>
+          <w:shd w:fill="auto" w:val="clear"/>
+        </w:rPr>
+      </w:pPr>
+      <w:r>
+        <w:rPr>
+          <w:b w:val="false"/>
+          <w:bCs w:val="false"/>
+          <w:sz w:val="24"/>
+          <w:szCs w:val="24"/>
+          <w:shd w:fill="auto" w:val="clear"/>
+        </w:rPr>
+        <w:t>Mean reward per env (averaged over episodes): 16.874</w:t>
+      </w:r>
+    </w:p>
+    <w:p>
+      <w:pPr>
+        <w:pStyle w:val="Normal"/>
+        <w:rPr>
+          <w:b w:val="false"/>
+          <w:b w:val="false"/>
+          <w:bCs w:val="false"/>
+          <w:sz w:val="24"/>
+          <w:szCs w:val="24"/>
+          <w:highlight w:val="none"/>
+          <w:shd w:fill="auto" w:val="clear"/>
+        </w:rPr>
+      </w:pPr>
+      <w:r>
         <w:rPr/>
       </w:r>
     </w:p>
@@ -2306,6 +2402,136 @@
           <w:shd w:fill="auto" w:val="clear"/>
         </w:rPr>
         <w:t>Mean reward per env (averaged over episodes): 7.447</w:t>
+      </w:r>
+    </w:p>
+    <w:p>
+      <w:pPr>
+        <w:pStyle w:val="Normal"/>
+        <w:rPr>
+          <w:b w:val="false"/>
+          <w:b w:val="false"/>
+          <w:bCs w:val="false"/>
+          <w:sz w:val="24"/>
+          <w:szCs w:val="24"/>
+          <w:highlight w:val="none"/>
+          <w:shd w:fill="auto" w:val="clear"/>
+        </w:rPr>
+      </w:pPr>
+      <w:r>
+        <w:rPr>
+          <w:b w:val="false"/>
+          <w:bCs w:val="false"/>
+          <w:sz w:val="24"/>
+          <w:szCs w:val="24"/>
+          <w:shd w:fill="auto" w:val="clear"/>
+        </w:rPr>
+        <w:t>d</w:t>
+      </w:r>
+    </w:p>
+    <w:p>
+      <w:pPr>
+        <w:pStyle w:val="Normal"/>
+        <w:rPr>
+          <w:b w:val="false"/>
+          <w:b w:val="false"/>
+          <w:bCs w:val="false"/>
+          <w:sz w:val="24"/>
+          <w:szCs w:val="24"/>
+          <w:highlight w:val="none"/>
+          <w:shd w:fill="auto" w:val="clear"/>
+        </w:rPr>
+      </w:pPr>
+      <w:r>
+        <w:rPr>
+          <w:b w:val="false"/>
+          <w:bCs w:val="false"/>
+          <w:sz w:val="24"/>
+          <w:szCs w:val="24"/>
+          <w:shd w:fill="auto" w:val="clear"/>
+        </w:rPr>
+        <w:t>Reached 30cm: 0/100 (0.0%)</w:t>
+      </w:r>
+    </w:p>
+    <w:p>
+      <w:pPr>
+        <w:pStyle w:val="Normal"/>
+        <w:rPr>
+          <w:b w:val="false"/>
+          <w:b w:val="false"/>
+          <w:bCs w:val="false"/>
+          <w:sz w:val="24"/>
+          <w:szCs w:val="24"/>
+          <w:highlight w:val="none"/>
+          <w:shd w:fill="auto" w:val="clear"/>
+        </w:rPr>
+      </w:pPr>
+      <w:r>
+        <w:rPr>
+          <w:b w:val="false"/>
+          <w:bCs w:val="false"/>
+          <w:sz w:val="24"/>
+          <w:szCs w:val="24"/>
+          <w:shd w:fill="auto" w:val="clear"/>
+        </w:rPr>
+        <w:t>Avg steps-to-30cm over all successes: nan</w:t>
+      </w:r>
+    </w:p>
+    <w:p>
+      <w:pPr>
+        <w:pStyle w:val="Normal"/>
+        <w:rPr>
+          <w:b w:val="false"/>
+          <w:b w:val="false"/>
+          <w:bCs w:val="false"/>
+          <w:sz w:val="24"/>
+          <w:szCs w:val="24"/>
+          <w:highlight w:val="none"/>
+          <w:shd w:fill="auto" w:val="clear"/>
+        </w:rPr>
+      </w:pPr>
+      <w:r>
+        <w:rPr>
+          <w:b w:val="false"/>
+          <w:bCs w:val="false"/>
+          <w:sz w:val="24"/>
+          <w:szCs w:val="24"/>
+          <w:shd w:fill="auto" w:val="clear"/>
+        </w:rPr>
+        <w:t>Mean reward per env (averaged over episodes): 2.974</w:t>
+      </w:r>
+    </w:p>
+    <w:p>
+      <w:pPr>
+        <w:pStyle w:val="Normal"/>
+        <w:rPr>
+          <w:b w:val="false"/>
+          <w:b w:val="false"/>
+          <w:bCs w:val="false"/>
+          <w:sz w:val="24"/>
+          <w:szCs w:val="24"/>
+          <w:highlight w:val="none"/>
+          <w:shd w:fill="auto" w:val="clear"/>
+        </w:rPr>
+      </w:pPr>
+      <w:r>
+        <w:rPr/>
+      </w:r>
+    </w:p>
+    <w:p>
+      <w:pPr>
+        <w:pStyle w:val="Normal"/>
+        <w:rPr>
+          <w:b w:val="false"/>
+          <w:b w:val="false"/>
+          <w:bCs w:val="false"/>
+          <w:sz w:val="24"/>
+          <w:szCs w:val="24"/>
+          <w:highlight w:val="none"/>
+          <w:shd w:fill="auto" w:val="clear"/>
+        </w:rPr>
+      </w:pPr>
+      <w:r>
+        <w:rPr/>
       </w:r>
     </w:p>
     <w:p>
@@ -4237,9 +4463,11 @@
     <w:p>
       <w:pPr>
         <w:pStyle w:val="TextBody"/>
-        <w:rPr>
-          <w:rStyle w:val="StrongEmphasis"/>
-          <w:b w:val="false"/>
+        <w:rPr/>
+      </w:pPr>
+      <w:r>
+        <w:rPr>
+          <w:rStyle w:val="StrongEmphasis"/>
           <w:b w:val="false"/>
           <w:bCs w:val="false"/>
           <w:sz w:val="24"/>
@@ -4247,9 +4475,25 @@
           <w:shd w:fill="auto" w:val="clear"/>
           <w:lang w:val="en-US"/>
         </w:rPr>
-      </w:pPr>
-      <w:r>
+        <w:t>d</w:t>
+      </w:r>
+    </w:p>
+    <w:p>
+      <w:pPr>
+        <w:pStyle w:val="TextBody"/>
         <w:rPr/>
+      </w:pPr>
+      <w:r>
+        <w:rPr>
+          <w:rStyle w:val="StrongEmphasis"/>
+          <w:b w:val="false"/>
+          <w:bCs w:val="false"/>
+          <w:sz w:val="24"/>
+          <w:szCs w:val="24"/>
+          <w:shd w:fill="auto" w:val="clear"/>
+          <w:lang w:val="en-US"/>
+        </w:rPr>
+        <w:t>Reached 30cm: 55/100 (55.0%)</w:t>
       </w:r>
     </w:p>
     <w:p>
@@ -4267,6 +4511,60 @@
           <w:shd w:fill="auto" w:val="clear"/>
           <w:lang w:val="en-US"/>
         </w:rPr>
+        <w:t>Avg steps-to-30cm over all successes: 59.7</w:t>
+      </w:r>
+    </w:p>
+    <w:p>
+      <w:pPr>
+        <w:pStyle w:val="TextBody"/>
+        <w:rPr/>
+      </w:pPr>
+      <w:r>
+        <w:rPr>
+          <w:rStyle w:val="StrongEmphasis"/>
+          <w:b w:val="false"/>
+          <w:bCs w:val="false"/>
+          <w:sz w:val="24"/>
+          <w:szCs w:val="24"/>
+          <w:shd w:fill="auto" w:val="clear"/>
+          <w:lang w:val="en-US"/>
+        </w:rPr>
+        <w:t>Mean reward per env (averaged over episodes): 18.749</w:t>
+      </w:r>
+    </w:p>
+    <w:p>
+      <w:pPr>
+        <w:pStyle w:val="TextBody"/>
+        <w:rPr>
+          <w:rStyle w:val="StrongEmphasis"/>
+          <w:b w:val="false"/>
+          <w:b w:val="false"/>
+          <w:bCs w:val="false"/>
+          <w:sz w:val="24"/>
+          <w:szCs w:val="24"/>
+          <w:shd w:fill="auto" w:val="clear"/>
+          <w:lang w:val="en-US"/>
+        </w:rPr>
+      </w:pPr>
+      <w:r>
+        <w:rPr/>
+      </w:r>
+    </w:p>
+    <w:p>
+      <w:pPr>
+        <w:pStyle w:val="TextBody"/>
+        <w:rPr/>
+      </w:pPr>
+      <w:r>
+        <w:rPr>
+          <w:rStyle w:val="StrongEmphasis"/>
+          <w:b w:val="false"/>
+          <w:bCs w:val="false"/>
+          <w:sz w:val="24"/>
+          <w:szCs w:val="24"/>
+          <w:shd w:fill="auto" w:val="clear"/>
+          <w:lang w:val="en-US"/>
+        </w:rPr>
         <w:t>with 5</w:t>
       </w:r>
       <w:r>
@@ -4568,6 +4866,168 @@
           <w:lang w:val="en-US"/>
         </w:rPr>
         <w:t>73</w:t>
+      </w:r>
+    </w:p>
+    <w:p>
+      <w:pPr>
+        <w:pStyle w:val="TextBody"/>
+        <w:rPr/>
+      </w:pPr>
+      <w:r>
+        <w:rPr>
+          <w:rStyle w:val="StrongEmphasis"/>
+          <w:b w:val="false"/>
+          <w:bCs w:val="false"/>
+          <w:sz w:val="24"/>
+          <w:szCs w:val="24"/>
+          <w:shd w:fill="auto" w:val="clear"/>
+          <w:lang w:val="en-US"/>
+        </w:rPr>
+        <w:t>c</w:t>
+      </w:r>
+    </w:p>
+    <w:p>
+      <w:pPr>
+        <w:pStyle w:val="TextBody"/>
+        <w:rPr/>
+      </w:pPr>
+      <w:r>
+        <w:rPr>
+          <w:rStyle w:val="StrongEmphasis"/>
+          <w:b w:val="false"/>
+          <w:bCs w:val="false"/>
+          <w:sz w:val="24"/>
+          <w:szCs w:val="24"/>
+          <w:shd w:fill="auto" w:val="clear"/>
+          <w:lang w:val="en-US"/>
+        </w:rPr>
+        <w:t>Reached 30cm: 46/100 (46.0%)</w:t>
+      </w:r>
+    </w:p>
+    <w:p>
+      <w:pPr>
+        <w:pStyle w:val="TextBody"/>
+        <w:rPr/>
+      </w:pPr>
+      <w:r>
+        <w:rPr>
+          <w:rStyle w:val="StrongEmphasis"/>
+          <w:b w:val="false"/>
+          <w:bCs w:val="false"/>
+          <w:sz w:val="24"/>
+          <w:szCs w:val="24"/>
+          <w:shd w:fill="auto" w:val="clear"/>
+          <w:lang w:val="en-US"/>
+        </w:rPr>
+        <w:t>Avg steps-to-30cm over all successes: 60.0</w:t>
+      </w:r>
+    </w:p>
+    <w:p>
+      <w:pPr>
+        <w:pStyle w:val="TextBody"/>
+        <w:rPr/>
+      </w:pPr>
+      <w:r>
+        <w:rPr>
+          <w:rStyle w:val="StrongEmphasis"/>
+          <w:b w:val="false"/>
+          <w:bCs w:val="false"/>
+          <w:sz w:val="24"/>
+          <w:szCs w:val="24"/>
+          <w:shd w:fill="auto" w:val="clear"/>
+          <w:lang w:val="en-US"/>
+        </w:rPr>
+        <w:t>Mean reward per env (averaged over episodes): 18.221</w:t>
+      </w:r>
+    </w:p>
+    <w:p>
+      <w:pPr>
+        <w:pStyle w:val="TextBody"/>
+        <w:rPr/>
+      </w:pPr>
+      <w:r>
+        <w:rPr>
+          <w:rStyle w:val="StrongEmphasis"/>
+          <w:b w:val="false"/>
+          <w:bCs w:val="false"/>
+          <w:sz w:val="24"/>
+          <w:szCs w:val="24"/>
+          <w:shd w:fill="auto" w:val="clear"/>
+          <w:lang w:val="en-US"/>
+        </w:rPr>
+        <w:t>d</w:t>
+      </w:r>
+    </w:p>
+    <w:p>
+      <w:pPr>
+        <w:pStyle w:val="TextBody"/>
+        <w:rPr/>
+      </w:pPr>
+      <w:r>
+        <w:rPr>
+          <w:rStyle w:val="StrongEmphasis"/>
+          <w:b w:val="false"/>
+          <w:bCs w:val="false"/>
+          <w:sz w:val="24"/>
+          <w:szCs w:val="24"/>
+          <w:shd w:fill="auto" w:val="clear"/>
+          <w:lang w:val="en-US"/>
+        </w:rPr>
+        <w:t>Reached 30cm: 13/100 (13.0%)</w:t>
+      </w:r>
+    </w:p>
+    <w:p>
+      <w:pPr>
+        <w:pStyle w:val="TextBody"/>
+        <w:rPr/>
+      </w:pPr>
+      <w:r>
+        <w:rPr>
+          <w:rStyle w:val="StrongEmphasis"/>
+          <w:b w:val="false"/>
+          <w:bCs w:val="false"/>
+          <w:sz w:val="24"/>
+          <w:szCs w:val="24"/>
+          <w:shd w:fill="auto" w:val="clear"/>
+          <w:lang w:val="en-US"/>
+        </w:rPr>
+        <w:t>Avg steps-to-30cm over all successes: 80.5</w:t>
+      </w:r>
+    </w:p>
+    <w:p>
+      <w:pPr>
+        <w:pStyle w:val="TextBody"/>
+        <w:rPr/>
+      </w:pPr>
+      <w:r>
+        <w:rPr>
+          <w:rStyle w:val="StrongEmphasis"/>
+          <w:b w:val="false"/>
+          <w:bCs w:val="false"/>
+          <w:sz w:val="24"/>
+          <w:szCs w:val="24"/>
+          <w:shd w:fill="auto" w:val="clear"/>
+          <w:lang w:val="en-US"/>
+        </w:rPr>
+        <w:t>Mean reward per env (averaged over episodes): 9.491</w:t>
+      </w:r>
+    </w:p>
+    <w:p>
+      <w:pPr>
+        <w:pStyle w:val="TextBody"/>
+        <w:rPr>
+          <w:rStyle w:val="StrongEmphasis"/>
+          <w:b w:val="false"/>
+          <w:b w:val="false"/>
+          <w:bCs w:val="false"/>
+          <w:sz w:val="24"/>
+          <w:szCs w:val="24"/>
+          <w:shd w:fill="auto" w:val="clear"/>
+          <w:lang w:val="en-US"/>
+        </w:rPr>
+      </w:pPr>
+      <w:r>
+        <w:rPr/>
       </w:r>
     </w:p>
     <w:p>
@@ -7007,24 +7467,107 @@
           <w:b w:val="false"/>
           <w:b w:val="false"/>
           <w:bCs w:val="false"/>
-        </w:rPr>
-      </w:pPr>
-      <w:r>
+          <w:sz w:val="20"/>
+          <w:szCs w:val="20"/>
+          <w:lang w:val="en-US"/>
+        </w:rPr>
+      </w:pPr>
+      <w:r>
+        <w:rPr>
+          <w:b w:val="false"/>
+          <w:bCs w:val="false"/>
+        </w:rPr>
+        <w:t>c</w:t>
+      </w:r>
+    </w:p>
+    <w:p>
+      <w:pPr>
+        <w:pStyle w:val="TextBody"/>
+        <w:rPr>
+          <w:rStyle w:val="StrongEmphasis"/>
+          <w:b w:val="false"/>
+          <w:b w:val="false"/>
+          <w:bCs w:val="false"/>
+          <w:sz w:val="20"/>
+          <w:szCs w:val="20"/>
+          <w:lang w:val="en-US"/>
+        </w:rPr>
+      </w:pPr>
+      <w:r>
+        <w:rPr>
+          <w:b w:val="false"/>
+          <w:bCs w:val="false"/>
+        </w:rPr>
+        <w:t>Reached 30cm: 26/100 (26.0%)</w:t>
+      </w:r>
+    </w:p>
+    <w:p>
+      <w:pPr>
+        <w:pStyle w:val="TextBody"/>
+        <w:rPr>
+          <w:rStyle w:val="StrongEmphasis"/>
+          <w:b w:val="false"/>
+          <w:b w:val="false"/>
+          <w:bCs w:val="false"/>
+          <w:sz w:val="20"/>
+          <w:szCs w:val="20"/>
+          <w:lang w:val="en-US"/>
+        </w:rPr>
+      </w:pPr>
+      <w:r>
+        <w:rPr>
+          <w:b w:val="false"/>
+          <w:bCs w:val="false"/>
+        </w:rPr>
+        <w:t>Avg steps-to-30cm over all successes: 52.2</w:t>
+      </w:r>
+    </w:p>
+    <w:p>
+      <w:pPr>
+        <w:pStyle w:val="TextBody"/>
+        <w:rPr>
+          <w:rStyle w:val="StrongEmphasis"/>
+          <w:b w:val="false"/>
+          <w:b w:val="false"/>
+          <w:bCs w:val="false"/>
+          <w:sz w:val="20"/>
+          <w:szCs w:val="20"/>
+          <w:lang w:val="en-US"/>
+        </w:rPr>
+      </w:pPr>
+      <w:r>
+        <w:rPr>
+          <w:b w:val="false"/>
+          <w:bCs w:val="false"/>
+        </w:rPr>
+        <w:t>Mean reward per env (averaged over episodes): 13.244</w:t>
+      </w:r>
+    </w:p>
+    <w:p>
+      <w:pPr>
+        <w:pStyle w:val="TextBody"/>
         <w:rPr/>
-      </w:r>
-    </w:p>
-    <w:p>
-      <w:pPr>
-        <w:pStyle w:val="TextBody"/>
-        <w:rPr>
-          <w:rStyle w:val="StrongEmphasis"/>
-          <w:b w:val="false"/>
-          <w:b w:val="false"/>
-          <w:bCs w:val="false"/>
-        </w:rPr>
-      </w:pPr>
-      <w:r>
+      </w:pPr>
+      <w:r>
+        <w:rPr>
+          <w:b w:val="false"/>
+          <w:bCs w:val="false"/>
+        </w:rPr>
+        <w:t>d</w:t>
+      </w:r>
+    </w:p>
+    <w:p>
+      <w:pPr>
+        <w:pStyle w:val="TextBody"/>
         <w:rPr/>
+      </w:pPr>
+      <w:r>
+        <w:rPr>
+          <w:rStyle w:val="StrongEmphasis"/>
+          <w:b w:val="false"/>
+          <w:bCs w:val="false"/>
+        </w:rPr>
+        <w:t>Reached 30cm: 36/100 (36.0%)</w:t>
       </w:r>
     </w:p>
     <w:p>
@@ -7038,6 +7581,62 @@
           <w:b w:val="false"/>
           <w:bCs w:val="false"/>
         </w:rPr>
+        <w:t>Avg steps-to-30cm over all successes: 59.1</w:t>
+      </w:r>
+    </w:p>
+    <w:p>
+      <w:pPr>
+        <w:pStyle w:val="TextBody"/>
+        <w:rPr/>
+      </w:pPr>
+      <w:r>
+        <w:rPr>
+          <w:rStyle w:val="StrongEmphasis"/>
+          <w:b w:val="false"/>
+          <w:bCs w:val="false"/>
+        </w:rPr>
+        <w:t>Mean reward per env (averaged over episodes): 16.204</w:t>
+      </w:r>
+    </w:p>
+    <w:p>
+      <w:pPr>
+        <w:pStyle w:val="TextBody"/>
+        <w:rPr>
+          <w:rStyle w:val="StrongEmphasis"/>
+          <w:b w:val="false"/>
+          <w:b w:val="false"/>
+          <w:bCs w:val="false"/>
+        </w:rPr>
+      </w:pPr>
+      <w:r>
+        <w:rPr/>
+      </w:r>
+    </w:p>
+    <w:p>
+      <w:pPr>
+        <w:pStyle w:val="TextBody"/>
+        <w:rPr>
+          <w:rStyle w:val="StrongEmphasis"/>
+          <w:b w:val="false"/>
+          <w:b w:val="false"/>
+          <w:bCs w:val="false"/>
+        </w:rPr>
+      </w:pPr>
+      <w:r>
+        <w:rPr/>
+      </w:r>
+    </w:p>
+    <w:p>
+      <w:pPr>
+        <w:pStyle w:val="TextBody"/>
+        <w:rPr/>
+      </w:pPr>
+      <w:r>
+        <w:rPr>
+          <w:rStyle w:val="StrongEmphasis"/>
+          <w:b w:val="false"/>
+          <w:bCs w:val="false"/>
+        </w:rPr>
         <w:t xml:space="preserve">noise </w:t>
       </w:r>
       <w:r>
@@ -7066,42 +7665,155 @@
     <w:p>
       <w:pPr>
         <w:pStyle w:val="TextBody"/>
-        <w:rPr>
-          <w:rStyle w:val="StrongEmphasis"/>
-          <w:b w:val="false"/>
-          <w:b w:val="false"/>
-          <w:bCs w:val="false"/>
-        </w:rPr>
-      </w:pPr>
-      <w:r>
-        <w:rPr>
-          <w:rStyle w:val="StrongEmphasis"/>
-          <w:b w:val="false"/>
-          <w:bCs w:val="false"/>
-        </w:rPr>
-        <w:t>Reached 30cm: 31/100 (31.0%)</w:t>
-        <w:br/>
-        <w:t>Avg steps</w:t>
-        <w:noBreakHyphen/>
-        <w:t>to</w:t>
-        <w:noBreakHyphen/>
-        <w:t>30cm over all successes: 47.42</w:t>
-        <w:br/>
-        <w:t>Mean reward per env (averaged over episodes): 14.472</w:t>
-      </w:r>
-    </w:p>
-    <w:p>
-      <w:pPr>
-        <w:pStyle w:val="TextBody"/>
-        <w:rPr>
-          <w:rStyle w:val="StrongEmphasis"/>
-          <w:b w:val="false"/>
-          <w:b w:val="false"/>
-          <w:bCs w:val="false"/>
-        </w:rPr>
-      </w:pPr>
-      <w:r>
         <w:rPr/>
+      </w:pPr>
+      <w:r>
+        <w:rPr>
+          <w:rStyle w:val="StrongEmphasis"/>
+          <w:b w:val="false"/>
+          <w:bCs w:val="false"/>
+        </w:rPr>
+        <w:t>Reached 30cm: 18/100 (18.0%)</w:t>
+      </w:r>
+    </w:p>
+    <w:p>
+      <w:pPr>
+        <w:pStyle w:val="TextBody"/>
+        <w:rPr/>
+      </w:pPr>
+      <w:r>
+        <w:rPr>
+          <w:rStyle w:val="StrongEmphasis"/>
+          <w:b w:val="false"/>
+          <w:bCs w:val="false"/>
+        </w:rPr>
+        <w:t>Avg steps-to-30cm over all successes: 59.3</w:t>
+      </w:r>
+    </w:p>
+    <w:p>
+      <w:pPr>
+        <w:pStyle w:val="TextBody"/>
+        <w:rPr/>
+      </w:pPr>
+      <w:r>
+        <w:rPr>
+          <w:rStyle w:val="StrongEmphasis"/>
+          <w:b w:val="false"/>
+          <w:bCs w:val="false"/>
+        </w:rPr>
+        <w:t>Mean reward per env (averaged over episodes): 11.835</w:t>
+      </w:r>
+    </w:p>
+    <w:p>
+      <w:pPr>
+        <w:pStyle w:val="TextBody"/>
+        <w:rPr/>
+      </w:pPr>
+      <w:r>
+        <w:rPr>
+          <w:rStyle w:val="StrongEmphasis"/>
+          <w:b w:val="false"/>
+          <w:bCs w:val="false"/>
+        </w:rPr>
+        <w:t>c</w:t>
+      </w:r>
+    </w:p>
+    <w:p>
+      <w:pPr>
+        <w:pStyle w:val="TextBody"/>
+        <w:rPr/>
+      </w:pPr>
+      <w:r>
+        <w:rPr>
+          <w:rStyle w:val="StrongEmphasis"/>
+          <w:b w:val="false"/>
+          <w:bCs w:val="false"/>
+        </w:rPr>
+        <w:t>Reached 30cm: 51/100 (51.0%)</w:t>
+      </w:r>
+    </w:p>
+    <w:p>
+      <w:pPr>
+        <w:pStyle w:val="TextBody"/>
+        <w:rPr/>
+      </w:pPr>
+      <w:r>
+        <w:rPr>
+          <w:rStyle w:val="StrongEmphasis"/>
+          <w:b w:val="false"/>
+          <w:bCs w:val="false"/>
+        </w:rPr>
+        <w:t>Avg steps-to-30cm over all successes: 62.3</w:t>
+      </w:r>
+    </w:p>
+    <w:p>
+      <w:pPr>
+        <w:pStyle w:val="TextBody"/>
+        <w:rPr/>
+      </w:pPr>
+      <w:r>
+        <w:rPr>
+          <w:rStyle w:val="StrongEmphasis"/>
+          <w:b w:val="false"/>
+          <w:bCs w:val="false"/>
+        </w:rPr>
+        <w:t>Mean reward per env (averaged over episodes): 18.434</w:t>
+      </w:r>
+    </w:p>
+    <w:p>
+      <w:pPr>
+        <w:pStyle w:val="TextBody"/>
+        <w:rPr/>
+      </w:pPr>
+      <w:r>
+        <w:rPr>
+          <w:rStyle w:val="StrongEmphasis"/>
+          <w:b w:val="false"/>
+          <w:bCs w:val="false"/>
+        </w:rPr>
+        <w:t>d</w:t>
+      </w:r>
+    </w:p>
+    <w:p>
+      <w:pPr>
+        <w:pStyle w:val="TextBody"/>
+        <w:rPr/>
+      </w:pPr>
+      <w:r>
+        <w:rPr>
+          <w:rStyle w:val="StrongEmphasis"/>
+          <w:b w:val="false"/>
+          <w:bCs w:val="false"/>
+        </w:rPr>
+        <w:t>Reached 30cm: 38/100 (38.0%)</w:t>
+      </w:r>
+    </w:p>
+    <w:p>
+      <w:pPr>
+        <w:pStyle w:val="TextBody"/>
+        <w:rPr/>
+      </w:pPr>
+      <w:r>
+        <w:rPr>
+          <w:rStyle w:val="StrongEmphasis"/>
+          <w:b w:val="false"/>
+          <w:bCs w:val="false"/>
+        </w:rPr>
+        <w:t>Avg steps-to-30cm over all successes: 60.5</w:t>
+      </w:r>
+    </w:p>
+    <w:p>
+      <w:pPr>
+        <w:pStyle w:val="TextBody"/>
+        <w:rPr/>
+      </w:pPr>
+      <w:r>
+        <w:rPr>
+          <w:rStyle w:val="StrongEmphasis"/>
+          <w:b w:val="false"/>
+          <w:bCs w:val="false"/>
+        </w:rPr>
+        <w:t>Mean reward per env (averaged over episodes): 17.651</w:t>
       </w:r>
     </w:p>
     <w:p>
@@ -7150,113 +7862,143 @@
           <w:b w:val="false"/>
           <w:bCs w:val="false"/>
         </w:rPr>
-        <w:t>Reached 30cm:</w:t>
-      </w:r>
-      <w:r>
-        <w:rPr>
-          <w:b w:val="false"/>
-          <w:bCs w:val="false"/>
-        </w:rPr>
-        <w:t xml:space="preserve"> </w:t>
-      </w:r>
-      <w:r>
-        <w:rPr>
-          <w:rStyle w:val="StrongEmphasis"/>
-          <w:b w:val="false"/>
-          <w:bCs w:val="false"/>
-        </w:rPr>
-        <w:t>23/100 (23.0%)</w:t>
-      </w:r>
-      <w:r>
-        <w:rPr>
-          <w:b w:val="false"/>
-          <w:bCs w:val="false"/>
-        </w:rPr>
-        <w:br/>
-      </w:r>
-      <w:r>
-        <w:rPr>
-          <w:rStyle w:val="StrongEmphasis"/>
-          <w:b w:val="false"/>
-          <w:bCs w:val="false"/>
-        </w:rPr>
-        <w:t>Avg steps</w:t>
-        <w:noBreakHyphen/>
-        <w:t>to</w:t>
-        <w:noBreakHyphen/>
-        <w:t>30cm over all successes:</w:t>
-      </w:r>
-      <w:r>
-        <w:rPr>
-          <w:b w:val="false"/>
-          <w:bCs w:val="false"/>
-        </w:rPr>
-        <w:t xml:space="preserve"> </w:t>
-      </w:r>
-      <w:r>
-        <w:rPr>
-          <w:rStyle w:val="StrongEmphasis"/>
-          <w:b w:val="false"/>
-          <w:bCs w:val="false"/>
-        </w:rPr>
-        <w:t>61.61</w:t>
-      </w:r>
-      <w:r>
-        <w:rPr>
-          <w:b w:val="false"/>
-          <w:bCs w:val="false"/>
-        </w:rPr>
-        <w:br/>
-      </w:r>
-      <w:r>
-        <w:rPr>
-          <w:rStyle w:val="StrongEmphasis"/>
-          <w:b w:val="false"/>
-          <w:bCs w:val="false"/>
-        </w:rPr>
-        <w:t>Mean reward per env (averaged over episodes):</w:t>
-      </w:r>
-      <w:r>
-        <w:rPr>
-          <w:b w:val="false"/>
-          <w:bCs w:val="false"/>
-        </w:rPr>
-        <w:t xml:space="preserve"> </w:t>
-      </w:r>
-      <w:r>
-        <w:rPr>
-          <w:rStyle w:val="StrongEmphasis"/>
-          <w:b w:val="false"/>
-          <w:bCs w:val="false"/>
-        </w:rPr>
-        <w:t>13.197</w:t>
-      </w:r>
-    </w:p>
-    <w:p>
-      <w:pPr>
-        <w:pStyle w:val="TextBody"/>
-        <w:rPr>
-          <w:rStyle w:val="StrongEmphasis"/>
-          <w:b w:val="false"/>
-          <w:b w:val="false"/>
-          <w:bCs w:val="false"/>
-        </w:rPr>
-      </w:pPr>
-      <w:r>
+        <w:t>Reached 30cm: 19/100 (19.0%)</w:t>
+      </w:r>
+    </w:p>
+    <w:p>
+      <w:pPr>
+        <w:pStyle w:val="TextBody"/>
         <w:rPr/>
-      </w:r>
-    </w:p>
-    <w:p>
-      <w:pPr>
-        <w:pStyle w:val="TextBody"/>
-        <w:rPr>
-          <w:b w:val="false"/>
-          <w:b w:val="false"/>
-          <w:bCs w:val="false"/>
-        </w:rPr>
-      </w:pPr>
-      <w:r>
+      </w:pPr>
+      <w:r>
+        <w:rPr>
+          <w:rStyle w:val="StrongEmphasis"/>
+          <w:b w:val="false"/>
+          <w:bCs w:val="false"/>
+        </w:rPr>
+        <w:t>Avg steps-to-30cm over all successes: 72.1</w:t>
+      </w:r>
+    </w:p>
+    <w:p>
+      <w:pPr>
+        <w:pStyle w:val="TextBody"/>
         <w:rPr/>
+      </w:pPr>
+      <w:r>
+        <w:rPr>
+          <w:rStyle w:val="StrongEmphasis"/>
+          <w:b w:val="false"/>
+          <w:bCs w:val="false"/>
+        </w:rPr>
+        <w:t>Mean reward per env (averaged over episodes): 10.887</w:t>
+      </w:r>
+    </w:p>
+    <w:p>
+      <w:pPr>
+        <w:pStyle w:val="TextBody"/>
+        <w:rPr/>
+      </w:pPr>
+      <w:r>
+        <w:rPr>
+          <w:rStyle w:val="StrongEmphasis"/>
+          <w:b w:val="false"/>
+          <w:bCs w:val="false"/>
+        </w:rPr>
+        <w:t>c</w:t>
+      </w:r>
+    </w:p>
+    <w:p>
+      <w:pPr>
+        <w:pStyle w:val="TextBody"/>
+        <w:rPr/>
+      </w:pPr>
+      <w:r>
+        <w:rPr>
+          <w:rStyle w:val="StrongEmphasis"/>
+          <w:b w:val="false"/>
+          <w:bCs w:val="false"/>
+        </w:rPr>
+        <w:t>Reached 30cm: 12/100 (12.0%)</w:t>
+      </w:r>
+    </w:p>
+    <w:p>
+      <w:pPr>
+        <w:pStyle w:val="TextBody"/>
+        <w:rPr/>
+      </w:pPr>
+      <w:r>
+        <w:rPr>
+          <w:rStyle w:val="StrongEmphasis"/>
+          <w:b w:val="false"/>
+          <w:bCs w:val="false"/>
+        </w:rPr>
+        <w:t>Avg steps-to-30cm over all successes: 63.6</w:t>
+      </w:r>
+    </w:p>
+    <w:p>
+      <w:pPr>
+        <w:pStyle w:val="TextBody"/>
+        <w:rPr/>
+      </w:pPr>
+      <w:r>
+        <w:rPr>
+          <w:rStyle w:val="StrongEmphasis"/>
+          <w:b w:val="false"/>
+          <w:bCs w:val="false"/>
+        </w:rPr>
+        <w:t>Mean reward per env (averaged over episodes): 9.710</w:t>
+      </w:r>
+    </w:p>
+    <w:p>
+      <w:pPr>
+        <w:pStyle w:val="TextBody"/>
+        <w:rPr/>
+      </w:pPr>
+      <w:r>
+        <w:rPr>
+          <w:b w:val="false"/>
+          <w:bCs w:val="false"/>
+        </w:rPr>
+        <w:t>d</w:t>
+      </w:r>
+    </w:p>
+    <w:p>
+      <w:pPr>
+        <w:pStyle w:val="TextBody"/>
+        <w:rPr/>
+      </w:pPr>
+      <w:r>
+        <w:rPr>
+          <w:b w:val="false"/>
+          <w:bCs w:val="false"/>
+        </w:rPr>
+        <w:t>Reached 30cm: 44/100 (44.0%)</w:t>
+      </w:r>
+    </w:p>
+    <w:p>
+      <w:pPr>
+        <w:pStyle w:val="TextBody"/>
+        <w:rPr/>
+      </w:pPr>
+      <w:r>
+        <w:rPr>
+          <w:b w:val="false"/>
+          <w:bCs w:val="false"/>
+        </w:rPr>
+        <w:t>Avg steps-to-30cm over all successes: 60.8</w:t>
+      </w:r>
+    </w:p>
+    <w:p>
+      <w:pPr>
+        <w:pStyle w:val="TextBody"/>
+        <w:rPr/>
+      </w:pPr>
+      <w:r>
+        <w:rPr>
+          <w:b w:val="false"/>
+          <w:bCs w:val="false"/>
+        </w:rPr>
+        <w:t>Mean reward per env (averaged over episodes): 17.773</w:t>
       </w:r>
     </w:p>
     <w:p>
